--- a/ppt guidelines.docx
+++ b/ppt guidelines.docx
@@ -18,18 +18,18 @@
           <w:kern w:val="0"/>
           <w:sz w:val="24"/>
           <w:szCs w:val="24"/>
-          <w:lang w:val="en-KE" w:eastAsia="en-KE"/>
-          <w14:ligatures w14:val="none"/>
-        </w:rPr>
-      </w:pPr>
-      <w:r>
-        <w:rPr>
-          <w:rFonts w:ascii="Arial" w:eastAsia="Times New Roman" w:hAnsi="Arial" w:cs="Arial"/>
-          <w:color w:val="010101"/>
-          <w:kern w:val="0"/>
-          <w:sz w:val="24"/>
-          <w:szCs w:val="24"/>
-          <w:lang w:val="en-KE" w:eastAsia="en-KE"/>
+          <w:lang w:eastAsia="en-KE"/>
+          <w14:ligatures w14:val="none"/>
+        </w:rPr>
+      </w:pPr>
+      <w:r>
+        <w:rPr>
+          <w:rFonts w:ascii="Arial" w:eastAsia="Times New Roman" w:hAnsi="Arial" w:cs="Arial"/>
+          <w:color w:val="010101"/>
+          <w:kern w:val="0"/>
+          <w:sz w:val="24"/>
+          <w:szCs w:val="24"/>
+          <w:lang w:eastAsia="en-KE"/>
           <w14:ligatures w14:val="none"/>
         </w:rPr>
         <w:t xml:space="preserve">he </w:t>
@@ -42,7 +42,7 @@
           <w:kern w:val="0"/>
           <w:sz w:val="24"/>
           <w:szCs w:val="24"/>
-          <w:lang w:val="en-KE" w:eastAsia="en-KE"/>
+          <w:lang w:eastAsia="en-KE"/>
           <w14:ligatures w14:val="none"/>
         </w:rPr>
         <w:t>deck</w:t>
@@ -55,7 +55,7 @@
           <w:kern w:val="0"/>
           <w:sz w:val="24"/>
           <w:szCs w:val="24"/>
-          <w:lang w:val="en-KE" w:eastAsia="en-KE"/>
+          <w:lang w:eastAsia="en-KE"/>
           <w14:ligatures w14:val="none"/>
         </w:rPr>
         <w:t xml:space="preserve"> should function as a </w:t>
@@ -70,7 +70,7 @@
           <w:sz w:val="24"/>
           <w:szCs w:val="24"/>
           <w:bdr w:val="single" w:sz="2" w:space="0" w:color="E5E7EB" w:frame="1"/>
-          <w:lang w:val="en-KE" w:eastAsia="en-KE"/>
+          <w:lang w:eastAsia="en-KE"/>
           <w14:ligatures w14:val="none"/>
         </w:rPr>
         <w:t>standalone executive pitch</w:t>
@@ -82,7 +82,7 @@
           <w:kern w:val="0"/>
           <w:sz w:val="24"/>
           <w:szCs w:val="24"/>
-          <w:lang w:val="en-KE" w:eastAsia="en-KE"/>
+          <w:lang w:eastAsia="en-KE"/>
           <w14:ligatures w14:val="none"/>
         </w:rPr>
         <w:t>: someone who has not read the written report should still understand the problem, insight, solution, value, and requested next step. </w:t>
@@ -97,7 +97,7 @@
             <w:szCs w:val="24"/>
             <w:u w:val="single"/>
             <w:bdr w:val="single" w:sz="2" w:space="0" w:color="E5E7EB" w:frame="1"/>
-            <w:lang w:val="en-KE" w:eastAsia="en-KE"/>
+            <w:lang w:eastAsia="en-KE"/>
             <w14:ligatures w14:val="none"/>
           </w:rPr>
           <w:t>Capstone Presentation Handbook</w:t>
@@ -112,7 +112,7 @@
           <w:kern w:val="0"/>
           <w:sz w:val="24"/>
           <w:szCs w:val="24"/>
-          <w:lang w:val="en-KE" w:eastAsia="en-KE"/>
+          <w:lang w:eastAsia="en-KE"/>
           <w14:ligatures w14:val="none"/>
         </w:rPr>
       </w:pPr>
@@ -122,7 +122,7 @@
           <w:kern w:val="0"/>
           <w:sz w:val="24"/>
           <w:szCs w:val="24"/>
-          <w:lang w:val="en-KE" w:eastAsia="en-KE"/>
+          <w:lang w:eastAsia="en-KE"/>
           <w14:ligatures w14:val="none"/>
         </w:rPr>
         <w:pict w14:anchorId="6A588DDD">
@@ -147,7 +147,7 @@
           <w:kern w:val="0"/>
           <w:sz w:val="27"/>
           <w:szCs w:val="27"/>
-          <w:lang w:val="en-KE" w:eastAsia="en-KE"/>
+          <w:lang w:eastAsia="en-KE"/>
           <w14:ligatures w14:val="none"/>
         </w:rPr>
       </w:pPr>
@@ -158,7 +158,7 @@
           <w:kern w:val="0"/>
           <w:sz w:val="27"/>
           <w:szCs w:val="27"/>
-          <w:lang w:val="en-KE" w:eastAsia="en-KE"/>
+          <w:lang w:eastAsia="en-KE"/>
           <w14:ligatures w14:val="none"/>
         </w:rPr>
         <w:t>1. Design for a specific audience and decision</w:t>
@@ -180,18 +180,18 @@
           <w:kern w:val="0"/>
           <w:sz w:val="24"/>
           <w:szCs w:val="24"/>
-          <w:lang w:val="en-KE" w:eastAsia="en-KE"/>
-          <w14:ligatures w14:val="none"/>
-        </w:rPr>
-      </w:pPr>
-      <w:r>
-        <w:rPr>
-          <w:rFonts w:ascii="Arial" w:eastAsia="Times New Roman" w:hAnsi="Arial" w:cs="Arial"/>
-          <w:color w:val="010101"/>
-          <w:kern w:val="0"/>
-          <w:sz w:val="24"/>
-          <w:szCs w:val="24"/>
-          <w:lang w:val="en-KE" w:eastAsia="en-KE"/>
+          <w:lang w:eastAsia="en-KE"/>
+          <w14:ligatures w14:val="none"/>
+        </w:rPr>
+      </w:pPr>
+      <w:r>
+        <w:rPr>
+          <w:rFonts w:ascii="Arial" w:eastAsia="Times New Roman" w:hAnsi="Arial" w:cs="Arial"/>
+          <w:color w:val="010101"/>
+          <w:kern w:val="0"/>
+          <w:sz w:val="24"/>
+          <w:szCs w:val="24"/>
+          <w:lang w:eastAsia="en-KE"/>
           <w14:ligatures w14:val="none"/>
         </w:rPr>
         <w:t>Start by defining:</w:t>
@@ -217,7 +217,7 @@
           <w:kern w:val="0"/>
           <w:sz w:val="24"/>
           <w:szCs w:val="24"/>
-          <w:lang w:val="en-KE" w:eastAsia="en-KE"/>
+          <w:lang w:eastAsia="en-KE"/>
           <w14:ligatures w14:val="none"/>
         </w:rPr>
       </w:pPr>
@@ -231,7 +231,7 @@
           <w:sz w:val="24"/>
           <w:szCs w:val="24"/>
           <w:bdr w:val="single" w:sz="2" w:space="0" w:color="E5E7EB" w:frame="1"/>
-          <w:lang w:val="en-KE" w:eastAsia="en-KE"/>
+          <w:lang w:eastAsia="en-KE"/>
           <w14:ligatures w14:val="none"/>
         </w:rPr>
         <w:t>Audience:</w:t>
@@ -243,7 +243,7 @@
           <w:kern w:val="0"/>
           <w:sz w:val="24"/>
           <w:szCs w:val="24"/>
-          <w:lang w:val="en-KE" w:eastAsia="en-KE"/>
+          <w:lang w:eastAsia="en-KE"/>
           <w14:ligatures w14:val="none"/>
         </w:rPr>
         <w:t> Who will view this—executives, investors, sponsors, technical leaders, or nontechnical stakeholders?</w:t>
@@ -269,7 +269,7 @@
           <w:kern w:val="0"/>
           <w:sz w:val="24"/>
           <w:szCs w:val="24"/>
-          <w:lang w:val="en-KE" w:eastAsia="en-KE"/>
+          <w:lang w:eastAsia="en-KE"/>
           <w14:ligatures w14:val="none"/>
         </w:rPr>
       </w:pPr>
@@ -283,7 +283,7 @@
           <w:sz w:val="24"/>
           <w:szCs w:val="24"/>
           <w:bdr w:val="single" w:sz="2" w:space="0" w:color="E5E7EB" w:frame="1"/>
-          <w:lang w:val="en-KE" w:eastAsia="en-KE"/>
+          <w:lang w:eastAsia="en-KE"/>
           <w14:ligatures w14:val="none"/>
         </w:rPr>
         <w:t>Context:</w:t>
@@ -295,7 +295,7 @@
           <w:kern w:val="0"/>
           <w:sz w:val="24"/>
           <w:szCs w:val="24"/>
-          <w:lang w:val="en-KE" w:eastAsia="en-KE"/>
+          <w:lang w:eastAsia="en-KE"/>
           <w14:ligatures w14:val="none"/>
         </w:rPr>
         <w:t> Why are you presenting to them now?</w:t>
@@ -321,7 +321,7 @@
           <w:kern w:val="0"/>
           <w:sz w:val="24"/>
           <w:szCs w:val="24"/>
-          <w:lang w:val="en-KE" w:eastAsia="en-KE"/>
+          <w:lang w:eastAsia="en-KE"/>
           <w14:ligatures w14:val="none"/>
         </w:rPr>
       </w:pPr>
@@ -335,7 +335,7 @@
           <w:sz w:val="24"/>
           <w:szCs w:val="24"/>
           <w:bdr w:val="single" w:sz="2" w:space="0" w:color="E5E7EB" w:frame="1"/>
-          <w:lang w:val="en-KE" w:eastAsia="en-KE"/>
+          <w:lang w:eastAsia="en-KE"/>
           <w14:ligatures w14:val="none"/>
         </w:rPr>
         <w:t>Objective / ask:</w:t>
@@ -347,7 +347,7 @@
           <w:kern w:val="0"/>
           <w:sz w:val="24"/>
           <w:szCs w:val="24"/>
-          <w:lang w:val="en-KE" w:eastAsia="en-KE"/>
+          <w:lang w:eastAsia="en-KE"/>
           <w14:ligatures w14:val="none"/>
         </w:rPr>
         <w:t> What specifically do you want them to approve, fund, support, pilot, or do next?</w:t>
@@ -369,18 +369,18 @@
           <w:kern w:val="0"/>
           <w:sz w:val="24"/>
           <w:szCs w:val="24"/>
-          <w:lang w:val="en-KE" w:eastAsia="en-KE"/>
-          <w14:ligatures w14:val="none"/>
-        </w:rPr>
-      </w:pPr>
-      <w:r>
-        <w:rPr>
-          <w:rFonts w:ascii="Arial" w:eastAsia="Times New Roman" w:hAnsi="Arial" w:cs="Arial"/>
-          <w:color w:val="010101"/>
-          <w:kern w:val="0"/>
-          <w:sz w:val="24"/>
-          <w:szCs w:val="24"/>
-          <w:lang w:val="en-KE" w:eastAsia="en-KE"/>
+          <w:lang w:eastAsia="en-KE"/>
+          <w14:ligatures w14:val="none"/>
+        </w:rPr>
+      </w:pPr>
+      <w:r>
+        <w:rPr>
+          <w:rFonts w:ascii="Arial" w:eastAsia="Times New Roman" w:hAnsi="Arial" w:cs="Arial"/>
+          <w:color w:val="010101"/>
+          <w:kern w:val="0"/>
+          <w:sz w:val="24"/>
+          <w:szCs w:val="24"/>
+          <w:lang w:eastAsia="en-KE"/>
           <w14:ligatures w14:val="none"/>
         </w:rPr>
         <w:t>Every content and design choice should help this audience make that decision.</w:t>
@@ -394,7 +394,7 @@
           <w:kern w:val="0"/>
           <w:sz w:val="24"/>
           <w:szCs w:val="24"/>
-          <w:lang w:val="en-KE" w:eastAsia="en-KE"/>
+          <w:lang w:eastAsia="en-KE"/>
           <w14:ligatures w14:val="none"/>
         </w:rPr>
       </w:pPr>
@@ -404,7 +404,7 @@
           <w:kern w:val="0"/>
           <w:sz w:val="24"/>
           <w:szCs w:val="24"/>
-          <w:lang w:val="en-KE" w:eastAsia="en-KE"/>
+          <w:lang w:eastAsia="en-KE"/>
           <w14:ligatures w14:val="none"/>
         </w:rPr>
         <w:pict w14:anchorId="624734CB">
@@ -429,7 +429,7 @@
           <w:kern w:val="0"/>
           <w:sz w:val="27"/>
           <w:szCs w:val="27"/>
-          <w:lang w:val="en-KE" w:eastAsia="en-KE"/>
+          <w:lang w:eastAsia="en-KE"/>
           <w14:ligatures w14:val="none"/>
         </w:rPr>
       </w:pPr>
@@ -440,7 +440,7 @@
           <w:kern w:val="0"/>
           <w:sz w:val="27"/>
           <w:szCs w:val="27"/>
-          <w:lang w:val="en-KE" w:eastAsia="en-KE"/>
+          <w:lang w:eastAsia="en-KE"/>
           <w14:ligatures w14:val="none"/>
         </w:rPr>
         <w:t>2. Build around one </w:t>
@@ -455,7 +455,7 @@
           <w:sz w:val="27"/>
           <w:szCs w:val="27"/>
           <w:bdr w:val="single" w:sz="2" w:space="0" w:color="E5E7EB" w:frame="1"/>
-          <w:lang w:val="en-KE" w:eastAsia="en-KE"/>
+          <w:lang w:eastAsia="en-KE"/>
           <w14:ligatures w14:val="none"/>
         </w:rPr>
         <w:t>big idea</w:t>
@@ -477,18 +477,18 @@
           <w:kern w:val="0"/>
           <w:sz w:val="24"/>
           <w:szCs w:val="24"/>
-          <w:lang w:val="en-KE" w:eastAsia="en-KE"/>
-          <w14:ligatures w14:val="none"/>
-        </w:rPr>
-      </w:pPr>
-      <w:r>
-        <w:rPr>
-          <w:rFonts w:ascii="Arial" w:eastAsia="Times New Roman" w:hAnsi="Arial" w:cs="Arial"/>
-          <w:color w:val="010101"/>
-          <w:kern w:val="0"/>
-          <w:sz w:val="24"/>
-          <w:szCs w:val="24"/>
-          <w:lang w:val="en-KE" w:eastAsia="en-KE"/>
+          <w:lang w:eastAsia="en-KE"/>
+          <w14:ligatures w14:val="none"/>
+        </w:rPr>
+      </w:pPr>
+      <w:r>
+        <w:rPr>
+          <w:rFonts w:ascii="Arial" w:eastAsia="Times New Roman" w:hAnsi="Arial" w:cs="Arial"/>
+          <w:color w:val="010101"/>
+          <w:kern w:val="0"/>
+          <w:sz w:val="24"/>
+          <w:szCs w:val="24"/>
+          <w:lang w:eastAsia="en-KE"/>
           <w14:ligatures w14:val="none"/>
         </w:rPr>
         <w:t>Your </w:t>
@@ -503,7 +503,7 @@
           <w:sz w:val="24"/>
           <w:szCs w:val="24"/>
           <w:bdr w:val="single" w:sz="2" w:space="0" w:color="E5E7EB" w:frame="1"/>
-          <w:lang w:val="en-KE" w:eastAsia="en-KE"/>
+          <w:lang w:eastAsia="en-KE"/>
           <w14:ligatures w14:val="none"/>
         </w:rPr>
         <w:t>big idea</w:t>
@@ -515,7 +515,7 @@
           <w:kern w:val="0"/>
           <w:sz w:val="24"/>
           <w:szCs w:val="24"/>
-          <w:lang w:val="en-KE" w:eastAsia="en-KE"/>
+          <w:lang w:eastAsia="en-KE"/>
           <w14:ligatures w14:val="none"/>
         </w:rPr>
         <w:t> is the deck’s single, memorable conclusion or recommendation.</w:t>
@@ -537,18 +537,18 @@
           <w:kern w:val="0"/>
           <w:sz w:val="24"/>
           <w:szCs w:val="24"/>
-          <w:lang w:val="en-KE" w:eastAsia="en-KE"/>
-          <w14:ligatures w14:val="none"/>
-        </w:rPr>
-      </w:pPr>
-      <w:r>
-        <w:rPr>
-          <w:rFonts w:ascii="Arial" w:eastAsia="Times New Roman" w:hAnsi="Arial" w:cs="Arial"/>
-          <w:color w:val="010101"/>
-          <w:kern w:val="0"/>
-          <w:sz w:val="24"/>
-          <w:szCs w:val="24"/>
-          <w:lang w:val="en-KE" w:eastAsia="en-KE"/>
+          <w:lang w:eastAsia="en-KE"/>
+          <w14:ligatures w14:val="none"/>
+        </w:rPr>
+      </w:pPr>
+      <w:r>
+        <w:rPr>
+          <w:rFonts w:ascii="Arial" w:eastAsia="Times New Roman" w:hAnsi="Arial" w:cs="Arial"/>
+          <w:color w:val="010101"/>
+          <w:kern w:val="0"/>
+          <w:sz w:val="24"/>
+          <w:szCs w:val="24"/>
+          <w:lang w:eastAsia="en-KE"/>
           <w14:ligatures w14:val="none"/>
         </w:rPr>
         <w:t>It should be:</w:t>
@@ -574,18 +574,18 @@
           <w:kern w:val="0"/>
           <w:sz w:val="24"/>
           <w:szCs w:val="24"/>
-          <w:lang w:val="en-KE" w:eastAsia="en-KE"/>
-          <w14:ligatures w14:val="none"/>
-        </w:rPr>
-      </w:pPr>
-      <w:r>
-        <w:rPr>
-          <w:rFonts w:ascii="Arial" w:eastAsia="Times New Roman" w:hAnsi="Arial" w:cs="Arial"/>
-          <w:color w:val="010101"/>
-          <w:kern w:val="0"/>
-          <w:sz w:val="24"/>
-          <w:szCs w:val="24"/>
-          <w:lang w:val="en-KE" w:eastAsia="en-KE"/>
+          <w:lang w:eastAsia="en-KE"/>
+          <w14:ligatures w14:val="none"/>
+        </w:rPr>
+      </w:pPr>
+      <w:r>
+        <w:rPr>
+          <w:rFonts w:ascii="Arial" w:eastAsia="Times New Roman" w:hAnsi="Arial" w:cs="Arial"/>
+          <w:color w:val="010101"/>
+          <w:kern w:val="0"/>
+          <w:sz w:val="24"/>
+          <w:szCs w:val="24"/>
+          <w:lang w:eastAsia="en-KE"/>
           <w14:ligatures w14:val="none"/>
         </w:rPr>
         <w:t>Specific and action-oriented</w:t>
@@ -611,18 +611,18 @@
           <w:kern w:val="0"/>
           <w:sz w:val="24"/>
           <w:szCs w:val="24"/>
-          <w:lang w:val="en-KE" w:eastAsia="en-KE"/>
-          <w14:ligatures w14:val="none"/>
-        </w:rPr>
-      </w:pPr>
-      <w:r>
-        <w:rPr>
-          <w:rFonts w:ascii="Arial" w:eastAsia="Times New Roman" w:hAnsi="Arial" w:cs="Arial"/>
-          <w:color w:val="010101"/>
-          <w:kern w:val="0"/>
-          <w:sz w:val="24"/>
-          <w:szCs w:val="24"/>
-          <w:lang w:val="en-KE" w:eastAsia="en-KE"/>
+          <w:lang w:eastAsia="en-KE"/>
+          <w14:ligatures w14:val="none"/>
+        </w:rPr>
+      </w:pPr>
+      <w:r>
+        <w:rPr>
+          <w:rFonts w:ascii="Arial" w:eastAsia="Times New Roman" w:hAnsi="Arial" w:cs="Arial"/>
+          <w:color w:val="010101"/>
+          <w:kern w:val="0"/>
+          <w:sz w:val="24"/>
+          <w:szCs w:val="24"/>
+          <w:lang w:eastAsia="en-KE"/>
           <w14:ligatures w14:val="none"/>
         </w:rPr>
         <w:t>Relevant to the audience’s business need</w:t>
@@ -648,18 +648,18 @@
           <w:kern w:val="0"/>
           <w:sz w:val="24"/>
           <w:szCs w:val="24"/>
-          <w:lang w:val="en-KE" w:eastAsia="en-KE"/>
-          <w14:ligatures w14:val="none"/>
-        </w:rPr>
-      </w:pPr>
-      <w:r>
-        <w:rPr>
-          <w:rFonts w:ascii="Arial" w:eastAsia="Times New Roman" w:hAnsi="Arial" w:cs="Arial"/>
-          <w:color w:val="010101"/>
-          <w:kern w:val="0"/>
-          <w:sz w:val="24"/>
-          <w:szCs w:val="24"/>
-          <w:lang w:val="en-KE" w:eastAsia="en-KE"/>
+          <w:lang w:eastAsia="en-KE"/>
+          <w14:ligatures w14:val="none"/>
+        </w:rPr>
+      </w:pPr>
+      <w:r>
+        <w:rPr>
+          <w:rFonts w:ascii="Arial" w:eastAsia="Times New Roman" w:hAnsi="Arial" w:cs="Arial"/>
+          <w:color w:val="010101"/>
+          <w:kern w:val="0"/>
+          <w:sz w:val="24"/>
+          <w:szCs w:val="24"/>
+          <w:lang w:eastAsia="en-KE"/>
           <w14:ligatures w14:val="none"/>
         </w:rPr>
         <w:t>Supported by evidence</w:t>
@@ -685,18 +685,18 @@
           <w:kern w:val="0"/>
           <w:sz w:val="24"/>
           <w:szCs w:val="24"/>
-          <w:lang w:val="en-KE" w:eastAsia="en-KE"/>
-          <w14:ligatures w14:val="none"/>
-        </w:rPr>
-      </w:pPr>
-      <w:r>
-        <w:rPr>
-          <w:rFonts w:ascii="Arial" w:eastAsia="Times New Roman" w:hAnsi="Arial" w:cs="Arial"/>
-          <w:color w:val="010101"/>
-          <w:kern w:val="0"/>
-          <w:sz w:val="24"/>
-          <w:szCs w:val="24"/>
-          <w:lang w:val="en-KE" w:eastAsia="en-KE"/>
+          <w:lang w:eastAsia="en-KE"/>
+          <w14:ligatures w14:val="none"/>
+        </w:rPr>
+      </w:pPr>
+      <w:r>
+        <w:rPr>
+          <w:rFonts w:ascii="Arial" w:eastAsia="Times New Roman" w:hAnsi="Arial" w:cs="Arial"/>
+          <w:color w:val="010101"/>
+          <w:kern w:val="0"/>
+          <w:sz w:val="24"/>
+          <w:szCs w:val="24"/>
+          <w:lang w:eastAsia="en-KE"/>
           <w14:ligatures w14:val="none"/>
         </w:rPr>
         <w:t>Repeated or reinforced through the story</w:t>
@@ -722,18 +722,18 @@
           <w:kern w:val="0"/>
           <w:sz w:val="24"/>
           <w:szCs w:val="24"/>
-          <w:lang w:val="en-KE" w:eastAsia="en-KE"/>
-          <w14:ligatures w14:val="none"/>
-        </w:rPr>
-      </w:pPr>
-      <w:r>
-        <w:rPr>
-          <w:rFonts w:ascii="Arial" w:eastAsia="Times New Roman" w:hAnsi="Arial" w:cs="Arial"/>
-          <w:color w:val="010101"/>
-          <w:kern w:val="0"/>
-          <w:sz w:val="24"/>
-          <w:szCs w:val="24"/>
-          <w:lang w:val="en-KE" w:eastAsia="en-KE"/>
+          <w:lang w:eastAsia="en-KE"/>
+          <w14:ligatures w14:val="none"/>
+        </w:rPr>
+      </w:pPr>
+      <w:r>
+        <w:rPr>
+          <w:rFonts w:ascii="Arial" w:eastAsia="Times New Roman" w:hAnsi="Arial" w:cs="Arial"/>
+          <w:color w:val="010101"/>
+          <w:kern w:val="0"/>
+          <w:sz w:val="24"/>
+          <w:szCs w:val="24"/>
+          <w:lang w:eastAsia="en-KE"/>
           <w14:ligatures w14:val="none"/>
         </w:rPr>
         <w:t>Clear enough to express in one sentence</w:t>
@@ -755,7 +755,7 @@
           <w:kern w:val="0"/>
           <w:sz w:val="24"/>
           <w:szCs w:val="24"/>
-          <w:lang w:val="en-KE" w:eastAsia="en-KE"/>
+          <w:lang w:eastAsia="en-KE"/>
           <w14:ligatures w14:val="none"/>
         </w:rPr>
       </w:pPr>
@@ -769,7 +769,7 @@
           <w:sz w:val="24"/>
           <w:szCs w:val="24"/>
           <w:bdr w:val="single" w:sz="2" w:space="0" w:color="E5E7EB" w:frame="1"/>
-          <w:lang w:val="en-KE" w:eastAsia="en-KE"/>
+          <w:lang w:eastAsia="en-KE"/>
           <w14:ligatures w14:val="none"/>
         </w:rPr>
         <w:t>Example:</w:t>
@@ -793,7 +793,7 @@
           <w:kern w:val="0"/>
           <w:sz w:val="26"/>
           <w:szCs w:val="26"/>
-          <w:lang w:val="en-KE" w:eastAsia="en-KE"/>
+          <w:lang w:eastAsia="en-KE"/>
           <w14:ligatures w14:val="none"/>
         </w:rPr>
       </w:pPr>
@@ -806,7 +806,7 @@
           <w:kern w:val="0"/>
           <w:sz w:val="26"/>
           <w:szCs w:val="26"/>
-          <w:lang w:val="en-KE" w:eastAsia="en-KE"/>
+          <w:lang w:eastAsia="en-KE"/>
           <w14:ligatures w14:val="none"/>
         </w:rPr>
         <w:t>“A churn-risk model can help prioritize retention outreach during customers’ first renewal cycle.”</w:t>
@@ -828,18 +828,18 @@
           <w:kern w:val="0"/>
           <w:sz w:val="24"/>
           <w:szCs w:val="24"/>
-          <w:lang w:val="en-KE" w:eastAsia="en-KE"/>
-          <w14:ligatures w14:val="none"/>
-        </w:rPr>
-      </w:pPr>
-      <w:r>
-        <w:rPr>
-          <w:rFonts w:ascii="Arial" w:eastAsia="Times New Roman" w:hAnsi="Arial" w:cs="Arial"/>
-          <w:color w:val="010101"/>
-          <w:kern w:val="0"/>
-          <w:sz w:val="24"/>
-          <w:szCs w:val="24"/>
-          <w:lang w:val="en-KE" w:eastAsia="en-KE"/>
+          <w:lang w:eastAsia="en-KE"/>
+          <w14:ligatures w14:val="none"/>
+        </w:rPr>
+      </w:pPr>
+      <w:r>
+        <w:rPr>
+          <w:rFonts w:ascii="Arial" w:eastAsia="Times New Roman" w:hAnsi="Arial" w:cs="Arial"/>
+          <w:color w:val="010101"/>
+          <w:kern w:val="0"/>
+          <w:sz w:val="24"/>
+          <w:szCs w:val="24"/>
+          <w:lang w:eastAsia="en-KE"/>
           <w14:ligatures w14:val="none"/>
         </w:rPr>
         <w:t>Do not make the deck a chronological summary of everything your team did. Make it a case for the one decision you want the audience to take.</w:t>
@@ -853,7 +853,7 @@
           <w:kern w:val="0"/>
           <w:sz w:val="24"/>
           <w:szCs w:val="24"/>
-          <w:lang w:val="en-KE" w:eastAsia="en-KE"/>
+          <w:lang w:eastAsia="en-KE"/>
           <w14:ligatures w14:val="none"/>
         </w:rPr>
       </w:pPr>
@@ -863,7 +863,7 @@
           <w:kern w:val="0"/>
           <w:sz w:val="24"/>
           <w:szCs w:val="24"/>
-          <w:lang w:val="en-KE" w:eastAsia="en-KE"/>
+          <w:lang w:eastAsia="en-KE"/>
           <w14:ligatures w14:val="none"/>
         </w:rPr>
         <w:pict w14:anchorId="60C143F5">
@@ -888,7 +888,7 @@
           <w:kern w:val="0"/>
           <w:sz w:val="27"/>
           <w:szCs w:val="27"/>
-          <w:lang w:val="en-KE" w:eastAsia="en-KE"/>
+          <w:lang w:eastAsia="en-KE"/>
           <w14:ligatures w14:val="none"/>
         </w:rPr>
       </w:pPr>
@@ -899,7 +899,7 @@
           <w:kern w:val="0"/>
           <w:sz w:val="27"/>
           <w:szCs w:val="27"/>
-          <w:lang w:val="en-KE" w:eastAsia="en-KE"/>
+          <w:lang w:eastAsia="en-KE"/>
           <w14:ligatures w14:val="none"/>
         </w:rPr>
         <w:t xml:space="preserve">3. Use the </w:t>
@@ -912,7 +912,7 @@
           <w:kern w:val="0"/>
           <w:sz w:val="27"/>
           <w:szCs w:val="27"/>
-          <w:lang w:val="en-KE" w:eastAsia="en-KE"/>
+          <w:lang w:eastAsia="en-KE"/>
           <w14:ligatures w14:val="none"/>
         </w:rPr>
         <w:t>four core</w:t>
@@ -925,7 +925,7 @@
           <w:kern w:val="0"/>
           <w:sz w:val="27"/>
           <w:szCs w:val="27"/>
-          <w:lang w:val="en-KE" w:eastAsia="en-KE"/>
+          <w:lang w:eastAsia="en-KE"/>
           <w14:ligatures w14:val="none"/>
         </w:rPr>
         <w:t xml:space="preserve"> data-story elements</w:t>
@@ -947,18 +947,18 @@
           <w:kern w:val="0"/>
           <w:sz w:val="24"/>
           <w:szCs w:val="24"/>
-          <w:lang w:val="en-KE" w:eastAsia="en-KE"/>
-          <w14:ligatures w14:val="none"/>
-        </w:rPr>
-      </w:pPr>
-      <w:r>
-        <w:rPr>
-          <w:rFonts w:ascii="Arial" w:eastAsia="Times New Roman" w:hAnsi="Arial" w:cs="Arial"/>
-          <w:color w:val="010101"/>
-          <w:kern w:val="0"/>
-          <w:sz w:val="24"/>
-          <w:szCs w:val="24"/>
-          <w:lang w:val="en-KE" w:eastAsia="en-KE"/>
+          <w:lang w:eastAsia="en-KE"/>
+          <w14:ligatures w14:val="none"/>
+        </w:rPr>
+      </w:pPr>
+      <w:r>
+        <w:rPr>
+          <w:rFonts w:ascii="Arial" w:eastAsia="Times New Roman" w:hAnsi="Arial" w:cs="Arial"/>
+          <w:color w:val="010101"/>
+          <w:kern w:val="0"/>
+          <w:sz w:val="24"/>
+          <w:szCs w:val="24"/>
+          <w:lang w:eastAsia="en-KE"/>
           <w14:ligatures w14:val="none"/>
         </w:rPr>
         <w:t>Each major part of the deck should serve one or more of these elements:</w:t>
@@ -1017,7 +1017,7 @@
                 <w:kern w:val="0"/>
                 <w:sz w:val="24"/>
                 <w:szCs w:val="24"/>
-                <w:lang w:val="en-KE" w:eastAsia="en-KE"/>
+                <w:lang w:eastAsia="en-KE"/>
                 <w14:ligatures w14:val="none"/>
               </w:rPr>
             </w:pPr>
@@ -1030,7 +1030,7 @@
                 <w:kern w:val="0"/>
                 <w:sz w:val="24"/>
                 <w:szCs w:val="24"/>
-                <w:lang w:val="en-KE" w:eastAsia="en-KE"/>
+                <w:lang w:eastAsia="en-KE"/>
                 <w14:ligatures w14:val="none"/>
               </w:rPr>
               <w:lastRenderedPageBreak/>
@@ -1063,7 +1063,7 @@
                 <w:kern w:val="0"/>
                 <w:sz w:val="24"/>
                 <w:szCs w:val="24"/>
-                <w:lang w:val="en-KE" w:eastAsia="en-KE"/>
+                <w:lang w:eastAsia="en-KE"/>
                 <w14:ligatures w14:val="none"/>
               </w:rPr>
             </w:pPr>
@@ -1076,7 +1076,7 @@
                 <w:kern w:val="0"/>
                 <w:sz w:val="24"/>
                 <w:szCs w:val="24"/>
-                <w:lang w:val="en-KE" w:eastAsia="en-KE"/>
+                <w:lang w:eastAsia="en-KE"/>
                 <w14:ligatures w14:val="none"/>
               </w:rPr>
               <w:t>Purpose</w:t>
@@ -1108,7 +1108,7 @@
                 <w:kern w:val="0"/>
                 <w:sz w:val="24"/>
                 <w:szCs w:val="24"/>
-                <w:lang w:val="en-KE" w:eastAsia="en-KE"/>
+                <w:lang w:eastAsia="en-KE"/>
                 <w14:ligatures w14:val="none"/>
               </w:rPr>
             </w:pPr>
@@ -1121,7 +1121,7 @@
                 <w:kern w:val="0"/>
                 <w:sz w:val="24"/>
                 <w:szCs w:val="24"/>
-                <w:lang w:val="en-KE" w:eastAsia="en-KE"/>
+                <w:lang w:eastAsia="en-KE"/>
                 <w14:ligatures w14:val="none"/>
               </w:rPr>
               <w:t>What it may look like in the PPT</w:t>
@@ -1155,7 +1155,7 @@
                 <w:kern w:val="0"/>
                 <w:sz w:val="24"/>
                 <w:szCs w:val="24"/>
-                <w:lang w:val="en-KE" w:eastAsia="en-KE"/>
+                <w:lang w:eastAsia="en-KE"/>
                 <w14:ligatures w14:val="none"/>
               </w:rPr>
             </w:pPr>
@@ -1169,7 +1169,7 @@
                 <w:sz w:val="24"/>
                 <w:szCs w:val="24"/>
                 <w:bdr w:val="single" w:sz="2" w:space="0" w:color="E5E7EB" w:frame="1"/>
-                <w:lang w:val="en-KE" w:eastAsia="en-KE"/>
+                <w:lang w:eastAsia="en-KE"/>
                 <w14:ligatures w14:val="none"/>
               </w:rPr>
               <w:t>Question / problem</w:t>
@@ -1198,7 +1198,7 @@
                 <w:kern w:val="0"/>
                 <w:sz w:val="24"/>
                 <w:szCs w:val="24"/>
-                <w:lang w:val="en-KE" w:eastAsia="en-KE"/>
+                <w:lang w:eastAsia="en-KE"/>
                 <w14:ligatures w14:val="none"/>
               </w:rPr>
             </w:pPr>
@@ -1209,7 +1209,7 @@
                 <w:kern w:val="0"/>
                 <w:sz w:val="24"/>
                 <w:szCs w:val="24"/>
-                <w:lang w:val="en-KE" w:eastAsia="en-KE"/>
+                <w:lang w:eastAsia="en-KE"/>
                 <w14:ligatures w14:val="none"/>
               </w:rPr>
               <w:t>Establish the decision, pain point, or opportunity.</w:t>
@@ -1238,7 +1238,7 @@
                 <w:kern w:val="0"/>
                 <w:sz w:val="24"/>
                 <w:szCs w:val="24"/>
-                <w:lang w:val="en-KE" w:eastAsia="en-KE"/>
+                <w:lang w:eastAsia="en-KE"/>
                 <w14:ligatures w14:val="none"/>
               </w:rPr>
             </w:pPr>
@@ -1249,7 +1249,7 @@
                 <w:kern w:val="0"/>
                 <w:sz w:val="24"/>
                 <w:szCs w:val="24"/>
-                <w:lang w:val="en-KE" w:eastAsia="en-KE"/>
+                <w:lang w:eastAsia="en-KE"/>
                 <w14:ligatures w14:val="none"/>
               </w:rPr>
               <w:t>Problem statement, stakeholder need, market gap</w:t>
@@ -1283,7 +1283,7 @@
                 <w:kern w:val="0"/>
                 <w:sz w:val="24"/>
                 <w:szCs w:val="24"/>
-                <w:lang w:val="en-KE" w:eastAsia="en-KE"/>
+                <w:lang w:eastAsia="en-KE"/>
                 <w14:ligatures w14:val="none"/>
               </w:rPr>
             </w:pPr>
@@ -1297,7 +1297,7 @@
                 <w:sz w:val="24"/>
                 <w:szCs w:val="24"/>
                 <w:bdr w:val="single" w:sz="2" w:space="0" w:color="E5E7EB" w:frame="1"/>
-                <w:lang w:val="en-KE" w:eastAsia="en-KE"/>
+                <w:lang w:eastAsia="en-KE"/>
                 <w14:ligatures w14:val="none"/>
               </w:rPr>
               <w:t>Big idea</w:t>
@@ -1326,7 +1326,7 @@
                 <w:kern w:val="0"/>
                 <w:sz w:val="24"/>
                 <w:szCs w:val="24"/>
-                <w:lang w:val="en-KE" w:eastAsia="en-KE"/>
+                <w:lang w:eastAsia="en-KE"/>
                 <w14:ligatures w14:val="none"/>
               </w:rPr>
             </w:pPr>
@@ -1337,7 +1337,7 @@
                 <w:kern w:val="0"/>
                 <w:sz w:val="24"/>
                 <w:szCs w:val="24"/>
-                <w:lang w:val="en-KE" w:eastAsia="en-KE"/>
+                <w:lang w:eastAsia="en-KE"/>
                 <w14:ligatures w14:val="none"/>
               </w:rPr>
               <w:t>State the key insight or recommendation to remember.</w:t>
@@ -1366,7 +1366,7 @@
                 <w:kern w:val="0"/>
                 <w:sz w:val="24"/>
                 <w:szCs w:val="24"/>
-                <w:lang w:val="en-KE" w:eastAsia="en-KE"/>
+                <w:lang w:eastAsia="en-KE"/>
                 <w14:ligatures w14:val="none"/>
               </w:rPr>
             </w:pPr>
@@ -1377,7 +1377,7 @@
                 <w:kern w:val="0"/>
                 <w:sz w:val="24"/>
                 <w:szCs w:val="24"/>
-                <w:lang w:val="en-KE" w:eastAsia="en-KE"/>
+                <w:lang w:eastAsia="en-KE"/>
                 <w14:ligatures w14:val="none"/>
               </w:rPr>
               <w:t>Takeaway title, recommendation, proposed solution</w:t>
@@ -1411,7 +1411,7 @@
                 <w:kern w:val="0"/>
                 <w:sz w:val="24"/>
                 <w:szCs w:val="24"/>
-                <w:lang w:val="en-KE" w:eastAsia="en-KE"/>
+                <w:lang w:eastAsia="en-KE"/>
                 <w14:ligatures w14:val="none"/>
               </w:rPr>
             </w:pPr>
@@ -1425,7 +1425,7 @@
                 <w:sz w:val="24"/>
                 <w:szCs w:val="24"/>
                 <w:bdr w:val="single" w:sz="2" w:space="0" w:color="E5E7EB" w:frame="1"/>
-                <w:lang w:val="en-KE" w:eastAsia="en-KE"/>
+                <w:lang w:eastAsia="en-KE"/>
                 <w14:ligatures w14:val="none"/>
               </w:rPr>
               <w:t>Support / visual</w:t>
@@ -1454,7 +1454,7 @@
                 <w:kern w:val="0"/>
                 <w:sz w:val="24"/>
                 <w:szCs w:val="24"/>
-                <w:lang w:val="en-KE" w:eastAsia="en-KE"/>
+                <w:lang w:eastAsia="en-KE"/>
                 <w14:ligatures w14:val="none"/>
               </w:rPr>
             </w:pPr>
@@ -1465,7 +1465,7 @@
                 <w:kern w:val="0"/>
                 <w:sz w:val="24"/>
                 <w:szCs w:val="24"/>
-                <w:lang w:val="en-KE" w:eastAsia="en-KE"/>
+                <w:lang w:eastAsia="en-KE"/>
                 <w14:ligatures w14:val="none"/>
               </w:rPr>
               <w:t>Make the big idea credible and understandable.</w:t>
@@ -1494,7 +1494,7 @@
                 <w:kern w:val="0"/>
                 <w:sz w:val="24"/>
                 <w:szCs w:val="24"/>
-                <w:lang w:val="en-KE" w:eastAsia="en-KE"/>
+                <w:lang w:eastAsia="en-KE"/>
                 <w14:ligatures w14:val="none"/>
               </w:rPr>
             </w:pPr>
@@ -1505,7 +1505,7 @@
                 <w:kern w:val="0"/>
                 <w:sz w:val="24"/>
                 <w:szCs w:val="24"/>
-                <w:lang w:val="en-KE" w:eastAsia="en-KE"/>
+                <w:lang w:eastAsia="en-KE"/>
                 <w14:ligatures w14:val="none"/>
               </w:rPr>
               <w:t>Chart, map, dashboard, model result, workflow, comparison</w:t>
@@ -1539,7 +1539,7 @@
                 <w:kern w:val="0"/>
                 <w:sz w:val="24"/>
                 <w:szCs w:val="24"/>
-                <w:lang w:val="en-KE" w:eastAsia="en-KE"/>
+                <w:lang w:eastAsia="en-KE"/>
                 <w14:ligatures w14:val="none"/>
               </w:rPr>
             </w:pPr>
@@ -1553,7 +1553,7 @@
                 <w:sz w:val="24"/>
                 <w:szCs w:val="24"/>
                 <w:bdr w:val="single" w:sz="2" w:space="0" w:color="E5E7EB" w:frame="1"/>
-                <w:lang w:val="en-KE" w:eastAsia="en-KE"/>
+                <w:lang w:eastAsia="en-KE"/>
                 <w14:ligatures w14:val="none"/>
               </w:rPr>
               <w:t>Critical context</w:t>
@@ -1582,7 +1582,7 @@
                 <w:kern w:val="0"/>
                 <w:sz w:val="24"/>
                 <w:szCs w:val="24"/>
-                <w:lang w:val="en-KE" w:eastAsia="en-KE"/>
+                <w:lang w:eastAsia="en-KE"/>
                 <w14:ligatures w14:val="none"/>
               </w:rPr>
             </w:pPr>
@@ -1593,7 +1593,7 @@
                 <w:kern w:val="0"/>
                 <w:sz w:val="24"/>
                 <w:szCs w:val="24"/>
-                <w:lang w:val="en-KE" w:eastAsia="en-KE"/>
+                <w:lang w:eastAsia="en-KE"/>
                 <w14:ligatures w14:val="none"/>
               </w:rPr>
               <w:t>Prevent misunderstanding and show why the insight matters.</w:t>
@@ -1622,7 +1622,7 @@
                 <w:kern w:val="0"/>
                 <w:sz w:val="24"/>
                 <w:szCs w:val="24"/>
-                <w:lang w:val="en-KE" w:eastAsia="en-KE"/>
+                <w:lang w:eastAsia="en-KE"/>
                 <w14:ligatures w14:val="none"/>
               </w:rPr>
             </w:pPr>
@@ -1633,7 +1633,7 @@
                 <w:kern w:val="0"/>
                 <w:sz w:val="24"/>
                 <w:szCs w:val="24"/>
-                <w:lang w:val="en-KE" w:eastAsia="en-KE"/>
+                <w:lang w:eastAsia="en-KE"/>
                 <w14:ligatures w14:val="none"/>
               </w:rPr>
               <w:t>Baseline, timeframe, source, definition, assumptions, scope, limitation, stakeholder impact</w:t>
@@ -1658,18 +1658,18 @@
           <w:kern w:val="0"/>
           <w:sz w:val="24"/>
           <w:szCs w:val="24"/>
-          <w:lang w:val="en-KE" w:eastAsia="en-KE"/>
-          <w14:ligatures w14:val="none"/>
-        </w:rPr>
-      </w:pPr>
-      <w:r>
-        <w:rPr>
-          <w:rFonts w:ascii="Arial" w:eastAsia="Times New Roman" w:hAnsi="Arial" w:cs="Arial"/>
-          <w:color w:val="010101"/>
-          <w:kern w:val="0"/>
-          <w:sz w:val="24"/>
-          <w:szCs w:val="24"/>
-          <w:lang w:val="en-KE" w:eastAsia="en-KE"/>
+          <w:lang w:eastAsia="en-KE"/>
+          <w14:ligatures w14:val="none"/>
+        </w:rPr>
+      </w:pPr>
+      <w:r>
+        <w:rPr>
+          <w:rFonts w:ascii="Arial" w:eastAsia="Times New Roman" w:hAnsi="Arial" w:cs="Arial"/>
+          <w:color w:val="010101"/>
+          <w:kern w:val="0"/>
+          <w:sz w:val="24"/>
+          <w:szCs w:val="24"/>
+          <w:lang w:eastAsia="en-KE"/>
           <w14:ligatures w14:val="none"/>
         </w:rPr>
         <w:t xml:space="preserve">A visualization alone is not a data story. The narrative must explain the insight and place it in context. [Understanding Data </w:t>
@@ -1682,7 +1682,7 @@
           <w:kern w:val="0"/>
           <w:sz w:val="24"/>
           <w:szCs w:val="24"/>
-          <w:lang w:val="en-KE" w:eastAsia="en-KE"/>
+          <w:lang w:eastAsia="en-KE"/>
           <w14:ligatures w14:val="none"/>
         </w:rPr>
         <w:t>Stories][</w:t>
@@ -1695,7 +1695,7 @@
           <w:kern w:val="0"/>
           <w:sz w:val="24"/>
           <w:szCs w:val="24"/>
-          <w:lang w:val="en-KE" w:eastAsia="en-KE"/>
+          <w:lang w:eastAsia="en-KE"/>
           <w14:ligatures w14:val="none"/>
         </w:rPr>
         <w:t>source:1]</w:t>
@@ -1709,7 +1709,7 @@
           <w:kern w:val="0"/>
           <w:sz w:val="24"/>
           <w:szCs w:val="24"/>
-          <w:lang w:val="en-KE" w:eastAsia="en-KE"/>
+          <w:lang w:eastAsia="en-KE"/>
           <w14:ligatures w14:val="none"/>
         </w:rPr>
       </w:pPr>
@@ -1719,7 +1719,7 @@
           <w:kern w:val="0"/>
           <w:sz w:val="24"/>
           <w:szCs w:val="24"/>
-          <w:lang w:val="en-KE" w:eastAsia="en-KE"/>
+          <w:lang w:eastAsia="en-KE"/>
           <w14:ligatures w14:val="none"/>
         </w:rPr>
         <w:pict w14:anchorId="715903A3">
@@ -1744,7 +1744,7 @@
           <w:kern w:val="0"/>
           <w:sz w:val="27"/>
           <w:szCs w:val="27"/>
-          <w:lang w:val="en-KE" w:eastAsia="en-KE"/>
+          <w:lang w:eastAsia="en-KE"/>
           <w14:ligatures w14:val="none"/>
         </w:rPr>
       </w:pPr>
@@ -1755,7 +1755,7 @@
           <w:kern w:val="0"/>
           <w:sz w:val="27"/>
           <w:szCs w:val="27"/>
-          <w:lang w:val="en-KE" w:eastAsia="en-KE"/>
+          <w:lang w:eastAsia="en-KE"/>
           <w14:ligatures w14:val="none"/>
         </w:rPr>
         <w:t>4. Use a clear executive-story structure</w:t>
@@ -1777,18 +1777,18 @@
           <w:kern w:val="0"/>
           <w:sz w:val="24"/>
           <w:szCs w:val="24"/>
-          <w:lang w:val="en-KE" w:eastAsia="en-KE"/>
-          <w14:ligatures w14:val="none"/>
-        </w:rPr>
-      </w:pPr>
-      <w:r>
-        <w:rPr>
-          <w:rFonts w:ascii="Arial" w:eastAsia="Times New Roman" w:hAnsi="Arial" w:cs="Arial"/>
-          <w:color w:val="010101"/>
-          <w:kern w:val="0"/>
-          <w:sz w:val="24"/>
-          <w:szCs w:val="24"/>
-          <w:lang w:val="en-KE" w:eastAsia="en-KE"/>
+          <w:lang w:eastAsia="en-KE"/>
+          <w14:ligatures w14:val="none"/>
+        </w:rPr>
+      </w:pPr>
+      <w:r>
+        <w:rPr>
+          <w:rFonts w:ascii="Arial" w:eastAsia="Times New Roman" w:hAnsi="Arial" w:cs="Arial"/>
+          <w:color w:val="010101"/>
+          <w:kern w:val="0"/>
+          <w:sz w:val="24"/>
+          <w:szCs w:val="24"/>
+          <w:lang w:eastAsia="en-KE"/>
           <w14:ligatures w14:val="none"/>
         </w:rPr>
         <w:t>Adapt this sequence to your topic; do not force every item into a separate slide.</w:t>
@@ -1814,7 +1814,7 @@
           <w:kern w:val="0"/>
           <w:sz w:val="24"/>
           <w:szCs w:val="24"/>
-          <w:lang w:val="en-KE" w:eastAsia="en-KE"/>
+          <w:lang w:eastAsia="en-KE"/>
           <w14:ligatures w14:val="none"/>
         </w:rPr>
       </w:pPr>
@@ -1828,7 +1828,7 @@
           <w:sz w:val="24"/>
           <w:szCs w:val="24"/>
           <w:bdr w:val="single" w:sz="2" w:space="0" w:color="E5E7EB" w:frame="1"/>
-          <w:lang w:val="en-KE" w:eastAsia="en-KE"/>
+          <w:lang w:eastAsia="en-KE"/>
           <w14:ligatures w14:val="none"/>
         </w:rPr>
         <w:t>Title / pitch setup</w:t>
@@ -1840,7 +1840,7 @@
           <w:kern w:val="0"/>
           <w:sz w:val="24"/>
           <w:szCs w:val="24"/>
-          <w:lang w:val="en-KE" w:eastAsia="en-KE"/>
+          <w:lang w:eastAsia="en-KE"/>
           <w14:ligatures w14:val="none"/>
         </w:rPr>
         <w:br/>
@@ -1867,7 +1867,7 @@
           <w:kern w:val="0"/>
           <w:sz w:val="24"/>
           <w:szCs w:val="24"/>
-          <w:lang w:val="en-KE" w:eastAsia="en-KE"/>
+          <w:lang w:eastAsia="en-KE"/>
           <w14:ligatures w14:val="none"/>
         </w:rPr>
       </w:pPr>
@@ -1881,7 +1881,7 @@
           <w:sz w:val="24"/>
           <w:szCs w:val="24"/>
           <w:bdr w:val="single" w:sz="2" w:space="0" w:color="E5E7EB" w:frame="1"/>
-          <w:lang w:val="en-KE" w:eastAsia="en-KE"/>
+          <w:lang w:eastAsia="en-KE"/>
           <w14:ligatures w14:val="none"/>
         </w:rPr>
         <w:t>Context and problem</w:t>
@@ -1893,7 +1893,7 @@
           <w:kern w:val="0"/>
           <w:sz w:val="24"/>
           <w:szCs w:val="24"/>
-          <w:lang w:val="en-KE" w:eastAsia="en-KE"/>
+          <w:lang w:eastAsia="en-KE"/>
           <w14:ligatures w14:val="none"/>
         </w:rPr>
         <w:br/>
@@ -1907,7 +1907,7 @@
           <w:kern w:val="0"/>
           <w:sz w:val="24"/>
           <w:szCs w:val="24"/>
-          <w:lang w:val="en-KE" w:eastAsia="en-KE"/>
+          <w:lang w:eastAsia="en-KE"/>
           <w14:ligatures w14:val="none"/>
         </w:rPr>
         <w:t>is</w:t>
@@ -1920,7 +1920,7 @@
           <w:kern w:val="0"/>
           <w:sz w:val="24"/>
           <w:szCs w:val="24"/>
-          <w:lang w:val="en-KE" w:eastAsia="en-KE"/>
+          <w:lang w:eastAsia="en-KE"/>
           <w14:ligatures w14:val="none"/>
         </w:rPr>
         <w:t xml:space="preserve"> happening, who is affected, and why does it matter now?</w:t>
@@ -1946,7 +1946,7 @@
           <w:kern w:val="0"/>
           <w:sz w:val="24"/>
           <w:szCs w:val="24"/>
-          <w:lang w:val="en-KE" w:eastAsia="en-KE"/>
+          <w:lang w:eastAsia="en-KE"/>
           <w14:ligatures w14:val="none"/>
         </w:rPr>
       </w:pPr>
@@ -1960,7 +1960,7 @@
           <w:sz w:val="24"/>
           <w:szCs w:val="24"/>
           <w:bdr w:val="single" w:sz="2" w:space="0" w:color="E5E7EB" w:frame="1"/>
-          <w:lang w:val="en-KE" w:eastAsia="en-KE"/>
+          <w:lang w:eastAsia="en-KE"/>
           <w14:ligatures w14:val="none"/>
         </w:rPr>
         <w:t>Evidence of the opportunity</w:t>
@@ -1972,7 +1972,7 @@
           <w:kern w:val="0"/>
           <w:sz w:val="24"/>
           <w:szCs w:val="24"/>
-          <w:lang w:val="en-KE" w:eastAsia="en-KE"/>
+          <w:lang w:eastAsia="en-KE"/>
           <w14:ligatures w14:val="none"/>
         </w:rPr>
         <w:br/>
@@ -1999,7 +1999,7 @@
           <w:kern w:val="0"/>
           <w:sz w:val="24"/>
           <w:szCs w:val="24"/>
-          <w:lang w:val="en-KE" w:eastAsia="en-KE"/>
+          <w:lang w:eastAsia="en-KE"/>
           <w14:ligatures w14:val="none"/>
         </w:rPr>
       </w:pPr>
@@ -2013,7 +2013,7 @@
           <w:sz w:val="24"/>
           <w:szCs w:val="24"/>
           <w:bdr w:val="single" w:sz="2" w:space="0" w:color="E5E7EB" w:frame="1"/>
-          <w:lang w:val="en-KE" w:eastAsia="en-KE"/>
+          <w:lang w:eastAsia="en-KE"/>
           <w14:ligatures w14:val="none"/>
         </w:rPr>
         <w:t>Key insight</w:t>
@@ -2025,7 +2025,7 @@
           <w:kern w:val="0"/>
           <w:sz w:val="24"/>
           <w:szCs w:val="24"/>
-          <w:lang w:val="en-KE" w:eastAsia="en-KE"/>
+          <w:lang w:eastAsia="en-KE"/>
           <w14:ligatures w14:val="none"/>
         </w:rPr>
         <w:br/>
@@ -2052,7 +2052,7 @@
           <w:kern w:val="0"/>
           <w:sz w:val="24"/>
           <w:szCs w:val="24"/>
-          <w:lang w:val="en-KE" w:eastAsia="en-KE"/>
+          <w:lang w:eastAsia="en-KE"/>
           <w14:ligatures w14:val="none"/>
         </w:rPr>
       </w:pPr>
@@ -2066,7 +2066,7 @@
           <w:sz w:val="24"/>
           <w:szCs w:val="24"/>
           <w:bdr w:val="single" w:sz="2" w:space="0" w:color="E5E7EB" w:frame="1"/>
-          <w:lang w:val="en-KE" w:eastAsia="en-KE"/>
+          <w:lang w:eastAsia="en-KE"/>
           <w14:ligatures w14:val="none"/>
         </w:rPr>
         <w:t>Analytics solution / POC</w:t>
@@ -2078,7 +2078,7 @@
           <w:kern w:val="0"/>
           <w:sz w:val="24"/>
           <w:szCs w:val="24"/>
-          <w:lang w:val="en-KE" w:eastAsia="en-KE"/>
+          <w:lang w:eastAsia="en-KE"/>
           <w14:ligatures w14:val="none"/>
         </w:rPr>
         <w:br/>
@@ -2105,7 +2105,7 @@
           <w:kern w:val="0"/>
           <w:sz w:val="24"/>
           <w:szCs w:val="24"/>
-          <w:lang w:val="en-KE" w:eastAsia="en-KE"/>
+          <w:lang w:eastAsia="en-KE"/>
           <w14:ligatures w14:val="none"/>
         </w:rPr>
       </w:pPr>
@@ -2119,7 +2119,7 @@
           <w:sz w:val="24"/>
           <w:szCs w:val="24"/>
           <w:bdr w:val="single" w:sz="2" w:space="0" w:color="E5E7EB" w:frame="1"/>
-          <w:lang w:val="en-KE" w:eastAsia="en-KE"/>
+          <w:lang w:eastAsia="en-KE"/>
           <w14:ligatures w14:val="none"/>
         </w:rPr>
         <w:t>How it works—at the right depth</w:t>
@@ -2131,7 +2131,7 @@
           <w:kern w:val="0"/>
           <w:sz w:val="24"/>
           <w:szCs w:val="24"/>
-          <w:lang w:val="en-KE" w:eastAsia="en-KE"/>
+          <w:lang w:eastAsia="en-KE"/>
           <w14:ligatures w14:val="none"/>
         </w:rPr>
         <w:br/>
@@ -2158,7 +2158,7 @@
           <w:kern w:val="0"/>
           <w:sz w:val="24"/>
           <w:szCs w:val="24"/>
-          <w:lang w:val="en-KE" w:eastAsia="en-KE"/>
+          <w:lang w:eastAsia="en-KE"/>
           <w14:ligatures w14:val="none"/>
         </w:rPr>
       </w:pPr>
@@ -2172,7 +2172,7 @@
           <w:sz w:val="24"/>
           <w:szCs w:val="24"/>
           <w:bdr w:val="single" w:sz="2" w:space="0" w:color="E5E7EB" w:frame="1"/>
-          <w:lang w:val="en-KE" w:eastAsia="en-KE"/>
+          <w:lang w:eastAsia="en-KE"/>
           <w14:ligatures w14:val="none"/>
         </w:rPr>
         <w:t>Business value and feasibility</w:t>
@@ -2184,7 +2184,7 @@
           <w:kern w:val="0"/>
           <w:sz w:val="24"/>
           <w:szCs w:val="24"/>
-          <w:lang w:val="en-KE" w:eastAsia="en-KE"/>
+          <w:lang w:eastAsia="en-KE"/>
           <w14:ligatures w14:val="none"/>
         </w:rPr>
         <w:br/>
@@ -2211,7 +2211,7 @@
           <w:kern w:val="0"/>
           <w:sz w:val="24"/>
           <w:szCs w:val="24"/>
-          <w:lang w:val="en-KE" w:eastAsia="en-KE"/>
+          <w:lang w:eastAsia="en-KE"/>
           <w14:ligatures w14:val="none"/>
         </w:rPr>
       </w:pPr>
@@ -2225,7 +2225,7 @@
           <w:sz w:val="24"/>
           <w:szCs w:val="24"/>
           <w:bdr w:val="single" w:sz="2" w:space="0" w:color="E5E7EB" w:frame="1"/>
-          <w:lang w:val="en-KE" w:eastAsia="en-KE"/>
+          <w:lang w:eastAsia="en-KE"/>
           <w14:ligatures w14:val="none"/>
         </w:rPr>
         <w:lastRenderedPageBreak/>
@@ -2238,7 +2238,7 @@
           <w:kern w:val="0"/>
           <w:sz w:val="24"/>
           <w:szCs w:val="24"/>
-          <w:lang w:val="en-KE" w:eastAsia="en-KE"/>
+          <w:lang w:eastAsia="en-KE"/>
           <w14:ligatures w14:val="none"/>
         </w:rPr>
         <w:br/>
@@ -2265,7 +2265,7 @@
           <w:kern w:val="0"/>
           <w:sz w:val="24"/>
           <w:szCs w:val="24"/>
-          <w:lang w:val="en-KE" w:eastAsia="en-KE"/>
+          <w:lang w:eastAsia="en-KE"/>
           <w14:ligatures w14:val="none"/>
         </w:rPr>
       </w:pPr>
@@ -2279,7 +2279,7 @@
           <w:sz w:val="24"/>
           <w:szCs w:val="24"/>
           <w:bdr w:val="single" w:sz="2" w:space="0" w:color="E5E7EB" w:frame="1"/>
-          <w:lang w:val="en-KE" w:eastAsia="en-KE"/>
+          <w:lang w:eastAsia="en-KE"/>
           <w14:ligatures w14:val="none"/>
         </w:rPr>
         <w:t>Final recommendation / clear ask</w:t>
@@ -2291,7 +2291,7 @@
           <w:kern w:val="0"/>
           <w:sz w:val="24"/>
           <w:szCs w:val="24"/>
-          <w:lang w:val="en-KE" w:eastAsia="en-KE"/>
+          <w:lang w:eastAsia="en-KE"/>
           <w14:ligatures w14:val="none"/>
         </w:rPr>
         <w:br/>
@@ -2318,7 +2318,7 @@
           <w:kern w:val="0"/>
           <w:sz w:val="24"/>
           <w:szCs w:val="24"/>
-          <w:lang w:val="en-KE" w:eastAsia="en-KE"/>
+          <w:lang w:eastAsia="en-KE"/>
           <w14:ligatures w14:val="none"/>
         </w:rPr>
       </w:pPr>
@@ -2332,7 +2332,7 @@
           <w:sz w:val="24"/>
           <w:szCs w:val="24"/>
           <w:bdr w:val="single" w:sz="2" w:space="0" w:color="E5E7EB" w:frame="1"/>
-          <w:lang w:val="en-KE" w:eastAsia="en-KE"/>
+          <w:lang w:eastAsia="en-KE"/>
           <w14:ligatures w14:val="none"/>
         </w:rPr>
         <w:t>Sources</w:t>
@@ -2344,7 +2344,7 @@
           <w:kern w:val="0"/>
           <w:sz w:val="24"/>
           <w:szCs w:val="24"/>
-          <w:lang w:val="en-KE" w:eastAsia="en-KE"/>
+          <w:lang w:eastAsia="en-KE"/>
           <w14:ligatures w14:val="none"/>
         </w:rPr>
         <w:br/>
@@ -2360,7 +2360,7 @@
             <w:szCs w:val="24"/>
             <w:u w:val="single"/>
             <w:bdr w:val="single" w:sz="2" w:space="0" w:color="E5E7EB" w:frame="1"/>
-            <w:lang w:val="en-KE" w:eastAsia="en-KE"/>
+            <w:lang w:eastAsia="en-KE"/>
             <w14:ligatures w14:val="none"/>
           </w:rPr>
           <w:t>Capstone Presentation Handbook</w:t>
@@ -2375,7 +2375,7 @@
           <w:kern w:val="0"/>
           <w:sz w:val="24"/>
           <w:szCs w:val="24"/>
-          <w:lang w:val="en-KE" w:eastAsia="en-KE"/>
+          <w:lang w:eastAsia="en-KE"/>
           <w14:ligatures w14:val="none"/>
         </w:rPr>
       </w:pPr>
@@ -2385,7 +2385,7 @@
           <w:kern w:val="0"/>
           <w:sz w:val="24"/>
           <w:szCs w:val="24"/>
-          <w:lang w:val="en-KE" w:eastAsia="en-KE"/>
+          <w:lang w:eastAsia="en-KE"/>
           <w14:ligatures w14:val="none"/>
         </w:rPr>
         <w:pict w14:anchorId="7EED8B28">
@@ -2410,7 +2410,7 @@
           <w:kern w:val="0"/>
           <w:sz w:val="27"/>
           <w:szCs w:val="27"/>
-          <w:lang w:val="en-KE" w:eastAsia="en-KE"/>
+          <w:lang w:eastAsia="en-KE"/>
           <w14:ligatures w14:val="none"/>
         </w:rPr>
       </w:pPr>
@@ -2421,7 +2421,7 @@
           <w:kern w:val="0"/>
           <w:sz w:val="27"/>
           <w:szCs w:val="27"/>
-          <w:lang w:val="en-KE" w:eastAsia="en-KE"/>
+          <w:lang w:eastAsia="en-KE"/>
           <w14:ligatures w14:val="none"/>
         </w:rPr>
         <w:t>5. Check </w:t>
@@ -2436,7 +2436,7 @@
           <w:sz w:val="27"/>
           <w:szCs w:val="27"/>
           <w:bdr w:val="single" w:sz="2" w:space="0" w:color="E5E7EB" w:frame="1"/>
-          <w:lang w:val="en-KE" w:eastAsia="en-KE"/>
+          <w:lang w:eastAsia="en-KE"/>
           <w14:ligatures w14:val="none"/>
         </w:rPr>
         <w:t>horizontal logic</w:t>
@@ -2448,7 +2448,7 @@
           <w:kern w:val="0"/>
           <w:sz w:val="27"/>
           <w:szCs w:val="27"/>
-          <w:lang w:val="en-KE" w:eastAsia="en-KE"/>
+          <w:lang w:eastAsia="en-KE"/>
           <w14:ligatures w14:val="none"/>
         </w:rPr>
         <w:t> across slides</w:t>
@@ -2470,7 +2470,7 @@
           <w:kern w:val="0"/>
           <w:sz w:val="24"/>
           <w:szCs w:val="24"/>
-          <w:lang w:val="en-KE" w:eastAsia="en-KE"/>
+          <w:lang w:eastAsia="en-KE"/>
           <w14:ligatures w14:val="none"/>
         </w:rPr>
       </w:pPr>
@@ -2484,7 +2484,7 @@
           <w:sz w:val="24"/>
           <w:szCs w:val="24"/>
           <w:bdr w:val="single" w:sz="2" w:space="0" w:color="E5E7EB" w:frame="1"/>
-          <w:lang w:val="en-KE" w:eastAsia="en-KE"/>
+          <w:lang w:eastAsia="en-KE"/>
           <w14:ligatures w14:val="none"/>
         </w:rPr>
         <w:t>Horizontal logic</w:t>
@@ -2496,7 +2496,7 @@
           <w:kern w:val="0"/>
           <w:sz w:val="24"/>
           <w:szCs w:val="24"/>
-          <w:lang w:val="en-KE" w:eastAsia="en-KE"/>
+          <w:lang w:eastAsia="en-KE"/>
           <w14:ligatures w14:val="none"/>
         </w:rPr>
         <w:t> means your slide headlines alone should tell a coherent story from beginning to end.</w:t>
@@ -2518,18 +2518,18 @@
           <w:kern w:val="0"/>
           <w:sz w:val="24"/>
           <w:szCs w:val="24"/>
-          <w:lang w:val="en-KE" w:eastAsia="en-KE"/>
-          <w14:ligatures w14:val="none"/>
-        </w:rPr>
-      </w:pPr>
-      <w:r>
-        <w:rPr>
-          <w:rFonts w:ascii="Arial" w:eastAsia="Times New Roman" w:hAnsi="Arial" w:cs="Arial"/>
-          <w:color w:val="010101"/>
-          <w:kern w:val="0"/>
-          <w:sz w:val="24"/>
-          <w:szCs w:val="24"/>
-          <w:lang w:val="en-KE" w:eastAsia="en-KE"/>
+          <w:lang w:eastAsia="en-KE"/>
+          <w14:ligatures w14:val="none"/>
+        </w:rPr>
+      </w:pPr>
+      <w:r>
+        <w:rPr>
+          <w:rFonts w:ascii="Arial" w:eastAsia="Times New Roman" w:hAnsi="Arial" w:cs="Arial"/>
+          <w:color w:val="010101"/>
+          <w:kern w:val="0"/>
+          <w:sz w:val="24"/>
+          <w:szCs w:val="24"/>
+          <w:lang w:eastAsia="en-KE"/>
           <w14:ligatures w14:val="none"/>
         </w:rPr>
         <w:t>Avoid topic-only titles:</w:t>
@@ -2555,18 +2555,18 @@
           <w:kern w:val="0"/>
           <w:sz w:val="24"/>
           <w:szCs w:val="24"/>
-          <w:lang w:val="en-KE" w:eastAsia="en-KE"/>
-          <w14:ligatures w14:val="none"/>
-        </w:rPr>
-      </w:pPr>
-      <w:r>
-        <w:rPr>
-          <w:rFonts w:ascii="Arial" w:eastAsia="Times New Roman" w:hAnsi="Arial" w:cs="Arial"/>
-          <w:color w:val="010101"/>
-          <w:kern w:val="0"/>
-          <w:sz w:val="24"/>
-          <w:szCs w:val="24"/>
-          <w:lang w:val="en-KE" w:eastAsia="en-KE"/>
+          <w:lang w:eastAsia="en-KE"/>
+          <w14:ligatures w14:val="none"/>
+        </w:rPr>
+      </w:pPr>
+      <w:r>
+        <w:rPr>
+          <w:rFonts w:ascii="Arial" w:eastAsia="Times New Roman" w:hAnsi="Arial" w:cs="Arial"/>
+          <w:color w:val="010101"/>
+          <w:kern w:val="0"/>
+          <w:sz w:val="24"/>
+          <w:szCs w:val="24"/>
+          <w:lang w:eastAsia="en-KE"/>
           <w14:ligatures w14:val="none"/>
         </w:rPr>
         <w:t>“Problem”</w:t>
@@ -2592,18 +2592,18 @@
           <w:kern w:val="0"/>
           <w:sz w:val="24"/>
           <w:szCs w:val="24"/>
-          <w:lang w:val="en-KE" w:eastAsia="en-KE"/>
-          <w14:ligatures w14:val="none"/>
-        </w:rPr>
-      </w:pPr>
-      <w:r>
-        <w:rPr>
-          <w:rFonts w:ascii="Arial" w:eastAsia="Times New Roman" w:hAnsi="Arial" w:cs="Arial"/>
-          <w:color w:val="010101"/>
-          <w:kern w:val="0"/>
-          <w:sz w:val="24"/>
-          <w:szCs w:val="24"/>
-          <w:lang w:val="en-KE" w:eastAsia="en-KE"/>
+          <w:lang w:eastAsia="en-KE"/>
+          <w14:ligatures w14:val="none"/>
+        </w:rPr>
+      </w:pPr>
+      <w:r>
+        <w:rPr>
+          <w:rFonts w:ascii="Arial" w:eastAsia="Times New Roman" w:hAnsi="Arial" w:cs="Arial"/>
+          <w:color w:val="010101"/>
+          <w:kern w:val="0"/>
+          <w:sz w:val="24"/>
+          <w:szCs w:val="24"/>
+          <w:lang w:eastAsia="en-KE"/>
           <w14:ligatures w14:val="none"/>
         </w:rPr>
         <w:t>“Data Analysis”</w:t>
@@ -2629,18 +2629,18 @@
           <w:kern w:val="0"/>
           <w:sz w:val="24"/>
           <w:szCs w:val="24"/>
-          <w:lang w:val="en-KE" w:eastAsia="en-KE"/>
-          <w14:ligatures w14:val="none"/>
-        </w:rPr>
-      </w:pPr>
-      <w:r>
-        <w:rPr>
-          <w:rFonts w:ascii="Arial" w:eastAsia="Times New Roman" w:hAnsi="Arial" w:cs="Arial"/>
-          <w:color w:val="010101"/>
-          <w:kern w:val="0"/>
-          <w:sz w:val="24"/>
-          <w:szCs w:val="24"/>
-          <w:lang w:val="en-KE" w:eastAsia="en-KE"/>
+          <w:lang w:eastAsia="en-KE"/>
+          <w14:ligatures w14:val="none"/>
+        </w:rPr>
+      </w:pPr>
+      <w:r>
+        <w:rPr>
+          <w:rFonts w:ascii="Arial" w:eastAsia="Times New Roman" w:hAnsi="Arial" w:cs="Arial"/>
+          <w:color w:val="010101"/>
+          <w:kern w:val="0"/>
+          <w:sz w:val="24"/>
+          <w:szCs w:val="24"/>
+          <w:lang w:eastAsia="en-KE"/>
           <w14:ligatures w14:val="none"/>
         </w:rPr>
         <w:t>“Model Results”</w:t>
@@ -2666,18 +2666,18 @@
           <w:kern w:val="0"/>
           <w:sz w:val="24"/>
           <w:szCs w:val="24"/>
-          <w:lang w:val="en-KE" w:eastAsia="en-KE"/>
-          <w14:ligatures w14:val="none"/>
-        </w:rPr>
-      </w:pPr>
-      <w:r>
-        <w:rPr>
-          <w:rFonts w:ascii="Arial" w:eastAsia="Times New Roman" w:hAnsi="Arial" w:cs="Arial"/>
-          <w:color w:val="010101"/>
-          <w:kern w:val="0"/>
-          <w:sz w:val="24"/>
-          <w:szCs w:val="24"/>
-          <w:lang w:val="en-KE" w:eastAsia="en-KE"/>
+          <w:lang w:eastAsia="en-KE"/>
+          <w14:ligatures w14:val="none"/>
+        </w:rPr>
+      </w:pPr>
+      <w:r>
+        <w:rPr>
+          <w:rFonts w:ascii="Arial" w:eastAsia="Times New Roman" w:hAnsi="Arial" w:cs="Arial"/>
+          <w:color w:val="010101"/>
+          <w:kern w:val="0"/>
+          <w:sz w:val="24"/>
+          <w:szCs w:val="24"/>
+          <w:lang w:eastAsia="en-KE"/>
           <w14:ligatures w14:val="none"/>
         </w:rPr>
         <w:t>“Recommendation”</w:t>
@@ -2699,18 +2699,18 @@
           <w:kern w:val="0"/>
           <w:sz w:val="24"/>
           <w:szCs w:val="24"/>
-          <w:lang w:val="en-KE" w:eastAsia="en-KE"/>
-          <w14:ligatures w14:val="none"/>
-        </w:rPr>
-      </w:pPr>
-      <w:r>
-        <w:rPr>
-          <w:rFonts w:ascii="Arial" w:eastAsia="Times New Roman" w:hAnsi="Arial" w:cs="Arial"/>
-          <w:color w:val="010101"/>
-          <w:kern w:val="0"/>
-          <w:sz w:val="24"/>
-          <w:szCs w:val="24"/>
-          <w:lang w:val="en-KE" w:eastAsia="en-KE"/>
+          <w:lang w:eastAsia="en-KE"/>
+          <w14:ligatures w14:val="none"/>
+        </w:rPr>
+      </w:pPr>
+      <w:r>
+        <w:rPr>
+          <w:rFonts w:ascii="Arial" w:eastAsia="Times New Roman" w:hAnsi="Arial" w:cs="Arial"/>
+          <w:color w:val="010101"/>
+          <w:kern w:val="0"/>
+          <w:sz w:val="24"/>
+          <w:szCs w:val="24"/>
+          <w:lang w:eastAsia="en-KE"/>
           <w14:ligatures w14:val="none"/>
         </w:rPr>
         <w:t>Use takeaway-based titles:</w:t>
@@ -2736,18 +2736,18 @@
           <w:kern w:val="0"/>
           <w:sz w:val="24"/>
           <w:szCs w:val="24"/>
-          <w:lang w:val="en-KE" w:eastAsia="en-KE"/>
-          <w14:ligatures w14:val="none"/>
-        </w:rPr>
-      </w:pPr>
-      <w:r>
-        <w:rPr>
-          <w:rFonts w:ascii="Arial" w:eastAsia="Times New Roman" w:hAnsi="Arial" w:cs="Arial"/>
-          <w:color w:val="010101"/>
-          <w:kern w:val="0"/>
-          <w:sz w:val="24"/>
-          <w:szCs w:val="24"/>
-          <w:lang w:val="en-KE" w:eastAsia="en-KE"/>
+          <w:lang w:eastAsia="en-KE"/>
+          <w14:ligatures w14:val="none"/>
+        </w:rPr>
+      </w:pPr>
+      <w:r>
+        <w:rPr>
+          <w:rFonts w:ascii="Arial" w:eastAsia="Times New Roman" w:hAnsi="Arial" w:cs="Arial"/>
+          <w:color w:val="010101"/>
+          <w:kern w:val="0"/>
+          <w:sz w:val="24"/>
+          <w:szCs w:val="24"/>
+          <w:lang w:eastAsia="en-KE"/>
           <w14:ligatures w14:val="none"/>
         </w:rPr>
         <w:t>“Customer churn is concentrated in the first renewal cycle.”</w:t>
@@ -2773,18 +2773,18 @@
           <w:kern w:val="0"/>
           <w:sz w:val="24"/>
           <w:szCs w:val="24"/>
-          <w:lang w:val="en-KE" w:eastAsia="en-KE"/>
-          <w14:ligatures w14:val="none"/>
-        </w:rPr>
-      </w:pPr>
-      <w:r>
-        <w:rPr>
-          <w:rFonts w:ascii="Arial" w:eastAsia="Times New Roman" w:hAnsi="Arial" w:cs="Arial"/>
-          <w:color w:val="010101"/>
-          <w:kern w:val="0"/>
-          <w:sz w:val="24"/>
-          <w:szCs w:val="24"/>
-          <w:lang w:val="en-KE" w:eastAsia="en-KE"/>
+          <w:lang w:eastAsia="en-KE"/>
+          <w14:ligatures w14:val="none"/>
+        </w:rPr>
+      </w:pPr>
+      <w:r>
+        <w:rPr>
+          <w:rFonts w:ascii="Arial" w:eastAsia="Times New Roman" w:hAnsi="Arial" w:cs="Arial"/>
+          <w:color w:val="010101"/>
+          <w:kern w:val="0"/>
+          <w:sz w:val="24"/>
+          <w:szCs w:val="24"/>
+          <w:lang w:eastAsia="en-KE"/>
           <w14:ligatures w14:val="none"/>
         </w:rPr>
         <w:t>“Early-use patterns flag customers needing intervention.”</w:t>
@@ -2810,18 +2810,18 @@
           <w:kern w:val="0"/>
           <w:sz w:val="24"/>
           <w:szCs w:val="24"/>
-          <w:lang w:val="en-KE" w:eastAsia="en-KE"/>
-          <w14:ligatures w14:val="none"/>
-        </w:rPr>
-      </w:pPr>
-      <w:r>
-        <w:rPr>
-          <w:rFonts w:ascii="Arial" w:eastAsia="Times New Roman" w:hAnsi="Arial" w:cs="Arial"/>
-          <w:color w:val="010101"/>
-          <w:kern w:val="0"/>
-          <w:sz w:val="24"/>
-          <w:szCs w:val="24"/>
-          <w:lang w:val="en-KE" w:eastAsia="en-KE"/>
+          <w:lang w:eastAsia="en-KE"/>
+          <w14:ligatures w14:val="none"/>
+        </w:rPr>
+      </w:pPr>
+      <w:r>
+        <w:rPr>
+          <w:rFonts w:ascii="Arial" w:eastAsia="Times New Roman" w:hAnsi="Arial" w:cs="Arial"/>
+          <w:color w:val="010101"/>
+          <w:kern w:val="0"/>
+          <w:sz w:val="24"/>
+          <w:szCs w:val="24"/>
+          <w:lang w:eastAsia="en-KE"/>
           <w14:ligatures w14:val="none"/>
         </w:rPr>
         <w:t>“A churn-risk model directs retention resources where they can matter most.”</w:t>
@@ -2847,18 +2847,18 @@
           <w:kern w:val="0"/>
           <w:sz w:val="24"/>
           <w:szCs w:val="24"/>
-          <w:lang w:val="en-KE" w:eastAsia="en-KE"/>
-          <w14:ligatures w14:val="none"/>
-        </w:rPr>
-      </w:pPr>
-      <w:r>
-        <w:rPr>
-          <w:rFonts w:ascii="Arial" w:eastAsia="Times New Roman" w:hAnsi="Arial" w:cs="Arial"/>
-          <w:color w:val="010101"/>
-          <w:kern w:val="0"/>
-          <w:sz w:val="24"/>
-          <w:szCs w:val="24"/>
-          <w:lang w:val="en-KE" w:eastAsia="en-KE"/>
+          <w:lang w:eastAsia="en-KE"/>
+          <w14:ligatures w14:val="none"/>
+        </w:rPr>
+      </w:pPr>
+      <w:r>
+        <w:rPr>
+          <w:rFonts w:ascii="Arial" w:eastAsia="Times New Roman" w:hAnsi="Arial" w:cs="Arial"/>
+          <w:color w:val="010101"/>
+          <w:kern w:val="0"/>
+          <w:sz w:val="24"/>
+          <w:szCs w:val="24"/>
+          <w:lang w:eastAsia="en-KE"/>
           <w14:ligatures w14:val="none"/>
         </w:rPr>
         <w:t>“We recommend a targeted pilot during the next renewal cycle.”</w:t>
@@ -2880,47 +2880,21 @@
           <w:kern w:val="0"/>
           <w:sz w:val="24"/>
           <w:szCs w:val="24"/>
-          <w:lang w:val="en-KE" w:eastAsia="en-KE"/>
-          <w14:ligatures w14:val="none"/>
-        </w:rPr>
-      </w:pPr>
-      <w:r>
-        <w:rPr>
-          <w:rFonts w:ascii="Arial" w:eastAsia="Times New Roman" w:hAnsi="Arial" w:cs="Arial"/>
-          <w:color w:val="010101"/>
-          <w:kern w:val="0"/>
-          <w:sz w:val="24"/>
-          <w:szCs w:val="24"/>
-          <w:lang w:val="en-KE" w:eastAsia="en-KE"/>
-          <w14:ligatures w14:val="none"/>
-        </w:rPr>
-        <w:t xml:space="preserve">If a stakeholder read only these headlines, they should understand your argument, conclusion, and requested action. [Crafting a Data </w:t>
-      </w:r>
-      <w:proofErr w:type="gramStart"/>
-      <w:r>
-        <w:rPr>
-          <w:rFonts w:ascii="Arial" w:eastAsia="Times New Roman" w:hAnsi="Arial" w:cs="Arial"/>
-          <w:color w:val="010101"/>
-          <w:kern w:val="0"/>
-          <w:sz w:val="24"/>
-          <w:szCs w:val="24"/>
-          <w:lang w:val="en-KE" w:eastAsia="en-KE"/>
-          <w14:ligatures w14:val="none"/>
-        </w:rPr>
-        <w:t>Story][</w:t>
-      </w:r>
-      <w:proofErr w:type="gramEnd"/>
-      <w:r>
-        <w:rPr>
-          <w:rFonts w:ascii="Arial" w:eastAsia="Times New Roman" w:hAnsi="Arial" w:cs="Arial"/>
-          <w:color w:val="010101"/>
-          <w:kern w:val="0"/>
-          <w:sz w:val="24"/>
-          <w:szCs w:val="24"/>
-          <w:lang w:val="en-KE" w:eastAsia="en-KE"/>
-          <w14:ligatures w14:val="none"/>
-        </w:rPr>
-        <w:t>source:0]</w:t>
+          <w:lang w:eastAsia="en-KE"/>
+          <w14:ligatures w14:val="none"/>
+        </w:rPr>
+      </w:pPr>
+      <w:r>
+        <w:rPr>
+          <w:rFonts w:ascii="Arial" w:eastAsia="Times New Roman" w:hAnsi="Arial" w:cs="Arial"/>
+          <w:color w:val="010101"/>
+          <w:kern w:val="0"/>
+          <w:sz w:val="24"/>
+          <w:szCs w:val="24"/>
+          <w:lang w:eastAsia="en-KE"/>
+          <w14:ligatures w14:val="none"/>
+        </w:rPr>
+        <w:t>If a stakeholder read only these headlines, they should understand your argument, conclusion, and requested action. [Crafting a Data Story][source:0]</w:t>
       </w:r>
     </w:p>
     <w:p>
@@ -2931,7 +2905,7 @@
           <w:kern w:val="0"/>
           <w:sz w:val="24"/>
           <w:szCs w:val="24"/>
-          <w:lang w:val="en-KE" w:eastAsia="en-KE"/>
+          <w:lang w:eastAsia="en-KE"/>
           <w14:ligatures w14:val="none"/>
         </w:rPr>
       </w:pPr>
@@ -2941,7 +2915,7 @@
           <w:kern w:val="0"/>
           <w:sz w:val="24"/>
           <w:szCs w:val="24"/>
-          <w:lang w:val="en-KE" w:eastAsia="en-KE"/>
+          <w:lang w:eastAsia="en-KE"/>
           <w14:ligatures w14:val="none"/>
         </w:rPr>
         <w:pict w14:anchorId="7A0082FA">
@@ -2966,7 +2940,7 @@
           <w:kern w:val="0"/>
           <w:sz w:val="27"/>
           <w:szCs w:val="27"/>
-          <w:lang w:val="en-KE" w:eastAsia="en-KE"/>
+          <w:lang w:eastAsia="en-KE"/>
           <w14:ligatures w14:val="none"/>
         </w:rPr>
       </w:pPr>
@@ -2977,7 +2951,7 @@
           <w:kern w:val="0"/>
           <w:sz w:val="27"/>
           <w:szCs w:val="27"/>
-          <w:lang w:val="en-KE" w:eastAsia="en-KE"/>
+          <w:lang w:eastAsia="en-KE"/>
           <w14:ligatures w14:val="none"/>
         </w:rPr>
         <w:t>6. Check </w:t>
@@ -2992,7 +2966,7 @@
           <w:sz w:val="27"/>
           <w:szCs w:val="27"/>
           <w:bdr w:val="single" w:sz="2" w:space="0" w:color="E5E7EB" w:frame="1"/>
-          <w:lang w:val="en-KE" w:eastAsia="en-KE"/>
+          <w:lang w:eastAsia="en-KE"/>
           <w14:ligatures w14:val="none"/>
         </w:rPr>
         <w:t>vertical logic</w:t>
@@ -3004,7 +2978,7 @@
           <w:kern w:val="0"/>
           <w:sz w:val="27"/>
           <w:szCs w:val="27"/>
-          <w:lang w:val="en-KE" w:eastAsia="en-KE"/>
+          <w:lang w:eastAsia="en-KE"/>
           <w14:ligatures w14:val="none"/>
         </w:rPr>
         <w:t> within every slide</w:t>
@@ -3026,7 +3000,7 @@
           <w:kern w:val="0"/>
           <w:sz w:val="24"/>
           <w:szCs w:val="24"/>
-          <w:lang w:val="en-KE" w:eastAsia="en-KE"/>
+          <w:lang w:eastAsia="en-KE"/>
           <w14:ligatures w14:val="none"/>
         </w:rPr>
       </w:pPr>
@@ -3040,7 +3014,7 @@
           <w:sz w:val="24"/>
           <w:szCs w:val="24"/>
           <w:bdr w:val="single" w:sz="2" w:space="0" w:color="E5E7EB" w:frame="1"/>
-          <w:lang w:val="en-KE" w:eastAsia="en-KE"/>
+          <w:lang w:eastAsia="en-KE"/>
           <w14:ligatures w14:val="none"/>
         </w:rPr>
         <w:t>Vertical logic</w:t>
@@ -3052,7 +3026,7 @@
           <w:kern w:val="0"/>
           <w:sz w:val="24"/>
           <w:szCs w:val="24"/>
-          <w:lang w:val="en-KE" w:eastAsia="en-KE"/>
+          <w:lang w:eastAsia="en-KE"/>
           <w14:ligatures w14:val="none"/>
         </w:rPr>
         <w:t> means every object on a slide supports that slide’s headline.</w:t>
@@ -3074,18 +3048,18 @@
           <w:kern w:val="0"/>
           <w:sz w:val="24"/>
           <w:szCs w:val="24"/>
-          <w:lang w:val="en-KE" w:eastAsia="en-KE"/>
-          <w14:ligatures w14:val="none"/>
-        </w:rPr>
-      </w:pPr>
-      <w:r>
-        <w:rPr>
-          <w:rFonts w:ascii="Arial" w:eastAsia="Times New Roman" w:hAnsi="Arial" w:cs="Arial"/>
-          <w:color w:val="010101"/>
-          <w:kern w:val="0"/>
-          <w:sz w:val="24"/>
-          <w:szCs w:val="24"/>
-          <w:lang w:val="en-KE" w:eastAsia="en-KE"/>
+          <w:lang w:eastAsia="en-KE"/>
+          <w14:ligatures w14:val="none"/>
+        </w:rPr>
+      </w:pPr>
+      <w:r>
+        <w:rPr>
+          <w:rFonts w:ascii="Arial" w:eastAsia="Times New Roman" w:hAnsi="Arial" w:cs="Arial"/>
+          <w:color w:val="010101"/>
+          <w:kern w:val="0"/>
+          <w:sz w:val="24"/>
+          <w:szCs w:val="24"/>
+          <w:lang w:eastAsia="en-KE"/>
           <w14:ligatures w14:val="none"/>
         </w:rPr>
         <w:t>For each slide, ask:</w:t>
@@ -3111,18 +3085,18 @@
           <w:kern w:val="0"/>
           <w:sz w:val="24"/>
           <w:szCs w:val="24"/>
-          <w:lang w:val="en-KE" w:eastAsia="en-KE"/>
-          <w14:ligatures w14:val="none"/>
-        </w:rPr>
-      </w:pPr>
-      <w:r>
-        <w:rPr>
-          <w:rFonts w:ascii="Arial" w:eastAsia="Times New Roman" w:hAnsi="Arial" w:cs="Arial"/>
-          <w:color w:val="010101"/>
-          <w:kern w:val="0"/>
-          <w:sz w:val="24"/>
-          <w:szCs w:val="24"/>
-          <w:lang w:val="en-KE" w:eastAsia="en-KE"/>
+          <w:lang w:eastAsia="en-KE"/>
+          <w14:ligatures w14:val="none"/>
+        </w:rPr>
+      </w:pPr>
+      <w:r>
+        <w:rPr>
+          <w:rFonts w:ascii="Arial" w:eastAsia="Times New Roman" w:hAnsi="Arial" w:cs="Arial"/>
+          <w:color w:val="010101"/>
+          <w:kern w:val="0"/>
+          <w:sz w:val="24"/>
+          <w:szCs w:val="24"/>
+          <w:lang w:eastAsia="en-KE"/>
           <w14:ligatures w14:val="none"/>
         </w:rPr>
         <w:t>Does the headline state the </w:t>
@@ -3137,7 +3111,7 @@
           <w:sz w:val="24"/>
           <w:szCs w:val="24"/>
           <w:bdr w:val="single" w:sz="2" w:space="0" w:color="E5E7EB" w:frame="1"/>
-          <w:lang w:val="en-KE" w:eastAsia="en-KE"/>
+          <w:lang w:eastAsia="en-KE"/>
           <w14:ligatures w14:val="none"/>
         </w:rPr>
         <w:t>conclusion</w:t>
@@ -3149,7 +3123,7 @@
           <w:kern w:val="0"/>
           <w:sz w:val="24"/>
           <w:szCs w:val="24"/>
-          <w:lang w:val="en-KE" w:eastAsia="en-KE"/>
+          <w:lang w:eastAsia="en-KE"/>
           <w14:ligatures w14:val="none"/>
         </w:rPr>
         <w:t>, not just the topic?</w:t>
@@ -3175,18 +3149,18 @@
           <w:kern w:val="0"/>
           <w:sz w:val="24"/>
           <w:szCs w:val="24"/>
-          <w:lang w:val="en-KE" w:eastAsia="en-KE"/>
-          <w14:ligatures w14:val="none"/>
-        </w:rPr>
-      </w:pPr>
-      <w:r>
-        <w:rPr>
-          <w:rFonts w:ascii="Arial" w:eastAsia="Times New Roman" w:hAnsi="Arial" w:cs="Arial"/>
-          <w:color w:val="010101"/>
-          <w:kern w:val="0"/>
-          <w:sz w:val="24"/>
-          <w:szCs w:val="24"/>
-          <w:lang w:val="en-KE" w:eastAsia="en-KE"/>
+          <w:lang w:eastAsia="en-KE"/>
+          <w14:ligatures w14:val="none"/>
+        </w:rPr>
+      </w:pPr>
+      <w:r>
+        <w:rPr>
+          <w:rFonts w:ascii="Arial" w:eastAsia="Times New Roman" w:hAnsi="Arial" w:cs="Arial"/>
+          <w:color w:val="010101"/>
+          <w:kern w:val="0"/>
+          <w:sz w:val="24"/>
+          <w:szCs w:val="24"/>
+          <w:lang w:eastAsia="en-KE"/>
           <w14:ligatures w14:val="none"/>
         </w:rPr>
         <w:t>Does every chart, number, label, image, annotation, and bullet reinforce that conclusion?</w:t>
@@ -3212,18 +3186,18 @@
           <w:kern w:val="0"/>
           <w:sz w:val="24"/>
           <w:szCs w:val="24"/>
-          <w:lang w:val="en-KE" w:eastAsia="en-KE"/>
-          <w14:ligatures w14:val="none"/>
-        </w:rPr>
-      </w:pPr>
-      <w:r>
-        <w:rPr>
-          <w:rFonts w:ascii="Arial" w:eastAsia="Times New Roman" w:hAnsi="Arial" w:cs="Arial"/>
-          <w:color w:val="010101"/>
-          <w:kern w:val="0"/>
-          <w:sz w:val="24"/>
-          <w:szCs w:val="24"/>
-          <w:lang w:val="en-KE" w:eastAsia="en-KE"/>
+          <w:lang w:eastAsia="en-KE"/>
+          <w14:ligatures w14:val="none"/>
+        </w:rPr>
+      </w:pPr>
+      <w:r>
+        <w:rPr>
+          <w:rFonts w:ascii="Arial" w:eastAsia="Times New Roman" w:hAnsi="Arial" w:cs="Arial"/>
+          <w:color w:val="010101"/>
+          <w:kern w:val="0"/>
+          <w:sz w:val="24"/>
+          <w:szCs w:val="24"/>
+          <w:lang w:eastAsia="en-KE"/>
           <w14:ligatures w14:val="none"/>
         </w:rPr>
         <w:t>Is the supporting evidence sufficient but not excessive?</w:t>
@@ -3249,18 +3223,18 @@
           <w:kern w:val="0"/>
           <w:sz w:val="24"/>
           <w:szCs w:val="24"/>
-          <w:lang w:val="en-KE" w:eastAsia="en-KE"/>
-          <w14:ligatures w14:val="none"/>
-        </w:rPr>
-      </w:pPr>
-      <w:r>
-        <w:rPr>
-          <w:rFonts w:ascii="Arial" w:eastAsia="Times New Roman" w:hAnsi="Arial" w:cs="Arial"/>
-          <w:color w:val="010101"/>
-          <w:kern w:val="0"/>
-          <w:sz w:val="24"/>
-          <w:szCs w:val="24"/>
-          <w:lang w:val="en-KE" w:eastAsia="en-KE"/>
+          <w:lang w:eastAsia="en-KE"/>
+          <w14:ligatures w14:val="none"/>
+        </w:rPr>
+      </w:pPr>
+      <w:r>
+        <w:rPr>
+          <w:rFonts w:ascii="Arial" w:eastAsia="Times New Roman" w:hAnsi="Arial" w:cs="Arial"/>
+          <w:color w:val="010101"/>
+          <w:kern w:val="0"/>
+          <w:sz w:val="24"/>
+          <w:szCs w:val="24"/>
+          <w:lang w:eastAsia="en-KE"/>
           <w14:ligatures w14:val="none"/>
         </w:rPr>
         <w:t>Is necessary critical context included?</w:t>
@@ -3286,18 +3260,18 @@
           <w:kern w:val="0"/>
           <w:sz w:val="24"/>
           <w:szCs w:val="24"/>
-          <w:lang w:val="en-KE" w:eastAsia="en-KE"/>
-          <w14:ligatures w14:val="none"/>
-        </w:rPr>
-      </w:pPr>
-      <w:r>
-        <w:rPr>
-          <w:rFonts w:ascii="Arial" w:eastAsia="Times New Roman" w:hAnsi="Arial" w:cs="Arial"/>
-          <w:color w:val="010101"/>
-          <w:kern w:val="0"/>
-          <w:sz w:val="24"/>
-          <w:szCs w:val="24"/>
-          <w:lang w:val="en-KE" w:eastAsia="en-KE"/>
+          <w:lang w:eastAsia="en-KE"/>
+          <w14:ligatures w14:val="none"/>
+        </w:rPr>
+      </w:pPr>
+      <w:r>
+        <w:rPr>
+          <w:rFonts w:ascii="Arial" w:eastAsia="Times New Roman" w:hAnsi="Arial" w:cs="Arial"/>
+          <w:color w:val="010101"/>
+          <w:kern w:val="0"/>
+          <w:sz w:val="24"/>
+          <w:szCs w:val="24"/>
+          <w:lang w:eastAsia="en-KE"/>
           <w14:ligatures w14:val="none"/>
         </w:rPr>
         <w:t>Have I removed unrelated facts, duplicate charts, and “nice-to-know” detail?</w:t>
@@ -3323,18 +3297,18 @@
           <w:kern w:val="0"/>
           <w:sz w:val="24"/>
           <w:szCs w:val="24"/>
-          <w:lang w:val="en-KE" w:eastAsia="en-KE"/>
-          <w14:ligatures w14:val="none"/>
-        </w:rPr>
-      </w:pPr>
-      <w:r>
-        <w:rPr>
-          <w:rFonts w:ascii="Arial" w:eastAsia="Times New Roman" w:hAnsi="Arial" w:cs="Arial"/>
-          <w:color w:val="010101"/>
-          <w:kern w:val="0"/>
-          <w:sz w:val="24"/>
-          <w:szCs w:val="24"/>
-          <w:lang w:val="en-KE" w:eastAsia="en-KE"/>
+          <w:lang w:eastAsia="en-KE"/>
+          <w14:ligatures w14:val="none"/>
+        </w:rPr>
+      </w:pPr>
+      <w:r>
+        <w:rPr>
+          <w:rFonts w:ascii="Arial" w:eastAsia="Times New Roman" w:hAnsi="Arial" w:cs="Arial"/>
+          <w:color w:val="010101"/>
+          <w:kern w:val="0"/>
+          <w:sz w:val="24"/>
+          <w:szCs w:val="24"/>
+          <w:lang w:eastAsia="en-KE"/>
           <w14:ligatures w14:val="none"/>
         </w:rPr>
         <w:lastRenderedPageBreak/>
@@ -3357,18 +3331,18 @@
           <w:kern w:val="0"/>
           <w:sz w:val="24"/>
           <w:szCs w:val="24"/>
-          <w:lang w:val="en-KE" w:eastAsia="en-KE"/>
-          <w14:ligatures w14:val="none"/>
-        </w:rPr>
-      </w:pPr>
-      <w:r>
-        <w:rPr>
-          <w:rFonts w:ascii="Arial" w:eastAsia="Times New Roman" w:hAnsi="Arial" w:cs="Arial"/>
-          <w:color w:val="010101"/>
-          <w:kern w:val="0"/>
-          <w:sz w:val="24"/>
-          <w:szCs w:val="24"/>
-          <w:lang w:val="en-KE" w:eastAsia="en-KE"/>
+          <w:lang w:eastAsia="en-KE"/>
+          <w14:ligatures w14:val="none"/>
+        </w:rPr>
+      </w:pPr>
+      <w:r>
+        <w:rPr>
+          <w:rFonts w:ascii="Arial" w:eastAsia="Times New Roman" w:hAnsi="Arial" w:cs="Arial"/>
+          <w:color w:val="010101"/>
+          <w:kern w:val="0"/>
+          <w:sz w:val="24"/>
+          <w:szCs w:val="24"/>
+          <w:lang w:eastAsia="en-KE"/>
           <w14:ligatures w14:val="none"/>
         </w:rPr>
         <w:t>A useful formula is:</w:t>
@@ -3392,7 +3366,7 @@
           <w:kern w:val="0"/>
           <w:sz w:val="26"/>
           <w:szCs w:val="26"/>
-          <w:lang w:val="en-KE" w:eastAsia="en-KE"/>
+          <w:lang w:eastAsia="en-KE"/>
           <w14:ligatures w14:val="none"/>
         </w:rPr>
       </w:pPr>
@@ -3408,7 +3382,7 @@
           <w:sz w:val="26"/>
           <w:szCs w:val="26"/>
           <w:bdr w:val="single" w:sz="2" w:space="0" w:color="E5E7EB" w:frame="1"/>
-          <w:lang w:val="en-KE" w:eastAsia="en-KE"/>
+          <w:lang w:eastAsia="en-KE"/>
           <w14:ligatures w14:val="none"/>
         </w:rPr>
         <w:t>Message title</w:t>
@@ -3422,7 +3396,7 @@
           <w:kern w:val="0"/>
           <w:sz w:val="26"/>
           <w:szCs w:val="26"/>
-          <w:lang w:val="en-KE" w:eastAsia="en-KE"/>
+          <w:lang w:eastAsia="en-KE"/>
           <w14:ligatures w14:val="none"/>
         </w:rPr>
         <w:t> → </w:t>
@@ -3439,7 +3413,7 @@
           <w:sz w:val="26"/>
           <w:szCs w:val="26"/>
           <w:bdr w:val="single" w:sz="2" w:space="0" w:color="E5E7EB" w:frame="1"/>
-          <w:lang w:val="en-KE" w:eastAsia="en-KE"/>
+          <w:lang w:eastAsia="en-KE"/>
           <w14:ligatures w14:val="none"/>
         </w:rPr>
         <w:t>supporting visual</w:t>
@@ -3453,7 +3427,7 @@
           <w:kern w:val="0"/>
           <w:sz w:val="26"/>
           <w:szCs w:val="26"/>
-          <w:lang w:val="en-KE" w:eastAsia="en-KE"/>
+          <w:lang w:eastAsia="en-KE"/>
           <w14:ligatures w14:val="none"/>
         </w:rPr>
         <w:t> → </w:t>
@@ -3470,7 +3444,7 @@
           <w:sz w:val="26"/>
           <w:szCs w:val="26"/>
           <w:bdr w:val="single" w:sz="2" w:space="0" w:color="E5E7EB" w:frame="1"/>
-          <w:lang w:val="en-KE" w:eastAsia="en-KE"/>
+          <w:lang w:eastAsia="en-KE"/>
           <w14:ligatures w14:val="none"/>
         </w:rPr>
         <w:t>brief interpretation</w:t>
@@ -3484,7 +3458,7 @@
           <w:kern w:val="0"/>
           <w:sz w:val="26"/>
           <w:szCs w:val="26"/>
-          <w:lang w:val="en-KE" w:eastAsia="en-KE"/>
+          <w:lang w:eastAsia="en-KE"/>
           <w14:ligatures w14:val="none"/>
         </w:rPr>
         <w:t> → </w:t>
@@ -3501,7 +3475,7 @@
           <w:sz w:val="26"/>
           <w:szCs w:val="26"/>
           <w:bdr w:val="single" w:sz="2" w:space="0" w:color="E5E7EB" w:frame="1"/>
-          <w:lang w:val="en-KE" w:eastAsia="en-KE"/>
+          <w:lang w:eastAsia="en-KE"/>
           <w14:ligatures w14:val="none"/>
         </w:rPr>
         <w:t>critical context/source</w:t>
@@ -3523,18 +3497,18 @@
           <w:kern w:val="0"/>
           <w:sz w:val="24"/>
           <w:szCs w:val="24"/>
-          <w:lang w:val="en-KE" w:eastAsia="en-KE"/>
-          <w14:ligatures w14:val="none"/>
-        </w:rPr>
-      </w:pPr>
-      <w:r>
-        <w:rPr>
-          <w:rFonts w:ascii="Arial" w:eastAsia="Times New Roman" w:hAnsi="Arial" w:cs="Arial"/>
-          <w:color w:val="010101"/>
-          <w:kern w:val="0"/>
-          <w:sz w:val="24"/>
-          <w:szCs w:val="24"/>
-          <w:lang w:val="en-KE" w:eastAsia="en-KE"/>
+          <w:lang w:eastAsia="en-KE"/>
+          <w14:ligatures w14:val="none"/>
+        </w:rPr>
+      </w:pPr>
+      <w:r>
+        <w:rPr>
+          <w:rFonts w:ascii="Arial" w:eastAsia="Times New Roman" w:hAnsi="Arial" w:cs="Arial"/>
+          <w:color w:val="010101"/>
+          <w:kern w:val="0"/>
+          <w:sz w:val="24"/>
+          <w:szCs w:val="24"/>
+          <w:lang w:eastAsia="en-KE"/>
           <w14:ligatures w14:val="none"/>
         </w:rPr>
         <w:t>For example:</w:t>
@@ -3560,7 +3534,7 @@
           <w:kern w:val="0"/>
           <w:sz w:val="24"/>
           <w:szCs w:val="24"/>
-          <w:lang w:val="en-KE" w:eastAsia="en-KE"/>
+          <w:lang w:eastAsia="en-KE"/>
           <w14:ligatures w14:val="none"/>
         </w:rPr>
       </w:pPr>
@@ -3574,7 +3548,7 @@
           <w:sz w:val="24"/>
           <w:szCs w:val="24"/>
           <w:bdr w:val="single" w:sz="2" w:space="0" w:color="E5E7EB" w:frame="1"/>
-          <w:lang w:val="en-KE" w:eastAsia="en-KE"/>
+          <w:lang w:eastAsia="en-KE"/>
           <w14:ligatures w14:val="none"/>
         </w:rPr>
         <w:t>Title:</w:t>
@@ -3586,7 +3560,7 @@
           <w:kern w:val="0"/>
           <w:sz w:val="24"/>
           <w:szCs w:val="24"/>
-          <w:lang w:val="en-KE" w:eastAsia="en-KE"/>
+          <w:lang w:eastAsia="en-KE"/>
           <w14:ligatures w14:val="none"/>
         </w:rPr>
         <w:t> “High-risk customers churn at three times the rate of other customers.”</w:t>
@@ -3612,7 +3586,7 @@
           <w:kern w:val="0"/>
           <w:sz w:val="24"/>
           <w:szCs w:val="24"/>
-          <w:lang w:val="en-KE" w:eastAsia="en-KE"/>
+          <w:lang w:eastAsia="en-KE"/>
           <w14:ligatures w14:val="none"/>
         </w:rPr>
       </w:pPr>
@@ -3626,7 +3600,7 @@
           <w:sz w:val="24"/>
           <w:szCs w:val="24"/>
           <w:bdr w:val="single" w:sz="2" w:space="0" w:color="E5E7EB" w:frame="1"/>
-          <w:lang w:val="en-KE" w:eastAsia="en-KE"/>
+          <w:lang w:eastAsia="en-KE"/>
           <w14:ligatures w14:val="none"/>
         </w:rPr>
         <w:t>Visual:</w:t>
@@ -3638,7 +3612,7 @@
           <w:kern w:val="0"/>
           <w:sz w:val="24"/>
           <w:szCs w:val="24"/>
-          <w:lang w:val="en-KE" w:eastAsia="en-KE"/>
+          <w:lang w:eastAsia="en-KE"/>
           <w14:ligatures w14:val="none"/>
         </w:rPr>
         <w:t> Simple comparison of churn rate by risk group.</w:t>
@@ -3664,7 +3638,7 @@
           <w:kern w:val="0"/>
           <w:sz w:val="24"/>
           <w:szCs w:val="24"/>
-          <w:lang w:val="en-KE" w:eastAsia="en-KE"/>
+          <w:lang w:eastAsia="en-KE"/>
           <w14:ligatures w14:val="none"/>
         </w:rPr>
       </w:pPr>
@@ -3678,7 +3652,7 @@
           <w:sz w:val="24"/>
           <w:szCs w:val="24"/>
           <w:bdr w:val="single" w:sz="2" w:space="0" w:color="E5E7EB" w:frame="1"/>
-          <w:lang w:val="en-KE" w:eastAsia="en-KE"/>
+          <w:lang w:eastAsia="en-KE"/>
           <w14:ligatures w14:val="none"/>
         </w:rPr>
         <w:t>Interpretation:</w:t>
@@ -3690,7 +3664,7 @@
           <w:kern w:val="0"/>
           <w:sz w:val="24"/>
           <w:szCs w:val="24"/>
-          <w:lang w:val="en-KE" w:eastAsia="en-KE"/>
+          <w:lang w:eastAsia="en-KE"/>
           <w14:ligatures w14:val="none"/>
         </w:rPr>
         <w:t> One short annotation identifying the implication for retention priorities.</w:t>
@@ -3716,7 +3690,7 @@
           <w:kern w:val="0"/>
           <w:sz w:val="24"/>
           <w:szCs w:val="24"/>
-          <w:lang w:val="en-KE" w:eastAsia="en-KE"/>
+          <w:lang w:eastAsia="en-KE"/>
           <w14:ligatures w14:val="none"/>
         </w:rPr>
       </w:pPr>
@@ -3730,7 +3704,7 @@
           <w:sz w:val="24"/>
           <w:szCs w:val="24"/>
           <w:bdr w:val="single" w:sz="2" w:space="0" w:color="E5E7EB" w:frame="1"/>
-          <w:lang w:val="en-KE" w:eastAsia="en-KE"/>
+          <w:lang w:eastAsia="en-KE"/>
           <w14:ligatures w14:val="none"/>
         </w:rPr>
         <w:t>Context:</w:t>
@@ -3742,7 +3716,7 @@
           <w:kern w:val="0"/>
           <w:sz w:val="24"/>
           <w:szCs w:val="24"/>
-          <w:lang w:val="en-KE" w:eastAsia="en-KE"/>
+          <w:lang w:eastAsia="en-KE"/>
           <w14:ligatures w14:val="none"/>
         </w:rPr>
         <w:t> Analysis period, definition of churn, population/sample, source.</w:t>
@@ -3764,47 +3738,21 @@
           <w:kern w:val="0"/>
           <w:sz w:val="24"/>
           <w:szCs w:val="24"/>
-          <w:lang w:val="en-KE" w:eastAsia="en-KE"/>
-          <w14:ligatures w14:val="none"/>
-        </w:rPr>
-      </w:pPr>
-      <w:r>
-        <w:rPr>
-          <w:rFonts w:ascii="Arial" w:eastAsia="Times New Roman" w:hAnsi="Arial" w:cs="Arial"/>
-          <w:color w:val="010101"/>
-          <w:kern w:val="0"/>
-          <w:sz w:val="24"/>
-          <w:szCs w:val="24"/>
-          <w:lang w:val="en-KE" w:eastAsia="en-KE"/>
-          <w14:ligatures w14:val="none"/>
-        </w:rPr>
-        <w:t xml:space="preserve">Each slide should contain only information that reinforces its headline. [Crafting a Data </w:t>
-      </w:r>
-      <w:proofErr w:type="gramStart"/>
-      <w:r>
-        <w:rPr>
-          <w:rFonts w:ascii="Arial" w:eastAsia="Times New Roman" w:hAnsi="Arial" w:cs="Arial"/>
-          <w:color w:val="010101"/>
-          <w:kern w:val="0"/>
-          <w:sz w:val="24"/>
-          <w:szCs w:val="24"/>
-          <w:lang w:val="en-KE" w:eastAsia="en-KE"/>
-          <w14:ligatures w14:val="none"/>
-        </w:rPr>
-        <w:t>Story][</w:t>
-      </w:r>
-      <w:proofErr w:type="gramEnd"/>
-      <w:r>
-        <w:rPr>
-          <w:rFonts w:ascii="Arial" w:eastAsia="Times New Roman" w:hAnsi="Arial" w:cs="Arial"/>
-          <w:color w:val="010101"/>
-          <w:kern w:val="0"/>
-          <w:sz w:val="24"/>
-          <w:szCs w:val="24"/>
-          <w:lang w:val="en-KE" w:eastAsia="en-KE"/>
-          <w14:ligatures w14:val="none"/>
-        </w:rPr>
-        <w:t>source:0]</w:t>
+          <w:lang w:eastAsia="en-KE"/>
+          <w14:ligatures w14:val="none"/>
+        </w:rPr>
+      </w:pPr>
+      <w:r>
+        <w:rPr>
+          <w:rFonts w:ascii="Arial" w:eastAsia="Times New Roman" w:hAnsi="Arial" w:cs="Arial"/>
+          <w:color w:val="010101"/>
+          <w:kern w:val="0"/>
+          <w:sz w:val="24"/>
+          <w:szCs w:val="24"/>
+          <w:lang w:eastAsia="en-KE"/>
+          <w14:ligatures w14:val="none"/>
+        </w:rPr>
+        <w:t>Each slide should contain only information that reinforces its headline. [Crafting a Data Story][source:0]</w:t>
       </w:r>
     </w:p>
     <w:p>
@@ -3815,7 +3763,7 @@
           <w:kern w:val="0"/>
           <w:sz w:val="24"/>
           <w:szCs w:val="24"/>
-          <w:lang w:val="en-KE" w:eastAsia="en-KE"/>
+          <w:lang w:eastAsia="en-KE"/>
           <w14:ligatures w14:val="none"/>
         </w:rPr>
       </w:pPr>
@@ -3825,7 +3773,7 @@
           <w:kern w:val="0"/>
           <w:sz w:val="24"/>
           <w:szCs w:val="24"/>
-          <w:lang w:val="en-KE" w:eastAsia="en-KE"/>
+          <w:lang w:eastAsia="en-KE"/>
           <w14:ligatures w14:val="none"/>
         </w:rPr>
         <w:pict w14:anchorId="00AD9DFF">
@@ -3850,7 +3798,7 @@
           <w:kern w:val="0"/>
           <w:sz w:val="27"/>
           <w:szCs w:val="27"/>
-          <w:lang w:val="en-KE" w:eastAsia="en-KE"/>
+          <w:lang w:eastAsia="en-KE"/>
           <w14:ligatures w14:val="none"/>
         </w:rPr>
       </w:pPr>
@@ -3861,7 +3809,7 @@
           <w:kern w:val="0"/>
           <w:sz w:val="27"/>
           <w:szCs w:val="27"/>
-          <w:lang w:val="en-KE" w:eastAsia="en-KE"/>
+          <w:lang w:eastAsia="en-KE"/>
           <w14:ligatures w14:val="none"/>
         </w:rPr>
         <w:t>7. Make visuals do the explanatory work</w:t>
@@ -3883,18 +3831,18 @@
           <w:kern w:val="0"/>
           <w:sz w:val="24"/>
           <w:szCs w:val="24"/>
-          <w:lang w:val="en-KE" w:eastAsia="en-KE"/>
-          <w14:ligatures w14:val="none"/>
-        </w:rPr>
-      </w:pPr>
-      <w:r>
-        <w:rPr>
-          <w:rFonts w:ascii="Arial" w:eastAsia="Times New Roman" w:hAnsi="Arial" w:cs="Arial"/>
-          <w:color w:val="010101"/>
-          <w:kern w:val="0"/>
-          <w:sz w:val="24"/>
-          <w:szCs w:val="24"/>
-          <w:lang w:val="en-KE" w:eastAsia="en-KE"/>
+          <w:lang w:eastAsia="en-KE"/>
+          <w14:ligatures w14:val="none"/>
+        </w:rPr>
+      </w:pPr>
+      <w:r>
+        <w:rPr>
+          <w:rFonts w:ascii="Arial" w:eastAsia="Times New Roman" w:hAnsi="Arial" w:cs="Arial"/>
+          <w:color w:val="010101"/>
+          <w:kern w:val="0"/>
+          <w:sz w:val="24"/>
+          <w:szCs w:val="24"/>
+          <w:lang w:eastAsia="en-KE"/>
           <w14:ligatures w14:val="none"/>
         </w:rPr>
         <w:t>Favor:</w:t>
@@ -3920,18 +3868,18 @@
           <w:kern w:val="0"/>
           <w:sz w:val="24"/>
           <w:szCs w:val="24"/>
-          <w:lang w:val="en-KE" w:eastAsia="en-KE"/>
-          <w14:ligatures w14:val="none"/>
-        </w:rPr>
-      </w:pPr>
-      <w:r>
-        <w:rPr>
-          <w:rFonts w:ascii="Arial" w:eastAsia="Times New Roman" w:hAnsi="Arial" w:cs="Arial"/>
-          <w:color w:val="010101"/>
-          <w:kern w:val="0"/>
-          <w:sz w:val="24"/>
-          <w:szCs w:val="24"/>
-          <w:lang w:val="en-KE" w:eastAsia="en-KE"/>
+          <w:lang w:eastAsia="en-KE"/>
+          <w14:ligatures w14:val="none"/>
+        </w:rPr>
+      </w:pPr>
+      <w:r>
+        <w:rPr>
+          <w:rFonts w:ascii="Arial" w:eastAsia="Times New Roman" w:hAnsi="Arial" w:cs="Arial"/>
+          <w:color w:val="010101"/>
+          <w:kern w:val="0"/>
+          <w:sz w:val="24"/>
+          <w:szCs w:val="24"/>
+          <w:lang w:eastAsia="en-KE"/>
           <w14:ligatures w14:val="none"/>
         </w:rPr>
         <w:t>Charts and graphs for comparisons, changes, distributions, relationships, or rankings</w:t>
@@ -3957,18 +3905,18 @@
           <w:kern w:val="0"/>
           <w:sz w:val="24"/>
           <w:szCs w:val="24"/>
-          <w:lang w:val="en-KE" w:eastAsia="en-KE"/>
-          <w14:ligatures w14:val="none"/>
-        </w:rPr>
-      </w:pPr>
-      <w:r>
-        <w:rPr>
-          <w:rFonts w:ascii="Arial" w:eastAsia="Times New Roman" w:hAnsi="Arial" w:cs="Arial"/>
-          <w:color w:val="010101"/>
-          <w:kern w:val="0"/>
-          <w:sz w:val="24"/>
-          <w:szCs w:val="24"/>
-          <w:lang w:val="en-KE" w:eastAsia="en-KE"/>
+          <w:lang w:eastAsia="en-KE"/>
+          <w14:ligatures w14:val="none"/>
+        </w:rPr>
+      </w:pPr>
+      <w:r>
+        <w:rPr>
+          <w:rFonts w:ascii="Arial" w:eastAsia="Times New Roman" w:hAnsi="Arial" w:cs="Arial"/>
+          <w:color w:val="010101"/>
+          <w:kern w:val="0"/>
+          <w:sz w:val="24"/>
+          <w:szCs w:val="24"/>
+          <w:lang w:eastAsia="en-KE"/>
           <w14:ligatures w14:val="none"/>
         </w:rPr>
         <w:t>Maps only when location is central to the decision</w:t>
@@ -3994,18 +3942,18 @@
           <w:kern w:val="0"/>
           <w:sz w:val="24"/>
           <w:szCs w:val="24"/>
-          <w:lang w:val="en-KE" w:eastAsia="en-KE"/>
-          <w14:ligatures w14:val="none"/>
-        </w:rPr>
-      </w:pPr>
-      <w:r>
-        <w:rPr>
-          <w:rFonts w:ascii="Arial" w:eastAsia="Times New Roman" w:hAnsi="Arial" w:cs="Arial"/>
-          <w:color w:val="010101"/>
-          <w:kern w:val="0"/>
-          <w:sz w:val="24"/>
-          <w:szCs w:val="24"/>
-          <w:lang w:val="en-KE" w:eastAsia="en-KE"/>
+          <w:lang w:eastAsia="en-KE"/>
+          <w14:ligatures w14:val="none"/>
+        </w:rPr>
+      </w:pPr>
+      <w:r>
+        <w:rPr>
+          <w:rFonts w:ascii="Arial" w:eastAsia="Times New Roman" w:hAnsi="Arial" w:cs="Arial"/>
+          <w:color w:val="010101"/>
+          <w:kern w:val="0"/>
+          <w:sz w:val="24"/>
+          <w:szCs w:val="24"/>
+          <w:lang w:eastAsia="en-KE"/>
           <w14:ligatures w14:val="none"/>
         </w:rPr>
         <w:t>Dashboards only when they reveal a clear insight; crop or simplify them rather than showing every widget</w:t>
@@ -4031,18 +3979,18 @@
           <w:kern w:val="0"/>
           <w:sz w:val="24"/>
           <w:szCs w:val="24"/>
-          <w:lang w:val="en-KE" w:eastAsia="en-KE"/>
-          <w14:ligatures w14:val="none"/>
-        </w:rPr>
-      </w:pPr>
-      <w:r>
-        <w:rPr>
-          <w:rFonts w:ascii="Arial" w:eastAsia="Times New Roman" w:hAnsi="Arial" w:cs="Arial"/>
-          <w:color w:val="010101"/>
-          <w:kern w:val="0"/>
-          <w:sz w:val="24"/>
-          <w:szCs w:val="24"/>
-          <w:lang w:val="en-KE" w:eastAsia="en-KE"/>
+          <w:lang w:eastAsia="en-KE"/>
+          <w14:ligatures w14:val="none"/>
+        </w:rPr>
+      </w:pPr>
+      <w:r>
+        <w:rPr>
+          <w:rFonts w:ascii="Arial" w:eastAsia="Times New Roman" w:hAnsi="Arial" w:cs="Arial"/>
+          <w:color w:val="010101"/>
+          <w:kern w:val="0"/>
+          <w:sz w:val="24"/>
+          <w:szCs w:val="24"/>
+          <w:lang w:eastAsia="en-KE"/>
           <w14:ligatures w14:val="none"/>
         </w:rPr>
         <w:t>Process diagrams for a POC, data flow, customer journey, or implementation roadmap</w:t>
@@ -4068,18 +4016,18 @@
           <w:kern w:val="0"/>
           <w:sz w:val="24"/>
           <w:szCs w:val="24"/>
-          <w:lang w:val="en-KE" w:eastAsia="en-KE"/>
-          <w14:ligatures w14:val="none"/>
-        </w:rPr>
-      </w:pPr>
-      <w:r>
-        <w:rPr>
-          <w:rFonts w:ascii="Arial" w:eastAsia="Times New Roman" w:hAnsi="Arial" w:cs="Arial"/>
-          <w:color w:val="010101"/>
-          <w:kern w:val="0"/>
-          <w:sz w:val="24"/>
-          <w:szCs w:val="24"/>
-          <w:lang w:val="en-KE" w:eastAsia="en-KE"/>
+          <w:lang w:eastAsia="en-KE"/>
+          <w14:ligatures w14:val="none"/>
+        </w:rPr>
+      </w:pPr>
+      <w:r>
+        <w:rPr>
+          <w:rFonts w:ascii="Arial" w:eastAsia="Times New Roman" w:hAnsi="Arial" w:cs="Arial"/>
+          <w:color w:val="010101"/>
+          <w:kern w:val="0"/>
+          <w:sz w:val="24"/>
+          <w:szCs w:val="24"/>
+          <w:lang w:eastAsia="en-KE"/>
           <w14:ligatures w14:val="none"/>
         </w:rPr>
         <w:t>Before/after comparisons for business impact</w:t>
@@ -4105,18 +4053,18 @@
           <w:kern w:val="0"/>
           <w:sz w:val="24"/>
           <w:szCs w:val="24"/>
-          <w:lang w:val="en-KE" w:eastAsia="en-KE"/>
-          <w14:ligatures w14:val="none"/>
-        </w:rPr>
-      </w:pPr>
-      <w:r>
-        <w:rPr>
-          <w:rFonts w:ascii="Arial" w:eastAsia="Times New Roman" w:hAnsi="Arial" w:cs="Arial"/>
-          <w:color w:val="010101"/>
-          <w:kern w:val="0"/>
-          <w:sz w:val="24"/>
-          <w:szCs w:val="24"/>
-          <w:lang w:val="en-KE" w:eastAsia="en-KE"/>
+          <w:lang w:eastAsia="en-KE"/>
+          <w14:ligatures w14:val="none"/>
+        </w:rPr>
+      </w:pPr>
+      <w:r>
+        <w:rPr>
+          <w:rFonts w:ascii="Arial" w:eastAsia="Times New Roman" w:hAnsi="Arial" w:cs="Arial"/>
+          <w:color w:val="010101"/>
+          <w:kern w:val="0"/>
+          <w:sz w:val="24"/>
+          <w:szCs w:val="24"/>
+          <w:lang w:eastAsia="en-KE"/>
           <w14:ligatures w14:val="none"/>
         </w:rPr>
         <w:t>Tables only for a small number of precise comparisons</w:t>
@@ -4142,18 +4090,18 @@
           <w:kern w:val="0"/>
           <w:sz w:val="24"/>
           <w:szCs w:val="24"/>
-          <w:lang w:val="en-KE" w:eastAsia="en-KE"/>
-          <w14:ligatures w14:val="none"/>
-        </w:rPr>
-      </w:pPr>
-      <w:r>
-        <w:rPr>
-          <w:rFonts w:ascii="Arial" w:eastAsia="Times New Roman" w:hAnsi="Arial" w:cs="Arial"/>
-          <w:color w:val="010101"/>
-          <w:kern w:val="0"/>
-          <w:sz w:val="24"/>
-          <w:szCs w:val="24"/>
-          <w:lang w:val="en-KE" w:eastAsia="en-KE"/>
+          <w:lang w:eastAsia="en-KE"/>
+          <w14:ligatures w14:val="none"/>
+        </w:rPr>
+      </w:pPr>
+      <w:r>
+        <w:rPr>
+          <w:rFonts w:ascii="Arial" w:eastAsia="Times New Roman" w:hAnsi="Arial" w:cs="Arial"/>
+          <w:color w:val="010101"/>
+          <w:kern w:val="0"/>
+          <w:sz w:val="24"/>
+          <w:szCs w:val="24"/>
+          <w:lang w:eastAsia="en-KE"/>
           <w14:ligatures w14:val="none"/>
         </w:rPr>
         <w:t>Large-format text, quotations, or photos when they genuinely strengthen the message</w:t>
@@ -4175,18 +4123,18 @@
           <w:kern w:val="0"/>
           <w:sz w:val="24"/>
           <w:szCs w:val="24"/>
-          <w:lang w:val="en-KE" w:eastAsia="en-KE"/>
-          <w14:ligatures w14:val="none"/>
-        </w:rPr>
-      </w:pPr>
-      <w:r>
-        <w:rPr>
-          <w:rFonts w:ascii="Arial" w:eastAsia="Times New Roman" w:hAnsi="Arial" w:cs="Arial"/>
-          <w:color w:val="010101"/>
-          <w:kern w:val="0"/>
-          <w:sz w:val="24"/>
-          <w:szCs w:val="24"/>
-          <w:lang w:val="en-KE" w:eastAsia="en-KE"/>
+          <w:lang w:eastAsia="en-KE"/>
+          <w14:ligatures w14:val="none"/>
+        </w:rPr>
+      </w:pPr>
+      <w:r>
+        <w:rPr>
+          <w:rFonts w:ascii="Arial" w:eastAsia="Times New Roman" w:hAnsi="Arial" w:cs="Arial"/>
+          <w:color w:val="010101"/>
+          <w:kern w:val="0"/>
+          <w:sz w:val="24"/>
+          <w:szCs w:val="24"/>
+          <w:lang w:eastAsia="en-KE"/>
           <w14:ligatures w14:val="none"/>
         </w:rPr>
         <w:t>For every visual:</w:t>
@@ -4212,18 +4160,18 @@
           <w:kern w:val="0"/>
           <w:sz w:val="24"/>
           <w:szCs w:val="24"/>
-          <w:lang w:val="en-KE" w:eastAsia="en-KE"/>
-          <w14:ligatures w14:val="none"/>
-        </w:rPr>
-      </w:pPr>
-      <w:r>
-        <w:rPr>
-          <w:rFonts w:ascii="Arial" w:eastAsia="Times New Roman" w:hAnsi="Arial" w:cs="Arial"/>
-          <w:color w:val="010101"/>
-          <w:kern w:val="0"/>
-          <w:sz w:val="24"/>
-          <w:szCs w:val="24"/>
-          <w:lang w:val="en-KE" w:eastAsia="en-KE"/>
+          <w:lang w:eastAsia="en-KE"/>
+          <w14:ligatures w14:val="none"/>
+        </w:rPr>
+      </w:pPr>
+      <w:r>
+        <w:rPr>
+          <w:rFonts w:ascii="Arial" w:eastAsia="Times New Roman" w:hAnsi="Arial" w:cs="Arial"/>
+          <w:color w:val="010101"/>
+          <w:kern w:val="0"/>
+          <w:sz w:val="24"/>
+          <w:szCs w:val="24"/>
+          <w:lang w:eastAsia="en-KE"/>
           <w14:ligatures w14:val="none"/>
         </w:rPr>
         <w:t>Match chart type to the question.</w:t>
@@ -4249,18 +4197,18 @@
           <w:kern w:val="0"/>
           <w:sz w:val="24"/>
           <w:szCs w:val="24"/>
-          <w:lang w:val="en-KE" w:eastAsia="en-KE"/>
-          <w14:ligatures w14:val="none"/>
-        </w:rPr>
-      </w:pPr>
-      <w:r>
-        <w:rPr>
-          <w:rFonts w:ascii="Arial" w:eastAsia="Times New Roman" w:hAnsi="Arial" w:cs="Arial"/>
-          <w:color w:val="010101"/>
-          <w:kern w:val="0"/>
-          <w:sz w:val="24"/>
-          <w:szCs w:val="24"/>
-          <w:lang w:val="en-KE" w:eastAsia="en-KE"/>
+          <w:lang w:eastAsia="en-KE"/>
+          <w14:ligatures w14:val="none"/>
+        </w:rPr>
+      </w:pPr>
+      <w:r>
+        <w:rPr>
+          <w:rFonts w:ascii="Arial" w:eastAsia="Times New Roman" w:hAnsi="Arial" w:cs="Arial"/>
+          <w:color w:val="010101"/>
+          <w:kern w:val="0"/>
+          <w:sz w:val="24"/>
+          <w:szCs w:val="24"/>
+          <w:lang w:eastAsia="en-KE"/>
           <w14:ligatures w14:val="none"/>
         </w:rPr>
         <w:t>Use clear titles, labels, units, and legends only when needed.</w:t>
@@ -4286,18 +4234,18 @@
           <w:kern w:val="0"/>
           <w:sz w:val="24"/>
           <w:szCs w:val="24"/>
-          <w:lang w:val="en-KE" w:eastAsia="en-KE"/>
-          <w14:ligatures w14:val="none"/>
-        </w:rPr>
-      </w:pPr>
-      <w:r>
-        <w:rPr>
-          <w:rFonts w:ascii="Arial" w:eastAsia="Times New Roman" w:hAnsi="Arial" w:cs="Arial"/>
-          <w:color w:val="010101"/>
-          <w:kern w:val="0"/>
-          <w:sz w:val="24"/>
-          <w:szCs w:val="24"/>
-          <w:lang w:val="en-KE" w:eastAsia="en-KE"/>
+          <w:lang w:eastAsia="en-KE"/>
+          <w14:ligatures w14:val="none"/>
+        </w:rPr>
+      </w:pPr>
+      <w:r>
+        <w:rPr>
+          <w:rFonts w:ascii="Arial" w:eastAsia="Times New Roman" w:hAnsi="Arial" w:cs="Arial"/>
+          <w:color w:val="010101"/>
+          <w:kern w:val="0"/>
+          <w:sz w:val="24"/>
+          <w:szCs w:val="24"/>
+          <w:lang w:eastAsia="en-KE"/>
           <w14:ligatures w14:val="none"/>
         </w:rPr>
         <w:t xml:space="preserve">Highlight the key finding with annotations, callouts, </w:t>
@@ -4310,7 +4258,7 @@
           <w:kern w:val="0"/>
           <w:sz w:val="24"/>
           <w:szCs w:val="24"/>
-          <w:lang w:val="en-KE" w:eastAsia="en-KE"/>
+          <w:lang w:eastAsia="en-KE"/>
           <w14:ligatures w14:val="none"/>
         </w:rPr>
         <w:t>color</w:t>
@@ -4323,7 +4271,7 @@
           <w:kern w:val="0"/>
           <w:sz w:val="24"/>
           <w:szCs w:val="24"/>
-          <w:lang w:val="en-KE" w:eastAsia="en-KE"/>
+          <w:lang w:eastAsia="en-KE"/>
           <w14:ligatures w14:val="none"/>
         </w:rPr>
         <w:t>, or ordering.</w:t>
@@ -4349,18 +4297,18 @@
           <w:kern w:val="0"/>
           <w:sz w:val="24"/>
           <w:szCs w:val="24"/>
-          <w:lang w:val="en-KE" w:eastAsia="en-KE"/>
-          <w14:ligatures w14:val="none"/>
-        </w:rPr>
-      </w:pPr>
-      <w:r>
-        <w:rPr>
-          <w:rFonts w:ascii="Arial" w:eastAsia="Times New Roman" w:hAnsi="Arial" w:cs="Arial"/>
-          <w:color w:val="010101"/>
-          <w:kern w:val="0"/>
-          <w:sz w:val="24"/>
-          <w:szCs w:val="24"/>
-          <w:lang w:val="en-KE" w:eastAsia="en-KE"/>
+          <w:lang w:eastAsia="en-KE"/>
+          <w14:ligatures w14:val="none"/>
+        </w:rPr>
+      </w:pPr>
+      <w:r>
+        <w:rPr>
+          <w:rFonts w:ascii="Arial" w:eastAsia="Times New Roman" w:hAnsi="Arial" w:cs="Arial"/>
+          <w:color w:val="010101"/>
+          <w:kern w:val="0"/>
+          <w:sz w:val="24"/>
+          <w:szCs w:val="24"/>
+          <w:lang w:eastAsia="en-KE"/>
           <w14:ligatures w14:val="none"/>
         </w:rPr>
         <w:t>Keep the visual readable at presentation size.</w:t>
@@ -4386,18 +4334,18 @@
           <w:kern w:val="0"/>
           <w:sz w:val="24"/>
           <w:szCs w:val="24"/>
-          <w:lang w:val="en-KE" w:eastAsia="en-KE"/>
-          <w14:ligatures w14:val="none"/>
-        </w:rPr>
-      </w:pPr>
-      <w:r>
-        <w:rPr>
-          <w:rFonts w:ascii="Arial" w:eastAsia="Times New Roman" w:hAnsi="Arial" w:cs="Arial"/>
-          <w:color w:val="010101"/>
-          <w:kern w:val="0"/>
-          <w:sz w:val="24"/>
-          <w:szCs w:val="24"/>
-          <w:lang w:val="en-KE" w:eastAsia="en-KE"/>
+          <w:lang w:eastAsia="en-KE"/>
+          <w14:ligatures w14:val="none"/>
+        </w:rPr>
+      </w:pPr>
+      <w:r>
+        <w:rPr>
+          <w:rFonts w:ascii="Arial" w:eastAsia="Times New Roman" w:hAnsi="Arial" w:cs="Arial"/>
+          <w:color w:val="010101"/>
+          <w:kern w:val="0"/>
+          <w:sz w:val="24"/>
+          <w:szCs w:val="24"/>
+          <w:lang w:eastAsia="en-KE"/>
           <w14:ligatures w14:val="none"/>
         </w:rPr>
         <w:t>State the takeaway explicitly—do not make the audience hunt for it.</w:t>
@@ -4423,18 +4371,18 @@
           <w:kern w:val="0"/>
           <w:sz w:val="24"/>
           <w:szCs w:val="24"/>
-          <w:lang w:val="en-KE" w:eastAsia="en-KE"/>
-          <w14:ligatures w14:val="none"/>
-        </w:rPr>
-      </w:pPr>
-      <w:r>
-        <w:rPr>
-          <w:rFonts w:ascii="Arial" w:eastAsia="Times New Roman" w:hAnsi="Arial" w:cs="Arial"/>
-          <w:color w:val="010101"/>
-          <w:kern w:val="0"/>
-          <w:sz w:val="24"/>
-          <w:szCs w:val="24"/>
-          <w:lang w:val="en-KE" w:eastAsia="en-KE"/>
+          <w:lang w:eastAsia="en-KE"/>
+          <w14:ligatures w14:val="none"/>
+        </w:rPr>
+      </w:pPr>
+      <w:r>
+        <w:rPr>
+          <w:rFonts w:ascii="Arial" w:eastAsia="Times New Roman" w:hAnsi="Arial" w:cs="Arial"/>
+          <w:color w:val="010101"/>
+          <w:kern w:val="0"/>
+          <w:sz w:val="24"/>
+          <w:szCs w:val="24"/>
+          <w:lang w:eastAsia="en-KE"/>
           <w14:ligatures w14:val="none"/>
         </w:rPr>
         <w:t>Include source and relevant timeframe/definition.</w:t>
@@ -4456,18 +4404,18 @@
           <w:kern w:val="0"/>
           <w:sz w:val="24"/>
           <w:szCs w:val="24"/>
-          <w:lang w:val="en-KE" w:eastAsia="en-KE"/>
-          <w14:ligatures w14:val="none"/>
-        </w:rPr>
-      </w:pPr>
-      <w:r>
-        <w:rPr>
-          <w:rFonts w:ascii="Arial" w:eastAsia="Times New Roman" w:hAnsi="Arial" w:cs="Arial"/>
-          <w:color w:val="010101"/>
-          <w:kern w:val="0"/>
-          <w:sz w:val="24"/>
-          <w:szCs w:val="24"/>
-          <w:lang w:val="en-KE" w:eastAsia="en-KE"/>
+          <w:lang w:eastAsia="en-KE"/>
+          <w14:ligatures w14:val="none"/>
+        </w:rPr>
+      </w:pPr>
+      <w:r>
+        <w:rPr>
+          <w:rFonts w:ascii="Arial" w:eastAsia="Times New Roman" w:hAnsi="Arial" w:cs="Arial"/>
+          <w:color w:val="010101"/>
+          <w:kern w:val="0"/>
+          <w:sz w:val="24"/>
+          <w:szCs w:val="24"/>
+          <w:lang w:eastAsia="en-KE"/>
           <w14:ligatures w14:val="none"/>
         </w:rPr>
         <w:lastRenderedPageBreak/>
@@ -4483,7 +4431,7 @@
             <w:szCs w:val="24"/>
             <w:u w:val="single"/>
             <w:bdr w:val="single" w:sz="2" w:space="0" w:color="E5E7EB" w:frame="1"/>
-            <w:lang w:val="en-KE" w:eastAsia="en-KE"/>
+            <w:lang w:eastAsia="en-KE"/>
             <w14:ligatures w14:val="none"/>
           </w:rPr>
           <w:t>Capstone Presentation Handbook</w:t>
@@ -4498,7 +4446,7 @@
           <w:kern w:val="0"/>
           <w:sz w:val="24"/>
           <w:szCs w:val="24"/>
-          <w:lang w:val="en-KE" w:eastAsia="en-KE"/>
+          <w:lang w:eastAsia="en-KE"/>
           <w14:ligatures w14:val="none"/>
         </w:rPr>
       </w:pPr>
@@ -4508,7 +4456,7 @@
           <w:kern w:val="0"/>
           <w:sz w:val="24"/>
           <w:szCs w:val="24"/>
-          <w:lang w:val="en-KE" w:eastAsia="en-KE"/>
+          <w:lang w:eastAsia="en-KE"/>
           <w14:ligatures w14:val="none"/>
         </w:rPr>
         <w:pict w14:anchorId="1F92E5C7">
@@ -4533,7 +4481,7 @@
           <w:kern w:val="0"/>
           <w:sz w:val="27"/>
           <w:szCs w:val="27"/>
-          <w:lang w:val="en-KE" w:eastAsia="en-KE"/>
+          <w:lang w:eastAsia="en-KE"/>
           <w14:ligatures w14:val="none"/>
         </w:rPr>
       </w:pPr>
@@ -4544,7 +4492,7 @@
           <w:kern w:val="0"/>
           <w:sz w:val="27"/>
           <w:szCs w:val="27"/>
-          <w:lang w:val="en-KE" w:eastAsia="en-KE"/>
+          <w:lang w:eastAsia="en-KE"/>
           <w14:ligatures w14:val="none"/>
         </w:rPr>
         <w:t>8. Keep slide text minimal and purposeful</w:t>
@@ -4570,18 +4518,18 @@
           <w:kern w:val="0"/>
           <w:sz w:val="24"/>
           <w:szCs w:val="24"/>
-          <w:lang w:val="en-KE" w:eastAsia="en-KE"/>
-          <w14:ligatures w14:val="none"/>
-        </w:rPr>
-      </w:pPr>
-      <w:r>
-        <w:rPr>
-          <w:rFonts w:ascii="Arial" w:eastAsia="Times New Roman" w:hAnsi="Arial" w:cs="Arial"/>
-          <w:color w:val="010101"/>
-          <w:kern w:val="0"/>
-          <w:sz w:val="24"/>
-          <w:szCs w:val="24"/>
-          <w:lang w:val="en-KE" w:eastAsia="en-KE"/>
+          <w:lang w:eastAsia="en-KE"/>
+          <w14:ligatures w14:val="none"/>
+        </w:rPr>
+      </w:pPr>
+      <w:r>
+        <w:rPr>
+          <w:rFonts w:ascii="Arial" w:eastAsia="Times New Roman" w:hAnsi="Arial" w:cs="Arial"/>
+          <w:color w:val="010101"/>
+          <w:kern w:val="0"/>
+          <w:sz w:val="24"/>
+          <w:szCs w:val="24"/>
+          <w:lang w:eastAsia="en-KE"/>
           <w14:ligatures w14:val="none"/>
         </w:rPr>
         <w:t>Use short phrases, labels, and annotations—not paragraphs.</w:t>
@@ -4607,18 +4555,18 @@
           <w:kern w:val="0"/>
           <w:sz w:val="24"/>
           <w:szCs w:val="24"/>
-          <w:lang w:val="en-KE" w:eastAsia="en-KE"/>
-          <w14:ligatures w14:val="none"/>
-        </w:rPr>
-      </w:pPr>
-      <w:r>
-        <w:rPr>
-          <w:rFonts w:ascii="Arial" w:eastAsia="Times New Roman" w:hAnsi="Arial" w:cs="Arial"/>
-          <w:color w:val="010101"/>
-          <w:kern w:val="0"/>
-          <w:sz w:val="24"/>
-          <w:szCs w:val="24"/>
-          <w:lang w:val="en-KE" w:eastAsia="en-KE"/>
+          <w:lang w:eastAsia="en-KE"/>
+          <w14:ligatures w14:val="none"/>
+        </w:rPr>
+      </w:pPr>
+      <w:r>
+        <w:rPr>
+          <w:rFonts w:ascii="Arial" w:eastAsia="Times New Roman" w:hAnsi="Arial" w:cs="Arial"/>
+          <w:color w:val="010101"/>
+          <w:kern w:val="0"/>
+          <w:sz w:val="24"/>
+          <w:szCs w:val="24"/>
+          <w:lang w:eastAsia="en-KE"/>
           <w14:ligatures w14:val="none"/>
         </w:rPr>
         <w:t>Prefer one core message per slide.</w:t>
@@ -4644,18 +4592,18 @@
           <w:kern w:val="0"/>
           <w:sz w:val="24"/>
           <w:szCs w:val="24"/>
-          <w:lang w:val="en-KE" w:eastAsia="en-KE"/>
-          <w14:ligatures w14:val="none"/>
-        </w:rPr>
-      </w:pPr>
-      <w:r>
-        <w:rPr>
-          <w:rFonts w:ascii="Arial" w:eastAsia="Times New Roman" w:hAnsi="Arial" w:cs="Arial"/>
-          <w:color w:val="010101"/>
-          <w:kern w:val="0"/>
-          <w:sz w:val="24"/>
-          <w:szCs w:val="24"/>
-          <w:lang w:val="en-KE" w:eastAsia="en-KE"/>
+          <w:lang w:eastAsia="en-KE"/>
+          <w14:ligatures w14:val="none"/>
+        </w:rPr>
+      </w:pPr>
+      <w:r>
+        <w:rPr>
+          <w:rFonts w:ascii="Arial" w:eastAsia="Times New Roman" w:hAnsi="Arial" w:cs="Arial"/>
+          <w:color w:val="010101"/>
+          <w:kern w:val="0"/>
+          <w:sz w:val="24"/>
+          <w:szCs w:val="24"/>
+          <w:lang w:eastAsia="en-KE"/>
           <w14:ligatures w14:val="none"/>
         </w:rPr>
         <w:t>Use bullets sparingly; use a visual when it communicates better.</w:t>
@@ -4681,18 +4629,18 @@
           <w:kern w:val="0"/>
           <w:sz w:val="24"/>
           <w:szCs w:val="24"/>
-          <w:lang w:val="en-KE" w:eastAsia="en-KE"/>
-          <w14:ligatures w14:val="none"/>
-        </w:rPr>
-      </w:pPr>
-      <w:r>
-        <w:rPr>
-          <w:rFonts w:ascii="Arial" w:eastAsia="Times New Roman" w:hAnsi="Arial" w:cs="Arial"/>
-          <w:color w:val="010101"/>
-          <w:kern w:val="0"/>
-          <w:sz w:val="24"/>
-          <w:szCs w:val="24"/>
-          <w:lang w:val="en-KE" w:eastAsia="en-KE"/>
+          <w:lang w:eastAsia="en-KE"/>
+          <w14:ligatures w14:val="none"/>
+        </w:rPr>
+      </w:pPr>
+      <w:r>
+        <w:rPr>
+          <w:rFonts w:ascii="Arial" w:eastAsia="Times New Roman" w:hAnsi="Arial" w:cs="Arial"/>
+          <w:color w:val="010101"/>
+          <w:kern w:val="0"/>
+          <w:sz w:val="24"/>
+          <w:szCs w:val="24"/>
+          <w:lang w:eastAsia="en-KE"/>
           <w14:ligatures w14:val="none"/>
         </w:rPr>
         <w:t>Never use slides as a script.</w:t>
@@ -4718,18 +4666,18 @@
           <w:kern w:val="0"/>
           <w:sz w:val="24"/>
           <w:szCs w:val="24"/>
-          <w:lang w:val="en-KE" w:eastAsia="en-KE"/>
-          <w14:ligatures w14:val="none"/>
-        </w:rPr>
-      </w:pPr>
-      <w:r>
-        <w:rPr>
-          <w:rFonts w:ascii="Arial" w:eastAsia="Times New Roman" w:hAnsi="Arial" w:cs="Arial"/>
-          <w:color w:val="010101"/>
-          <w:kern w:val="0"/>
-          <w:sz w:val="24"/>
-          <w:szCs w:val="24"/>
-          <w:lang w:val="en-KE" w:eastAsia="en-KE"/>
+          <w:lang w:eastAsia="en-KE"/>
+          <w14:ligatures w14:val="none"/>
+        </w:rPr>
+      </w:pPr>
+      <w:r>
+        <w:rPr>
+          <w:rFonts w:ascii="Arial" w:eastAsia="Times New Roman" w:hAnsi="Arial" w:cs="Arial"/>
+          <w:color w:val="010101"/>
+          <w:kern w:val="0"/>
+          <w:sz w:val="24"/>
+          <w:szCs w:val="24"/>
+          <w:lang w:eastAsia="en-KE"/>
           <w14:ligatures w14:val="none"/>
         </w:rPr>
         <w:t>Avoid long code blocks entirely.</w:t>
@@ -4755,18 +4703,18 @@
           <w:kern w:val="0"/>
           <w:sz w:val="24"/>
           <w:szCs w:val="24"/>
-          <w:lang w:val="en-KE" w:eastAsia="en-KE"/>
-          <w14:ligatures w14:val="none"/>
-        </w:rPr>
-      </w:pPr>
-      <w:r>
-        <w:rPr>
-          <w:rFonts w:ascii="Arial" w:eastAsia="Times New Roman" w:hAnsi="Arial" w:cs="Arial"/>
-          <w:color w:val="010101"/>
-          <w:kern w:val="0"/>
-          <w:sz w:val="24"/>
-          <w:szCs w:val="24"/>
-          <w:lang w:val="en-KE" w:eastAsia="en-KE"/>
+          <w:lang w:eastAsia="en-KE"/>
+          <w14:ligatures w14:val="none"/>
+        </w:rPr>
+      </w:pPr>
+      <w:r>
+        <w:rPr>
+          <w:rFonts w:ascii="Arial" w:eastAsia="Times New Roman" w:hAnsi="Arial" w:cs="Arial"/>
+          <w:color w:val="010101"/>
+          <w:kern w:val="0"/>
+          <w:sz w:val="24"/>
+          <w:szCs w:val="24"/>
+          <w:lang w:eastAsia="en-KE"/>
           <w14:ligatures w14:val="none"/>
         </w:rPr>
         <w:t>Avoid dense tables, tiny text, overloaded dashboards, and multiple unrelated findings on one slide.</w:t>
@@ -4788,18 +4736,18 @@
           <w:kern w:val="0"/>
           <w:sz w:val="24"/>
           <w:szCs w:val="24"/>
-          <w:lang w:val="en-KE" w:eastAsia="en-KE"/>
-          <w14:ligatures w14:val="none"/>
-        </w:rPr>
-      </w:pPr>
-      <w:r>
-        <w:rPr>
-          <w:rFonts w:ascii="Arial" w:eastAsia="Times New Roman" w:hAnsi="Arial" w:cs="Arial"/>
-          <w:color w:val="010101"/>
-          <w:kern w:val="0"/>
-          <w:sz w:val="24"/>
-          <w:szCs w:val="24"/>
-          <w:lang w:val="en-KE" w:eastAsia="en-KE"/>
+          <w:lang w:eastAsia="en-KE"/>
+          <w14:ligatures w14:val="none"/>
+        </w:rPr>
+      </w:pPr>
+      <w:r>
+        <w:rPr>
+          <w:rFonts w:ascii="Arial" w:eastAsia="Times New Roman" w:hAnsi="Arial" w:cs="Arial"/>
+          <w:color w:val="010101"/>
+          <w:kern w:val="0"/>
+          <w:sz w:val="24"/>
+          <w:szCs w:val="24"/>
+          <w:lang w:eastAsia="en-KE"/>
           <w14:ligatures w14:val="none"/>
         </w:rPr>
         <w:t>It is difficult for an audience to read dense text while listening, so use minimal text and purposeful visual aids. </w:t>
@@ -4814,7 +4762,7 @@
             <w:szCs w:val="24"/>
             <w:u w:val="single"/>
             <w:bdr w:val="single" w:sz="2" w:space="0" w:color="E5E7EB" w:frame="1"/>
-            <w:lang w:val="en-KE" w:eastAsia="en-KE"/>
+            <w:lang w:eastAsia="en-KE"/>
             <w14:ligatures w14:val="none"/>
           </w:rPr>
           <w:t>Capstone Presentation Handbook</w:t>
@@ -4829,7 +4777,7 @@
           <w:kern w:val="0"/>
           <w:sz w:val="24"/>
           <w:szCs w:val="24"/>
-          <w:lang w:val="en-KE" w:eastAsia="en-KE"/>
+          <w:lang w:eastAsia="en-KE"/>
           <w14:ligatures w14:val="none"/>
         </w:rPr>
       </w:pPr>
@@ -4839,7 +4787,7 @@
           <w:kern w:val="0"/>
           <w:sz w:val="24"/>
           <w:szCs w:val="24"/>
-          <w:lang w:val="en-KE" w:eastAsia="en-KE"/>
+          <w:lang w:eastAsia="en-KE"/>
           <w14:ligatures w14:val="none"/>
         </w:rPr>
         <w:pict w14:anchorId="6185C83A">
@@ -4864,7 +4812,7 @@
           <w:kern w:val="0"/>
           <w:sz w:val="27"/>
           <w:szCs w:val="27"/>
-          <w:lang w:val="en-KE" w:eastAsia="en-KE"/>
+          <w:lang w:eastAsia="en-KE"/>
           <w14:ligatures w14:val="none"/>
         </w:rPr>
       </w:pPr>
@@ -4875,7 +4823,7 @@
           <w:kern w:val="0"/>
           <w:sz w:val="27"/>
           <w:szCs w:val="27"/>
-          <w:lang w:val="en-KE" w:eastAsia="en-KE"/>
+          <w:lang w:eastAsia="en-KE"/>
           <w14:ligatures w14:val="none"/>
         </w:rPr>
         <w:t>9. Make the solution credible without overcrowding the deck</w:t>
@@ -4897,18 +4845,18 @@
           <w:kern w:val="0"/>
           <w:sz w:val="24"/>
           <w:szCs w:val="24"/>
-          <w:lang w:val="en-KE" w:eastAsia="en-KE"/>
-          <w14:ligatures w14:val="none"/>
-        </w:rPr>
-      </w:pPr>
-      <w:r>
-        <w:rPr>
-          <w:rFonts w:ascii="Arial" w:eastAsia="Times New Roman" w:hAnsi="Arial" w:cs="Arial"/>
-          <w:color w:val="010101"/>
-          <w:kern w:val="0"/>
-          <w:sz w:val="24"/>
-          <w:szCs w:val="24"/>
-          <w:lang w:val="en-KE" w:eastAsia="en-KE"/>
+          <w:lang w:eastAsia="en-KE"/>
+          <w14:ligatures w14:val="none"/>
+        </w:rPr>
+      </w:pPr>
+      <w:r>
+        <w:rPr>
+          <w:rFonts w:ascii="Arial" w:eastAsia="Times New Roman" w:hAnsi="Arial" w:cs="Arial"/>
+          <w:color w:val="010101"/>
+          <w:kern w:val="0"/>
+          <w:sz w:val="24"/>
+          <w:szCs w:val="24"/>
+          <w:lang w:eastAsia="en-KE"/>
           <w14:ligatures w14:val="none"/>
         </w:rPr>
         <w:t>Your PPT should clearly connect:</w:t>
@@ -4932,7 +4880,7 @@
           <w:kern w:val="0"/>
           <w:sz w:val="26"/>
           <w:szCs w:val="26"/>
-          <w:lang w:val="en-KE" w:eastAsia="en-KE"/>
+          <w:lang w:eastAsia="en-KE"/>
           <w14:ligatures w14:val="none"/>
         </w:rPr>
       </w:pPr>
@@ -4948,7 +4896,7 @@
           <w:sz w:val="26"/>
           <w:szCs w:val="26"/>
           <w:bdr w:val="single" w:sz="2" w:space="0" w:color="E5E7EB" w:frame="1"/>
-          <w:lang w:val="en-KE" w:eastAsia="en-KE"/>
+          <w:lang w:eastAsia="en-KE"/>
           <w14:ligatures w14:val="none"/>
         </w:rPr>
         <w:t>Business need → evidence → analytical insight → POC/solution → business value → implementation ask</w:t>
@@ -4970,18 +4918,18 @@
           <w:kern w:val="0"/>
           <w:sz w:val="24"/>
           <w:szCs w:val="24"/>
-          <w:lang w:val="en-KE" w:eastAsia="en-KE"/>
-          <w14:ligatures w14:val="none"/>
-        </w:rPr>
-      </w:pPr>
-      <w:r>
-        <w:rPr>
-          <w:rFonts w:ascii="Arial" w:eastAsia="Times New Roman" w:hAnsi="Arial" w:cs="Arial"/>
-          <w:color w:val="010101"/>
-          <w:kern w:val="0"/>
-          <w:sz w:val="24"/>
-          <w:szCs w:val="24"/>
-          <w:lang w:val="en-KE" w:eastAsia="en-KE"/>
+          <w:lang w:eastAsia="en-KE"/>
+          <w14:ligatures w14:val="none"/>
+        </w:rPr>
+      </w:pPr>
+      <w:r>
+        <w:rPr>
+          <w:rFonts w:ascii="Arial" w:eastAsia="Times New Roman" w:hAnsi="Arial" w:cs="Arial"/>
+          <w:color w:val="010101"/>
+          <w:kern w:val="0"/>
+          <w:sz w:val="24"/>
+          <w:szCs w:val="24"/>
+          <w:lang w:eastAsia="en-KE"/>
           <w14:ligatures w14:val="none"/>
         </w:rPr>
         <w:t>Include enough information to show that the solution is viable:</w:t>
@@ -5007,18 +4955,18 @@
           <w:kern w:val="0"/>
           <w:sz w:val="24"/>
           <w:szCs w:val="24"/>
-          <w:lang w:val="en-KE" w:eastAsia="en-KE"/>
-          <w14:ligatures w14:val="none"/>
-        </w:rPr>
-      </w:pPr>
-      <w:r>
-        <w:rPr>
-          <w:rFonts w:ascii="Arial" w:eastAsia="Times New Roman" w:hAnsi="Arial" w:cs="Arial"/>
-          <w:color w:val="010101"/>
-          <w:kern w:val="0"/>
-          <w:sz w:val="24"/>
-          <w:szCs w:val="24"/>
-          <w:lang w:val="en-KE" w:eastAsia="en-KE"/>
+          <w:lang w:eastAsia="en-KE"/>
+          <w14:ligatures w14:val="none"/>
+        </w:rPr>
+      </w:pPr>
+      <w:r>
+        <w:rPr>
+          <w:rFonts w:ascii="Arial" w:eastAsia="Times New Roman" w:hAnsi="Arial" w:cs="Arial"/>
+          <w:color w:val="010101"/>
+          <w:kern w:val="0"/>
+          <w:sz w:val="24"/>
+          <w:szCs w:val="24"/>
+          <w:lang w:eastAsia="en-KE"/>
           <w14:ligatures w14:val="none"/>
         </w:rPr>
         <w:t>The relevant data inputs and source(s)</w:t>
@@ -5044,18 +4992,18 @@
           <w:kern w:val="0"/>
           <w:sz w:val="24"/>
           <w:szCs w:val="24"/>
-          <w:lang w:val="en-KE" w:eastAsia="en-KE"/>
-          <w14:ligatures w14:val="none"/>
-        </w:rPr>
-      </w:pPr>
-      <w:r>
-        <w:rPr>
-          <w:rFonts w:ascii="Arial" w:eastAsia="Times New Roman" w:hAnsi="Arial" w:cs="Arial"/>
-          <w:color w:val="010101"/>
-          <w:kern w:val="0"/>
-          <w:sz w:val="24"/>
-          <w:szCs w:val="24"/>
-          <w:lang w:val="en-KE" w:eastAsia="en-KE"/>
+          <w:lang w:eastAsia="en-KE"/>
+          <w14:ligatures w14:val="none"/>
+        </w:rPr>
+      </w:pPr>
+      <w:r>
+        <w:rPr>
+          <w:rFonts w:ascii="Arial" w:eastAsia="Times New Roman" w:hAnsi="Arial" w:cs="Arial"/>
+          <w:color w:val="010101"/>
+          <w:kern w:val="0"/>
+          <w:sz w:val="24"/>
+          <w:szCs w:val="24"/>
+          <w:lang w:eastAsia="en-KE"/>
           <w14:ligatures w14:val="none"/>
         </w:rPr>
         <w:t>The analytical method or framework, in plain language</w:t>
@@ -5081,18 +5029,18 @@
           <w:kern w:val="0"/>
           <w:sz w:val="24"/>
           <w:szCs w:val="24"/>
-          <w:lang w:val="en-KE" w:eastAsia="en-KE"/>
-          <w14:ligatures w14:val="none"/>
-        </w:rPr>
-      </w:pPr>
-      <w:r>
-        <w:rPr>
-          <w:rFonts w:ascii="Arial" w:eastAsia="Times New Roman" w:hAnsi="Arial" w:cs="Arial"/>
-          <w:color w:val="010101"/>
-          <w:kern w:val="0"/>
-          <w:sz w:val="24"/>
-          <w:szCs w:val="24"/>
-          <w:lang w:val="en-KE" w:eastAsia="en-KE"/>
+          <w:lang w:eastAsia="en-KE"/>
+          <w14:ligatures w14:val="none"/>
+        </w:rPr>
+      </w:pPr>
+      <w:r>
+        <w:rPr>
+          <w:rFonts w:ascii="Arial" w:eastAsia="Times New Roman" w:hAnsi="Arial" w:cs="Arial"/>
+          <w:color w:val="010101"/>
+          <w:kern w:val="0"/>
+          <w:sz w:val="24"/>
+          <w:szCs w:val="24"/>
+          <w:lang w:eastAsia="en-KE"/>
           <w14:ligatures w14:val="none"/>
         </w:rPr>
         <w:t>What the POC produces or enables</w:t>
@@ -5118,18 +5066,18 @@
           <w:kern w:val="0"/>
           <w:sz w:val="24"/>
           <w:szCs w:val="24"/>
-          <w:lang w:val="en-KE" w:eastAsia="en-KE"/>
-          <w14:ligatures w14:val="none"/>
-        </w:rPr>
-      </w:pPr>
-      <w:r>
-        <w:rPr>
-          <w:rFonts w:ascii="Arial" w:eastAsia="Times New Roman" w:hAnsi="Arial" w:cs="Arial"/>
-          <w:color w:val="010101"/>
-          <w:kern w:val="0"/>
-          <w:sz w:val="24"/>
-          <w:szCs w:val="24"/>
-          <w:lang w:val="en-KE" w:eastAsia="en-KE"/>
+          <w:lang w:eastAsia="en-KE"/>
+          <w14:ligatures w14:val="none"/>
+        </w:rPr>
+      </w:pPr>
+      <w:r>
+        <w:rPr>
+          <w:rFonts w:ascii="Arial" w:eastAsia="Times New Roman" w:hAnsi="Arial" w:cs="Arial"/>
+          <w:color w:val="010101"/>
+          <w:kern w:val="0"/>
+          <w:sz w:val="24"/>
+          <w:szCs w:val="24"/>
+          <w:lang w:eastAsia="en-KE"/>
           <w14:ligatures w14:val="none"/>
         </w:rPr>
         <w:t>How stakeholders would use it</w:t>
@@ -5155,18 +5103,18 @@
           <w:kern w:val="0"/>
           <w:sz w:val="24"/>
           <w:szCs w:val="24"/>
-          <w:lang w:val="en-KE" w:eastAsia="en-KE"/>
-          <w14:ligatures w14:val="none"/>
-        </w:rPr>
-      </w:pPr>
-      <w:r>
-        <w:rPr>
-          <w:rFonts w:ascii="Arial" w:eastAsia="Times New Roman" w:hAnsi="Arial" w:cs="Arial"/>
-          <w:color w:val="010101"/>
-          <w:kern w:val="0"/>
-          <w:sz w:val="24"/>
-          <w:szCs w:val="24"/>
-          <w:lang w:val="en-KE" w:eastAsia="en-KE"/>
+          <w:lang w:eastAsia="en-KE"/>
+          <w14:ligatures w14:val="none"/>
+        </w:rPr>
+      </w:pPr>
+      <w:r>
+        <w:rPr>
+          <w:rFonts w:ascii="Arial" w:eastAsia="Times New Roman" w:hAnsi="Arial" w:cs="Arial"/>
+          <w:color w:val="010101"/>
+          <w:kern w:val="0"/>
+          <w:sz w:val="24"/>
+          <w:szCs w:val="24"/>
+          <w:lang w:eastAsia="en-KE"/>
           <w14:ligatures w14:val="none"/>
         </w:rPr>
         <w:t xml:space="preserve">Success criteria / </w:t>
@@ -5179,7 +5127,7 @@
           <w:kern w:val="0"/>
           <w:sz w:val="24"/>
           <w:szCs w:val="24"/>
-          <w:lang w:val="en-KE" w:eastAsia="en-KE"/>
+          <w:lang w:eastAsia="en-KE"/>
           <w14:ligatures w14:val="none"/>
         </w:rPr>
         <w:t>KPIs</w:t>
@@ -5206,18 +5154,18 @@
           <w:kern w:val="0"/>
           <w:sz w:val="24"/>
           <w:szCs w:val="24"/>
-          <w:lang w:val="en-KE" w:eastAsia="en-KE"/>
-          <w14:ligatures w14:val="none"/>
-        </w:rPr>
-      </w:pPr>
-      <w:r>
-        <w:rPr>
-          <w:rFonts w:ascii="Arial" w:eastAsia="Times New Roman" w:hAnsi="Arial" w:cs="Arial"/>
-          <w:color w:val="010101"/>
-          <w:kern w:val="0"/>
-          <w:sz w:val="24"/>
-          <w:szCs w:val="24"/>
-          <w:lang w:val="en-KE" w:eastAsia="en-KE"/>
+          <w:lang w:eastAsia="en-KE"/>
+          <w14:ligatures w14:val="none"/>
+        </w:rPr>
+      </w:pPr>
+      <w:r>
+        <w:rPr>
+          <w:rFonts w:ascii="Arial" w:eastAsia="Times New Roman" w:hAnsi="Arial" w:cs="Arial"/>
+          <w:color w:val="010101"/>
+          <w:kern w:val="0"/>
+          <w:sz w:val="24"/>
+          <w:szCs w:val="24"/>
+          <w:lang w:eastAsia="en-KE"/>
           <w14:ligatures w14:val="none"/>
         </w:rPr>
         <w:t>Cost-benefit or expected value</w:t>
@@ -5243,18 +5191,18 @@
           <w:kern w:val="0"/>
           <w:sz w:val="24"/>
           <w:szCs w:val="24"/>
-          <w:lang w:val="en-KE" w:eastAsia="en-KE"/>
-          <w14:ligatures w14:val="none"/>
-        </w:rPr>
-      </w:pPr>
-      <w:r>
-        <w:rPr>
-          <w:rFonts w:ascii="Arial" w:eastAsia="Times New Roman" w:hAnsi="Arial" w:cs="Arial"/>
-          <w:color w:val="010101"/>
-          <w:kern w:val="0"/>
-          <w:sz w:val="24"/>
-          <w:szCs w:val="24"/>
-          <w:lang w:val="en-KE" w:eastAsia="en-KE"/>
+          <w:lang w:eastAsia="en-KE"/>
+          <w14:ligatures w14:val="none"/>
+        </w:rPr>
+      </w:pPr>
+      <w:r>
+        <w:rPr>
+          <w:rFonts w:ascii="Arial" w:eastAsia="Times New Roman" w:hAnsi="Arial" w:cs="Arial"/>
+          <w:color w:val="010101"/>
+          <w:kern w:val="0"/>
+          <w:sz w:val="24"/>
+          <w:szCs w:val="24"/>
+          <w:lang w:eastAsia="en-KE"/>
           <w14:ligatures w14:val="none"/>
         </w:rPr>
         <w:t>Material assumptions, limitations, privacy/ethical considerations, and risks</w:t>
@@ -5280,18 +5228,18 @@
           <w:kern w:val="0"/>
           <w:sz w:val="24"/>
           <w:szCs w:val="24"/>
-          <w:lang w:val="en-KE" w:eastAsia="en-KE"/>
-          <w14:ligatures w14:val="none"/>
-        </w:rPr>
-      </w:pPr>
-      <w:r>
-        <w:rPr>
-          <w:rFonts w:ascii="Arial" w:eastAsia="Times New Roman" w:hAnsi="Arial" w:cs="Arial"/>
-          <w:color w:val="010101"/>
-          <w:kern w:val="0"/>
-          <w:sz w:val="24"/>
-          <w:szCs w:val="24"/>
-          <w:lang w:val="en-KE" w:eastAsia="en-KE"/>
+          <w:lang w:eastAsia="en-KE"/>
+          <w14:ligatures w14:val="none"/>
+        </w:rPr>
+      </w:pPr>
+      <w:r>
+        <w:rPr>
+          <w:rFonts w:ascii="Arial" w:eastAsia="Times New Roman" w:hAnsi="Arial" w:cs="Arial"/>
+          <w:color w:val="010101"/>
+          <w:kern w:val="0"/>
+          <w:sz w:val="24"/>
+          <w:szCs w:val="24"/>
+          <w:lang w:eastAsia="en-KE"/>
           <w14:ligatures w14:val="none"/>
         </w:rPr>
         <w:t>A feasible plan to pilot or scale</w:t>
@@ -5313,18 +5261,18 @@
           <w:kern w:val="0"/>
           <w:sz w:val="24"/>
           <w:szCs w:val="24"/>
-          <w:lang w:val="en-KE" w:eastAsia="en-KE"/>
-          <w14:ligatures w14:val="none"/>
-        </w:rPr>
-      </w:pPr>
-      <w:r>
-        <w:rPr>
-          <w:rFonts w:ascii="Arial" w:eastAsia="Times New Roman" w:hAnsi="Arial" w:cs="Arial"/>
-          <w:color w:val="010101"/>
-          <w:kern w:val="0"/>
-          <w:sz w:val="24"/>
-          <w:szCs w:val="24"/>
-          <w:lang w:val="en-KE" w:eastAsia="en-KE"/>
+          <w:lang w:eastAsia="en-KE"/>
+          <w14:ligatures w14:val="none"/>
+        </w:rPr>
+      </w:pPr>
+      <w:r>
+        <w:rPr>
+          <w:rFonts w:ascii="Arial" w:eastAsia="Times New Roman" w:hAnsi="Arial" w:cs="Arial"/>
+          <w:color w:val="010101"/>
+          <w:kern w:val="0"/>
+          <w:sz w:val="24"/>
+          <w:szCs w:val="24"/>
+          <w:lang w:eastAsia="en-KE"/>
           <w14:ligatures w14:val="none"/>
         </w:rPr>
         <w:t>Do </w:t>
@@ -5339,7 +5287,7 @@
           <w:sz w:val="24"/>
           <w:szCs w:val="24"/>
           <w:bdr w:val="single" w:sz="2" w:space="0" w:color="E5E7EB" w:frame="1"/>
-          <w:lang w:val="en-KE" w:eastAsia="en-KE"/>
+          <w:lang w:eastAsia="en-KE"/>
           <w14:ligatures w14:val="none"/>
         </w:rPr>
         <w:t>not</w:t>
@@ -5351,7 +5299,7 @@
           <w:kern w:val="0"/>
           <w:sz w:val="24"/>
           <w:szCs w:val="24"/>
-          <w:lang w:val="en-KE" w:eastAsia="en-KE"/>
+          <w:lang w:eastAsia="en-KE"/>
           <w14:ligatures w14:val="none"/>
         </w:rPr>
         <w:t> include every exploratory analysis, technical parameter, code excerpt, or report section. Move nonessential technical depth to an appendix or reserve it for questions.</w:t>
@@ -5365,7 +5313,7 @@
           <w:kern w:val="0"/>
           <w:sz w:val="24"/>
           <w:szCs w:val="24"/>
-          <w:lang w:val="en-KE" w:eastAsia="en-KE"/>
+          <w:lang w:eastAsia="en-KE"/>
           <w14:ligatures w14:val="none"/>
         </w:rPr>
       </w:pPr>
@@ -5375,7 +5323,7 @@
           <w:kern w:val="0"/>
           <w:sz w:val="24"/>
           <w:szCs w:val="24"/>
-          <w:lang w:val="en-KE" w:eastAsia="en-KE"/>
+          <w:lang w:eastAsia="en-KE"/>
           <w14:ligatures w14:val="none"/>
         </w:rPr>
         <w:pict w14:anchorId="645F429B">
@@ -5400,7 +5348,7 @@
           <w:kern w:val="0"/>
           <w:sz w:val="27"/>
           <w:szCs w:val="27"/>
-          <w:lang w:val="en-KE" w:eastAsia="en-KE"/>
+          <w:lang w:eastAsia="en-KE"/>
           <w14:ligatures w14:val="none"/>
         </w:rPr>
       </w:pPr>
@@ -5411,7 +5359,7 @@
           <w:kern w:val="0"/>
           <w:sz w:val="27"/>
           <w:szCs w:val="27"/>
-          <w:lang w:val="en-KE" w:eastAsia="en-KE"/>
+          <w:lang w:eastAsia="en-KE"/>
           <w14:ligatures w14:val="none"/>
         </w:rPr>
         <w:t>10. Apply clean, consistent visual design</w:t>
@@ -5437,18 +5385,18 @@
           <w:kern w:val="0"/>
           <w:sz w:val="24"/>
           <w:szCs w:val="24"/>
-          <w:lang w:val="en-KE" w:eastAsia="en-KE"/>
-          <w14:ligatures w14:val="none"/>
-        </w:rPr>
-      </w:pPr>
-      <w:r>
-        <w:rPr>
-          <w:rFonts w:ascii="Arial" w:eastAsia="Times New Roman" w:hAnsi="Arial" w:cs="Arial"/>
-          <w:color w:val="010101"/>
-          <w:kern w:val="0"/>
-          <w:sz w:val="24"/>
-          <w:szCs w:val="24"/>
-          <w:lang w:val="en-KE" w:eastAsia="en-KE"/>
+          <w:lang w:eastAsia="en-KE"/>
+          <w14:ligatures w14:val="none"/>
+        </w:rPr>
+      </w:pPr>
+      <w:r>
+        <w:rPr>
+          <w:rFonts w:ascii="Arial" w:eastAsia="Times New Roman" w:hAnsi="Arial" w:cs="Arial"/>
+          <w:color w:val="010101"/>
+          <w:kern w:val="0"/>
+          <w:sz w:val="24"/>
+          <w:szCs w:val="24"/>
+          <w:lang w:eastAsia="en-KE"/>
           <w14:ligatures w14:val="none"/>
         </w:rPr>
         <w:lastRenderedPageBreak/>
@@ -5462,7 +5410,7 @@
           <w:kern w:val="0"/>
           <w:sz w:val="24"/>
           <w:szCs w:val="24"/>
-          <w:lang w:val="en-KE" w:eastAsia="en-KE"/>
+          <w:lang w:eastAsia="en-KE"/>
           <w14:ligatures w14:val="none"/>
         </w:rPr>
         <w:t>color</w:t>
@@ -5475,7 +5423,7 @@
           <w:kern w:val="0"/>
           <w:sz w:val="24"/>
           <w:szCs w:val="24"/>
-          <w:lang w:val="en-KE" w:eastAsia="en-KE"/>
+          <w:lang w:eastAsia="en-KE"/>
           <w14:ligatures w14:val="none"/>
         </w:rPr>
         <w:t xml:space="preserve"> palette.</w:t>
@@ -5501,18 +5449,18 @@
           <w:kern w:val="0"/>
           <w:sz w:val="24"/>
           <w:szCs w:val="24"/>
-          <w:lang w:val="en-KE" w:eastAsia="en-KE"/>
-          <w14:ligatures w14:val="none"/>
-        </w:rPr>
-      </w:pPr>
-      <w:r>
-        <w:rPr>
-          <w:rFonts w:ascii="Arial" w:eastAsia="Times New Roman" w:hAnsi="Arial" w:cs="Arial"/>
-          <w:color w:val="010101"/>
-          <w:kern w:val="0"/>
-          <w:sz w:val="24"/>
-          <w:szCs w:val="24"/>
-          <w:lang w:val="en-KE" w:eastAsia="en-KE"/>
+          <w:lang w:eastAsia="en-KE"/>
+          <w14:ligatures w14:val="none"/>
+        </w:rPr>
+      </w:pPr>
+      <w:r>
+        <w:rPr>
+          <w:rFonts w:ascii="Arial" w:eastAsia="Times New Roman" w:hAnsi="Arial" w:cs="Arial"/>
+          <w:color w:val="010101"/>
+          <w:kern w:val="0"/>
+          <w:sz w:val="24"/>
+          <w:szCs w:val="24"/>
+          <w:lang w:eastAsia="en-KE"/>
           <w14:ligatures w14:val="none"/>
         </w:rPr>
         <w:t xml:space="preserve">Use </w:t>
@@ -5525,7 +5473,7 @@
           <w:kern w:val="0"/>
           <w:sz w:val="24"/>
           <w:szCs w:val="24"/>
-          <w:lang w:val="en-KE" w:eastAsia="en-KE"/>
+          <w:lang w:eastAsia="en-KE"/>
           <w14:ligatures w14:val="none"/>
         </w:rPr>
         <w:t>color</w:t>
@@ -5538,7 +5486,7 @@
           <w:kern w:val="0"/>
           <w:sz w:val="24"/>
           <w:szCs w:val="24"/>
-          <w:lang w:val="en-KE" w:eastAsia="en-KE"/>
+          <w:lang w:eastAsia="en-KE"/>
           <w14:ligatures w14:val="none"/>
         </w:rPr>
         <w:t xml:space="preserve"> intentionally—for emphasis, grouping, or status—not decoration.</w:t>
@@ -5564,18 +5512,18 @@
           <w:kern w:val="0"/>
           <w:sz w:val="24"/>
           <w:szCs w:val="24"/>
-          <w:lang w:val="en-KE" w:eastAsia="en-KE"/>
-          <w14:ligatures w14:val="none"/>
-        </w:rPr>
-      </w:pPr>
-      <w:r>
-        <w:rPr>
-          <w:rFonts w:ascii="Arial" w:eastAsia="Times New Roman" w:hAnsi="Arial" w:cs="Arial"/>
-          <w:color w:val="010101"/>
-          <w:kern w:val="0"/>
-          <w:sz w:val="24"/>
-          <w:szCs w:val="24"/>
-          <w:lang w:val="en-KE" w:eastAsia="en-KE"/>
+          <w:lang w:eastAsia="en-KE"/>
+          <w14:ligatures w14:val="none"/>
+        </w:rPr>
+      </w:pPr>
+      <w:r>
+        <w:rPr>
+          <w:rFonts w:ascii="Arial" w:eastAsia="Times New Roman" w:hAnsi="Arial" w:cs="Arial"/>
+          <w:color w:val="010101"/>
+          <w:kern w:val="0"/>
+          <w:sz w:val="24"/>
+          <w:szCs w:val="24"/>
+          <w:lang w:eastAsia="en-KE"/>
           <w14:ligatures w14:val="none"/>
         </w:rPr>
         <w:t>Maintain consistent fonts, title placement, spacing, alignment, and chart styles.</w:t>
@@ -5601,18 +5549,18 @@
           <w:kern w:val="0"/>
           <w:sz w:val="24"/>
           <w:szCs w:val="24"/>
-          <w:lang w:val="en-KE" w:eastAsia="en-KE"/>
-          <w14:ligatures w14:val="none"/>
-        </w:rPr>
-      </w:pPr>
-      <w:r>
-        <w:rPr>
-          <w:rFonts w:ascii="Arial" w:eastAsia="Times New Roman" w:hAnsi="Arial" w:cs="Arial"/>
-          <w:color w:val="010101"/>
-          <w:kern w:val="0"/>
-          <w:sz w:val="24"/>
-          <w:szCs w:val="24"/>
-          <w:lang w:val="en-KE" w:eastAsia="en-KE"/>
+          <w:lang w:eastAsia="en-KE"/>
+          <w14:ligatures w14:val="none"/>
+        </w:rPr>
+      </w:pPr>
+      <w:r>
+        <w:rPr>
+          <w:rFonts w:ascii="Arial" w:eastAsia="Times New Roman" w:hAnsi="Arial" w:cs="Arial"/>
+          <w:color w:val="010101"/>
+          <w:kern w:val="0"/>
+          <w:sz w:val="24"/>
+          <w:szCs w:val="24"/>
+          <w:lang w:eastAsia="en-KE"/>
           <w14:ligatures w14:val="none"/>
         </w:rPr>
         <w:t>Use sufficient contrast and readable font sizes.</w:t>
@@ -5638,18 +5586,18 @@
           <w:kern w:val="0"/>
           <w:sz w:val="24"/>
           <w:szCs w:val="24"/>
-          <w:lang w:val="en-KE" w:eastAsia="en-KE"/>
-          <w14:ligatures w14:val="none"/>
-        </w:rPr>
-      </w:pPr>
-      <w:r>
-        <w:rPr>
-          <w:rFonts w:ascii="Arial" w:eastAsia="Times New Roman" w:hAnsi="Arial" w:cs="Arial"/>
-          <w:color w:val="010101"/>
-          <w:kern w:val="0"/>
-          <w:sz w:val="24"/>
-          <w:szCs w:val="24"/>
-          <w:lang w:val="en-KE" w:eastAsia="en-KE"/>
+          <w:lang w:eastAsia="en-KE"/>
+          <w14:ligatures w14:val="none"/>
+        </w:rPr>
+      </w:pPr>
+      <w:r>
+        <w:rPr>
+          <w:rFonts w:ascii="Arial" w:eastAsia="Times New Roman" w:hAnsi="Arial" w:cs="Arial"/>
+          <w:color w:val="010101"/>
+          <w:kern w:val="0"/>
+          <w:sz w:val="24"/>
+          <w:szCs w:val="24"/>
+          <w:lang w:eastAsia="en-KE"/>
           <w14:ligatures w14:val="none"/>
         </w:rPr>
         <w:t>Create whitespace; do not fill every area of the slide.</w:t>
@@ -5675,18 +5623,18 @@
           <w:kern w:val="0"/>
           <w:sz w:val="24"/>
           <w:szCs w:val="24"/>
-          <w:lang w:val="en-KE" w:eastAsia="en-KE"/>
-          <w14:ligatures w14:val="none"/>
-        </w:rPr>
-      </w:pPr>
-      <w:r>
-        <w:rPr>
-          <w:rFonts w:ascii="Arial" w:eastAsia="Times New Roman" w:hAnsi="Arial" w:cs="Arial"/>
-          <w:color w:val="010101"/>
-          <w:kern w:val="0"/>
-          <w:sz w:val="24"/>
-          <w:szCs w:val="24"/>
-          <w:lang w:val="en-KE" w:eastAsia="en-KE"/>
+          <w:lang w:eastAsia="en-KE"/>
+          <w14:ligatures w14:val="none"/>
+        </w:rPr>
+      </w:pPr>
+      <w:r>
+        <w:rPr>
+          <w:rFonts w:ascii="Arial" w:eastAsia="Times New Roman" w:hAnsi="Arial" w:cs="Arial"/>
+          <w:color w:val="010101"/>
+          <w:kern w:val="0"/>
+          <w:sz w:val="24"/>
+          <w:szCs w:val="24"/>
+          <w:lang w:eastAsia="en-KE"/>
           <w14:ligatures w14:val="none"/>
         </w:rPr>
         <w:t>Align elements to a simple grid.</w:t>
@@ -5712,18 +5660,18 @@
           <w:kern w:val="0"/>
           <w:sz w:val="24"/>
           <w:szCs w:val="24"/>
-          <w:lang w:val="en-KE" w:eastAsia="en-KE"/>
-          <w14:ligatures w14:val="none"/>
-        </w:rPr>
-      </w:pPr>
-      <w:r>
-        <w:rPr>
-          <w:rFonts w:ascii="Arial" w:eastAsia="Times New Roman" w:hAnsi="Arial" w:cs="Arial"/>
-          <w:color w:val="010101"/>
-          <w:kern w:val="0"/>
-          <w:sz w:val="24"/>
-          <w:szCs w:val="24"/>
-          <w:lang w:val="en-KE" w:eastAsia="en-KE"/>
+          <w:lang w:eastAsia="en-KE"/>
+          <w14:ligatures w14:val="none"/>
+        </w:rPr>
+      </w:pPr>
+      <w:r>
+        <w:rPr>
+          <w:rFonts w:ascii="Arial" w:eastAsia="Times New Roman" w:hAnsi="Arial" w:cs="Arial"/>
+          <w:color w:val="010101"/>
+          <w:kern w:val="0"/>
+          <w:sz w:val="24"/>
+          <w:szCs w:val="24"/>
+          <w:lang w:eastAsia="en-KE"/>
           <w14:ligatures w14:val="none"/>
         </w:rPr>
         <w:t>Use images at high enough resolution and only if they support the message.</w:t>
@@ -5749,18 +5697,18 @@
           <w:kern w:val="0"/>
           <w:sz w:val="24"/>
           <w:szCs w:val="24"/>
-          <w:lang w:val="en-KE" w:eastAsia="en-KE"/>
-          <w14:ligatures w14:val="none"/>
-        </w:rPr>
-      </w:pPr>
-      <w:r>
-        <w:rPr>
-          <w:rFonts w:ascii="Arial" w:eastAsia="Times New Roman" w:hAnsi="Arial" w:cs="Arial"/>
-          <w:color w:val="010101"/>
-          <w:kern w:val="0"/>
-          <w:sz w:val="24"/>
-          <w:szCs w:val="24"/>
-          <w:lang w:val="en-KE" w:eastAsia="en-KE"/>
+          <w:lang w:eastAsia="en-KE"/>
+          <w14:ligatures w14:val="none"/>
+        </w:rPr>
+      </w:pPr>
+      <w:r>
+        <w:rPr>
+          <w:rFonts w:ascii="Arial" w:eastAsia="Times New Roman" w:hAnsi="Arial" w:cs="Arial"/>
+          <w:color w:val="010101"/>
+          <w:kern w:val="0"/>
+          <w:sz w:val="24"/>
+          <w:szCs w:val="24"/>
+          <w:lang w:eastAsia="en-KE"/>
           <w14:ligatures w14:val="none"/>
         </w:rPr>
         <w:t>Avoid gratuitous animations, transitions, clip art, or visual clutter.</w:t>
@@ -5782,47 +5730,21 @@
           <w:kern w:val="0"/>
           <w:sz w:val="24"/>
           <w:szCs w:val="24"/>
-          <w:lang w:val="en-KE" w:eastAsia="en-KE"/>
-          <w14:ligatures w14:val="none"/>
-        </w:rPr>
-      </w:pPr>
-      <w:r>
-        <w:rPr>
-          <w:rFonts w:ascii="Arial" w:eastAsia="Times New Roman" w:hAnsi="Arial" w:cs="Arial"/>
-          <w:color w:val="010101"/>
-          <w:kern w:val="0"/>
-          <w:sz w:val="24"/>
-          <w:szCs w:val="24"/>
-          <w:lang w:val="en-KE" w:eastAsia="en-KE"/>
-          <w14:ligatures w14:val="none"/>
-        </w:rPr>
-        <w:t xml:space="preserve">The rubric rewards </w:t>
-      </w:r>
-      <w:proofErr w:type="gramStart"/>
-      <w:r>
-        <w:rPr>
-          <w:rFonts w:ascii="Arial" w:eastAsia="Times New Roman" w:hAnsi="Arial" w:cs="Arial"/>
-          <w:color w:val="010101"/>
-          <w:kern w:val="0"/>
-          <w:sz w:val="24"/>
-          <w:szCs w:val="24"/>
-          <w:lang w:val="en-KE" w:eastAsia="en-KE"/>
-          <w14:ligatures w14:val="none"/>
-        </w:rPr>
-        <w:t>slides</w:t>
-      </w:r>
-      <w:proofErr w:type="gramEnd"/>
-      <w:r>
-        <w:rPr>
-          <w:rFonts w:ascii="Arial" w:eastAsia="Times New Roman" w:hAnsi="Arial" w:cs="Arial"/>
-          <w:color w:val="010101"/>
-          <w:kern w:val="0"/>
-          <w:sz w:val="24"/>
-          <w:szCs w:val="24"/>
-          <w:lang w:val="en-KE" w:eastAsia="en-KE"/>
-          <w14:ligatures w14:val="none"/>
-        </w:rPr>
-        <w:t xml:space="preserve"> that are visually engaging, easy to interpret, and use visual aids that add value. </w:t>
+          <w:lang w:eastAsia="en-KE"/>
+          <w14:ligatures w14:val="none"/>
+        </w:rPr>
+      </w:pPr>
+      <w:r>
+        <w:rPr>
+          <w:rFonts w:ascii="Arial" w:eastAsia="Times New Roman" w:hAnsi="Arial" w:cs="Arial"/>
+          <w:color w:val="010101"/>
+          <w:kern w:val="0"/>
+          <w:sz w:val="24"/>
+          <w:szCs w:val="24"/>
+          <w:lang w:eastAsia="en-KE"/>
+          <w14:ligatures w14:val="none"/>
+        </w:rPr>
+        <w:t>The rubric rewards slides that are visually engaging, easy to interpret, and use visual aids that add value. </w:t>
       </w:r>
       <w:hyperlink r:id="rId9" w:tgtFrame="_blank" w:history="1">
         <w:r>
@@ -5834,7 +5756,7 @@
             <w:szCs w:val="24"/>
             <w:u w:val="single"/>
             <w:bdr w:val="single" w:sz="2" w:space="0" w:color="E5E7EB" w:frame="1"/>
-            <w:lang w:val="en-KE" w:eastAsia="en-KE"/>
+            <w:lang w:eastAsia="en-KE"/>
             <w14:ligatures w14:val="none"/>
           </w:rPr>
           <w:t>Capstone Presentation Handbook</w:t>
@@ -5849,7 +5771,7 @@
           <w:kern w:val="0"/>
           <w:sz w:val="24"/>
           <w:szCs w:val="24"/>
-          <w:lang w:val="en-KE" w:eastAsia="en-KE"/>
+          <w:lang w:eastAsia="en-KE"/>
           <w14:ligatures w14:val="none"/>
         </w:rPr>
       </w:pPr>
@@ -5859,7 +5781,7 @@
           <w:kern w:val="0"/>
           <w:sz w:val="24"/>
           <w:szCs w:val="24"/>
-          <w:lang w:val="en-KE" w:eastAsia="en-KE"/>
+          <w:lang w:eastAsia="en-KE"/>
           <w14:ligatures w14:val="none"/>
         </w:rPr>
         <w:pict w14:anchorId="358B1B43">
@@ -5884,7 +5806,7 @@
           <w:kern w:val="0"/>
           <w:sz w:val="27"/>
           <w:szCs w:val="27"/>
-          <w:lang w:val="en-KE" w:eastAsia="en-KE"/>
+          <w:lang w:eastAsia="en-KE"/>
           <w14:ligatures w14:val="none"/>
         </w:rPr>
       </w:pPr>
@@ -5895,7 +5817,7 @@
           <w:kern w:val="0"/>
           <w:sz w:val="27"/>
           <w:szCs w:val="27"/>
-          <w:lang w:val="en-KE" w:eastAsia="en-KE"/>
+          <w:lang w:eastAsia="en-KE"/>
           <w14:ligatures w14:val="none"/>
         </w:rPr>
         <w:t>11. Protect accuracy and academic integrity</w:t>
@@ -5921,18 +5843,18 @@
           <w:kern w:val="0"/>
           <w:sz w:val="24"/>
           <w:szCs w:val="24"/>
-          <w:lang w:val="en-KE" w:eastAsia="en-KE"/>
-          <w14:ligatures w14:val="none"/>
-        </w:rPr>
-      </w:pPr>
-      <w:r>
-        <w:rPr>
-          <w:rFonts w:ascii="Arial" w:eastAsia="Times New Roman" w:hAnsi="Arial" w:cs="Arial"/>
-          <w:color w:val="010101"/>
-          <w:kern w:val="0"/>
-          <w:sz w:val="24"/>
-          <w:szCs w:val="24"/>
-          <w:lang w:val="en-KE" w:eastAsia="en-KE"/>
+          <w:lang w:eastAsia="en-KE"/>
+          <w14:ligatures w14:val="none"/>
+        </w:rPr>
+      </w:pPr>
+      <w:r>
+        <w:rPr>
+          <w:rFonts w:ascii="Arial" w:eastAsia="Times New Roman" w:hAnsi="Arial" w:cs="Arial"/>
+          <w:color w:val="010101"/>
+          <w:kern w:val="0"/>
+          <w:sz w:val="24"/>
+          <w:szCs w:val="24"/>
+          <w:lang w:eastAsia="en-KE"/>
           <w14:ligatures w14:val="none"/>
         </w:rPr>
         <w:t>Ensure every claim, number, chart, and recommendation is factually correct, relevant, and persuasive.</w:t>
@@ -5958,18 +5880,18 @@
           <w:kern w:val="0"/>
           <w:sz w:val="24"/>
           <w:szCs w:val="24"/>
-          <w:lang w:val="en-KE" w:eastAsia="en-KE"/>
-          <w14:ligatures w14:val="none"/>
-        </w:rPr>
-      </w:pPr>
-      <w:r>
-        <w:rPr>
-          <w:rFonts w:ascii="Arial" w:eastAsia="Times New Roman" w:hAnsi="Arial" w:cs="Arial"/>
-          <w:color w:val="010101"/>
-          <w:kern w:val="0"/>
-          <w:sz w:val="24"/>
-          <w:szCs w:val="24"/>
-          <w:lang w:val="en-KE" w:eastAsia="en-KE"/>
+          <w:lang w:eastAsia="en-KE"/>
+          <w14:ligatures w14:val="none"/>
+        </w:rPr>
+      </w:pPr>
+      <w:r>
+        <w:rPr>
+          <w:rFonts w:ascii="Arial" w:eastAsia="Times New Roman" w:hAnsi="Arial" w:cs="Arial"/>
+          <w:color w:val="010101"/>
+          <w:kern w:val="0"/>
+          <w:sz w:val="24"/>
+          <w:szCs w:val="24"/>
+          <w:lang w:eastAsia="en-KE"/>
           <w14:ligatures w14:val="none"/>
         </w:rPr>
         <w:t>Do not overstate model performance, ROI, causality, or certainty.</w:t>
@@ -5995,18 +5917,18 @@
           <w:kern w:val="0"/>
           <w:sz w:val="24"/>
           <w:szCs w:val="24"/>
-          <w:lang w:val="en-KE" w:eastAsia="en-KE"/>
-          <w14:ligatures w14:val="none"/>
-        </w:rPr>
-      </w:pPr>
-      <w:r>
-        <w:rPr>
-          <w:rFonts w:ascii="Arial" w:eastAsia="Times New Roman" w:hAnsi="Arial" w:cs="Arial"/>
-          <w:color w:val="010101"/>
-          <w:kern w:val="0"/>
-          <w:sz w:val="24"/>
-          <w:szCs w:val="24"/>
-          <w:lang w:val="en-KE" w:eastAsia="en-KE"/>
+          <w:lang w:eastAsia="en-KE"/>
+          <w14:ligatures w14:val="none"/>
+        </w:rPr>
+      </w:pPr>
+      <w:r>
+        <w:rPr>
+          <w:rFonts w:ascii="Arial" w:eastAsia="Times New Roman" w:hAnsi="Arial" w:cs="Arial"/>
+          <w:color w:val="010101"/>
+          <w:kern w:val="0"/>
+          <w:sz w:val="24"/>
+          <w:szCs w:val="24"/>
+          <w:lang w:eastAsia="en-KE"/>
           <w14:ligatures w14:val="none"/>
         </w:rPr>
         <w:t>Clearly identify assumptions and limitations that could materially affect the recommendation.</w:t>
@@ -6032,18 +5954,18 @@
           <w:kern w:val="0"/>
           <w:sz w:val="24"/>
           <w:szCs w:val="24"/>
-          <w:lang w:val="en-KE" w:eastAsia="en-KE"/>
-          <w14:ligatures w14:val="none"/>
-        </w:rPr>
-      </w:pPr>
-      <w:r>
-        <w:rPr>
-          <w:rFonts w:ascii="Arial" w:eastAsia="Times New Roman" w:hAnsi="Arial" w:cs="Arial"/>
-          <w:color w:val="010101"/>
-          <w:kern w:val="0"/>
-          <w:sz w:val="24"/>
-          <w:szCs w:val="24"/>
-          <w:lang w:val="en-KE" w:eastAsia="en-KE"/>
+          <w:lang w:eastAsia="en-KE"/>
+          <w14:ligatures w14:val="none"/>
+        </w:rPr>
+      </w:pPr>
+      <w:r>
+        <w:rPr>
+          <w:rFonts w:ascii="Arial" w:eastAsia="Times New Roman" w:hAnsi="Arial" w:cs="Arial"/>
+          <w:color w:val="010101"/>
+          <w:kern w:val="0"/>
+          <w:sz w:val="24"/>
+          <w:szCs w:val="24"/>
+          <w:lang w:eastAsia="en-KE"/>
           <w14:ligatures w14:val="none"/>
         </w:rPr>
         <w:t>Cite all external research, data, images, and AI-generated text as required.</w:t>
@@ -6069,18 +5991,18 @@
           <w:kern w:val="0"/>
           <w:sz w:val="24"/>
           <w:szCs w:val="24"/>
-          <w:lang w:val="en-KE" w:eastAsia="en-KE"/>
-          <w14:ligatures w14:val="none"/>
-        </w:rPr>
-      </w:pPr>
-      <w:r>
-        <w:rPr>
-          <w:rFonts w:ascii="Arial" w:eastAsia="Times New Roman" w:hAnsi="Arial" w:cs="Arial"/>
-          <w:color w:val="010101"/>
-          <w:kern w:val="0"/>
-          <w:sz w:val="24"/>
-          <w:szCs w:val="24"/>
-          <w:lang w:val="en-KE" w:eastAsia="en-KE"/>
+          <w:lang w:eastAsia="en-KE"/>
+          <w14:ligatures w14:val="none"/>
+        </w:rPr>
+      </w:pPr>
+      <w:r>
+        <w:rPr>
+          <w:rFonts w:ascii="Arial" w:eastAsia="Times New Roman" w:hAnsi="Arial" w:cs="Arial"/>
+          <w:color w:val="010101"/>
+          <w:kern w:val="0"/>
+          <w:sz w:val="24"/>
+          <w:szCs w:val="24"/>
+          <w:lang w:eastAsia="en-KE"/>
           <w14:ligatures w14:val="none"/>
         </w:rPr>
         <w:t>Add a final </w:t>
@@ -6095,7 +6017,7 @@
           <w:sz w:val="24"/>
           <w:szCs w:val="24"/>
           <w:bdr w:val="single" w:sz="2" w:space="0" w:color="E5E7EB" w:frame="1"/>
-          <w:lang w:val="en-KE" w:eastAsia="en-KE"/>
+          <w:lang w:eastAsia="en-KE"/>
           <w14:ligatures w14:val="none"/>
         </w:rPr>
         <w:t>Resources</w:t>
@@ -6107,7 +6029,7 @@
           <w:kern w:val="0"/>
           <w:sz w:val="24"/>
           <w:szCs w:val="24"/>
-          <w:lang w:val="en-KE" w:eastAsia="en-KE"/>
+          <w:lang w:eastAsia="en-KE"/>
           <w14:ligatures w14:val="none"/>
         </w:rPr>
         <w:t> slide; you do not need to speak through it. Quantic guidance uses Chicago-style author-date citations. </w:t>
@@ -6122,7 +6044,7 @@
             <w:szCs w:val="24"/>
             <w:u w:val="single"/>
             <w:bdr w:val="single" w:sz="2" w:space="0" w:color="E5E7EB" w:frame="1"/>
-            <w:lang w:val="en-KE" w:eastAsia="en-KE"/>
+            <w:lang w:eastAsia="en-KE"/>
             <w14:ligatures w14:val="none"/>
           </w:rPr>
           <w:t>Capstone Presentation Handbook</w:t>
@@ -6137,7 +6059,7 @@
           <w:kern w:val="0"/>
           <w:sz w:val="24"/>
           <w:szCs w:val="24"/>
-          <w:lang w:val="en-KE" w:eastAsia="en-KE"/>
+          <w:lang w:eastAsia="en-KE"/>
           <w14:ligatures w14:val="none"/>
         </w:rPr>
       </w:pPr>
@@ -6147,7 +6069,7 @@
           <w:kern w:val="0"/>
           <w:sz w:val="24"/>
           <w:szCs w:val="24"/>
-          <w:lang w:val="en-KE" w:eastAsia="en-KE"/>
+          <w:lang w:eastAsia="en-KE"/>
           <w14:ligatures w14:val="none"/>
         </w:rPr>
         <w:pict w14:anchorId="34A1A2D8">
@@ -6172,7 +6094,7 @@
           <w:kern w:val="0"/>
           <w:sz w:val="36"/>
           <w:szCs w:val="36"/>
-          <w:lang w:val="en-KE" w:eastAsia="en-KE"/>
+          <w:lang w:eastAsia="en-KE"/>
           <w14:ligatures w14:val="none"/>
         </w:rPr>
       </w:pPr>
@@ -6183,7 +6105,7 @@
           <w:kern w:val="0"/>
           <w:sz w:val="36"/>
           <w:szCs w:val="36"/>
-          <w:lang w:val="en-KE" w:eastAsia="en-KE"/>
+          <w:lang w:eastAsia="en-KE"/>
           <w14:ligatures w14:val="none"/>
         </w:rPr>
         <w:t>Final PPT-only quality check</w:t>
@@ -6205,18 +6127,18 @@
           <w:kern w:val="0"/>
           <w:sz w:val="24"/>
           <w:szCs w:val="24"/>
-          <w:lang w:val="en-KE" w:eastAsia="en-KE"/>
-          <w14:ligatures w14:val="none"/>
-        </w:rPr>
-      </w:pPr>
-      <w:r>
-        <w:rPr>
-          <w:rFonts w:ascii="Arial" w:eastAsia="Times New Roman" w:hAnsi="Arial" w:cs="Arial"/>
-          <w:color w:val="010101"/>
-          <w:kern w:val="0"/>
-          <w:sz w:val="24"/>
-          <w:szCs w:val="24"/>
-          <w:lang w:val="en-KE" w:eastAsia="en-KE"/>
+          <w:lang w:eastAsia="en-KE"/>
+          <w14:ligatures w14:val="none"/>
+        </w:rPr>
+      </w:pPr>
+      <w:r>
+        <w:rPr>
+          <w:rFonts w:ascii="Arial" w:eastAsia="Times New Roman" w:hAnsi="Arial" w:cs="Arial"/>
+          <w:color w:val="010101"/>
+          <w:kern w:val="0"/>
+          <w:sz w:val="24"/>
+          <w:szCs w:val="24"/>
+          <w:lang w:eastAsia="en-KE"/>
           <w14:ligatures w14:val="none"/>
         </w:rPr>
         <w:t>Before moving on to delivery, confirm:</w:t>
@@ -6242,18 +6164,18 @@
           <w:kern w:val="0"/>
           <w:sz w:val="24"/>
           <w:szCs w:val="24"/>
-          <w:lang w:val="en-KE" w:eastAsia="en-KE"/>
-          <w14:ligatures w14:val="none"/>
-        </w:rPr>
-      </w:pPr>
-      <w:r>
-        <w:rPr>
-          <w:rFonts w:ascii="Arial" w:eastAsia="Times New Roman" w:hAnsi="Arial" w:cs="Arial"/>
-          <w:color w:val="010101"/>
-          <w:kern w:val="0"/>
-          <w:sz w:val="24"/>
-          <w:szCs w:val="24"/>
-          <w:lang w:val="en-KE" w:eastAsia="en-KE"/>
+          <w:lang w:eastAsia="en-KE"/>
+          <w14:ligatures w14:val="none"/>
+        </w:rPr>
+      </w:pPr>
+      <w:r>
+        <w:rPr>
+          <w:rFonts w:ascii="Arial" w:eastAsia="Times New Roman" w:hAnsi="Arial" w:cs="Arial"/>
+          <w:color w:val="010101"/>
+          <w:kern w:val="0"/>
+          <w:sz w:val="24"/>
+          <w:szCs w:val="24"/>
+          <w:lang w:eastAsia="en-KE"/>
           <w14:ligatures w14:val="none"/>
         </w:rPr>
         <w:t> The audience, context, and requested decision are clear.</w:t>
@@ -6279,18 +6201,18 @@
           <w:kern w:val="0"/>
           <w:sz w:val="24"/>
           <w:szCs w:val="24"/>
-          <w:lang w:val="en-KE" w:eastAsia="en-KE"/>
-          <w14:ligatures w14:val="none"/>
-        </w:rPr>
-      </w:pPr>
-      <w:r>
-        <w:rPr>
-          <w:rFonts w:ascii="Arial" w:eastAsia="Times New Roman" w:hAnsi="Arial" w:cs="Arial"/>
-          <w:color w:val="010101"/>
-          <w:kern w:val="0"/>
-          <w:sz w:val="24"/>
-          <w:szCs w:val="24"/>
-          <w:lang w:val="en-KE" w:eastAsia="en-KE"/>
+          <w:lang w:eastAsia="en-KE"/>
+          <w14:ligatures w14:val="none"/>
+        </w:rPr>
+      </w:pPr>
+      <w:r>
+        <w:rPr>
+          <w:rFonts w:ascii="Arial" w:eastAsia="Times New Roman" w:hAnsi="Arial" w:cs="Arial"/>
+          <w:color w:val="010101"/>
+          <w:kern w:val="0"/>
+          <w:sz w:val="24"/>
+          <w:szCs w:val="24"/>
+          <w:lang w:eastAsia="en-KE"/>
           <w14:ligatures w14:val="none"/>
         </w:rPr>
         <w:t> The deck has one memorable big idea.</w:t>
@@ -6316,18 +6238,18 @@
           <w:kern w:val="0"/>
           <w:sz w:val="24"/>
           <w:szCs w:val="24"/>
-          <w:lang w:val="en-KE" w:eastAsia="en-KE"/>
-          <w14:ligatures w14:val="none"/>
-        </w:rPr>
-      </w:pPr>
-      <w:r>
-        <w:rPr>
-          <w:rFonts w:ascii="Arial" w:eastAsia="Times New Roman" w:hAnsi="Arial" w:cs="Arial"/>
-          <w:color w:val="010101"/>
-          <w:kern w:val="0"/>
-          <w:sz w:val="24"/>
-          <w:szCs w:val="24"/>
-          <w:lang w:val="en-KE" w:eastAsia="en-KE"/>
+          <w:lang w:eastAsia="en-KE"/>
+          <w14:ligatures w14:val="none"/>
+        </w:rPr>
+      </w:pPr>
+      <w:r>
+        <w:rPr>
+          <w:rFonts w:ascii="Arial" w:eastAsia="Times New Roman" w:hAnsi="Arial" w:cs="Arial"/>
+          <w:color w:val="010101"/>
+          <w:kern w:val="0"/>
+          <w:sz w:val="24"/>
+          <w:szCs w:val="24"/>
+          <w:lang w:eastAsia="en-KE"/>
           <w14:ligatures w14:val="none"/>
         </w:rPr>
         <w:t> Slide titles alone tell a complete story (</w:t>
@@ -6342,7 +6264,7 @@
           <w:sz w:val="24"/>
           <w:szCs w:val="24"/>
           <w:bdr w:val="single" w:sz="2" w:space="0" w:color="E5E7EB" w:frame="1"/>
-          <w:lang w:val="en-KE" w:eastAsia="en-KE"/>
+          <w:lang w:eastAsia="en-KE"/>
           <w14:ligatures w14:val="none"/>
         </w:rPr>
         <w:t>horizontal logic</w:t>
@@ -6354,7 +6276,7 @@
           <w:kern w:val="0"/>
           <w:sz w:val="24"/>
           <w:szCs w:val="24"/>
-          <w:lang w:val="en-KE" w:eastAsia="en-KE"/>
+          <w:lang w:eastAsia="en-KE"/>
           <w14:ligatures w14:val="none"/>
         </w:rPr>
         <w:t>).</w:t>
@@ -6380,18 +6302,18 @@
           <w:kern w:val="0"/>
           <w:sz w:val="24"/>
           <w:szCs w:val="24"/>
-          <w:lang w:val="en-KE" w:eastAsia="en-KE"/>
-          <w14:ligatures w14:val="none"/>
-        </w:rPr>
-      </w:pPr>
-      <w:r>
-        <w:rPr>
-          <w:rFonts w:ascii="Arial" w:eastAsia="Times New Roman" w:hAnsi="Arial" w:cs="Arial"/>
-          <w:color w:val="010101"/>
-          <w:kern w:val="0"/>
-          <w:sz w:val="24"/>
-          <w:szCs w:val="24"/>
-          <w:lang w:val="en-KE" w:eastAsia="en-KE"/>
+          <w:lang w:eastAsia="en-KE"/>
+          <w14:ligatures w14:val="none"/>
+        </w:rPr>
+      </w:pPr>
+      <w:r>
+        <w:rPr>
+          <w:rFonts w:ascii="Arial" w:eastAsia="Times New Roman" w:hAnsi="Arial" w:cs="Arial"/>
+          <w:color w:val="010101"/>
+          <w:kern w:val="0"/>
+          <w:sz w:val="24"/>
+          <w:szCs w:val="24"/>
+          <w:lang w:eastAsia="en-KE"/>
           <w14:ligatures w14:val="none"/>
         </w:rPr>
         <w:t> Each slide supports one message only (</w:t>
@@ -6406,7 +6328,7 @@
           <w:sz w:val="24"/>
           <w:szCs w:val="24"/>
           <w:bdr w:val="single" w:sz="2" w:space="0" w:color="E5E7EB" w:frame="1"/>
-          <w:lang w:val="en-KE" w:eastAsia="en-KE"/>
+          <w:lang w:eastAsia="en-KE"/>
           <w14:ligatures w14:val="none"/>
         </w:rPr>
         <w:t>vertical logic</w:t>
@@ -6418,7 +6340,7 @@
           <w:kern w:val="0"/>
           <w:sz w:val="24"/>
           <w:szCs w:val="24"/>
-          <w:lang w:val="en-KE" w:eastAsia="en-KE"/>
+          <w:lang w:eastAsia="en-KE"/>
           <w14:ligatures w14:val="none"/>
         </w:rPr>
         <w:t>).</w:t>
@@ -6444,18 +6366,18 @@
           <w:kern w:val="0"/>
           <w:sz w:val="24"/>
           <w:szCs w:val="24"/>
-          <w:lang w:val="en-KE" w:eastAsia="en-KE"/>
-          <w14:ligatures w14:val="none"/>
-        </w:rPr>
-      </w:pPr>
-      <w:r>
-        <w:rPr>
-          <w:rFonts w:ascii="Arial" w:eastAsia="Times New Roman" w:hAnsi="Arial" w:cs="Arial"/>
-          <w:color w:val="010101"/>
-          <w:kern w:val="0"/>
-          <w:sz w:val="24"/>
-          <w:szCs w:val="24"/>
-          <w:lang w:val="en-KE" w:eastAsia="en-KE"/>
+          <w:lang w:eastAsia="en-KE"/>
+          <w14:ligatures w14:val="none"/>
+        </w:rPr>
+      </w:pPr>
+      <w:r>
+        <w:rPr>
+          <w:rFonts w:ascii="Arial" w:eastAsia="Times New Roman" w:hAnsi="Arial" w:cs="Arial"/>
+          <w:color w:val="010101"/>
+          <w:kern w:val="0"/>
+          <w:sz w:val="24"/>
+          <w:szCs w:val="24"/>
+          <w:lang w:eastAsia="en-KE"/>
           <w14:ligatures w14:val="none"/>
         </w:rPr>
         <w:t> Every insight includes sufficient support and critical context.</w:t>
@@ -6481,18 +6403,18 @@
           <w:kern w:val="0"/>
           <w:sz w:val="24"/>
           <w:szCs w:val="24"/>
-          <w:lang w:val="en-KE" w:eastAsia="en-KE"/>
-          <w14:ligatures w14:val="none"/>
-        </w:rPr>
-      </w:pPr>
-      <w:r>
-        <w:rPr>
-          <w:rFonts w:ascii="Arial" w:eastAsia="Times New Roman" w:hAnsi="Arial" w:cs="Arial"/>
-          <w:color w:val="010101"/>
-          <w:kern w:val="0"/>
-          <w:sz w:val="24"/>
-          <w:szCs w:val="24"/>
-          <w:lang w:val="en-KE" w:eastAsia="en-KE"/>
+          <w:lang w:eastAsia="en-KE"/>
+          <w14:ligatures w14:val="none"/>
+        </w:rPr>
+      </w:pPr>
+      <w:r>
+        <w:rPr>
+          <w:rFonts w:ascii="Arial" w:eastAsia="Times New Roman" w:hAnsi="Arial" w:cs="Arial"/>
+          <w:color w:val="010101"/>
+          <w:kern w:val="0"/>
+          <w:sz w:val="24"/>
+          <w:szCs w:val="24"/>
+          <w:lang w:eastAsia="en-KE"/>
           <w14:ligatures w14:val="none"/>
         </w:rPr>
         <w:t> Visuals clarify the message rather than decorate the deck.</w:t>
@@ -6518,18 +6440,18 @@
           <w:kern w:val="0"/>
           <w:sz w:val="24"/>
           <w:szCs w:val="24"/>
-          <w:lang w:val="en-KE" w:eastAsia="en-KE"/>
-          <w14:ligatures w14:val="none"/>
-        </w:rPr>
-      </w:pPr>
-      <w:r>
-        <w:rPr>
-          <w:rFonts w:ascii="Arial" w:eastAsia="Times New Roman" w:hAnsi="Arial" w:cs="Arial"/>
-          <w:color w:val="010101"/>
-          <w:kern w:val="0"/>
-          <w:sz w:val="24"/>
-          <w:szCs w:val="24"/>
-          <w:lang w:val="en-KE" w:eastAsia="en-KE"/>
+          <w:lang w:eastAsia="en-KE"/>
+          <w14:ligatures w14:val="none"/>
+        </w:rPr>
+      </w:pPr>
+      <w:r>
+        <w:rPr>
+          <w:rFonts w:ascii="Arial" w:eastAsia="Times New Roman" w:hAnsi="Arial" w:cs="Arial"/>
+          <w:color w:val="010101"/>
+          <w:kern w:val="0"/>
+          <w:sz w:val="24"/>
+          <w:szCs w:val="24"/>
+          <w:lang w:eastAsia="en-KE"/>
           <w14:ligatures w14:val="none"/>
         </w:rPr>
         <w:t> Text is minimal; there are no paragraphs or code blocks.</w:t>
@@ -6555,18 +6477,18 @@
           <w:kern w:val="0"/>
           <w:sz w:val="24"/>
           <w:szCs w:val="24"/>
-          <w:lang w:val="en-KE" w:eastAsia="en-KE"/>
-          <w14:ligatures w14:val="none"/>
-        </w:rPr>
-      </w:pPr>
-      <w:r>
-        <w:rPr>
-          <w:rFonts w:ascii="Arial" w:eastAsia="Times New Roman" w:hAnsi="Arial" w:cs="Arial"/>
-          <w:color w:val="010101"/>
-          <w:kern w:val="0"/>
-          <w:sz w:val="24"/>
-          <w:szCs w:val="24"/>
-          <w:lang w:val="en-KE" w:eastAsia="en-KE"/>
+          <w:lang w:eastAsia="en-KE"/>
+          <w14:ligatures w14:val="none"/>
+        </w:rPr>
+      </w:pPr>
+      <w:r>
+        <w:rPr>
+          <w:rFonts w:ascii="Arial" w:eastAsia="Times New Roman" w:hAnsi="Arial" w:cs="Arial"/>
+          <w:color w:val="010101"/>
+          <w:kern w:val="0"/>
+          <w:sz w:val="24"/>
+          <w:szCs w:val="24"/>
+          <w:lang w:eastAsia="en-KE"/>
           <w14:ligatures w14:val="none"/>
         </w:rPr>
         <w:t> The solution’s business value, feasibility, risks, and next step are clear.</w:t>
@@ -6592,18 +6514,18 @@
           <w:kern w:val="0"/>
           <w:sz w:val="24"/>
           <w:szCs w:val="24"/>
-          <w:lang w:val="en-KE" w:eastAsia="en-KE"/>
-          <w14:ligatures w14:val="none"/>
-        </w:rPr>
-      </w:pPr>
-      <w:r>
-        <w:rPr>
-          <w:rFonts w:ascii="Arial" w:eastAsia="Times New Roman" w:hAnsi="Arial" w:cs="Arial"/>
-          <w:color w:val="010101"/>
-          <w:kern w:val="0"/>
-          <w:sz w:val="24"/>
-          <w:szCs w:val="24"/>
-          <w:lang w:val="en-KE" w:eastAsia="en-KE"/>
+          <w:lang w:eastAsia="en-KE"/>
+          <w14:ligatures w14:val="none"/>
+        </w:rPr>
+      </w:pPr>
+      <w:r>
+        <w:rPr>
+          <w:rFonts w:ascii="Arial" w:eastAsia="Times New Roman" w:hAnsi="Arial" w:cs="Arial"/>
+          <w:color w:val="010101"/>
+          <w:kern w:val="0"/>
+          <w:sz w:val="24"/>
+          <w:szCs w:val="24"/>
+          <w:lang w:eastAsia="en-KE"/>
           <w14:ligatures w14:val="none"/>
         </w:rPr>
         <w:t> Design is consistent, readable, and uncluttered.</w:t>
@@ -6631,37 +6553,3282 @@
           <w:kern w:val="0"/>
           <w:sz w:val="24"/>
           <w:szCs w:val="24"/>
-          <w:lang w:val="en-KE" w:eastAsia="en-KE"/>
-          <w14:ligatures w14:val="none"/>
-        </w:rPr>
-        <w:t xml:space="preserve"> Every outside source and image </w:t>
-      </w:r>
-      <w:proofErr w:type="gramStart"/>
-      <w:r>
-        <w:rPr>
-          <w:rFonts w:ascii="Arial" w:eastAsia="Times New Roman" w:hAnsi="Arial" w:cs="Arial"/>
-          <w:color w:val="010101"/>
-          <w:kern w:val="0"/>
-          <w:sz w:val="24"/>
-          <w:szCs w:val="24"/>
-          <w:lang w:val="en-KE" w:eastAsia="en-KE"/>
-          <w14:ligatures w14:val="none"/>
-        </w:rPr>
-        <w:t>is</w:t>
-      </w:r>
-      <w:proofErr w:type="gramEnd"/>
-      <w:r>
-        <w:rPr>
-          <w:rFonts w:ascii="Arial" w:eastAsia="Times New Roman" w:hAnsi="Arial" w:cs="Arial"/>
-          <w:color w:val="010101"/>
-          <w:kern w:val="0"/>
-          <w:sz w:val="24"/>
-          <w:szCs w:val="24"/>
-          <w:lang w:val="en-KE" w:eastAsia="en-KE"/>
-          <w14:ligatures w14:val="none"/>
-        </w:rPr>
-        <w:t xml:space="preserve"> cited, with a final resources slide.</w:t>
-      </w:r>
+          <w:lang w:eastAsia="en-KE"/>
+          <w14:ligatures w14:val="none"/>
+        </w:rPr>
+        <w:t> Every outside source and image is cited, with a final resources slide.</w:t>
+      </w:r>
+    </w:p>
+    <w:p>
+      <w:pPr>
+        <w:pBdr>
+          <w:top w:val="single" w:sz="2" w:space="0" w:color="E5E7EB"/>
+          <w:left w:val="single" w:sz="2" w:space="0" w:color="E5E7EB"/>
+          <w:bottom w:val="single" w:sz="2" w:space="0" w:color="E5E7EB"/>
+          <w:right w:val="single" w:sz="2" w:space="0" w:color="E5E7EB"/>
+        </w:pBdr>
+        <w:shd w:val="clear" w:color="auto" w:fill="FFFFFF"/>
+        <w:spacing w:after="150" w:line="240" w:lineRule="auto"/>
+        <w:outlineLvl w:val="1"/>
+        <w:rPr>
+          <w:rFonts w:ascii="Times New Roman" w:eastAsia="Times New Roman" w:hAnsi="Times New Roman" w:cs="Times New Roman"/>
+          <w:color w:val="010101"/>
+          <w:kern w:val="0"/>
+          <w:sz w:val="36"/>
+          <w:szCs w:val="36"/>
+          <w:lang w:val="en-KE" w:eastAsia="en-KE"/>
+          <w14:ligatures w14:val="none"/>
+        </w:rPr>
+      </w:pPr>
+      <w:r>
+        <w:rPr>
+          <w:rFonts w:ascii="Times New Roman" w:eastAsia="Times New Roman" w:hAnsi="Times New Roman" w:cs="Times New Roman"/>
+          <w:color w:val="010101"/>
+          <w:kern w:val="0"/>
+          <w:sz w:val="36"/>
+          <w:szCs w:val="36"/>
+          <w:lang w:val="en-KE" w:eastAsia="en-KE"/>
+          <w14:ligatures w14:val="none"/>
+        </w:rPr>
+        <w:lastRenderedPageBreak/>
+        <w:t>Capstone PPT self-checklist</w:t>
+      </w:r>
+    </w:p>
+    <w:p>
+      <w:pPr>
+        <w:pBdr>
+          <w:top w:val="single" w:sz="2" w:space="0" w:color="E5E7EB"/>
+          <w:left w:val="single" w:sz="2" w:space="0" w:color="E5E7EB"/>
+          <w:bottom w:val="single" w:sz="2" w:space="0" w:color="E5E7EB"/>
+          <w:right w:val="single" w:sz="2" w:space="0" w:color="E5E7EB"/>
+        </w:pBdr>
+        <w:shd w:val="clear" w:color="auto" w:fill="FFFFFF"/>
+        <w:spacing w:before="100" w:beforeAutospacing="1" w:after="100" w:afterAutospacing="1" w:line="240" w:lineRule="auto"/>
+        <w:rPr>
+          <w:rFonts w:ascii="Arial" w:eastAsia="Times New Roman" w:hAnsi="Arial" w:cs="Arial"/>
+          <w:color w:val="010101"/>
+          <w:kern w:val="0"/>
+          <w:sz w:val="24"/>
+          <w:szCs w:val="24"/>
+          <w:lang w:val="en-KE" w:eastAsia="en-KE"/>
+          <w14:ligatures w14:val="none"/>
+        </w:rPr>
+      </w:pPr>
+      <w:r>
+        <w:rPr>
+          <w:rFonts w:ascii="Arial" w:eastAsia="Times New Roman" w:hAnsi="Arial" w:cs="Arial"/>
+          <w:color w:val="010101"/>
+          <w:kern w:val="0"/>
+          <w:sz w:val="24"/>
+          <w:szCs w:val="24"/>
+          <w:lang w:val="en-KE" w:eastAsia="en-KE"/>
+          <w14:ligatures w14:val="none"/>
+        </w:rPr>
+        <w:t>Use this to review your deck yourself before recording.</w:t>
+      </w:r>
+    </w:p>
+    <w:p>
+      <w:pPr>
+        <w:pBdr>
+          <w:top w:val="single" w:sz="2" w:space="0" w:color="E5E7EB"/>
+          <w:left w:val="single" w:sz="2" w:space="0" w:color="E5E7EB"/>
+          <w:bottom w:val="single" w:sz="2" w:space="0" w:color="E5E7EB"/>
+          <w:right w:val="single" w:sz="2" w:space="0" w:color="E5E7EB"/>
+        </w:pBdr>
+        <w:shd w:val="clear" w:color="auto" w:fill="FFFFFF"/>
+        <w:spacing w:after="150" w:line="240" w:lineRule="auto"/>
+        <w:outlineLvl w:val="2"/>
+        <w:rPr>
+          <w:rFonts w:ascii="Times New Roman" w:eastAsia="Times New Roman" w:hAnsi="Times New Roman" w:cs="Times New Roman"/>
+          <w:color w:val="010101"/>
+          <w:kern w:val="0"/>
+          <w:sz w:val="27"/>
+          <w:szCs w:val="27"/>
+          <w:lang w:val="en-KE" w:eastAsia="en-KE"/>
+          <w14:ligatures w14:val="none"/>
+        </w:rPr>
+      </w:pPr>
+      <w:r>
+        <w:rPr>
+          <w:rFonts w:ascii="Times New Roman" w:eastAsia="Times New Roman" w:hAnsi="Times New Roman" w:cs="Times New Roman"/>
+          <w:color w:val="010101"/>
+          <w:kern w:val="0"/>
+          <w:sz w:val="27"/>
+          <w:szCs w:val="27"/>
+          <w:lang w:val="en-KE" w:eastAsia="en-KE"/>
+          <w14:ligatures w14:val="none"/>
+        </w:rPr>
+        <w:t>A. Purpose and audience</w:t>
+      </w:r>
+    </w:p>
+    <w:p>
+      <w:pPr>
+        <w:numPr>
+          <w:ilvl w:val="0"/>
+          <w:numId w:val="15"/>
+        </w:numPr>
+        <w:pBdr>
+          <w:top w:val="single" w:sz="2" w:space="0" w:color="E5E7EB"/>
+          <w:left w:val="single" w:sz="2" w:space="0" w:color="E5E7EB"/>
+          <w:bottom w:val="single" w:sz="2" w:space="0" w:color="E5E7EB"/>
+          <w:right w:val="single" w:sz="2" w:space="0" w:color="E5E7EB"/>
+        </w:pBdr>
+        <w:shd w:val="clear" w:color="auto" w:fill="FFFFFF"/>
+        <w:spacing w:before="100" w:beforeAutospacing="1" w:after="100" w:afterAutospacing="1" w:line="240" w:lineRule="auto"/>
+        <w:rPr>
+          <w:rFonts w:ascii="Arial" w:eastAsia="Times New Roman" w:hAnsi="Arial" w:cs="Arial"/>
+          <w:color w:val="010101"/>
+          <w:kern w:val="0"/>
+          <w:sz w:val="24"/>
+          <w:szCs w:val="24"/>
+          <w:lang w:val="en-KE" w:eastAsia="en-KE"/>
+          <w14:ligatures w14:val="none"/>
+        </w:rPr>
+      </w:pPr>
+      <w:r>
+        <w:rPr>
+          <w:rFonts w:ascii="Arial" w:eastAsia="Times New Roman" w:hAnsi="Arial" w:cs="Arial"/>
+          <w:color w:val="010101"/>
+          <w:kern w:val="0"/>
+          <w:sz w:val="24"/>
+          <w:szCs w:val="24"/>
+          <w:lang w:val="en-KE" w:eastAsia="en-KE"/>
+          <w14:ligatures w14:val="none"/>
+        </w:rPr>
+        <w:t> I have identified a specific audience (e.g., executives, sponsors, investors, operational leaders).</w:t>
+      </w:r>
+    </w:p>
+    <w:p>
+      <w:pPr>
+        <w:numPr>
+          <w:ilvl w:val="0"/>
+          <w:numId w:val="15"/>
+        </w:numPr>
+        <w:pBdr>
+          <w:top w:val="single" w:sz="2" w:space="0" w:color="E5E7EB"/>
+          <w:left w:val="single" w:sz="2" w:space="0" w:color="E5E7EB"/>
+          <w:bottom w:val="single" w:sz="2" w:space="0" w:color="E5E7EB"/>
+          <w:right w:val="single" w:sz="2" w:space="0" w:color="E5E7EB"/>
+        </w:pBdr>
+        <w:shd w:val="clear" w:color="auto" w:fill="FFFFFF"/>
+        <w:spacing w:before="120" w:after="0" w:line="240" w:lineRule="auto"/>
+        <w:rPr>
+          <w:rFonts w:ascii="Arial" w:eastAsia="Times New Roman" w:hAnsi="Arial" w:cs="Arial"/>
+          <w:color w:val="010101"/>
+          <w:kern w:val="0"/>
+          <w:sz w:val="24"/>
+          <w:szCs w:val="24"/>
+          <w:lang w:val="en-KE" w:eastAsia="en-KE"/>
+          <w14:ligatures w14:val="none"/>
+        </w:rPr>
+      </w:pPr>
+      <w:r>
+        <w:rPr>
+          <w:rFonts w:ascii="Arial" w:eastAsia="Times New Roman" w:hAnsi="Arial" w:cs="Arial"/>
+          <w:color w:val="010101"/>
+          <w:kern w:val="0"/>
+          <w:sz w:val="24"/>
+          <w:szCs w:val="24"/>
+          <w:lang w:val="en-KE" w:eastAsia="en-KE"/>
+          <w14:ligatures w14:val="none"/>
+        </w:rPr>
+        <w:t> I explain why this problem/opportunity matters to that audience now.</w:t>
+      </w:r>
+    </w:p>
+    <w:p>
+      <w:pPr>
+        <w:numPr>
+          <w:ilvl w:val="0"/>
+          <w:numId w:val="15"/>
+        </w:numPr>
+        <w:pBdr>
+          <w:top w:val="single" w:sz="2" w:space="0" w:color="E5E7EB"/>
+          <w:left w:val="single" w:sz="2" w:space="0" w:color="E5E7EB"/>
+          <w:bottom w:val="single" w:sz="2" w:space="0" w:color="E5E7EB"/>
+          <w:right w:val="single" w:sz="2" w:space="0" w:color="E5E7EB"/>
+        </w:pBdr>
+        <w:shd w:val="clear" w:color="auto" w:fill="FFFFFF"/>
+        <w:spacing w:before="120" w:after="0" w:line="240" w:lineRule="auto"/>
+        <w:rPr>
+          <w:rFonts w:ascii="Arial" w:eastAsia="Times New Roman" w:hAnsi="Arial" w:cs="Arial"/>
+          <w:color w:val="010101"/>
+          <w:kern w:val="0"/>
+          <w:sz w:val="24"/>
+          <w:szCs w:val="24"/>
+          <w:lang w:val="en-KE" w:eastAsia="en-KE"/>
+          <w14:ligatures w14:val="none"/>
+        </w:rPr>
+      </w:pPr>
+      <w:r>
+        <w:rPr>
+          <w:rFonts w:ascii="Arial" w:eastAsia="Times New Roman" w:hAnsi="Arial" w:cs="Arial"/>
+          <w:color w:val="010101"/>
+          <w:kern w:val="0"/>
+          <w:sz w:val="24"/>
+          <w:szCs w:val="24"/>
+          <w:lang w:val="en-KE" w:eastAsia="en-KE"/>
+          <w14:ligatures w14:val="none"/>
+        </w:rPr>
+        <w:t> I state a specific objective or decision I want from the audience.</w:t>
+      </w:r>
+    </w:p>
+    <w:p>
+      <w:pPr>
+        <w:numPr>
+          <w:ilvl w:val="0"/>
+          <w:numId w:val="15"/>
+        </w:numPr>
+        <w:pBdr>
+          <w:top w:val="single" w:sz="2" w:space="0" w:color="E5E7EB"/>
+          <w:left w:val="single" w:sz="2" w:space="0" w:color="E5E7EB"/>
+          <w:bottom w:val="single" w:sz="2" w:space="0" w:color="E5E7EB"/>
+          <w:right w:val="single" w:sz="2" w:space="0" w:color="E5E7EB"/>
+        </w:pBdr>
+        <w:shd w:val="clear" w:color="auto" w:fill="FFFFFF"/>
+        <w:spacing w:before="120" w:after="0" w:line="240" w:lineRule="auto"/>
+        <w:rPr>
+          <w:rFonts w:ascii="Arial" w:eastAsia="Times New Roman" w:hAnsi="Arial" w:cs="Arial"/>
+          <w:color w:val="010101"/>
+          <w:kern w:val="0"/>
+          <w:sz w:val="24"/>
+          <w:szCs w:val="24"/>
+          <w:lang w:val="en-KE" w:eastAsia="en-KE"/>
+          <w14:ligatures w14:val="none"/>
+        </w:rPr>
+      </w:pPr>
+      <w:r>
+        <w:rPr>
+          <w:rFonts w:ascii="Arial" w:eastAsia="Times New Roman" w:hAnsi="Arial" w:cs="Arial"/>
+          <w:color w:val="010101"/>
+          <w:kern w:val="0"/>
+          <w:sz w:val="24"/>
+          <w:szCs w:val="24"/>
+          <w:lang w:val="en-KE" w:eastAsia="en-KE"/>
+          <w14:ligatures w14:val="none"/>
+        </w:rPr>
+        <w:t> My deck is understandable without relying on the written Capstone report.</w:t>
+      </w:r>
+    </w:p>
+    <w:p>
+      <w:pPr>
+        <w:pBdr>
+          <w:top w:val="single" w:sz="2" w:space="0" w:color="E5E7EB"/>
+          <w:left w:val="single" w:sz="2" w:space="0" w:color="E5E7EB"/>
+          <w:bottom w:val="single" w:sz="2" w:space="0" w:color="E5E7EB"/>
+          <w:right w:val="single" w:sz="2" w:space="0" w:color="E5E7EB"/>
+        </w:pBdr>
+        <w:shd w:val="clear" w:color="auto" w:fill="FFFFFF"/>
+        <w:spacing w:after="150" w:line="240" w:lineRule="auto"/>
+        <w:outlineLvl w:val="2"/>
+        <w:rPr>
+          <w:rFonts w:ascii="Times New Roman" w:eastAsia="Times New Roman" w:hAnsi="Times New Roman" w:cs="Times New Roman"/>
+          <w:color w:val="010101"/>
+          <w:kern w:val="0"/>
+          <w:sz w:val="27"/>
+          <w:szCs w:val="27"/>
+          <w:lang w:val="en-KE" w:eastAsia="en-KE"/>
+          <w14:ligatures w14:val="none"/>
+        </w:rPr>
+      </w:pPr>
+      <w:r>
+        <w:rPr>
+          <w:rFonts w:ascii="Times New Roman" w:eastAsia="Times New Roman" w:hAnsi="Times New Roman" w:cs="Times New Roman"/>
+          <w:color w:val="010101"/>
+          <w:kern w:val="0"/>
+          <w:sz w:val="27"/>
+          <w:szCs w:val="27"/>
+          <w:lang w:val="en-KE" w:eastAsia="en-KE"/>
+          <w14:ligatures w14:val="none"/>
+        </w:rPr>
+        <w:t>B. Big idea and story</w:t>
+      </w:r>
+    </w:p>
+    <w:p>
+      <w:pPr>
+        <w:numPr>
+          <w:ilvl w:val="0"/>
+          <w:numId w:val="16"/>
+        </w:numPr>
+        <w:pBdr>
+          <w:top w:val="single" w:sz="2" w:space="0" w:color="E5E7EB"/>
+          <w:left w:val="single" w:sz="2" w:space="0" w:color="E5E7EB"/>
+          <w:bottom w:val="single" w:sz="2" w:space="0" w:color="E5E7EB"/>
+          <w:right w:val="single" w:sz="2" w:space="0" w:color="E5E7EB"/>
+        </w:pBdr>
+        <w:shd w:val="clear" w:color="auto" w:fill="FFFFFF"/>
+        <w:spacing w:after="0" w:line="240" w:lineRule="auto"/>
+        <w:rPr>
+          <w:rFonts w:ascii="Arial" w:eastAsia="Times New Roman" w:hAnsi="Arial" w:cs="Arial"/>
+          <w:color w:val="010101"/>
+          <w:kern w:val="0"/>
+          <w:sz w:val="24"/>
+          <w:szCs w:val="24"/>
+          <w:lang w:val="en-KE" w:eastAsia="en-KE"/>
+          <w14:ligatures w14:val="none"/>
+        </w:rPr>
+      </w:pPr>
+      <w:r>
+        <w:rPr>
+          <w:rFonts w:ascii="Arial" w:eastAsia="Times New Roman" w:hAnsi="Arial" w:cs="Arial"/>
+          <w:color w:val="010101"/>
+          <w:kern w:val="0"/>
+          <w:sz w:val="24"/>
+          <w:szCs w:val="24"/>
+          <w:lang w:val="en-KE" w:eastAsia="en-KE"/>
+          <w14:ligatures w14:val="none"/>
+        </w:rPr>
+        <w:t> My deck has one clear, memorable </w:t>
+      </w:r>
+      <w:r>
+        <w:rPr>
+          <w:rFonts w:ascii="Arial" w:eastAsia="Times New Roman" w:hAnsi="Arial" w:cs="Arial"/>
+          <w:b/>
+          <w:bCs/>
+          <w:color w:val="010101"/>
+          <w:kern w:val="0"/>
+          <w:sz w:val="24"/>
+          <w:szCs w:val="24"/>
+          <w:bdr w:val="single" w:sz="2" w:space="0" w:color="E5E7EB" w:frame="1"/>
+          <w:lang w:val="en-KE" w:eastAsia="en-KE"/>
+          <w14:ligatures w14:val="none"/>
+        </w:rPr>
+        <w:t>big idea</w:t>
+      </w:r>
+      <w:r>
+        <w:rPr>
+          <w:rFonts w:ascii="Arial" w:eastAsia="Times New Roman" w:hAnsi="Arial" w:cs="Arial"/>
+          <w:color w:val="010101"/>
+          <w:kern w:val="0"/>
+          <w:sz w:val="24"/>
+          <w:szCs w:val="24"/>
+          <w:lang w:val="en-KE" w:eastAsia="en-KE"/>
+          <w14:ligatures w14:val="none"/>
+        </w:rPr>
+        <w:t> or recommendation.</w:t>
+      </w:r>
+    </w:p>
+    <w:p>
+      <w:pPr>
+        <w:numPr>
+          <w:ilvl w:val="0"/>
+          <w:numId w:val="16"/>
+        </w:numPr>
+        <w:pBdr>
+          <w:top w:val="single" w:sz="2" w:space="0" w:color="E5E7EB"/>
+          <w:left w:val="single" w:sz="2" w:space="0" w:color="E5E7EB"/>
+          <w:bottom w:val="single" w:sz="2" w:space="0" w:color="E5E7EB"/>
+          <w:right w:val="single" w:sz="2" w:space="0" w:color="E5E7EB"/>
+        </w:pBdr>
+        <w:shd w:val="clear" w:color="auto" w:fill="FFFFFF"/>
+        <w:spacing w:before="100" w:beforeAutospacing="1" w:after="100" w:afterAutospacing="1" w:line="240" w:lineRule="auto"/>
+        <w:rPr>
+          <w:rFonts w:ascii="Arial" w:eastAsia="Times New Roman" w:hAnsi="Arial" w:cs="Arial"/>
+          <w:color w:val="010101"/>
+          <w:kern w:val="0"/>
+          <w:sz w:val="24"/>
+          <w:szCs w:val="24"/>
+          <w:lang w:val="en-KE" w:eastAsia="en-KE"/>
+          <w14:ligatures w14:val="none"/>
+        </w:rPr>
+      </w:pPr>
+      <w:r>
+        <w:rPr>
+          <w:rFonts w:ascii="Arial" w:eastAsia="Times New Roman" w:hAnsi="Arial" w:cs="Arial"/>
+          <w:color w:val="010101"/>
+          <w:kern w:val="0"/>
+          <w:sz w:val="24"/>
+          <w:szCs w:val="24"/>
+          <w:lang w:val="en-KE" w:eastAsia="en-KE"/>
+          <w14:ligatures w14:val="none"/>
+        </w:rPr>
+        <w:t> The story follows a logical path:</w:t>
+      </w:r>
+    </w:p>
+    <w:p>
+      <w:pPr>
+        <w:pBdr>
+          <w:top w:val="single" w:sz="2" w:space="0" w:color="E5E7EB"/>
+          <w:left w:val="single" w:sz="2" w:space="0" w:color="E5E7EB"/>
+          <w:bottom w:val="single" w:sz="2" w:space="0" w:color="E5E7EB"/>
+          <w:right w:val="single" w:sz="2" w:space="0" w:color="E5E7EB"/>
+        </w:pBdr>
+        <w:shd w:val="clear" w:color="auto" w:fill="FFFFFF"/>
+        <w:spacing w:after="0" w:line="240" w:lineRule="auto"/>
+        <w:ind w:left="720"/>
+        <w:rPr>
+          <w:rFonts w:ascii="Arial" w:eastAsia="Times New Roman" w:hAnsi="Arial" w:cs="Arial"/>
+          <w:color w:val="010101"/>
+          <w:kern w:val="0"/>
+          <w:sz w:val="24"/>
+          <w:szCs w:val="24"/>
+          <w:lang w:val="en-KE" w:eastAsia="en-KE"/>
+          <w14:ligatures w14:val="none"/>
+        </w:rPr>
+      </w:pPr>
+      <w:r>
+        <w:rPr>
+          <w:rFonts w:ascii="Arial" w:eastAsia="Times New Roman" w:hAnsi="Arial" w:cs="Arial"/>
+          <w:b/>
+          <w:bCs/>
+          <w:color w:val="010101"/>
+          <w:kern w:val="0"/>
+          <w:sz w:val="24"/>
+          <w:szCs w:val="24"/>
+          <w:bdr w:val="single" w:sz="2" w:space="0" w:color="E5E7EB" w:frame="1"/>
+          <w:lang w:val="en-KE" w:eastAsia="en-KE"/>
+          <w14:ligatures w14:val="none"/>
+        </w:rPr>
+        <w:t>Business need → analytics opportunity → evidence/insight → POC/demo → value/feasibility → recommended next step</w:t>
+      </w:r>
+    </w:p>
+    <w:p>
+      <w:pPr>
+        <w:numPr>
+          <w:ilvl w:val="0"/>
+          <w:numId w:val="16"/>
+        </w:numPr>
+        <w:pBdr>
+          <w:top w:val="single" w:sz="2" w:space="0" w:color="E5E7EB"/>
+          <w:left w:val="single" w:sz="2" w:space="0" w:color="E5E7EB"/>
+          <w:bottom w:val="single" w:sz="2" w:space="0" w:color="E5E7EB"/>
+          <w:right w:val="single" w:sz="2" w:space="0" w:color="E5E7EB"/>
+        </w:pBdr>
+        <w:shd w:val="clear" w:color="auto" w:fill="FFFFFF"/>
+        <w:spacing w:after="0" w:line="240" w:lineRule="auto"/>
+        <w:rPr>
+          <w:rFonts w:ascii="Arial" w:eastAsia="Times New Roman" w:hAnsi="Arial" w:cs="Arial"/>
+          <w:color w:val="010101"/>
+          <w:kern w:val="0"/>
+          <w:sz w:val="24"/>
+          <w:szCs w:val="24"/>
+          <w:lang w:val="en-KE" w:eastAsia="en-KE"/>
+          <w14:ligatures w14:val="none"/>
+        </w:rPr>
+      </w:pPr>
+      <w:r>
+        <w:rPr>
+          <w:rFonts w:ascii="Arial" w:eastAsia="Times New Roman" w:hAnsi="Arial" w:cs="Arial"/>
+          <w:color w:val="010101"/>
+          <w:kern w:val="0"/>
+          <w:sz w:val="24"/>
+          <w:szCs w:val="24"/>
+          <w:lang w:val="en-KE" w:eastAsia="en-KE"/>
+          <w14:ligatures w14:val="none"/>
+        </w:rPr>
+        <w:t> I focus on the decision and recommendation, rather than documenting every activity completed.</w:t>
+      </w:r>
+    </w:p>
+    <w:p>
+      <w:pPr>
+        <w:numPr>
+          <w:ilvl w:val="0"/>
+          <w:numId w:val="16"/>
+        </w:numPr>
+        <w:pBdr>
+          <w:top w:val="single" w:sz="2" w:space="0" w:color="E5E7EB"/>
+          <w:left w:val="single" w:sz="2" w:space="0" w:color="E5E7EB"/>
+          <w:bottom w:val="single" w:sz="2" w:space="0" w:color="E5E7EB"/>
+          <w:right w:val="single" w:sz="2" w:space="0" w:color="E5E7EB"/>
+        </w:pBdr>
+        <w:shd w:val="clear" w:color="auto" w:fill="FFFFFF"/>
+        <w:spacing w:after="0" w:line="240" w:lineRule="auto"/>
+        <w:rPr>
+          <w:rFonts w:ascii="Arial" w:eastAsia="Times New Roman" w:hAnsi="Arial" w:cs="Arial"/>
+          <w:color w:val="010101"/>
+          <w:kern w:val="0"/>
+          <w:sz w:val="24"/>
+          <w:szCs w:val="24"/>
+          <w:lang w:val="en-KE" w:eastAsia="en-KE"/>
+          <w14:ligatures w14:val="none"/>
+        </w:rPr>
+      </w:pPr>
+      <w:r>
+        <w:rPr>
+          <w:rFonts w:ascii="Arial" w:eastAsia="Times New Roman" w:hAnsi="Arial" w:cs="Arial"/>
+          <w:color w:val="010101"/>
+          <w:kern w:val="0"/>
+          <w:sz w:val="24"/>
+          <w:szCs w:val="24"/>
+          <w:lang w:val="en-KE" w:eastAsia="en-KE"/>
+          <w14:ligatures w14:val="none"/>
+        </w:rPr>
+        <w:t> I include essential </w:t>
+      </w:r>
+      <w:r>
+        <w:rPr>
+          <w:rFonts w:ascii="Arial" w:eastAsia="Times New Roman" w:hAnsi="Arial" w:cs="Arial"/>
+          <w:b/>
+          <w:bCs/>
+          <w:color w:val="010101"/>
+          <w:kern w:val="0"/>
+          <w:sz w:val="24"/>
+          <w:szCs w:val="24"/>
+          <w:bdr w:val="single" w:sz="2" w:space="0" w:color="E5E7EB" w:frame="1"/>
+          <w:lang w:val="en-KE" w:eastAsia="en-KE"/>
+          <w14:ligatures w14:val="none"/>
+        </w:rPr>
+        <w:t>critical context</w:t>
+      </w:r>
+      <w:r>
+        <w:rPr>
+          <w:rFonts w:ascii="Arial" w:eastAsia="Times New Roman" w:hAnsi="Arial" w:cs="Arial"/>
+          <w:color w:val="010101"/>
+          <w:kern w:val="0"/>
+          <w:sz w:val="24"/>
+          <w:szCs w:val="24"/>
+          <w:lang w:val="en-KE" w:eastAsia="en-KE"/>
+          <w14:ligatures w14:val="none"/>
+        </w:rPr>
+        <w:t>: definitions, timeframe, baseline, assumptions, scope, and limitations where relevant.</w:t>
+      </w:r>
+    </w:p>
+    <w:p>
+      <w:pPr>
+        <w:pBdr>
+          <w:top w:val="single" w:sz="2" w:space="0" w:color="E5E7EB"/>
+          <w:left w:val="single" w:sz="2" w:space="0" w:color="E5E7EB"/>
+          <w:bottom w:val="single" w:sz="2" w:space="0" w:color="E5E7EB"/>
+          <w:right w:val="single" w:sz="2" w:space="0" w:color="E5E7EB"/>
+        </w:pBdr>
+        <w:shd w:val="clear" w:color="auto" w:fill="FFFFFF"/>
+        <w:spacing w:after="150" w:line="240" w:lineRule="auto"/>
+        <w:outlineLvl w:val="2"/>
+        <w:rPr>
+          <w:rFonts w:ascii="Times New Roman" w:eastAsia="Times New Roman" w:hAnsi="Times New Roman" w:cs="Times New Roman"/>
+          <w:color w:val="010101"/>
+          <w:kern w:val="0"/>
+          <w:sz w:val="27"/>
+          <w:szCs w:val="27"/>
+          <w:lang w:val="en-KE" w:eastAsia="en-KE"/>
+          <w14:ligatures w14:val="none"/>
+        </w:rPr>
+      </w:pPr>
+      <w:r>
+        <w:rPr>
+          <w:rFonts w:ascii="Times New Roman" w:eastAsia="Times New Roman" w:hAnsi="Times New Roman" w:cs="Times New Roman"/>
+          <w:color w:val="010101"/>
+          <w:kern w:val="0"/>
+          <w:sz w:val="27"/>
+          <w:szCs w:val="27"/>
+          <w:lang w:val="en-KE" w:eastAsia="en-KE"/>
+          <w14:ligatures w14:val="none"/>
+        </w:rPr>
+        <w:t>C. Horizontal logic: across the deck</w:t>
+      </w:r>
+    </w:p>
+    <w:p>
+      <w:pPr>
+        <w:numPr>
+          <w:ilvl w:val="0"/>
+          <w:numId w:val="17"/>
+        </w:numPr>
+        <w:pBdr>
+          <w:top w:val="single" w:sz="2" w:space="0" w:color="E5E7EB"/>
+          <w:left w:val="single" w:sz="2" w:space="0" w:color="E5E7EB"/>
+          <w:bottom w:val="single" w:sz="2" w:space="0" w:color="E5E7EB"/>
+          <w:right w:val="single" w:sz="2" w:space="0" w:color="E5E7EB"/>
+        </w:pBdr>
+        <w:shd w:val="clear" w:color="auto" w:fill="FFFFFF"/>
+        <w:spacing w:before="100" w:beforeAutospacing="1" w:after="100" w:afterAutospacing="1" w:line="240" w:lineRule="auto"/>
+        <w:rPr>
+          <w:rFonts w:ascii="Arial" w:eastAsia="Times New Roman" w:hAnsi="Arial" w:cs="Arial"/>
+          <w:color w:val="010101"/>
+          <w:kern w:val="0"/>
+          <w:sz w:val="24"/>
+          <w:szCs w:val="24"/>
+          <w:lang w:val="en-KE" w:eastAsia="en-KE"/>
+          <w14:ligatures w14:val="none"/>
+        </w:rPr>
+      </w:pPr>
+      <w:r>
+        <w:rPr>
+          <w:rFonts w:ascii="Arial" w:eastAsia="Times New Roman" w:hAnsi="Arial" w:cs="Arial"/>
+          <w:color w:val="010101"/>
+          <w:kern w:val="0"/>
+          <w:sz w:val="24"/>
+          <w:szCs w:val="24"/>
+          <w:lang w:val="en-KE" w:eastAsia="en-KE"/>
+          <w14:ligatures w14:val="none"/>
+        </w:rPr>
+        <w:t> Every slide title communicates a takeaway, not just a topic.</w:t>
+      </w:r>
+    </w:p>
+    <w:p>
+      <w:pPr>
+        <w:numPr>
+          <w:ilvl w:val="0"/>
+          <w:numId w:val="17"/>
+        </w:numPr>
+        <w:pBdr>
+          <w:top w:val="single" w:sz="2" w:space="0" w:color="E5E7EB"/>
+          <w:left w:val="single" w:sz="2" w:space="0" w:color="E5E7EB"/>
+          <w:bottom w:val="single" w:sz="2" w:space="0" w:color="E5E7EB"/>
+          <w:right w:val="single" w:sz="2" w:space="0" w:color="E5E7EB"/>
+        </w:pBdr>
+        <w:shd w:val="clear" w:color="auto" w:fill="FFFFFF"/>
+        <w:spacing w:before="120" w:after="0" w:line="240" w:lineRule="auto"/>
+        <w:rPr>
+          <w:rFonts w:ascii="Arial" w:eastAsia="Times New Roman" w:hAnsi="Arial" w:cs="Arial"/>
+          <w:color w:val="010101"/>
+          <w:kern w:val="0"/>
+          <w:sz w:val="24"/>
+          <w:szCs w:val="24"/>
+          <w:lang w:val="en-KE" w:eastAsia="en-KE"/>
+          <w14:ligatures w14:val="none"/>
+        </w:rPr>
+      </w:pPr>
+      <w:r>
+        <w:rPr>
+          <w:rFonts w:ascii="Arial" w:eastAsia="Times New Roman" w:hAnsi="Arial" w:cs="Arial"/>
+          <w:color w:val="010101"/>
+          <w:kern w:val="0"/>
+          <w:sz w:val="24"/>
+          <w:szCs w:val="24"/>
+          <w:lang w:val="en-KE" w:eastAsia="en-KE"/>
+          <w14:ligatures w14:val="none"/>
+        </w:rPr>
+        <w:t> Reading the slide titles in order tells a complete, logical story.</w:t>
+      </w:r>
+    </w:p>
+    <w:p>
+      <w:pPr>
+        <w:numPr>
+          <w:ilvl w:val="0"/>
+          <w:numId w:val="17"/>
+        </w:numPr>
+        <w:pBdr>
+          <w:top w:val="single" w:sz="2" w:space="0" w:color="E5E7EB"/>
+          <w:left w:val="single" w:sz="2" w:space="0" w:color="E5E7EB"/>
+          <w:bottom w:val="single" w:sz="2" w:space="0" w:color="E5E7EB"/>
+          <w:right w:val="single" w:sz="2" w:space="0" w:color="E5E7EB"/>
+        </w:pBdr>
+        <w:shd w:val="clear" w:color="auto" w:fill="FFFFFF"/>
+        <w:spacing w:before="120" w:after="0" w:line="240" w:lineRule="auto"/>
+        <w:rPr>
+          <w:rFonts w:ascii="Arial" w:eastAsia="Times New Roman" w:hAnsi="Arial" w:cs="Arial"/>
+          <w:color w:val="010101"/>
+          <w:kern w:val="0"/>
+          <w:sz w:val="24"/>
+          <w:szCs w:val="24"/>
+          <w:lang w:val="en-KE" w:eastAsia="en-KE"/>
+          <w14:ligatures w14:val="none"/>
+        </w:rPr>
+      </w:pPr>
+      <w:r>
+        <w:rPr>
+          <w:rFonts w:ascii="Arial" w:eastAsia="Times New Roman" w:hAnsi="Arial" w:cs="Arial"/>
+          <w:color w:val="010101"/>
+          <w:kern w:val="0"/>
+          <w:sz w:val="24"/>
+          <w:szCs w:val="24"/>
+          <w:lang w:val="en-KE" w:eastAsia="en-KE"/>
+          <w14:ligatures w14:val="none"/>
+        </w:rPr>
+        <w:t> The story leads naturally to the final recommendation and call to action.</w:t>
+      </w:r>
+    </w:p>
+    <w:p>
+      <w:pPr>
+        <w:numPr>
+          <w:ilvl w:val="0"/>
+          <w:numId w:val="17"/>
+        </w:numPr>
+        <w:pBdr>
+          <w:top w:val="single" w:sz="2" w:space="0" w:color="E5E7EB"/>
+          <w:left w:val="single" w:sz="2" w:space="0" w:color="E5E7EB"/>
+          <w:bottom w:val="single" w:sz="2" w:space="0" w:color="E5E7EB"/>
+          <w:right w:val="single" w:sz="2" w:space="0" w:color="E5E7EB"/>
+        </w:pBdr>
+        <w:shd w:val="clear" w:color="auto" w:fill="FFFFFF"/>
+        <w:spacing w:before="120" w:after="0" w:line="240" w:lineRule="auto"/>
+        <w:rPr>
+          <w:rFonts w:ascii="Arial" w:eastAsia="Times New Roman" w:hAnsi="Arial" w:cs="Arial"/>
+          <w:color w:val="010101"/>
+          <w:kern w:val="0"/>
+          <w:sz w:val="24"/>
+          <w:szCs w:val="24"/>
+          <w:lang w:val="en-KE" w:eastAsia="en-KE"/>
+          <w14:ligatures w14:val="none"/>
+        </w:rPr>
+      </w:pPr>
+      <w:r>
+        <w:rPr>
+          <w:rFonts w:ascii="Arial" w:eastAsia="Times New Roman" w:hAnsi="Arial" w:cs="Arial"/>
+          <w:color w:val="010101"/>
+          <w:kern w:val="0"/>
+          <w:sz w:val="24"/>
+          <w:szCs w:val="24"/>
+          <w:lang w:val="en-KE" w:eastAsia="en-KE"/>
+          <w14:ligatures w14:val="none"/>
+        </w:rPr>
+        <w:t> Every slide has a clear purpose; unnecessary slides have been removed.</w:t>
+      </w:r>
+    </w:p>
+    <w:p>
+      <w:pPr>
+        <w:pBdr>
+          <w:top w:val="single" w:sz="2" w:space="0" w:color="E5E7EB"/>
+          <w:left w:val="single" w:sz="2" w:space="0" w:color="E5E7EB"/>
+          <w:bottom w:val="single" w:sz="2" w:space="0" w:color="E5E7EB"/>
+          <w:right w:val="single" w:sz="2" w:space="0" w:color="E5E7EB"/>
+        </w:pBdr>
+        <w:shd w:val="clear" w:color="auto" w:fill="FFFFFF"/>
+        <w:spacing w:before="100" w:beforeAutospacing="1" w:after="100" w:afterAutospacing="1" w:line="240" w:lineRule="auto"/>
+        <w:rPr>
+          <w:rFonts w:ascii="Arial" w:eastAsia="Times New Roman" w:hAnsi="Arial" w:cs="Arial"/>
+          <w:color w:val="010101"/>
+          <w:kern w:val="0"/>
+          <w:sz w:val="24"/>
+          <w:szCs w:val="24"/>
+          <w:lang w:val="en-KE" w:eastAsia="en-KE"/>
+          <w14:ligatures w14:val="none"/>
+        </w:rPr>
+      </w:pPr>
+      <w:r>
+        <w:rPr>
+          <w:rFonts w:ascii="Arial" w:eastAsia="Times New Roman" w:hAnsi="Arial" w:cs="Arial"/>
+          <w:b/>
+          <w:bCs/>
+          <w:color w:val="010101"/>
+          <w:kern w:val="0"/>
+          <w:sz w:val="24"/>
+          <w:szCs w:val="24"/>
+          <w:bdr w:val="single" w:sz="2" w:space="0" w:color="E5E7EB" w:frame="1"/>
+          <w:lang w:val="en-KE" w:eastAsia="en-KE"/>
+          <w14:ligatures w14:val="none"/>
+        </w:rPr>
+        <w:t>Avoid:</w:t>
+      </w:r>
+      <w:r>
+        <w:rPr>
+          <w:rFonts w:ascii="Arial" w:eastAsia="Times New Roman" w:hAnsi="Arial" w:cs="Arial"/>
+          <w:color w:val="010101"/>
+          <w:kern w:val="0"/>
+          <w:sz w:val="24"/>
+          <w:szCs w:val="24"/>
+          <w:lang w:val="en-KE" w:eastAsia="en-KE"/>
+          <w14:ligatures w14:val="none"/>
+        </w:rPr>
+        <w:t> “Analysis,” “Dashboard,” “Results,” or “Recommendations.”</w:t>
+      </w:r>
+      <w:r>
+        <w:rPr>
+          <w:rFonts w:ascii="Arial" w:eastAsia="Times New Roman" w:hAnsi="Arial" w:cs="Arial"/>
+          <w:color w:val="010101"/>
+          <w:kern w:val="0"/>
+          <w:sz w:val="24"/>
+          <w:szCs w:val="24"/>
+          <w:lang w:val="en-KE" w:eastAsia="en-KE"/>
+          <w14:ligatures w14:val="none"/>
+        </w:rPr>
+        <w:br/>
+      </w:r>
+      <w:r>
+        <w:rPr>
+          <w:rFonts w:ascii="Arial" w:eastAsia="Times New Roman" w:hAnsi="Arial" w:cs="Arial"/>
+          <w:b/>
+          <w:bCs/>
+          <w:color w:val="010101"/>
+          <w:kern w:val="0"/>
+          <w:sz w:val="24"/>
+          <w:szCs w:val="24"/>
+          <w:bdr w:val="single" w:sz="2" w:space="0" w:color="E5E7EB" w:frame="1"/>
+          <w:lang w:val="en-KE" w:eastAsia="en-KE"/>
+          <w14:ligatures w14:val="none"/>
+        </w:rPr>
+        <w:t>Use:</w:t>
+      </w:r>
+      <w:r>
+        <w:rPr>
+          <w:rFonts w:ascii="Arial" w:eastAsia="Times New Roman" w:hAnsi="Arial" w:cs="Arial"/>
+          <w:color w:val="010101"/>
+          <w:kern w:val="0"/>
+          <w:sz w:val="24"/>
+          <w:szCs w:val="24"/>
+          <w:lang w:val="en-KE" w:eastAsia="en-KE"/>
+          <w14:ligatures w14:val="none"/>
+        </w:rPr>
+        <w:t> “The dashboard identifies high-priority accounts before renewal.”</w:t>
+      </w:r>
+    </w:p>
+    <w:p>
+      <w:pPr>
+        <w:pBdr>
+          <w:top w:val="single" w:sz="2" w:space="0" w:color="E5E7EB"/>
+          <w:left w:val="single" w:sz="2" w:space="0" w:color="E5E7EB"/>
+          <w:bottom w:val="single" w:sz="2" w:space="0" w:color="E5E7EB"/>
+          <w:right w:val="single" w:sz="2" w:space="0" w:color="E5E7EB"/>
+        </w:pBdr>
+        <w:shd w:val="clear" w:color="auto" w:fill="FFFFFF"/>
+        <w:spacing w:after="150" w:line="240" w:lineRule="auto"/>
+        <w:outlineLvl w:val="2"/>
+        <w:rPr>
+          <w:rFonts w:ascii="Times New Roman" w:eastAsia="Times New Roman" w:hAnsi="Times New Roman" w:cs="Times New Roman"/>
+          <w:color w:val="010101"/>
+          <w:kern w:val="0"/>
+          <w:sz w:val="27"/>
+          <w:szCs w:val="27"/>
+          <w:lang w:val="en-KE" w:eastAsia="en-KE"/>
+          <w14:ligatures w14:val="none"/>
+        </w:rPr>
+      </w:pPr>
+      <w:r>
+        <w:rPr>
+          <w:rFonts w:ascii="Times New Roman" w:eastAsia="Times New Roman" w:hAnsi="Times New Roman" w:cs="Times New Roman"/>
+          <w:color w:val="010101"/>
+          <w:kern w:val="0"/>
+          <w:sz w:val="27"/>
+          <w:szCs w:val="27"/>
+          <w:lang w:val="en-KE" w:eastAsia="en-KE"/>
+          <w14:ligatures w14:val="none"/>
+        </w:rPr>
+        <w:t>D. Vertical logic: within each slide</w:t>
+      </w:r>
+    </w:p>
+    <w:p>
+      <w:pPr>
+        <w:pBdr>
+          <w:top w:val="single" w:sz="2" w:space="0" w:color="E5E7EB"/>
+          <w:left w:val="single" w:sz="2" w:space="0" w:color="E5E7EB"/>
+          <w:bottom w:val="single" w:sz="2" w:space="0" w:color="E5E7EB"/>
+          <w:right w:val="single" w:sz="2" w:space="0" w:color="E5E7EB"/>
+        </w:pBdr>
+        <w:shd w:val="clear" w:color="auto" w:fill="FFFFFF"/>
+        <w:spacing w:before="100" w:beforeAutospacing="1" w:after="100" w:afterAutospacing="1" w:line="240" w:lineRule="auto"/>
+        <w:rPr>
+          <w:rFonts w:ascii="Arial" w:eastAsia="Times New Roman" w:hAnsi="Arial" w:cs="Arial"/>
+          <w:color w:val="010101"/>
+          <w:kern w:val="0"/>
+          <w:sz w:val="24"/>
+          <w:szCs w:val="24"/>
+          <w:lang w:val="en-KE" w:eastAsia="en-KE"/>
+          <w14:ligatures w14:val="none"/>
+        </w:rPr>
+      </w:pPr>
+      <w:r>
+        <w:rPr>
+          <w:rFonts w:ascii="Arial" w:eastAsia="Times New Roman" w:hAnsi="Arial" w:cs="Arial"/>
+          <w:color w:val="010101"/>
+          <w:kern w:val="0"/>
+          <w:sz w:val="24"/>
+          <w:szCs w:val="24"/>
+          <w:lang w:val="en-KE" w:eastAsia="en-KE"/>
+          <w14:ligatures w14:val="none"/>
+        </w:rPr>
+        <w:t>For </w:t>
+      </w:r>
+      <w:r>
+        <w:rPr>
+          <w:rFonts w:ascii="Arial" w:eastAsia="Times New Roman" w:hAnsi="Arial" w:cs="Arial"/>
+          <w:b/>
+          <w:bCs/>
+          <w:color w:val="010101"/>
+          <w:kern w:val="0"/>
+          <w:sz w:val="24"/>
+          <w:szCs w:val="24"/>
+          <w:bdr w:val="single" w:sz="2" w:space="0" w:color="E5E7EB" w:frame="1"/>
+          <w:lang w:val="en-KE" w:eastAsia="en-KE"/>
+          <w14:ligatures w14:val="none"/>
+        </w:rPr>
+        <w:t>each slide</w:t>
+      </w:r>
+      <w:r>
+        <w:rPr>
+          <w:rFonts w:ascii="Arial" w:eastAsia="Times New Roman" w:hAnsi="Arial" w:cs="Arial"/>
+          <w:color w:val="010101"/>
+          <w:kern w:val="0"/>
+          <w:sz w:val="24"/>
+          <w:szCs w:val="24"/>
+          <w:lang w:val="en-KE" w:eastAsia="en-KE"/>
+          <w14:ligatures w14:val="none"/>
+        </w:rPr>
+        <w:t>, check:</w:t>
+      </w:r>
+    </w:p>
+    <w:p>
+      <w:pPr>
+        <w:numPr>
+          <w:ilvl w:val="0"/>
+          <w:numId w:val="18"/>
+        </w:numPr>
+        <w:pBdr>
+          <w:top w:val="single" w:sz="2" w:space="0" w:color="E5E7EB"/>
+          <w:left w:val="single" w:sz="2" w:space="0" w:color="E5E7EB"/>
+          <w:bottom w:val="single" w:sz="2" w:space="0" w:color="E5E7EB"/>
+          <w:right w:val="single" w:sz="2" w:space="0" w:color="E5E7EB"/>
+        </w:pBdr>
+        <w:shd w:val="clear" w:color="auto" w:fill="FFFFFF"/>
+        <w:spacing w:before="100" w:beforeAutospacing="1" w:after="100" w:afterAutospacing="1" w:line="240" w:lineRule="auto"/>
+        <w:rPr>
+          <w:rFonts w:ascii="Arial" w:eastAsia="Times New Roman" w:hAnsi="Arial" w:cs="Arial"/>
+          <w:color w:val="010101"/>
+          <w:kern w:val="0"/>
+          <w:sz w:val="24"/>
+          <w:szCs w:val="24"/>
+          <w:lang w:val="en-KE" w:eastAsia="en-KE"/>
+          <w14:ligatures w14:val="none"/>
+        </w:rPr>
+      </w:pPr>
+      <w:r>
+        <w:rPr>
+          <w:rFonts w:ascii="Arial" w:eastAsia="Times New Roman" w:hAnsi="Arial" w:cs="Arial"/>
+          <w:color w:val="010101"/>
+          <w:kern w:val="0"/>
+          <w:sz w:val="24"/>
+          <w:szCs w:val="24"/>
+          <w:lang w:val="en-KE" w:eastAsia="en-KE"/>
+          <w14:ligatures w14:val="none"/>
+        </w:rPr>
+        <w:t> The title states the conclusion or point the audience should remember.</w:t>
+      </w:r>
+    </w:p>
+    <w:p>
+      <w:pPr>
+        <w:numPr>
+          <w:ilvl w:val="0"/>
+          <w:numId w:val="18"/>
+        </w:numPr>
+        <w:pBdr>
+          <w:top w:val="single" w:sz="2" w:space="0" w:color="E5E7EB"/>
+          <w:left w:val="single" w:sz="2" w:space="0" w:color="E5E7EB"/>
+          <w:bottom w:val="single" w:sz="2" w:space="0" w:color="E5E7EB"/>
+          <w:right w:val="single" w:sz="2" w:space="0" w:color="E5E7EB"/>
+        </w:pBdr>
+        <w:shd w:val="clear" w:color="auto" w:fill="FFFFFF"/>
+        <w:spacing w:before="120" w:after="0" w:line="240" w:lineRule="auto"/>
+        <w:rPr>
+          <w:rFonts w:ascii="Arial" w:eastAsia="Times New Roman" w:hAnsi="Arial" w:cs="Arial"/>
+          <w:color w:val="010101"/>
+          <w:kern w:val="0"/>
+          <w:sz w:val="24"/>
+          <w:szCs w:val="24"/>
+          <w:lang w:val="en-KE" w:eastAsia="en-KE"/>
+          <w14:ligatures w14:val="none"/>
+        </w:rPr>
+      </w:pPr>
+      <w:r>
+        <w:rPr>
+          <w:rFonts w:ascii="Arial" w:eastAsia="Times New Roman" w:hAnsi="Arial" w:cs="Arial"/>
+          <w:color w:val="010101"/>
+          <w:kern w:val="0"/>
+          <w:sz w:val="24"/>
+          <w:szCs w:val="24"/>
+          <w:lang w:val="en-KE" w:eastAsia="en-KE"/>
+          <w14:ligatures w14:val="none"/>
+        </w:rPr>
+        <w:t> The visual directly supports that title.</w:t>
+      </w:r>
+    </w:p>
+    <w:p>
+      <w:pPr>
+        <w:numPr>
+          <w:ilvl w:val="0"/>
+          <w:numId w:val="18"/>
+        </w:numPr>
+        <w:pBdr>
+          <w:top w:val="single" w:sz="2" w:space="0" w:color="E5E7EB"/>
+          <w:left w:val="single" w:sz="2" w:space="0" w:color="E5E7EB"/>
+          <w:bottom w:val="single" w:sz="2" w:space="0" w:color="E5E7EB"/>
+          <w:right w:val="single" w:sz="2" w:space="0" w:color="E5E7EB"/>
+        </w:pBdr>
+        <w:shd w:val="clear" w:color="auto" w:fill="FFFFFF"/>
+        <w:spacing w:before="120" w:after="0" w:line="240" w:lineRule="auto"/>
+        <w:rPr>
+          <w:rFonts w:ascii="Arial" w:eastAsia="Times New Roman" w:hAnsi="Arial" w:cs="Arial"/>
+          <w:color w:val="010101"/>
+          <w:kern w:val="0"/>
+          <w:sz w:val="24"/>
+          <w:szCs w:val="24"/>
+          <w:lang w:val="en-KE" w:eastAsia="en-KE"/>
+          <w14:ligatures w14:val="none"/>
+        </w:rPr>
+      </w:pPr>
+      <w:r>
+        <w:rPr>
+          <w:rFonts w:ascii="Arial" w:eastAsia="Times New Roman" w:hAnsi="Arial" w:cs="Arial"/>
+          <w:color w:val="010101"/>
+          <w:kern w:val="0"/>
+          <w:sz w:val="24"/>
+          <w:szCs w:val="24"/>
+          <w:lang w:val="en-KE" w:eastAsia="en-KE"/>
+          <w14:ligatures w14:val="none"/>
+        </w:rPr>
+        <w:t> The text, labels, metrics, and annotations reinforce the same message.</w:t>
+      </w:r>
+    </w:p>
+    <w:p>
+      <w:pPr>
+        <w:numPr>
+          <w:ilvl w:val="0"/>
+          <w:numId w:val="18"/>
+        </w:numPr>
+        <w:pBdr>
+          <w:top w:val="single" w:sz="2" w:space="0" w:color="E5E7EB"/>
+          <w:left w:val="single" w:sz="2" w:space="0" w:color="E5E7EB"/>
+          <w:bottom w:val="single" w:sz="2" w:space="0" w:color="E5E7EB"/>
+          <w:right w:val="single" w:sz="2" w:space="0" w:color="E5E7EB"/>
+        </w:pBdr>
+        <w:shd w:val="clear" w:color="auto" w:fill="FFFFFF"/>
+        <w:spacing w:before="120" w:after="0" w:line="240" w:lineRule="auto"/>
+        <w:rPr>
+          <w:rFonts w:ascii="Arial" w:eastAsia="Times New Roman" w:hAnsi="Arial" w:cs="Arial"/>
+          <w:color w:val="010101"/>
+          <w:kern w:val="0"/>
+          <w:sz w:val="24"/>
+          <w:szCs w:val="24"/>
+          <w:lang w:val="en-KE" w:eastAsia="en-KE"/>
+          <w14:ligatures w14:val="none"/>
+        </w:rPr>
+      </w:pPr>
+      <w:r>
+        <w:rPr>
+          <w:rFonts w:ascii="Arial" w:eastAsia="Times New Roman" w:hAnsi="Arial" w:cs="Arial"/>
+          <w:color w:val="010101"/>
+          <w:kern w:val="0"/>
+          <w:sz w:val="24"/>
+          <w:szCs w:val="24"/>
+          <w:lang w:val="en-KE" w:eastAsia="en-KE"/>
+          <w14:ligatures w14:val="none"/>
+        </w:rPr>
+        <w:t> I have removed unrelated data and decorative clutter.</w:t>
+      </w:r>
+    </w:p>
+    <w:p>
+      <w:pPr>
+        <w:numPr>
+          <w:ilvl w:val="0"/>
+          <w:numId w:val="18"/>
+        </w:numPr>
+        <w:pBdr>
+          <w:top w:val="single" w:sz="2" w:space="0" w:color="E5E7EB"/>
+          <w:left w:val="single" w:sz="2" w:space="0" w:color="E5E7EB"/>
+          <w:bottom w:val="single" w:sz="2" w:space="0" w:color="E5E7EB"/>
+          <w:right w:val="single" w:sz="2" w:space="0" w:color="E5E7EB"/>
+        </w:pBdr>
+        <w:shd w:val="clear" w:color="auto" w:fill="FFFFFF"/>
+        <w:spacing w:before="120" w:after="0" w:line="240" w:lineRule="auto"/>
+        <w:rPr>
+          <w:rFonts w:ascii="Arial" w:eastAsia="Times New Roman" w:hAnsi="Arial" w:cs="Arial"/>
+          <w:color w:val="010101"/>
+          <w:kern w:val="0"/>
+          <w:sz w:val="24"/>
+          <w:szCs w:val="24"/>
+          <w:lang w:val="en-KE" w:eastAsia="en-KE"/>
+          <w14:ligatures w14:val="none"/>
+        </w:rPr>
+      </w:pPr>
+      <w:r>
+        <w:rPr>
+          <w:rFonts w:ascii="Arial" w:eastAsia="Times New Roman" w:hAnsi="Arial" w:cs="Arial"/>
+          <w:color w:val="010101"/>
+          <w:kern w:val="0"/>
+          <w:sz w:val="24"/>
+          <w:szCs w:val="24"/>
+          <w:lang w:val="en-KE" w:eastAsia="en-KE"/>
+          <w14:ligatures w14:val="none"/>
+        </w:rPr>
+        <w:t> The audience can understand the key message quickly.</w:t>
+      </w:r>
+    </w:p>
+    <w:p>
+      <w:pPr>
+        <w:numPr>
+          <w:ilvl w:val="0"/>
+          <w:numId w:val="18"/>
+        </w:numPr>
+        <w:pBdr>
+          <w:top w:val="single" w:sz="2" w:space="0" w:color="E5E7EB"/>
+          <w:left w:val="single" w:sz="2" w:space="0" w:color="E5E7EB"/>
+          <w:bottom w:val="single" w:sz="2" w:space="0" w:color="E5E7EB"/>
+          <w:right w:val="single" w:sz="2" w:space="0" w:color="E5E7EB"/>
+        </w:pBdr>
+        <w:shd w:val="clear" w:color="auto" w:fill="FFFFFF"/>
+        <w:spacing w:before="120" w:after="0" w:line="240" w:lineRule="auto"/>
+        <w:rPr>
+          <w:rFonts w:ascii="Arial" w:eastAsia="Times New Roman" w:hAnsi="Arial" w:cs="Arial"/>
+          <w:color w:val="010101"/>
+          <w:kern w:val="0"/>
+          <w:sz w:val="24"/>
+          <w:szCs w:val="24"/>
+          <w:lang w:val="en-KE" w:eastAsia="en-KE"/>
+          <w14:ligatures w14:val="none"/>
+        </w:rPr>
+      </w:pPr>
+      <w:r>
+        <w:rPr>
+          <w:rFonts w:ascii="Arial" w:eastAsia="Times New Roman" w:hAnsi="Arial" w:cs="Arial"/>
+          <w:color w:val="010101"/>
+          <w:kern w:val="0"/>
+          <w:sz w:val="24"/>
+          <w:szCs w:val="24"/>
+          <w:lang w:val="en-KE" w:eastAsia="en-KE"/>
+          <w14:ligatures w14:val="none"/>
+        </w:rPr>
+        <w:t> The slide includes sufficient context to prevent a misleading interpretation.</w:t>
+      </w:r>
+    </w:p>
+    <w:p>
+      <w:pPr>
+        <w:numPr>
+          <w:ilvl w:val="0"/>
+          <w:numId w:val="18"/>
+        </w:numPr>
+        <w:pBdr>
+          <w:top w:val="single" w:sz="2" w:space="0" w:color="E5E7EB"/>
+          <w:left w:val="single" w:sz="2" w:space="0" w:color="E5E7EB"/>
+          <w:bottom w:val="single" w:sz="2" w:space="0" w:color="E5E7EB"/>
+          <w:right w:val="single" w:sz="2" w:space="0" w:color="E5E7EB"/>
+        </w:pBdr>
+        <w:shd w:val="clear" w:color="auto" w:fill="FFFFFF"/>
+        <w:spacing w:before="120" w:after="0" w:line="240" w:lineRule="auto"/>
+        <w:rPr>
+          <w:rFonts w:ascii="Arial" w:eastAsia="Times New Roman" w:hAnsi="Arial" w:cs="Arial"/>
+          <w:color w:val="010101"/>
+          <w:kern w:val="0"/>
+          <w:sz w:val="24"/>
+          <w:szCs w:val="24"/>
+          <w:lang w:val="en-KE" w:eastAsia="en-KE"/>
+          <w14:ligatures w14:val="none"/>
+        </w:rPr>
+      </w:pPr>
+      <w:r>
+        <w:rPr>
+          <w:rFonts w:ascii="Arial" w:eastAsia="Times New Roman" w:hAnsi="Arial" w:cs="Arial"/>
+          <w:color w:val="010101"/>
+          <w:kern w:val="0"/>
+          <w:sz w:val="24"/>
+          <w:szCs w:val="24"/>
+          <w:lang w:val="en-KE" w:eastAsia="en-KE"/>
+          <w14:ligatures w14:val="none"/>
+        </w:rPr>
+        <w:t> There is only one primary message per slide.</w:t>
+      </w:r>
+    </w:p>
+    <w:p>
+      <w:pPr>
+        <w:pBdr>
+          <w:top w:val="single" w:sz="2" w:space="0" w:color="E5E7EB"/>
+          <w:left w:val="single" w:sz="2" w:space="0" w:color="E5E7EB"/>
+          <w:bottom w:val="single" w:sz="2" w:space="0" w:color="E5E7EB"/>
+          <w:right w:val="single" w:sz="2" w:space="0" w:color="E5E7EB"/>
+        </w:pBdr>
+        <w:shd w:val="clear" w:color="auto" w:fill="FFFFFF"/>
+        <w:spacing w:after="150" w:line="240" w:lineRule="auto"/>
+        <w:outlineLvl w:val="2"/>
+        <w:rPr>
+          <w:rFonts w:ascii="Times New Roman" w:eastAsia="Times New Roman" w:hAnsi="Times New Roman" w:cs="Times New Roman"/>
+          <w:color w:val="010101"/>
+          <w:kern w:val="0"/>
+          <w:sz w:val="27"/>
+          <w:szCs w:val="27"/>
+          <w:lang w:val="en-KE" w:eastAsia="en-KE"/>
+          <w14:ligatures w14:val="none"/>
+        </w:rPr>
+      </w:pPr>
+      <w:r>
+        <w:rPr>
+          <w:rFonts w:ascii="Times New Roman" w:eastAsia="Times New Roman" w:hAnsi="Times New Roman" w:cs="Times New Roman"/>
+          <w:color w:val="010101"/>
+          <w:kern w:val="0"/>
+          <w:sz w:val="27"/>
+          <w:szCs w:val="27"/>
+          <w:lang w:val="en-KE" w:eastAsia="en-KE"/>
+          <w14:ligatures w14:val="none"/>
+        </w:rPr>
+        <w:lastRenderedPageBreak/>
+        <w:t>E. Data and visuals</w:t>
+      </w:r>
+    </w:p>
+    <w:p>
+      <w:pPr>
+        <w:numPr>
+          <w:ilvl w:val="0"/>
+          <w:numId w:val="19"/>
+        </w:numPr>
+        <w:pBdr>
+          <w:top w:val="single" w:sz="2" w:space="0" w:color="E5E7EB"/>
+          <w:left w:val="single" w:sz="2" w:space="0" w:color="E5E7EB"/>
+          <w:bottom w:val="single" w:sz="2" w:space="0" w:color="E5E7EB"/>
+          <w:right w:val="single" w:sz="2" w:space="0" w:color="E5E7EB"/>
+        </w:pBdr>
+        <w:shd w:val="clear" w:color="auto" w:fill="FFFFFF"/>
+        <w:spacing w:before="100" w:beforeAutospacing="1" w:after="100" w:afterAutospacing="1" w:line="240" w:lineRule="auto"/>
+        <w:rPr>
+          <w:rFonts w:ascii="Arial" w:eastAsia="Times New Roman" w:hAnsi="Arial" w:cs="Arial"/>
+          <w:color w:val="010101"/>
+          <w:kern w:val="0"/>
+          <w:sz w:val="24"/>
+          <w:szCs w:val="24"/>
+          <w:lang w:val="en-KE" w:eastAsia="en-KE"/>
+          <w14:ligatures w14:val="none"/>
+        </w:rPr>
+      </w:pPr>
+      <w:r>
+        <w:rPr>
+          <w:rFonts w:ascii="Arial" w:eastAsia="Times New Roman" w:hAnsi="Arial" w:cs="Arial"/>
+          <w:color w:val="010101"/>
+          <w:kern w:val="0"/>
+          <w:sz w:val="24"/>
+          <w:szCs w:val="24"/>
+          <w:lang w:val="en-KE" w:eastAsia="en-KE"/>
+          <w14:ligatures w14:val="none"/>
+        </w:rPr>
+        <w:t> Every chart, diagram, dashboard, or table has a clear purpose.</w:t>
+      </w:r>
+    </w:p>
+    <w:p>
+      <w:pPr>
+        <w:numPr>
+          <w:ilvl w:val="0"/>
+          <w:numId w:val="19"/>
+        </w:numPr>
+        <w:pBdr>
+          <w:top w:val="single" w:sz="2" w:space="0" w:color="E5E7EB"/>
+          <w:left w:val="single" w:sz="2" w:space="0" w:color="E5E7EB"/>
+          <w:bottom w:val="single" w:sz="2" w:space="0" w:color="E5E7EB"/>
+          <w:right w:val="single" w:sz="2" w:space="0" w:color="E5E7EB"/>
+        </w:pBdr>
+        <w:shd w:val="clear" w:color="auto" w:fill="FFFFFF"/>
+        <w:spacing w:before="120" w:after="0" w:line="240" w:lineRule="auto"/>
+        <w:rPr>
+          <w:rFonts w:ascii="Arial" w:eastAsia="Times New Roman" w:hAnsi="Arial" w:cs="Arial"/>
+          <w:color w:val="010101"/>
+          <w:kern w:val="0"/>
+          <w:sz w:val="24"/>
+          <w:szCs w:val="24"/>
+          <w:lang w:val="en-KE" w:eastAsia="en-KE"/>
+          <w14:ligatures w14:val="none"/>
+        </w:rPr>
+      </w:pPr>
+      <w:r>
+        <w:rPr>
+          <w:rFonts w:ascii="Arial" w:eastAsia="Times New Roman" w:hAnsi="Arial" w:cs="Arial"/>
+          <w:color w:val="010101"/>
+          <w:kern w:val="0"/>
+          <w:sz w:val="24"/>
+          <w:szCs w:val="24"/>
+          <w:lang w:val="en-KE" w:eastAsia="en-KE"/>
+          <w14:ligatures w14:val="none"/>
+        </w:rPr>
+        <w:t> I selected the visual type based on the question it needs to answer.</w:t>
+      </w:r>
+    </w:p>
+    <w:p>
+      <w:pPr>
+        <w:numPr>
+          <w:ilvl w:val="0"/>
+          <w:numId w:val="19"/>
+        </w:numPr>
+        <w:pBdr>
+          <w:top w:val="single" w:sz="2" w:space="0" w:color="E5E7EB"/>
+          <w:left w:val="single" w:sz="2" w:space="0" w:color="E5E7EB"/>
+          <w:bottom w:val="single" w:sz="2" w:space="0" w:color="E5E7EB"/>
+          <w:right w:val="single" w:sz="2" w:space="0" w:color="E5E7EB"/>
+        </w:pBdr>
+        <w:shd w:val="clear" w:color="auto" w:fill="FFFFFF"/>
+        <w:spacing w:before="120" w:after="0" w:line="240" w:lineRule="auto"/>
+        <w:rPr>
+          <w:rFonts w:ascii="Arial" w:eastAsia="Times New Roman" w:hAnsi="Arial" w:cs="Arial"/>
+          <w:color w:val="010101"/>
+          <w:kern w:val="0"/>
+          <w:sz w:val="24"/>
+          <w:szCs w:val="24"/>
+          <w:lang w:val="en-KE" w:eastAsia="en-KE"/>
+          <w14:ligatures w14:val="none"/>
+        </w:rPr>
+      </w:pPr>
+      <w:r>
+        <w:rPr>
+          <w:rFonts w:ascii="Arial" w:eastAsia="Times New Roman" w:hAnsi="Arial" w:cs="Arial"/>
+          <w:color w:val="010101"/>
+          <w:kern w:val="0"/>
+          <w:sz w:val="24"/>
+          <w:szCs w:val="24"/>
+          <w:lang w:val="en-KE" w:eastAsia="en-KE"/>
+          <w14:ligatures w14:val="none"/>
+        </w:rPr>
+        <w:t xml:space="preserve"> Key insights are highlighted through titles, annotations, ordering, or intentional </w:t>
+      </w:r>
+      <w:proofErr w:type="spellStart"/>
+      <w:r>
+        <w:rPr>
+          <w:rFonts w:ascii="Arial" w:eastAsia="Times New Roman" w:hAnsi="Arial" w:cs="Arial"/>
+          <w:color w:val="010101"/>
+          <w:kern w:val="0"/>
+          <w:sz w:val="24"/>
+          <w:szCs w:val="24"/>
+          <w:lang w:val="en-KE" w:eastAsia="en-KE"/>
+          <w14:ligatures w14:val="none"/>
+        </w:rPr>
+        <w:t>color</w:t>
+      </w:r>
+      <w:proofErr w:type="spellEnd"/>
+      <w:r>
+        <w:rPr>
+          <w:rFonts w:ascii="Arial" w:eastAsia="Times New Roman" w:hAnsi="Arial" w:cs="Arial"/>
+          <w:color w:val="010101"/>
+          <w:kern w:val="0"/>
+          <w:sz w:val="24"/>
+          <w:szCs w:val="24"/>
+          <w:lang w:val="en-KE" w:eastAsia="en-KE"/>
+          <w14:ligatures w14:val="none"/>
+        </w:rPr>
+        <w:t>.</w:t>
+      </w:r>
+    </w:p>
+    <w:p>
+      <w:pPr>
+        <w:numPr>
+          <w:ilvl w:val="0"/>
+          <w:numId w:val="19"/>
+        </w:numPr>
+        <w:pBdr>
+          <w:top w:val="single" w:sz="2" w:space="0" w:color="E5E7EB"/>
+          <w:left w:val="single" w:sz="2" w:space="0" w:color="E5E7EB"/>
+          <w:bottom w:val="single" w:sz="2" w:space="0" w:color="E5E7EB"/>
+          <w:right w:val="single" w:sz="2" w:space="0" w:color="E5E7EB"/>
+        </w:pBdr>
+        <w:shd w:val="clear" w:color="auto" w:fill="FFFFFF"/>
+        <w:spacing w:before="120" w:after="0" w:line="240" w:lineRule="auto"/>
+        <w:rPr>
+          <w:rFonts w:ascii="Arial" w:eastAsia="Times New Roman" w:hAnsi="Arial" w:cs="Arial"/>
+          <w:color w:val="010101"/>
+          <w:kern w:val="0"/>
+          <w:sz w:val="24"/>
+          <w:szCs w:val="24"/>
+          <w:lang w:val="en-KE" w:eastAsia="en-KE"/>
+          <w14:ligatures w14:val="none"/>
+        </w:rPr>
+      </w:pPr>
+      <w:r>
+        <w:rPr>
+          <w:rFonts w:ascii="Arial" w:eastAsia="Times New Roman" w:hAnsi="Arial" w:cs="Arial"/>
+          <w:color w:val="010101"/>
+          <w:kern w:val="0"/>
+          <w:sz w:val="24"/>
+          <w:szCs w:val="24"/>
+          <w:lang w:val="en-KE" w:eastAsia="en-KE"/>
+          <w14:ligatures w14:val="none"/>
+        </w:rPr>
+        <w:t> Charts have readable labels, units, dates/timeframes, and legends where needed.</w:t>
+      </w:r>
+    </w:p>
+    <w:p>
+      <w:pPr>
+        <w:numPr>
+          <w:ilvl w:val="0"/>
+          <w:numId w:val="19"/>
+        </w:numPr>
+        <w:pBdr>
+          <w:top w:val="single" w:sz="2" w:space="0" w:color="E5E7EB"/>
+          <w:left w:val="single" w:sz="2" w:space="0" w:color="E5E7EB"/>
+          <w:bottom w:val="single" w:sz="2" w:space="0" w:color="E5E7EB"/>
+          <w:right w:val="single" w:sz="2" w:space="0" w:color="E5E7EB"/>
+        </w:pBdr>
+        <w:shd w:val="clear" w:color="auto" w:fill="FFFFFF"/>
+        <w:spacing w:before="120" w:after="0" w:line="240" w:lineRule="auto"/>
+        <w:rPr>
+          <w:rFonts w:ascii="Arial" w:eastAsia="Times New Roman" w:hAnsi="Arial" w:cs="Arial"/>
+          <w:color w:val="010101"/>
+          <w:kern w:val="0"/>
+          <w:sz w:val="24"/>
+          <w:szCs w:val="24"/>
+          <w:lang w:val="en-KE" w:eastAsia="en-KE"/>
+          <w14:ligatures w14:val="none"/>
+        </w:rPr>
+      </w:pPr>
+      <w:r>
+        <w:rPr>
+          <w:rFonts w:ascii="Arial" w:eastAsia="Times New Roman" w:hAnsi="Arial" w:cs="Arial"/>
+          <w:color w:val="010101"/>
+          <w:kern w:val="0"/>
+          <w:sz w:val="24"/>
+          <w:szCs w:val="24"/>
+          <w:lang w:val="en-KE" w:eastAsia="en-KE"/>
+          <w14:ligatures w14:val="none"/>
+        </w:rPr>
+        <w:t> Dashboards are simplified or cropped to show only what supports the point.</w:t>
+      </w:r>
+    </w:p>
+    <w:p>
+      <w:pPr>
+        <w:numPr>
+          <w:ilvl w:val="0"/>
+          <w:numId w:val="19"/>
+        </w:numPr>
+        <w:pBdr>
+          <w:top w:val="single" w:sz="2" w:space="0" w:color="E5E7EB"/>
+          <w:left w:val="single" w:sz="2" w:space="0" w:color="E5E7EB"/>
+          <w:bottom w:val="single" w:sz="2" w:space="0" w:color="E5E7EB"/>
+          <w:right w:val="single" w:sz="2" w:space="0" w:color="E5E7EB"/>
+        </w:pBdr>
+        <w:shd w:val="clear" w:color="auto" w:fill="FFFFFF"/>
+        <w:spacing w:before="120" w:after="0" w:line="240" w:lineRule="auto"/>
+        <w:rPr>
+          <w:rFonts w:ascii="Arial" w:eastAsia="Times New Roman" w:hAnsi="Arial" w:cs="Arial"/>
+          <w:color w:val="010101"/>
+          <w:kern w:val="0"/>
+          <w:sz w:val="24"/>
+          <w:szCs w:val="24"/>
+          <w:lang w:val="en-KE" w:eastAsia="en-KE"/>
+          <w14:ligatures w14:val="none"/>
+        </w:rPr>
+      </w:pPr>
+      <w:r>
+        <w:rPr>
+          <w:rFonts w:ascii="Arial" w:eastAsia="Times New Roman" w:hAnsi="Arial" w:cs="Arial"/>
+          <w:color w:val="010101"/>
+          <w:kern w:val="0"/>
+          <w:sz w:val="24"/>
+          <w:szCs w:val="24"/>
+          <w:lang w:val="en-KE" w:eastAsia="en-KE"/>
+          <w14:ligatures w14:val="none"/>
+        </w:rPr>
+        <w:t> Maps are used only when geography is relevant.</w:t>
+      </w:r>
+    </w:p>
+    <w:p>
+      <w:pPr>
+        <w:numPr>
+          <w:ilvl w:val="0"/>
+          <w:numId w:val="19"/>
+        </w:numPr>
+        <w:pBdr>
+          <w:top w:val="single" w:sz="2" w:space="0" w:color="E5E7EB"/>
+          <w:left w:val="single" w:sz="2" w:space="0" w:color="E5E7EB"/>
+          <w:bottom w:val="single" w:sz="2" w:space="0" w:color="E5E7EB"/>
+          <w:right w:val="single" w:sz="2" w:space="0" w:color="E5E7EB"/>
+        </w:pBdr>
+        <w:shd w:val="clear" w:color="auto" w:fill="FFFFFF"/>
+        <w:spacing w:before="120" w:after="0" w:line="240" w:lineRule="auto"/>
+        <w:rPr>
+          <w:rFonts w:ascii="Arial" w:eastAsia="Times New Roman" w:hAnsi="Arial" w:cs="Arial"/>
+          <w:color w:val="010101"/>
+          <w:kern w:val="0"/>
+          <w:sz w:val="24"/>
+          <w:szCs w:val="24"/>
+          <w:lang w:val="en-KE" w:eastAsia="en-KE"/>
+          <w14:ligatures w14:val="none"/>
+        </w:rPr>
+      </w:pPr>
+      <w:r>
+        <w:rPr>
+          <w:rFonts w:ascii="Arial" w:eastAsia="Times New Roman" w:hAnsi="Arial" w:cs="Arial"/>
+          <w:color w:val="010101"/>
+          <w:kern w:val="0"/>
+          <w:sz w:val="24"/>
+          <w:szCs w:val="24"/>
+          <w:lang w:val="en-KE" w:eastAsia="en-KE"/>
+          <w14:ligatures w14:val="none"/>
+        </w:rPr>
+        <w:t> Tables are limited to small, precise comparisons.</w:t>
+      </w:r>
+    </w:p>
+    <w:p>
+      <w:pPr>
+        <w:numPr>
+          <w:ilvl w:val="0"/>
+          <w:numId w:val="19"/>
+        </w:numPr>
+        <w:pBdr>
+          <w:top w:val="single" w:sz="2" w:space="0" w:color="E5E7EB"/>
+          <w:left w:val="single" w:sz="2" w:space="0" w:color="E5E7EB"/>
+          <w:bottom w:val="single" w:sz="2" w:space="0" w:color="E5E7EB"/>
+          <w:right w:val="single" w:sz="2" w:space="0" w:color="E5E7EB"/>
+        </w:pBdr>
+        <w:shd w:val="clear" w:color="auto" w:fill="FFFFFF"/>
+        <w:spacing w:before="120" w:after="0" w:line="240" w:lineRule="auto"/>
+        <w:rPr>
+          <w:rFonts w:ascii="Arial" w:eastAsia="Times New Roman" w:hAnsi="Arial" w:cs="Arial"/>
+          <w:color w:val="010101"/>
+          <w:kern w:val="0"/>
+          <w:sz w:val="24"/>
+          <w:szCs w:val="24"/>
+          <w:lang w:val="en-KE" w:eastAsia="en-KE"/>
+          <w14:ligatures w14:val="none"/>
+        </w:rPr>
+      </w:pPr>
+      <w:r>
+        <w:rPr>
+          <w:rFonts w:ascii="Arial" w:eastAsia="Times New Roman" w:hAnsi="Arial" w:cs="Arial"/>
+          <w:color w:val="010101"/>
+          <w:kern w:val="0"/>
+          <w:sz w:val="24"/>
+          <w:szCs w:val="24"/>
+          <w:lang w:val="en-KE" w:eastAsia="en-KE"/>
+          <w14:ligatures w14:val="none"/>
+        </w:rPr>
+        <w:t> No visual makes the audience search for the conclusion.</w:t>
+      </w:r>
+    </w:p>
+    <w:p>
+      <w:pPr>
+        <w:numPr>
+          <w:ilvl w:val="0"/>
+          <w:numId w:val="19"/>
+        </w:numPr>
+        <w:pBdr>
+          <w:top w:val="single" w:sz="2" w:space="0" w:color="E5E7EB"/>
+          <w:left w:val="single" w:sz="2" w:space="0" w:color="E5E7EB"/>
+          <w:bottom w:val="single" w:sz="2" w:space="0" w:color="E5E7EB"/>
+          <w:right w:val="single" w:sz="2" w:space="0" w:color="E5E7EB"/>
+        </w:pBdr>
+        <w:shd w:val="clear" w:color="auto" w:fill="FFFFFF"/>
+        <w:spacing w:before="120" w:after="0" w:line="240" w:lineRule="auto"/>
+        <w:rPr>
+          <w:rFonts w:ascii="Arial" w:eastAsia="Times New Roman" w:hAnsi="Arial" w:cs="Arial"/>
+          <w:color w:val="010101"/>
+          <w:kern w:val="0"/>
+          <w:sz w:val="24"/>
+          <w:szCs w:val="24"/>
+          <w:lang w:val="en-KE" w:eastAsia="en-KE"/>
+          <w14:ligatures w14:val="none"/>
+        </w:rPr>
+      </w:pPr>
+      <w:r>
+        <w:rPr>
+          <w:rFonts w:ascii="Arial" w:eastAsia="Times New Roman" w:hAnsi="Arial" w:cs="Arial"/>
+          <w:color w:val="010101"/>
+          <w:kern w:val="0"/>
+          <w:sz w:val="24"/>
+          <w:szCs w:val="24"/>
+          <w:lang w:val="en-KE" w:eastAsia="en-KE"/>
+          <w14:ligatures w14:val="none"/>
+        </w:rPr>
+        <w:t> Sources are shown for externally sourced data, research, images, and visuals.</w:t>
+      </w:r>
+    </w:p>
+    <w:p>
+      <w:pPr>
+        <w:pBdr>
+          <w:top w:val="single" w:sz="2" w:space="0" w:color="E5E7EB"/>
+          <w:left w:val="single" w:sz="2" w:space="0" w:color="E5E7EB"/>
+          <w:bottom w:val="single" w:sz="2" w:space="0" w:color="E5E7EB"/>
+          <w:right w:val="single" w:sz="2" w:space="0" w:color="E5E7EB"/>
+        </w:pBdr>
+        <w:shd w:val="clear" w:color="auto" w:fill="FFFFFF"/>
+        <w:spacing w:after="150" w:line="240" w:lineRule="auto"/>
+        <w:outlineLvl w:val="2"/>
+        <w:rPr>
+          <w:rFonts w:ascii="Times New Roman" w:eastAsia="Times New Roman" w:hAnsi="Times New Roman" w:cs="Times New Roman"/>
+          <w:color w:val="010101"/>
+          <w:kern w:val="0"/>
+          <w:sz w:val="27"/>
+          <w:szCs w:val="27"/>
+          <w:lang w:val="en-KE" w:eastAsia="en-KE"/>
+          <w14:ligatures w14:val="none"/>
+        </w:rPr>
+      </w:pPr>
+      <w:r>
+        <w:rPr>
+          <w:rFonts w:ascii="Times New Roman" w:eastAsia="Times New Roman" w:hAnsi="Times New Roman" w:cs="Times New Roman"/>
+          <w:color w:val="010101"/>
+          <w:kern w:val="0"/>
+          <w:sz w:val="27"/>
+          <w:szCs w:val="27"/>
+          <w:lang w:val="en-KE" w:eastAsia="en-KE"/>
+          <w14:ligatures w14:val="none"/>
+        </w:rPr>
+        <w:t>F. Strategy &amp; Analytics</w:t>
+      </w:r>
+    </w:p>
+    <w:p>
+      <w:pPr>
+        <w:numPr>
+          <w:ilvl w:val="0"/>
+          <w:numId w:val="20"/>
+        </w:numPr>
+        <w:pBdr>
+          <w:top w:val="single" w:sz="2" w:space="0" w:color="E5E7EB"/>
+          <w:left w:val="single" w:sz="2" w:space="0" w:color="E5E7EB"/>
+          <w:bottom w:val="single" w:sz="2" w:space="0" w:color="E5E7EB"/>
+          <w:right w:val="single" w:sz="2" w:space="0" w:color="E5E7EB"/>
+        </w:pBdr>
+        <w:shd w:val="clear" w:color="auto" w:fill="FFFFFF"/>
+        <w:spacing w:before="100" w:beforeAutospacing="1" w:after="100" w:afterAutospacing="1" w:line="240" w:lineRule="auto"/>
+        <w:rPr>
+          <w:rFonts w:ascii="Arial" w:eastAsia="Times New Roman" w:hAnsi="Arial" w:cs="Arial"/>
+          <w:color w:val="010101"/>
+          <w:kern w:val="0"/>
+          <w:sz w:val="24"/>
+          <w:szCs w:val="24"/>
+          <w:lang w:val="en-KE" w:eastAsia="en-KE"/>
+          <w14:ligatures w14:val="none"/>
+        </w:rPr>
+      </w:pPr>
+      <w:r>
+        <w:rPr>
+          <w:rFonts w:ascii="Arial" w:eastAsia="Times New Roman" w:hAnsi="Arial" w:cs="Arial"/>
+          <w:color w:val="010101"/>
+          <w:kern w:val="0"/>
+          <w:sz w:val="24"/>
+          <w:szCs w:val="24"/>
+          <w:lang w:val="en-KE" w:eastAsia="en-KE"/>
+          <w14:ligatures w14:val="none"/>
+        </w:rPr>
+        <w:t> I connect the project to an organizational goal, stakeholder need, or strategic priority.</w:t>
+      </w:r>
+    </w:p>
+    <w:p>
+      <w:pPr>
+        <w:numPr>
+          <w:ilvl w:val="0"/>
+          <w:numId w:val="20"/>
+        </w:numPr>
+        <w:pBdr>
+          <w:top w:val="single" w:sz="2" w:space="0" w:color="E5E7EB"/>
+          <w:left w:val="single" w:sz="2" w:space="0" w:color="E5E7EB"/>
+          <w:bottom w:val="single" w:sz="2" w:space="0" w:color="E5E7EB"/>
+          <w:right w:val="single" w:sz="2" w:space="0" w:color="E5E7EB"/>
+        </w:pBdr>
+        <w:shd w:val="clear" w:color="auto" w:fill="FFFFFF"/>
+        <w:spacing w:before="120" w:after="0" w:line="240" w:lineRule="auto"/>
+        <w:rPr>
+          <w:rFonts w:ascii="Arial" w:eastAsia="Times New Roman" w:hAnsi="Arial" w:cs="Arial"/>
+          <w:color w:val="010101"/>
+          <w:kern w:val="0"/>
+          <w:sz w:val="24"/>
+          <w:szCs w:val="24"/>
+          <w:lang w:val="en-KE" w:eastAsia="en-KE"/>
+          <w14:ligatures w14:val="none"/>
+        </w:rPr>
+      </w:pPr>
+      <w:r>
+        <w:rPr>
+          <w:rFonts w:ascii="Arial" w:eastAsia="Times New Roman" w:hAnsi="Arial" w:cs="Arial"/>
+          <w:color w:val="010101"/>
+          <w:kern w:val="0"/>
+          <w:sz w:val="24"/>
+          <w:szCs w:val="24"/>
+          <w:lang w:val="en-KE" w:eastAsia="en-KE"/>
+          <w14:ligatures w14:val="none"/>
+        </w:rPr>
+        <w:t> I clearly define the business problem and the analytics opportunity.</w:t>
+      </w:r>
+    </w:p>
+    <w:p>
+      <w:pPr>
+        <w:numPr>
+          <w:ilvl w:val="0"/>
+          <w:numId w:val="20"/>
+        </w:numPr>
+        <w:pBdr>
+          <w:top w:val="single" w:sz="2" w:space="0" w:color="E5E7EB"/>
+          <w:left w:val="single" w:sz="2" w:space="0" w:color="E5E7EB"/>
+          <w:bottom w:val="single" w:sz="2" w:space="0" w:color="E5E7EB"/>
+          <w:right w:val="single" w:sz="2" w:space="0" w:color="E5E7EB"/>
+        </w:pBdr>
+        <w:shd w:val="clear" w:color="auto" w:fill="FFFFFF"/>
+        <w:spacing w:before="120" w:after="0" w:line="240" w:lineRule="auto"/>
+        <w:rPr>
+          <w:rFonts w:ascii="Arial" w:eastAsia="Times New Roman" w:hAnsi="Arial" w:cs="Arial"/>
+          <w:color w:val="010101"/>
+          <w:kern w:val="0"/>
+          <w:sz w:val="24"/>
+          <w:szCs w:val="24"/>
+          <w:lang w:val="en-KE" w:eastAsia="en-KE"/>
+          <w14:ligatures w14:val="none"/>
+        </w:rPr>
+      </w:pPr>
+      <w:r>
+        <w:rPr>
+          <w:rFonts w:ascii="Arial" w:eastAsia="Times New Roman" w:hAnsi="Arial" w:cs="Arial"/>
+          <w:color w:val="010101"/>
+          <w:kern w:val="0"/>
+          <w:sz w:val="24"/>
+          <w:szCs w:val="24"/>
+          <w:lang w:val="en-KE" w:eastAsia="en-KE"/>
+          <w14:ligatures w14:val="none"/>
+        </w:rPr>
+        <w:t> I show how the analysis or POC enables a real stakeholder decision or action.</w:t>
+      </w:r>
+    </w:p>
+    <w:p>
+      <w:pPr>
+        <w:numPr>
+          <w:ilvl w:val="0"/>
+          <w:numId w:val="20"/>
+        </w:numPr>
+        <w:pBdr>
+          <w:top w:val="single" w:sz="2" w:space="0" w:color="E5E7EB"/>
+          <w:left w:val="single" w:sz="2" w:space="0" w:color="E5E7EB"/>
+          <w:bottom w:val="single" w:sz="2" w:space="0" w:color="E5E7EB"/>
+          <w:right w:val="single" w:sz="2" w:space="0" w:color="E5E7EB"/>
+        </w:pBdr>
+        <w:shd w:val="clear" w:color="auto" w:fill="FFFFFF"/>
+        <w:spacing w:before="120" w:after="0" w:line="240" w:lineRule="auto"/>
+        <w:rPr>
+          <w:rFonts w:ascii="Arial" w:eastAsia="Times New Roman" w:hAnsi="Arial" w:cs="Arial"/>
+          <w:color w:val="010101"/>
+          <w:kern w:val="0"/>
+          <w:sz w:val="24"/>
+          <w:szCs w:val="24"/>
+          <w:lang w:val="en-KE" w:eastAsia="en-KE"/>
+          <w14:ligatures w14:val="none"/>
+        </w:rPr>
+      </w:pPr>
+      <w:r>
+        <w:rPr>
+          <w:rFonts w:ascii="Arial" w:eastAsia="Times New Roman" w:hAnsi="Arial" w:cs="Arial"/>
+          <w:color w:val="010101"/>
+          <w:kern w:val="0"/>
+          <w:sz w:val="24"/>
+          <w:szCs w:val="24"/>
+          <w:lang w:val="en-KE" w:eastAsia="en-KE"/>
+          <w14:ligatures w14:val="none"/>
+        </w:rPr>
+        <w:t xml:space="preserve"> I identify relevant success measures or </w:t>
+      </w:r>
+      <w:proofErr w:type="spellStart"/>
+      <w:r>
+        <w:rPr>
+          <w:rFonts w:ascii="Arial" w:eastAsia="Times New Roman" w:hAnsi="Arial" w:cs="Arial"/>
+          <w:color w:val="010101"/>
+          <w:kern w:val="0"/>
+          <w:sz w:val="24"/>
+          <w:szCs w:val="24"/>
+          <w:lang w:val="en-KE" w:eastAsia="en-KE"/>
+          <w14:ligatures w14:val="none"/>
+        </w:rPr>
+        <w:t>KPIs</w:t>
+      </w:r>
+      <w:proofErr w:type="spellEnd"/>
+      <w:r>
+        <w:rPr>
+          <w:rFonts w:ascii="Arial" w:eastAsia="Times New Roman" w:hAnsi="Arial" w:cs="Arial"/>
+          <w:color w:val="010101"/>
+          <w:kern w:val="0"/>
+          <w:sz w:val="24"/>
+          <w:szCs w:val="24"/>
+          <w:lang w:val="en-KE" w:eastAsia="en-KE"/>
+          <w14:ligatures w14:val="none"/>
+        </w:rPr>
+        <w:t>.</w:t>
+      </w:r>
+    </w:p>
+    <w:p>
+      <w:pPr>
+        <w:numPr>
+          <w:ilvl w:val="0"/>
+          <w:numId w:val="20"/>
+        </w:numPr>
+        <w:pBdr>
+          <w:top w:val="single" w:sz="2" w:space="0" w:color="E5E7EB"/>
+          <w:left w:val="single" w:sz="2" w:space="0" w:color="E5E7EB"/>
+          <w:bottom w:val="single" w:sz="2" w:space="0" w:color="E5E7EB"/>
+          <w:right w:val="single" w:sz="2" w:space="0" w:color="E5E7EB"/>
+        </w:pBdr>
+        <w:shd w:val="clear" w:color="auto" w:fill="FFFFFF"/>
+        <w:spacing w:before="120" w:after="0" w:line="240" w:lineRule="auto"/>
+        <w:rPr>
+          <w:rFonts w:ascii="Arial" w:eastAsia="Times New Roman" w:hAnsi="Arial" w:cs="Arial"/>
+          <w:color w:val="010101"/>
+          <w:kern w:val="0"/>
+          <w:sz w:val="24"/>
+          <w:szCs w:val="24"/>
+          <w:lang w:val="en-KE" w:eastAsia="en-KE"/>
+          <w14:ligatures w14:val="none"/>
+        </w:rPr>
+      </w:pPr>
+      <w:r>
+        <w:rPr>
+          <w:rFonts w:ascii="Arial" w:eastAsia="Times New Roman" w:hAnsi="Arial" w:cs="Arial"/>
+          <w:color w:val="010101"/>
+          <w:kern w:val="0"/>
+          <w:sz w:val="24"/>
+          <w:szCs w:val="24"/>
+          <w:lang w:val="en-KE" w:eastAsia="en-KE"/>
+          <w14:ligatures w14:val="none"/>
+        </w:rPr>
+        <w:t> I explain the POC in nontechnical business language.</w:t>
+      </w:r>
+    </w:p>
+    <w:p>
+      <w:pPr>
+        <w:numPr>
+          <w:ilvl w:val="0"/>
+          <w:numId w:val="20"/>
+        </w:numPr>
+        <w:pBdr>
+          <w:top w:val="single" w:sz="2" w:space="0" w:color="E5E7EB"/>
+          <w:left w:val="single" w:sz="2" w:space="0" w:color="E5E7EB"/>
+          <w:bottom w:val="single" w:sz="2" w:space="0" w:color="E5E7EB"/>
+          <w:right w:val="single" w:sz="2" w:space="0" w:color="E5E7EB"/>
+        </w:pBdr>
+        <w:shd w:val="clear" w:color="auto" w:fill="FFFFFF"/>
+        <w:spacing w:before="120" w:after="0" w:line="240" w:lineRule="auto"/>
+        <w:rPr>
+          <w:rFonts w:ascii="Arial" w:eastAsia="Times New Roman" w:hAnsi="Arial" w:cs="Arial"/>
+          <w:color w:val="010101"/>
+          <w:kern w:val="0"/>
+          <w:sz w:val="24"/>
+          <w:szCs w:val="24"/>
+          <w:lang w:val="en-KE" w:eastAsia="en-KE"/>
+          <w14:ligatures w14:val="none"/>
+        </w:rPr>
+      </w:pPr>
+      <w:r>
+        <w:rPr>
+          <w:rFonts w:ascii="Arial" w:eastAsia="Times New Roman" w:hAnsi="Arial" w:cs="Arial"/>
+          <w:color w:val="010101"/>
+          <w:kern w:val="0"/>
+          <w:sz w:val="24"/>
+          <w:szCs w:val="24"/>
+          <w:lang w:val="en-KE" w:eastAsia="en-KE"/>
+          <w14:ligatures w14:val="none"/>
+        </w:rPr>
+        <w:t> I show expected business value, not only technical/model performance.</w:t>
+      </w:r>
+    </w:p>
+    <w:p>
+      <w:pPr>
+        <w:numPr>
+          <w:ilvl w:val="0"/>
+          <w:numId w:val="20"/>
+        </w:numPr>
+        <w:pBdr>
+          <w:top w:val="single" w:sz="2" w:space="0" w:color="E5E7EB"/>
+          <w:left w:val="single" w:sz="2" w:space="0" w:color="E5E7EB"/>
+          <w:bottom w:val="single" w:sz="2" w:space="0" w:color="E5E7EB"/>
+          <w:right w:val="single" w:sz="2" w:space="0" w:color="E5E7EB"/>
+        </w:pBdr>
+        <w:shd w:val="clear" w:color="auto" w:fill="FFFFFF"/>
+        <w:spacing w:before="120" w:after="0" w:line="240" w:lineRule="auto"/>
+        <w:rPr>
+          <w:rFonts w:ascii="Arial" w:eastAsia="Times New Roman" w:hAnsi="Arial" w:cs="Arial"/>
+          <w:color w:val="010101"/>
+          <w:kern w:val="0"/>
+          <w:sz w:val="24"/>
+          <w:szCs w:val="24"/>
+          <w:lang w:val="en-KE" w:eastAsia="en-KE"/>
+          <w14:ligatures w14:val="none"/>
+        </w:rPr>
+      </w:pPr>
+      <w:r>
+        <w:rPr>
+          <w:rFonts w:ascii="Arial" w:eastAsia="Times New Roman" w:hAnsi="Arial" w:cs="Arial"/>
+          <w:color w:val="010101"/>
+          <w:kern w:val="0"/>
+          <w:sz w:val="24"/>
+          <w:szCs w:val="24"/>
+          <w:lang w:val="en-KE" w:eastAsia="en-KE"/>
+          <w14:ligatures w14:val="none"/>
+        </w:rPr>
+        <w:t> I address meaningful feasibility issues: data availability, resources, cost, ownership, integration, or timing.</w:t>
+      </w:r>
+    </w:p>
+    <w:p>
+      <w:pPr>
+        <w:numPr>
+          <w:ilvl w:val="0"/>
+          <w:numId w:val="20"/>
+        </w:numPr>
+        <w:pBdr>
+          <w:top w:val="single" w:sz="2" w:space="0" w:color="E5E7EB"/>
+          <w:left w:val="single" w:sz="2" w:space="0" w:color="E5E7EB"/>
+          <w:bottom w:val="single" w:sz="2" w:space="0" w:color="E5E7EB"/>
+          <w:right w:val="single" w:sz="2" w:space="0" w:color="E5E7EB"/>
+        </w:pBdr>
+        <w:shd w:val="clear" w:color="auto" w:fill="FFFFFF"/>
+        <w:spacing w:before="120" w:after="0" w:line="240" w:lineRule="auto"/>
+        <w:rPr>
+          <w:rFonts w:ascii="Arial" w:eastAsia="Times New Roman" w:hAnsi="Arial" w:cs="Arial"/>
+          <w:color w:val="010101"/>
+          <w:kern w:val="0"/>
+          <w:sz w:val="24"/>
+          <w:szCs w:val="24"/>
+          <w:lang w:val="en-KE" w:eastAsia="en-KE"/>
+          <w14:ligatures w14:val="none"/>
+        </w:rPr>
+      </w:pPr>
+      <w:r>
+        <w:rPr>
+          <w:rFonts w:ascii="Arial" w:eastAsia="Times New Roman" w:hAnsi="Arial" w:cs="Arial"/>
+          <w:color w:val="010101"/>
+          <w:kern w:val="0"/>
+          <w:sz w:val="24"/>
+          <w:szCs w:val="24"/>
+          <w:lang w:val="en-KE" w:eastAsia="en-KE"/>
+          <w14:ligatures w14:val="none"/>
+        </w:rPr>
+        <w:t> I disclose material risks, assumptions, ethical/privacy concerns, and limitations.</w:t>
+      </w:r>
+    </w:p>
+    <w:p>
+      <w:pPr>
+        <w:numPr>
+          <w:ilvl w:val="0"/>
+          <w:numId w:val="20"/>
+        </w:numPr>
+        <w:pBdr>
+          <w:top w:val="single" w:sz="2" w:space="0" w:color="E5E7EB"/>
+          <w:left w:val="single" w:sz="2" w:space="0" w:color="E5E7EB"/>
+          <w:bottom w:val="single" w:sz="2" w:space="0" w:color="E5E7EB"/>
+          <w:right w:val="single" w:sz="2" w:space="0" w:color="E5E7EB"/>
+        </w:pBdr>
+        <w:shd w:val="clear" w:color="auto" w:fill="FFFFFF"/>
+        <w:spacing w:before="120" w:after="0" w:line="240" w:lineRule="auto"/>
+        <w:rPr>
+          <w:rFonts w:ascii="Arial" w:eastAsia="Times New Roman" w:hAnsi="Arial" w:cs="Arial"/>
+          <w:color w:val="010101"/>
+          <w:kern w:val="0"/>
+          <w:sz w:val="24"/>
+          <w:szCs w:val="24"/>
+          <w:lang w:val="en-KE" w:eastAsia="en-KE"/>
+          <w14:ligatures w14:val="none"/>
+        </w:rPr>
+      </w:pPr>
+      <w:r>
+        <w:rPr>
+          <w:rFonts w:ascii="Arial" w:eastAsia="Times New Roman" w:hAnsi="Arial" w:cs="Arial"/>
+          <w:color w:val="010101"/>
+          <w:kern w:val="0"/>
+          <w:sz w:val="24"/>
+          <w:szCs w:val="24"/>
+          <w:lang w:val="en-KE" w:eastAsia="en-KE"/>
+          <w14:ligatures w14:val="none"/>
+        </w:rPr>
+        <w:t> If uncertainty materially affects the recommendation, I use realistic scenarios or ranges.</w:t>
+      </w:r>
+    </w:p>
+    <w:p>
+      <w:pPr>
+        <w:numPr>
+          <w:ilvl w:val="0"/>
+          <w:numId w:val="20"/>
+        </w:numPr>
+        <w:pBdr>
+          <w:top w:val="single" w:sz="2" w:space="0" w:color="E5E7EB"/>
+          <w:left w:val="single" w:sz="2" w:space="0" w:color="E5E7EB"/>
+          <w:bottom w:val="single" w:sz="2" w:space="0" w:color="E5E7EB"/>
+          <w:right w:val="single" w:sz="2" w:space="0" w:color="E5E7EB"/>
+        </w:pBdr>
+        <w:shd w:val="clear" w:color="auto" w:fill="FFFFFF"/>
+        <w:spacing w:before="120" w:after="0" w:line="240" w:lineRule="auto"/>
+        <w:rPr>
+          <w:rFonts w:ascii="Arial" w:eastAsia="Times New Roman" w:hAnsi="Arial" w:cs="Arial"/>
+          <w:color w:val="010101"/>
+          <w:kern w:val="0"/>
+          <w:sz w:val="24"/>
+          <w:szCs w:val="24"/>
+          <w:lang w:val="en-KE" w:eastAsia="en-KE"/>
+          <w14:ligatures w14:val="none"/>
+        </w:rPr>
+      </w:pPr>
+      <w:r>
+        <w:rPr>
+          <w:rFonts w:ascii="Arial" w:eastAsia="Times New Roman" w:hAnsi="Arial" w:cs="Arial"/>
+          <w:color w:val="010101"/>
+          <w:kern w:val="0"/>
+          <w:sz w:val="24"/>
+          <w:szCs w:val="24"/>
+          <w:lang w:val="en-KE" w:eastAsia="en-KE"/>
+          <w14:ligatures w14:val="none"/>
+        </w:rPr>
+        <w:t> I make a clear </w:t>
+      </w:r>
+      <w:r>
+        <w:rPr>
+          <w:rFonts w:ascii="Arial" w:eastAsia="Times New Roman" w:hAnsi="Arial" w:cs="Arial"/>
+          <w:b/>
+          <w:bCs/>
+          <w:color w:val="010101"/>
+          <w:kern w:val="0"/>
+          <w:sz w:val="24"/>
+          <w:szCs w:val="24"/>
+          <w:bdr w:val="single" w:sz="2" w:space="0" w:color="E5E7EB" w:frame="1"/>
+          <w:lang w:val="en-KE" w:eastAsia="en-KE"/>
+          <w14:ligatures w14:val="none"/>
+        </w:rPr>
+        <w:t>go, revise, pilot, scale, or stop</w:t>
+      </w:r>
+      <w:r>
+        <w:rPr>
+          <w:rFonts w:ascii="Arial" w:eastAsia="Times New Roman" w:hAnsi="Arial" w:cs="Arial"/>
+          <w:color w:val="010101"/>
+          <w:kern w:val="0"/>
+          <w:sz w:val="24"/>
+          <w:szCs w:val="24"/>
+          <w:lang w:val="en-KE" w:eastAsia="en-KE"/>
+          <w14:ligatures w14:val="none"/>
+        </w:rPr>
+        <w:t> recommendation.</w:t>
+      </w:r>
+    </w:p>
+    <w:p>
+      <w:pPr>
+        <w:pBdr>
+          <w:top w:val="single" w:sz="2" w:space="0" w:color="E5E7EB"/>
+          <w:left w:val="single" w:sz="2" w:space="0" w:color="E5E7EB"/>
+          <w:bottom w:val="single" w:sz="2" w:space="0" w:color="E5E7EB"/>
+          <w:right w:val="single" w:sz="2" w:space="0" w:color="E5E7EB"/>
+        </w:pBdr>
+        <w:shd w:val="clear" w:color="auto" w:fill="FFFFFF"/>
+        <w:spacing w:after="150" w:line="240" w:lineRule="auto"/>
+        <w:outlineLvl w:val="2"/>
+        <w:rPr>
+          <w:rFonts w:ascii="Times New Roman" w:eastAsia="Times New Roman" w:hAnsi="Times New Roman" w:cs="Times New Roman"/>
+          <w:color w:val="010101"/>
+          <w:kern w:val="0"/>
+          <w:sz w:val="27"/>
+          <w:szCs w:val="27"/>
+          <w:lang w:val="en-KE" w:eastAsia="en-KE"/>
+          <w14:ligatures w14:val="none"/>
+        </w:rPr>
+      </w:pPr>
+      <w:r>
+        <w:rPr>
+          <w:rFonts w:ascii="Times New Roman" w:eastAsia="Times New Roman" w:hAnsi="Times New Roman" w:cs="Times New Roman"/>
+          <w:color w:val="010101"/>
+          <w:kern w:val="0"/>
+          <w:sz w:val="27"/>
+          <w:szCs w:val="27"/>
+          <w:lang w:val="en-KE" w:eastAsia="en-KE"/>
+          <w14:ligatures w14:val="none"/>
+        </w:rPr>
+        <w:t>G. Demo integration</w:t>
+      </w:r>
+    </w:p>
+    <w:p>
+      <w:pPr>
+        <w:numPr>
+          <w:ilvl w:val="0"/>
+          <w:numId w:val="21"/>
+        </w:numPr>
+        <w:pBdr>
+          <w:top w:val="single" w:sz="2" w:space="0" w:color="E5E7EB"/>
+          <w:left w:val="single" w:sz="2" w:space="0" w:color="E5E7EB"/>
+          <w:bottom w:val="single" w:sz="2" w:space="0" w:color="E5E7EB"/>
+          <w:right w:val="single" w:sz="2" w:space="0" w:color="E5E7EB"/>
+        </w:pBdr>
+        <w:shd w:val="clear" w:color="auto" w:fill="FFFFFF"/>
+        <w:spacing w:before="100" w:beforeAutospacing="1" w:after="100" w:afterAutospacing="1" w:line="240" w:lineRule="auto"/>
+        <w:rPr>
+          <w:rFonts w:ascii="Arial" w:eastAsia="Times New Roman" w:hAnsi="Arial" w:cs="Arial"/>
+          <w:color w:val="010101"/>
+          <w:kern w:val="0"/>
+          <w:sz w:val="24"/>
+          <w:szCs w:val="24"/>
+          <w:lang w:val="en-KE" w:eastAsia="en-KE"/>
+          <w14:ligatures w14:val="none"/>
+        </w:rPr>
+      </w:pPr>
+      <w:r>
+        <w:rPr>
+          <w:rFonts w:ascii="Arial" w:eastAsia="Times New Roman" w:hAnsi="Arial" w:cs="Arial"/>
+          <w:color w:val="010101"/>
+          <w:kern w:val="0"/>
+          <w:sz w:val="24"/>
+          <w:szCs w:val="24"/>
+          <w:lang w:val="en-KE" w:eastAsia="en-KE"/>
+          <w14:ligatures w14:val="none"/>
+        </w:rPr>
+        <w:t> The demo has a clear role in proving the big idea.</w:t>
+      </w:r>
+    </w:p>
+    <w:p>
+      <w:pPr>
+        <w:numPr>
+          <w:ilvl w:val="0"/>
+          <w:numId w:val="21"/>
+        </w:numPr>
+        <w:pBdr>
+          <w:top w:val="single" w:sz="2" w:space="0" w:color="E5E7EB"/>
+          <w:left w:val="single" w:sz="2" w:space="0" w:color="E5E7EB"/>
+          <w:bottom w:val="single" w:sz="2" w:space="0" w:color="E5E7EB"/>
+          <w:right w:val="single" w:sz="2" w:space="0" w:color="E5E7EB"/>
+        </w:pBdr>
+        <w:shd w:val="clear" w:color="auto" w:fill="FFFFFF"/>
+        <w:spacing w:before="120" w:after="0" w:line="240" w:lineRule="auto"/>
+        <w:rPr>
+          <w:rFonts w:ascii="Arial" w:eastAsia="Times New Roman" w:hAnsi="Arial" w:cs="Arial"/>
+          <w:color w:val="010101"/>
+          <w:kern w:val="0"/>
+          <w:sz w:val="24"/>
+          <w:szCs w:val="24"/>
+          <w:lang w:val="en-KE" w:eastAsia="en-KE"/>
+          <w14:ligatures w14:val="none"/>
+        </w:rPr>
+      </w:pPr>
+      <w:r>
+        <w:rPr>
+          <w:rFonts w:ascii="Arial" w:eastAsia="Times New Roman" w:hAnsi="Arial" w:cs="Arial"/>
+          <w:color w:val="010101"/>
+          <w:kern w:val="0"/>
+          <w:sz w:val="24"/>
+          <w:szCs w:val="24"/>
+          <w:lang w:val="en-KE" w:eastAsia="en-KE"/>
+          <w14:ligatures w14:val="none"/>
+        </w:rPr>
+        <w:t> I introduce what the audience is about to see and why it matters.</w:t>
+      </w:r>
+    </w:p>
+    <w:p>
+      <w:pPr>
+        <w:numPr>
+          <w:ilvl w:val="0"/>
+          <w:numId w:val="21"/>
+        </w:numPr>
+        <w:pBdr>
+          <w:top w:val="single" w:sz="2" w:space="0" w:color="E5E7EB"/>
+          <w:left w:val="single" w:sz="2" w:space="0" w:color="E5E7EB"/>
+          <w:bottom w:val="single" w:sz="2" w:space="0" w:color="E5E7EB"/>
+          <w:right w:val="single" w:sz="2" w:space="0" w:color="E5E7EB"/>
+        </w:pBdr>
+        <w:shd w:val="clear" w:color="auto" w:fill="FFFFFF"/>
+        <w:spacing w:before="120" w:after="0" w:line="240" w:lineRule="auto"/>
+        <w:rPr>
+          <w:rFonts w:ascii="Arial" w:eastAsia="Times New Roman" w:hAnsi="Arial" w:cs="Arial"/>
+          <w:color w:val="010101"/>
+          <w:kern w:val="0"/>
+          <w:sz w:val="24"/>
+          <w:szCs w:val="24"/>
+          <w:lang w:val="en-KE" w:eastAsia="en-KE"/>
+          <w14:ligatures w14:val="none"/>
+        </w:rPr>
+      </w:pPr>
+      <w:r>
+        <w:rPr>
+          <w:rFonts w:ascii="Arial" w:eastAsia="Times New Roman" w:hAnsi="Arial" w:cs="Arial"/>
+          <w:color w:val="010101"/>
+          <w:kern w:val="0"/>
+          <w:sz w:val="24"/>
+          <w:szCs w:val="24"/>
+          <w:lang w:val="en-KE" w:eastAsia="en-KE"/>
+          <w14:ligatures w14:val="none"/>
+        </w:rPr>
+        <w:t> The demo shows one critical user journey or decision workflow.</w:t>
+      </w:r>
+    </w:p>
+    <w:p>
+      <w:pPr>
+        <w:numPr>
+          <w:ilvl w:val="0"/>
+          <w:numId w:val="21"/>
+        </w:numPr>
+        <w:pBdr>
+          <w:top w:val="single" w:sz="2" w:space="0" w:color="E5E7EB"/>
+          <w:left w:val="single" w:sz="2" w:space="0" w:color="E5E7EB"/>
+          <w:bottom w:val="single" w:sz="2" w:space="0" w:color="E5E7EB"/>
+          <w:right w:val="single" w:sz="2" w:space="0" w:color="E5E7EB"/>
+        </w:pBdr>
+        <w:shd w:val="clear" w:color="auto" w:fill="FFFFFF"/>
+        <w:spacing w:before="120" w:after="0" w:line="240" w:lineRule="auto"/>
+        <w:rPr>
+          <w:rFonts w:ascii="Arial" w:eastAsia="Times New Roman" w:hAnsi="Arial" w:cs="Arial"/>
+          <w:color w:val="010101"/>
+          <w:kern w:val="0"/>
+          <w:sz w:val="24"/>
+          <w:szCs w:val="24"/>
+          <w:lang w:val="en-KE" w:eastAsia="en-KE"/>
+          <w14:ligatures w14:val="none"/>
+        </w:rPr>
+      </w:pPr>
+      <w:r>
+        <w:rPr>
+          <w:rFonts w:ascii="Arial" w:eastAsia="Times New Roman" w:hAnsi="Arial" w:cs="Arial"/>
+          <w:color w:val="010101"/>
+          <w:kern w:val="0"/>
+          <w:sz w:val="24"/>
+          <w:szCs w:val="24"/>
+          <w:lang w:val="en-KE" w:eastAsia="en-KE"/>
+          <w14:ligatures w14:val="none"/>
+        </w:rPr>
+        <w:t> The demo demonstrates an input/need → POC output → stakeholder action → business benefit.</w:t>
+      </w:r>
+    </w:p>
+    <w:p>
+      <w:pPr>
+        <w:numPr>
+          <w:ilvl w:val="0"/>
+          <w:numId w:val="21"/>
+        </w:numPr>
+        <w:pBdr>
+          <w:top w:val="single" w:sz="2" w:space="0" w:color="E5E7EB"/>
+          <w:left w:val="single" w:sz="2" w:space="0" w:color="E5E7EB"/>
+          <w:bottom w:val="single" w:sz="2" w:space="0" w:color="E5E7EB"/>
+          <w:right w:val="single" w:sz="2" w:space="0" w:color="E5E7EB"/>
+        </w:pBdr>
+        <w:shd w:val="clear" w:color="auto" w:fill="FFFFFF"/>
+        <w:spacing w:before="120" w:after="0" w:line="240" w:lineRule="auto"/>
+        <w:rPr>
+          <w:rFonts w:ascii="Arial" w:eastAsia="Times New Roman" w:hAnsi="Arial" w:cs="Arial"/>
+          <w:color w:val="010101"/>
+          <w:kern w:val="0"/>
+          <w:sz w:val="24"/>
+          <w:szCs w:val="24"/>
+          <w:lang w:val="en-KE" w:eastAsia="en-KE"/>
+          <w14:ligatures w14:val="none"/>
+        </w:rPr>
+      </w:pPr>
+      <w:r>
+        <w:rPr>
+          <w:rFonts w:ascii="Arial" w:eastAsia="Times New Roman" w:hAnsi="Arial" w:cs="Arial"/>
+          <w:color w:val="010101"/>
+          <w:kern w:val="0"/>
+          <w:sz w:val="24"/>
+          <w:szCs w:val="24"/>
+          <w:lang w:val="en-KE" w:eastAsia="en-KE"/>
+          <w14:ligatures w14:val="none"/>
+        </w:rPr>
+        <w:t> I avoid showing every feature, code, setup process, or exploratory analysis.</w:t>
+      </w:r>
+    </w:p>
+    <w:p>
+      <w:pPr>
+        <w:numPr>
+          <w:ilvl w:val="0"/>
+          <w:numId w:val="21"/>
+        </w:numPr>
+        <w:pBdr>
+          <w:top w:val="single" w:sz="2" w:space="0" w:color="E5E7EB"/>
+          <w:left w:val="single" w:sz="2" w:space="0" w:color="E5E7EB"/>
+          <w:bottom w:val="single" w:sz="2" w:space="0" w:color="E5E7EB"/>
+          <w:right w:val="single" w:sz="2" w:space="0" w:color="E5E7EB"/>
+        </w:pBdr>
+        <w:shd w:val="clear" w:color="auto" w:fill="FFFFFF"/>
+        <w:spacing w:before="120" w:after="0" w:line="240" w:lineRule="auto"/>
+        <w:rPr>
+          <w:rFonts w:ascii="Arial" w:eastAsia="Times New Roman" w:hAnsi="Arial" w:cs="Arial"/>
+          <w:color w:val="010101"/>
+          <w:kern w:val="0"/>
+          <w:sz w:val="24"/>
+          <w:szCs w:val="24"/>
+          <w:lang w:val="en-KE" w:eastAsia="en-KE"/>
+          <w14:ligatures w14:val="none"/>
+        </w:rPr>
+      </w:pPr>
+      <w:r>
+        <w:rPr>
+          <w:rFonts w:ascii="Arial" w:eastAsia="Times New Roman" w:hAnsi="Arial" w:cs="Arial"/>
+          <w:color w:val="010101"/>
+          <w:kern w:val="0"/>
+          <w:sz w:val="24"/>
+          <w:szCs w:val="24"/>
+          <w:lang w:val="en-KE" w:eastAsia="en-KE"/>
+          <w14:ligatures w14:val="none"/>
+        </w:rPr>
+        <w:lastRenderedPageBreak/>
+        <w:t> I have a backup option if the live demo fails (e.g., a short recording or key screenshots).</w:t>
+      </w:r>
+    </w:p>
+    <w:p>
+      <w:pPr>
+        <w:numPr>
+          <w:ilvl w:val="0"/>
+          <w:numId w:val="21"/>
+        </w:numPr>
+        <w:pBdr>
+          <w:top w:val="single" w:sz="2" w:space="0" w:color="E5E7EB"/>
+          <w:left w:val="single" w:sz="2" w:space="0" w:color="E5E7EB"/>
+          <w:bottom w:val="single" w:sz="2" w:space="0" w:color="E5E7EB"/>
+          <w:right w:val="single" w:sz="2" w:space="0" w:color="E5E7EB"/>
+        </w:pBdr>
+        <w:shd w:val="clear" w:color="auto" w:fill="FFFFFF"/>
+        <w:spacing w:before="120" w:after="0" w:line="240" w:lineRule="auto"/>
+        <w:rPr>
+          <w:rFonts w:ascii="Arial" w:eastAsia="Times New Roman" w:hAnsi="Arial" w:cs="Arial"/>
+          <w:color w:val="010101"/>
+          <w:kern w:val="0"/>
+          <w:sz w:val="24"/>
+          <w:szCs w:val="24"/>
+          <w:lang w:val="en-KE" w:eastAsia="en-KE"/>
+          <w14:ligatures w14:val="none"/>
+        </w:rPr>
+      </w:pPr>
+      <w:r>
+        <w:rPr>
+          <w:rFonts w:ascii="Arial" w:eastAsia="Times New Roman" w:hAnsi="Arial" w:cs="Arial"/>
+          <w:color w:val="010101"/>
+          <w:kern w:val="0"/>
+          <w:sz w:val="24"/>
+          <w:szCs w:val="24"/>
+          <w:lang w:val="en-KE" w:eastAsia="en-KE"/>
+          <w14:ligatures w14:val="none"/>
+        </w:rPr>
+        <w:t> I use a post-demo slide or transition to explain the business implication.</w:t>
+      </w:r>
+    </w:p>
+    <w:p>
+      <w:pPr>
+        <w:pBdr>
+          <w:top w:val="single" w:sz="2" w:space="0" w:color="E5E7EB"/>
+          <w:left w:val="single" w:sz="2" w:space="0" w:color="E5E7EB"/>
+          <w:bottom w:val="single" w:sz="2" w:space="0" w:color="E5E7EB"/>
+          <w:right w:val="single" w:sz="2" w:space="0" w:color="E5E7EB"/>
+        </w:pBdr>
+        <w:shd w:val="clear" w:color="auto" w:fill="FFFFFF"/>
+        <w:spacing w:after="150" w:line="240" w:lineRule="auto"/>
+        <w:outlineLvl w:val="2"/>
+        <w:rPr>
+          <w:rFonts w:ascii="Times New Roman" w:eastAsia="Times New Roman" w:hAnsi="Times New Roman" w:cs="Times New Roman"/>
+          <w:color w:val="010101"/>
+          <w:kern w:val="0"/>
+          <w:sz w:val="27"/>
+          <w:szCs w:val="27"/>
+          <w:lang w:val="en-KE" w:eastAsia="en-KE"/>
+          <w14:ligatures w14:val="none"/>
+        </w:rPr>
+      </w:pPr>
+      <w:r>
+        <w:rPr>
+          <w:rFonts w:ascii="Times New Roman" w:eastAsia="Times New Roman" w:hAnsi="Times New Roman" w:cs="Times New Roman"/>
+          <w:color w:val="010101"/>
+          <w:kern w:val="0"/>
+          <w:sz w:val="27"/>
+          <w:szCs w:val="27"/>
+          <w:lang w:val="en-KE" w:eastAsia="en-KE"/>
+          <w14:ligatures w14:val="none"/>
+        </w:rPr>
+        <w:t>H. Slide design</w:t>
+      </w:r>
+    </w:p>
+    <w:p>
+      <w:pPr>
+        <w:numPr>
+          <w:ilvl w:val="0"/>
+          <w:numId w:val="22"/>
+        </w:numPr>
+        <w:pBdr>
+          <w:top w:val="single" w:sz="2" w:space="0" w:color="E5E7EB"/>
+          <w:left w:val="single" w:sz="2" w:space="0" w:color="E5E7EB"/>
+          <w:bottom w:val="single" w:sz="2" w:space="0" w:color="E5E7EB"/>
+          <w:right w:val="single" w:sz="2" w:space="0" w:color="E5E7EB"/>
+        </w:pBdr>
+        <w:shd w:val="clear" w:color="auto" w:fill="FFFFFF"/>
+        <w:spacing w:before="100" w:beforeAutospacing="1" w:after="100" w:afterAutospacing="1" w:line="240" w:lineRule="auto"/>
+        <w:rPr>
+          <w:rFonts w:ascii="Arial" w:eastAsia="Times New Roman" w:hAnsi="Arial" w:cs="Arial"/>
+          <w:color w:val="010101"/>
+          <w:kern w:val="0"/>
+          <w:sz w:val="24"/>
+          <w:szCs w:val="24"/>
+          <w:lang w:val="en-KE" w:eastAsia="en-KE"/>
+          <w14:ligatures w14:val="none"/>
+        </w:rPr>
+      </w:pPr>
+      <w:r>
+        <w:rPr>
+          <w:rFonts w:ascii="Arial" w:eastAsia="Times New Roman" w:hAnsi="Arial" w:cs="Arial"/>
+          <w:color w:val="010101"/>
+          <w:kern w:val="0"/>
+          <w:sz w:val="24"/>
+          <w:szCs w:val="24"/>
+          <w:lang w:val="en-KE" w:eastAsia="en-KE"/>
+          <w14:ligatures w14:val="none"/>
+        </w:rPr>
+        <w:t> Slides use minimal text—no paragraphs or script-like content.</w:t>
+      </w:r>
+    </w:p>
+    <w:p>
+      <w:pPr>
+        <w:numPr>
+          <w:ilvl w:val="0"/>
+          <w:numId w:val="22"/>
+        </w:numPr>
+        <w:pBdr>
+          <w:top w:val="single" w:sz="2" w:space="0" w:color="E5E7EB"/>
+          <w:left w:val="single" w:sz="2" w:space="0" w:color="E5E7EB"/>
+          <w:bottom w:val="single" w:sz="2" w:space="0" w:color="E5E7EB"/>
+          <w:right w:val="single" w:sz="2" w:space="0" w:color="E5E7EB"/>
+        </w:pBdr>
+        <w:shd w:val="clear" w:color="auto" w:fill="FFFFFF"/>
+        <w:spacing w:before="120" w:after="0" w:line="240" w:lineRule="auto"/>
+        <w:rPr>
+          <w:rFonts w:ascii="Arial" w:eastAsia="Times New Roman" w:hAnsi="Arial" w:cs="Arial"/>
+          <w:color w:val="010101"/>
+          <w:kern w:val="0"/>
+          <w:sz w:val="24"/>
+          <w:szCs w:val="24"/>
+          <w:lang w:val="en-KE" w:eastAsia="en-KE"/>
+          <w14:ligatures w14:val="none"/>
+        </w:rPr>
+      </w:pPr>
+      <w:r>
+        <w:rPr>
+          <w:rFonts w:ascii="Arial" w:eastAsia="Times New Roman" w:hAnsi="Arial" w:cs="Arial"/>
+          <w:color w:val="010101"/>
+          <w:kern w:val="0"/>
+          <w:sz w:val="24"/>
+          <w:szCs w:val="24"/>
+          <w:lang w:val="en-KE" w:eastAsia="en-KE"/>
+          <w14:ligatures w14:val="none"/>
+        </w:rPr>
+        <w:t xml:space="preserve"> I use consistent fonts, </w:t>
+      </w:r>
+      <w:proofErr w:type="spellStart"/>
+      <w:r>
+        <w:rPr>
+          <w:rFonts w:ascii="Arial" w:eastAsia="Times New Roman" w:hAnsi="Arial" w:cs="Arial"/>
+          <w:color w:val="010101"/>
+          <w:kern w:val="0"/>
+          <w:sz w:val="24"/>
+          <w:szCs w:val="24"/>
+          <w:lang w:val="en-KE" w:eastAsia="en-KE"/>
+          <w14:ligatures w14:val="none"/>
+        </w:rPr>
+        <w:t>colors</w:t>
+      </w:r>
+      <w:proofErr w:type="spellEnd"/>
+      <w:r>
+        <w:rPr>
+          <w:rFonts w:ascii="Arial" w:eastAsia="Times New Roman" w:hAnsi="Arial" w:cs="Arial"/>
+          <w:color w:val="010101"/>
+          <w:kern w:val="0"/>
+          <w:sz w:val="24"/>
+          <w:szCs w:val="24"/>
+          <w:lang w:val="en-KE" w:eastAsia="en-KE"/>
+          <w14:ligatures w14:val="none"/>
+        </w:rPr>
+        <w:t>, spacing, alignment, and title placement.</w:t>
+      </w:r>
+    </w:p>
+    <w:p>
+      <w:pPr>
+        <w:numPr>
+          <w:ilvl w:val="0"/>
+          <w:numId w:val="22"/>
+        </w:numPr>
+        <w:pBdr>
+          <w:top w:val="single" w:sz="2" w:space="0" w:color="E5E7EB"/>
+          <w:left w:val="single" w:sz="2" w:space="0" w:color="E5E7EB"/>
+          <w:bottom w:val="single" w:sz="2" w:space="0" w:color="E5E7EB"/>
+          <w:right w:val="single" w:sz="2" w:space="0" w:color="E5E7EB"/>
+        </w:pBdr>
+        <w:shd w:val="clear" w:color="auto" w:fill="FFFFFF"/>
+        <w:spacing w:before="120" w:after="0" w:line="240" w:lineRule="auto"/>
+        <w:rPr>
+          <w:rFonts w:ascii="Arial" w:eastAsia="Times New Roman" w:hAnsi="Arial" w:cs="Arial"/>
+          <w:color w:val="010101"/>
+          <w:kern w:val="0"/>
+          <w:sz w:val="24"/>
+          <w:szCs w:val="24"/>
+          <w:lang w:val="en-KE" w:eastAsia="en-KE"/>
+          <w14:ligatures w14:val="none"/>
+        </w:rPr>
+      </w:pPr>
+      <w:r>
+        <w:rPr>
+          <w:rFonts w:ascii="Arial" w:eastAsia="Times New Roman" w:hAnsi="Arial" w:cs="Arial"/>
+          <w:color w:val="010101"/>
+          <w:kern w:val="0"/>
+          <w:sz w:val="24"/>
+          <w:szCs w:val="24"/>
+          <w:lang w:val="en-KE" w:eastAsia="en-KE"/>
+          <w14:ligatures w14:val="none"/>
+        </w:rPr>
+        <w:t> </w:t>
+      </w:r>
+      <w:proofErr w:type="spellStart"/>
+      <w:r>
+        <w:rPr>
+          <w:rFonts w:ascii="Arial" w:eastAsia="Times New Roman" w:hAnsi="Arial" w:cs="Arial"/>
+          <w:color w:val="010101"/>
+          <w:kern w:val="0"/>
+          <w:sz w:val="24"/>
+          <w:szCs w:val="24"/>
+          <w:lang w:val="en-KE" w:eastAsia="en-KE"/>
+          <w14:ligatures w14:val="none"/>
+        </w:rPr>
+        <w:t>Color</w:t>
+      </w:r>
+      <w:proofErr w:type="spellEnd"/>
+      <w:r>
+        <w:rPr>
+          <w:rFonts w:ascii="Arial" w:eastAsia="Times New Roman" w:hAnsi="Arial" w:cs="Arial"/>
+          <w:color w:val="010101"/>
+          <w:kern w:val="0"/>
+          <w:sz w:val="24"/>
+          <w:szCs w:val="24"/>
+          <w:lang w:val="en-KE" w:eastAsia="en-KE"/>
+          <w14:ligatures w14:val="none"/>
+        </w:rPr>
+        <w:t xml:space="preserve"> is used intentionally for emphasis, grouping, or status.</w:t>
+      </w:r>
+    </w:p>
+    <w:p>
+      <w:pPr>
+        <w:numPr>
+          <w:ilvl w:val="0"/>
+          <w:numId w:val="22"/>
+        </w:numPr>
+        <w:pBdr>
+          <w:top w:val="single" w:sz="2" w:space="0" w:color="E5E7EB"/>
+          <w:left w:val="single" w:sz="2" w:space="0" w:color="E5E7EB"/>
+          <w:bottom w:val="single" w:sz="2" w:space="0" w:color="E5E7EB"/>
+          <w:right w:val="single" w:sz="2" w:space="0" w:color="E5E7EB"/>
+        </w:pBdr>
+        <w:shd w:val="clear" w:color="auto" w:fill="FFFFFF"/>
+        <w:spacing w:before="120" w:after="0" w:line="240" w:lineRule="auto"/>
+        <w:rPr>
+          <w:rFonts w:ascii="Arial" w:eastAsia="Times New Roman" w:hAnsi="Arial" w:cs="Arial"/>
+          <w:color w:val="010101"/>
+          <w:kern w:val="0"/>
+          <w:sz w:val="24"/>
+          <w:szCs w:val="24"/>
+          <w:lang w:val="en-KE" w:eastAsia="en-KE"/>
+          <w14:ligatures w14:val="none"/>
+        </w:rPr>
+      </w:pPr>
+      <w:r>
+        <w:rPr>
+          <w:rFonts w:ascii="Arial" w:eastAsia="Times New Roman" w:hAnsi="Arial" w:cs="Arial"/>
+          <w:color w:val="010101"/>
+          <w:kern w:val="0"/>
+          <w:sz w:val="24"/>
+          <w:szCs w:val="24"/>
+          <w:lang w:val="en-KE" w:eastAsia="en-KE"/>
+          <w14:ligatures w14:val="none"/>
+        </w:rPr>
+        <w:t> Text and charts are readable at normal viewing size.</w:t>
+      </w:r>
+    </w:p>
+    <w:p>
+      <w:pPr>
+        <w:numPr>
+          <w:ilvl w:val="0"/>
+          <w:numId w:val="22"/>
+        </w:numPr>
+        <w:pBdr>
+          <w:top w:val="single" w:sz="2" w:space="0" w:color="E5E7EB"/>
+          <w:left w:val="single" w:sz="2" w:space="0" w:color="E5E7EB"/>
+          <w:bottom w:val="single" w:sz="2" w:space="0" w:color="E5E7EB"/>
+          <w:right w:val="single" w:sz="2" w:space="0" w:color="E5E7EB"/>
+        </w:pBdr>
+        <w:shd w:val="clear" w:color="auto" w:fill="FFFFFF"/>
+        <w:spacing w:before="120" w:after="0" w:line="240" w:lineRule="auto"/>
+        <w:rPr>
+          <w:rFonts w:ascii="Arial" w:eastAsia="Times New Roman" w:hAnsi="Arial" w:cs="Arial"/>
+          <w:color w:val="010101"/>
+          <w:kern w:val="0"/>
+          <w:sz w:val="24"/>
+          <w:szCs w:val="24"/>
+          <w:lang w:val="en-KE" w:eastAsia="en-KE"/>
+          <w14:ligatures w14:val="none"/>
+        </w:rPr>
+      </w:pPr>
+      <w:r>
+        <w:rPr>
+          <w:rFonts w:ascii="Arial" w:eastAsia="Times New Roman" w:hAnsi="Arial" w:cs="Arial"/>
+          <w:color w:val="010101"/>
+          <w:kern w:val="0"/>
+          <w:sz w:val="24"/>
+          <w:szCs w:val="24"/>
+          <w:lang w:val="en-KE" w:eastAsia="en-KE"/>
+          <w14:ligatures w14:val="none"/>
+        </w:rPr>
+        <w:t> The deck has whitespace and is not overcrowded.</w:t>
+      </w:r>
+    </w:p>
+    <w:p>
+      <w:pPr>
+        <w:numPr>
+          <w:ilvl w:val="0"/>
+          <w:numId w:val="22"/>
+        </w:numPr>
+        <w:pBdr>
+          <w:top w:val="single" w:sz="2" w:space="0" w:color="E5E7EB"/>
+          <w:left w:val="single" w:sz="2" w:space="0" w:color="E5E7EB"/>
+          <w:bottom w:val="single" w:sz="2" w:space="0" w:color="E5E7EB"/>
+          <w:right w:val="single" w:sz="2" w:space="0" w:color="E5E7EB"/>
+        </w:pBdr>
+        <w:shd w:val="clear" w:color="auto" w:fill="FFFFFF"/>
+        <w:spacing w:before="120" w:after="0" w:line="240" w:lineRule="auto"/>
+        <w:rPr>
+          <w:rFonts w:ascii="Arial" w:eastAsia="Times New Roman" w:hAnsi="Arial" w:cs="Arial"/>
+          <w:color w:val="010101"/>
+          <w:kern w:val="0"/>
+          <w:sz w:val="24"/>
+          <w:szCs w:val="24"/>
+          <w:lang w:val="en-KE" w:eastAsia="en-KE"/>
+          <w14:ligatures w14:val="none"/>
+        </w:rPr>
+      </w:pPr>
+      <w:r>
+        <w:rPr>
+          <w:rFonts w:ascii="Arial" w:eastAsia="Times New Roman" w:hAnsi="Arial" w:cs="Arial"/>
+          <w:color w:val="010101"/>
+          <w:kern w:val="0"/>
+          <w:sz w:val="24"/>
+          <w:szCs w:val="24"/>
+          <w:lang w:val="en-KE" w:eastAsia="en-KE"/>
+          <w14:ligatures w14:val="none"/>
+        </w:rPr>
+        <w:t> Images are relevant, high-quality, and not merely decorative.</w:t>
+      </w:r>
+    </w:p>
+    <w:p>
+      <w:pPr>
+        <w:numPr>
+          <w:ilvl w:val="0"/>
+          <w:numId w:val="22"/>
+        </w:numPr>
+        <w:pBdr>
+          <w:top w:val="single" w:sz="2" w:space="0" w:color="E5E7EB"/>
+          <w:left w:val="single" w:sz="2" w:space="0" w:color="E5E7EB"/>
+          <w:bottom w:val="single" w:sz="2" w:space="0" w:color="E5E7EB"/>
+          <w:right w:val="single" w:sz="2" w:space="0" w:color="E5E7EB"/>
+        </w:pBdr>
+        <w:shd w:val="clear" w:color="auto" w:fill="FFFFFF"/>
+        <w:spacing w:before="120" w:after="0" w:line="240" w:lineRule="auto"/>
+        <w:rPr>
+          <w:rFonts w:ascii="Arial" w:eastAsia="Times New Roman" w:hAnsi="Arial" w:cs="Arial"/>
+          <w:color w:val="010101"/>
+          <w:kern w:val="0"/>
+          <w:sz w:val="24"/>
+          <w:szCs w:val="24"/>
+          <w:lang w:val="en-KE" w:eastAsia="en-KE"/>
+          <w14:ligatures w14:val="none"/>
+        </w:rPr>
+      </w:pPr>
+      <w:r>
+        <w:rPr>
+          <w:rFonts w:ascii="Arial" w:eastAsia="Times New Roman" w:hAnsi="Arial" w:cs="Arial"/>
+          <w:color w:val="010101"/>
+          <w:kern w:val="0"/>
+          <w:sz w:val="24"/>
+          <w:szCs w:val="24"/>
+          <w:lang w:val="en-KE" w:eastAsia="en-KE"/>
+          <w14:ligatures w14:val="none"/>
+        </w:rPr>
+        <w:t> I avoid excessive animations, transitions, clip art, tiny text, and dense tables.</w:t>
+      </w:r>
+    </w:p>
+    <w:p>
+      <w:pPr>
+        <w:numPr>
+          <w:ilvl w:val="0"/>
+          <w:numId w:val="22"/>
+        </w:numPr>
+        <w:pBdr>
+          <w:top w:val="single" w:sz="2" w:space="0" w:color="E5E7EB"/>
+          <w:left w:val="single" w:sz="2" w:space="0" w:color="E5E7EB"/>
+          <w:bottom w:val="single" w:sz="2" w:space="0" w:color="E5E7EB"/>
+          <w:right w:val="single" w:sz="2" w:space="0" w:color="E5E7EB"/>
+        </w:pBdr>
+        <w:shd w:val="clear" w:color="auto" w:fill="FFFFFF"/>
+        <w:spacing w:before="120" w:after="0" w:line="240" w:lineRule="auto"/>
+        <w:rPr>
+          <w:rFonts w:ascii="Arial" w:eastAsia="Times New Roman" w:hAnsi="Arial" w:cs="Arial"/>
+          <w:color w:val="010101"/>
+          <w:kern w:val="0"/>
+          <w:sz w:val="24"/>
+          <w:szCs w:val="24"/>
+          <w:lang w:val="en-KE" w:eastAsia="en-KE"/>
+          <w14:ligatures w14:val="none"/>
+        </w:rPr>
+      </w:pPr>
+      <w:r>
+        <w:rPr>
+          <w:rFonts w:ascii="Arial" w:eastAsia="Times New Roman" w:hAnsi="Arial" w:cs="Arial"/>
+          <w:color w:val="010101"/>
+          <w:kern w:val="0"/>
+          <w:sz w:val="24"/>
+          <w:szCs w:val="24"/>
+          <w:lang w:val="en-KE" w:eastAsia="en-KE"/>
+          <w14:ligatures w14:val="none"/>
+        </w:rPr>
+        <w:t> I do not include long blocks of code.</w:t>
+      </w:r>
+    </w:p>
+    <w:p>
+      <w:pPr>
+        <w:pBdr>
+          <w:top w:val="single" w:sz="2" w:space="0" w:color="E5E7EB"/>
+          <w:left w:val="single" w:sz="2" w:space="0" w:color="E5E7EB"/>
+          <w:bottom w:val="single" w:sz="2" w:space="0" w:color="E5E7EB"/>
+          <w:right w:val="single" w:sz="2" w:space="0" w:color="E5E7EB"/>
+        </w:pBdr>
+        <w:shd w:val="clear" w:color="auto" w:fill="FFFFFF"/>
+        <w:spacing w:after="150" w:line="240" w:lineRule="auto"/>
+        <w:outlineLvl w:val="2"/>
+        <w:rPr>
+          <w:rFonts w:ascii="Times New Roman" w:eastAsia="Times New Roman" w:hAnsi="Times New Roman" w:cs="Times New Roman"/>
+          <w:color w:val="010101"/>
+          <w:kern w:val="0"/>
+          <w:sz w:val="27"/>
+          <w:szCs w:val="27"/>
+          <w:lang w:val="en-KE" w:eastAsia="en-KE"/>
+          <w14:ligatures w14:val="none"/>
+        </w:rPr>
+      </w:pPr>
+      <w:r>
+        <w:rPr>
+          <w:rFonts w:ascii="Times New Roman" w:eastAsia="Times New Roman" w:hAnsi="Times New Roman" w:cs="Times New Roman"/>
+          <w:color w:val="010101"/>
+          <w:kern w:val="0"/>
+          <w:sz w:val="27"/>
+          <w:szCs w:val="27"/>
+          <w:lang w:val="en-KE" w:eastAsia="en-KE"/>
+          <w14:ligatures w14:val="none"/>
+        </w:rPr>
+        <w:t>I. Recommended deck components</w:t>
+      </w:r>
+    </w:p>
+    <w:p>
+      <w:pPr>
+        <w:numPr>
+          <w:ilvl w:val="0"/>
+          <w:numId w:val="23"/>
+        </w:numPr>
+        <w:pBdr>
+          <w:top w:val="single" w:sz="2" w:space="0" w:color="E5E7EB"/>
+          <w:left w:val="single" w:sz="2" w:space="0" w:color="E5E7EB"/>
+          <w:bottom w:val="single" w:sz="2" w:space="0" w:color="E5E7EB"/>
+          <w:right w:val="single" w:sz="2" w:space="0" w:color="E5E7EB"/>
+        </w:pBdr>
+        <w:shd w:val="clear" w:color="auto" w:fill="FFFFFF"/>
+        <w:spacing w:before="100" w:beforeAutospacing="1" w:after="100" w:afterAutospacing="1" w:line="240" w:lineRule="auto"/>
+        <w:rPr>
+          <w:rFonts w:ascii="Arial" w:eastAsia="Times New Roman" w:hAnsi="Arial" w:cs="Arial"/>
+          <w:color w:val="010101"/>
+          <w:kern w:val="0"/>
+          <w:sz w:val="24"/>
+          <w:szCs w:val="24"/>
+          <w:lang w:val="en-KE" w:eastAsia="en-KE"/>
+          <w14:ligatures w14:val="none"/>
+        </w:rPr>
+      </w:pPr>
+      <w:r>
+        <w:rPr>
+          <w:rFonts w:ascii="Arial" w:eastAsia="Times New Roman" w:hAnsi="Arial" w:cs="Arial"/>
+          <w:color w:val="010101"/>
+          <w:kern w:val="0"/>
+          <w:sz w:val="24"/>
+          <w:szCs w:val="24"/>
+          <w:lang w:val="en-KE" w:eastAsia="en-KE"/>
+          <w14:ligatures w14:val="none"/>
+        </w:rPr>
+        <w:t> Title / project name and concise value proposition</w:t>
+      </w:r>
+    </w:p>
+    <w:p>
+      <w:pPr>
+        <w:numPr>
+          <w:ilvl w:val="0"/>
+          <w:numId w:val="23"/>
+        </w:numPr>
+        <w:pBdr>
+          <w:top w:val="single" w:sz="2" w:space="0" w:color="E5E7EB"/>
+          <w:left w:val="single" w:sz="2" w:space="0" w:color="E5E7EB"/>
+          <w:bottom w:val="single" w:sz="2" w:space="0" w:color="E5E7EB"/>
+          <w:right w:val="single" w:sz="2" w:space="0" w:color="E5E7EB"/>
+        </w:pBdr>
+        <w:shd w:val="clear" w:color="auto" w:fill="FFFFFF"/>
+        <w:spacing w:before="120" w:after="0" w:line="240" w:lineRule="auto"/>
+        <w:rPr>
+          <w:rFonts w:ascii="Arial" w:eastAsia="Times New Roman" w:hAnsi="Arial" w:cs="Arial"/>
+          <w:color w:val="010101"/>
+          <w:kern w:val="0"/>
+          <w:sz w:val="24"/>
+          <w:szCs w:val="24"/>
+          <w:lang w:val="en-KE" w:eastAsia="en-KE"/>
+          <w14:ligatures w14:val="none"/>
+        </w:rPr>
+      </w:pPr>
+      <w:r>
+        <w:rPr>
+          <w:rFonts w:ascii="Arial" w:eastAsia="Times New Roman" w:hAnsi="Arial" w:cs="Arial"/>
+          <w:color w:val="010101"/>
+          <w:kern w:val="0"/>
+          <w:sz w:val="24"/>
+          <w:szCs w:val="24"/>
+          <w:lang w:val="en-KE" w:eastAsia="en-KE"/>
+          <w14:ligatures w14:val="none"/>
+        </w:rPr>
+        <w:t> Audience, context, and objective</w:t>
+      </w:r>
+    </w:p>
+    <w:p>
+      <w:pPr>
+        <w:numPr>
+          <w:ilvl w:val="0"/>
+          <w:numId w:val="23"/>
+        </w:numPr>
+        <w:pBdr>
+          <w:top w:val="single" w:sz="2" w:space="0" w:color="E5E7EB"/>
+          <w:left w:val="single" w:sz="2" w:space="0" w:color="E5E7EB"/>
+          <w:bottom w:val="single" w:sz="2" w:space="0" w:color="E5E7EB"/>
+          <w:right w:val="single" w:sz="2" w:space="0" w:color="E5E7EB"/>
+        </w:pBdr>
+        <w:shd w:val="clear" w:color="auto" w:fill="FFFFFF"/>
+        <w:spacing w:before="120" w:after="0" w:line="240" w:lineRule="auto"/>
+        <w:rPr>
+          <w:rFonts w:ascii="Arial" w:eastAsia="Times New Roman" w:hAnsi="Arial" w:cs="Arial"/>
+          <w:color w:val="010101"/>
+          <w:kern w:val="0"/>
+          <w:sz w:val="24"/>
+          <w:szCs w:val="24"/>
+          <w:lang w:val="en-KE" w:eastAsia="en-KE"/>
+          <w14:ligatures w14:val="none"/>
+        </w:rPr>
+      </w:pPr>
+      <w:r>
+        <w:rPr>
+          <w:rFonts w:ascii="Arial" w:eastAsia="Times New Roman" w:hAnsi="Arial" w:cs="Arial"/>
+          <w:color w:val="010101"/>
+          <w:kern w:val="0"/>
+          <w:sz w:val="24"/>
+          <w:szCs w:val="24"/>
+          <w:lang w:val="en-KE" w:eastAsia="en-KE"/>
+          <w14:ligatures w14:val="none"/>
+        </w:rPr>
+        <w:t> Business problem / opportunity</w:t>
+      </w:r>
+    </w:p>
+    <w:p>
+      <w:pPr>
+        <w:numPr>
+          <w:ilvl w:val="0"/>
+          <w:numId w:val="23"/>
+        </w:numPr>
+        <w:pBdr>
+          <w:top w:val="single" w:sz="2" w:space="0" w:color="E5E7EB"/>
+          <w:left w:val="single" w:sz="2" w:space="0" w:color="E5E7EB"/>
+          <w:bottom w:val="single" w:sz="2" w:space="0" w:color="E5E7EB"/>
+          <w:right w:val="single" w:sz="2" w:space="0" w:color="E5E7EB"/>
+        </w:pBdr>
+        <w:shd w:val="clear" w:color="auto" w:fill="FFFFFF"/>
+        <w:spacing w:before="120" w:after="0" w:line="240" w:lineRule="auto"/>
+        <w:rPr>
+          <w:rFonts w:ascii="Arial" w:eastAsia="Times New Roman" w:hAnsi="Arial" w:cs="Arial"/>
+          <w:color w:val="010101"/>
+          <w:kern w:val="0"/>
+          <w:sz w:val="24"/>
+          <w:szCs w:val="24"/>
+          <w:lang w:val="en-KE" w:eastAsia="en-KE"/>
+          <w14:ligatures w14:val="none"/>
+        </w:rPr>
+      </w:pPr>
+      <w:r>
+        <w:rPr>
+          <w:rFonts w:ascii="Arial" w:eastAsia="Times New Roman" w:hAnsi="Arial" w:cs="Arial"/>
+          <w:color w:val="010101"/>
+          <w:kern w:val="0"/>
+          <w:sz w:val="24"/>
+          <w:szCs w:val="24"/>
+          <w:lang w:val="en-KE" w:eastAsia="en-KE"/>
+          <w14:ligatures w14:val="none"/>
+        </w:rPr>
+        <w:t> Evidence and key insight</w:t>
+      </w:r>
+    </w:p>
+    <w:p>
+      <w:pPr>
+        <w:numPr>
+          <w:ilvl w:val="0"/>
+          <w:numId w:val="23"/>
+        </w:numPr>
+        <w:pBdr>
+          <w:top w:val="single" w:sz="2" w:space="0" w:color="E5E7EB"/>
+          <w:left w:val="single" w:sz="2" w:space="0" w:color="E5E7EB"/>
+          <w:bottom w:val="single" w:sz="2" w:space="0" w:color="E5E7EB"/>
+          <w:right w:val="single" w:sz="2" w:space="0" w:color="E5E7EB"/>
+        </w:pBdr>
+        <w:shd w:val="clear" w:color="auto" w:fill="FFFFFF"/>
+        <w:spacing w:before="120" w:after="0" w:line="240" w:lineRule="auto"/>
+        <w:rPr>
+          <w:rFonts w:ascii="Arial" w:eastAsia="Times New Roman" w:hAnsi="Arial" w:cs="Arial"/>
+          <w:color w:val="010101"/>
+          <w:kern w:val="0"/>
+          <w:sz w:val="24"/>
+          <w:szCs w:val="24"/>
+          <w:lang w:val="en-KE" w:eastAsia="en-KE"/>
+          <w14:ligatures w14:val="none"/>
+        </w:rPr>
+      </w:pPr>
+      <w:r>
+        <w:rPr>
+          <w:rFonts w:ascii="Arial" w:eastAsia="Times New Roman" w:hAnsi="Arial" w:cs="Arial"/>
+          <w:color w:val="010101"/>
+          <w:kern w:val="0"/>
+          <w:sz w:val="24"/>
+          <w:szCs w:val="24"/>
+          <w:lang w:val="en-KE" w:eastAsia="en-KE"/>
+          <w14:ligatures w14:val="none"/>
+        </w:rPr>
+        <w:t> POC / solution overview</w:t>
+      </w:r>
+    </w:p>
+    <w:p>
+      <w:pPr>
+        <w:numPr>
+          <w:ilvl w:val="0"/>
+          <w:numId w:val="23"/>
+        </w:numPr>
+        <w:pBdr>
+          <w:top w:val="single" w:sz="2" w:space="0" w:color="E5E7EB"/>
+          <w:left w:val="single" w:sz="2" w:space="0" w:color="E5E7EB"/>
+          <w:bottom w:val="single" w:sz="2" w:space="0" w:color="E5E7EB"/>
+          <w:right w:val="single" w:sz="2" w:space="0" w:color="E5E7EB"/>
+        </w:pBdr>
+        <w:shd w:val="clear" w:color="auto" w:fill="FFFFFF"/>
+        <w:spacing w:before="120" w:after="0" w:line="240" w:lineRule="auto"/>
+        <w:rPr>
+          <w:rFonts w:ascii="Arial" w:eastAsia="Times New Roman" w:hAnsi="Arial" w:cs="Arial"/>
+          <w:color w:val="010101"/>
+          <w:kern w:val="0"/>
+          <w:sz w:val="24"/>
+          <w:szCs w:val="24"/>
+          <w:lang w:val="en-KE" w:eastAsia="en-KE"/>
+          <w14:ligatures w14:val="none"/>
+        </w:rPr>
+      </w:pPr>
+      <w:r>
+        <w:rPr>
+          <w:rFonts w:ascii="Arial" w:eastAsia="Times New Roman" w:hAnsi="Arial" w:cs="Arial"/>
+          <w:color w:val="010101"/>
+          <w:kern w:val="0"/>
+          <w:sz w:val="24"/>
+          <w:szCs w:val="24"/>
+          <w:lang w:val="en-KE" w:eastAsia="en-KE"/>
+          <w14:ligatures w14:val="none"/>
+        </w:rPr>
+        <w:t> Demo setup and demo</w:t>
+      </w:r>
+    </w:p>
+    <w:p>
+      <w:pPr>
+        <w:numPr>
+          <w:ilvl w:val="0"/>
+          <w:numId w:val="23"/>
+        </w:numPr>
+        <w:pBdr>
+          <w:top w:val="single" w:sz="2" w:space="0" w:color="E5E7EB"/>
+          <w:left w:val="single" w:sz="2" w:space="0" w:color="E5E7EB"/>
+          <w:bottom w:val="single" w:sz="2" w:space="0" w:color="E5E7EB"/>
+          <w:right w:val="single" w:sz="2" w:space="0" w:color="E5E7EB"/>
+        </w:pBdr>
+        <w:shd w:val="clear" w:color="auto" w:fill="FFFFFF"/>
+        <w:spacing w:before="120" w:after="0" w:line="240" w:lineRule="auto"/>
+        <w:rPr>
+          <w:rFonts w:ascii="Arial" w:eastAsia="Times New Roman" w:hAnsi="Arial" w:cs="Arial"/>
+          <w:color w:val="010101"/>
+          <w:kern w:val="0"/>
+          <w:sz w:val="24"/>
+          <w:szCs w:val="24"/>
+          <w:lang w:val="en-KE" w:eastAsia="en-KE"/>
+          <w14:ligatures w14:val="none"/>
+        </w:rPr>
+      </w:pPr>
+      <w:r>
+        <w:rPr>
+          <w:rFonts w:ascii="Arial" w:eastAsia="Times New Roman" w:hAnsi="Arial" w:cs="Arial"/>
+          <w:color w:val="010101"/>
+          <w:kern w:val="0"/>
+          <w:sz w:val="24"/>
+          <w:szCs w:val="24"/>
+          <w:lang w:val="en-KE" w:eastAsia="en-KE"/>
+          <w14:ligatures w14:val="none"/>
+        </w:rPr>
+        <w:t> Business value and feasibility</w:t>
+      </w:r>
+    </w:p>
+    <w:p>
+      <w:pPr>
+        <w:numPr>
+          <w:ilvl w:val="0"/>
+          <w:numId w:val="23"/>
+        </w:numPr>
+        <w:pBdr>
+          <w:top w:val="single" w:sz="2" w:space="0" w:color="E5E7EB"/>
+          <w:left w:val="single" w:sz="2" w:space="0" w:color="E5E7EB"/>
+          <w:bottom w:val="single" w:sz="2" w:space="0" w:color="E5E7EB"/>
+          <w:right w:val="single" w:sz="2" w:space="0" w:color="E5E7EB"/>
+        </w:pBdr>
+        <w:shd w:val="clear" w:color="auto" w:fill="FFFFFF"/>
+        <w:spacing w:before="120" w:after="0" w:line="240" w:lineRule="auto"/>
+        <w:rPr>
+          <w:rFonts w:ascii="Arial" w:eastAsia="Times New Roman" w:hAnsi="Arial" w:cs="Arial"/>
+          <w:color w:val="010101"/>
+          <w:kern w:val="0"/>
+          <w:sz w:val="24"/>
+          <w:szCs w:val="24"/>
+          <w:lang w:val="en-KE" w:eastAsia="en-KE"/>
+          <w14:ligatures w14:val="none"/>
+        </w:rPr>
+      </w:pPr>
+      <w:r>
+        <w:rPr>
+          <w:rFonts w:ascii="Arial" w:eastAsia="Times New Roman" w:hAnsi="Arial" w:cs="Arial"/>
+          <w:color w:val="010101"/>
+          <w:kern w:val="0"/>
+          <w:sz w:val="24"/>
+          <w:szCs w:val="24"/>
+          <w:lang w:val="en-KE" w:eastAsia="en-KE"/>
+          <w14:ligatures w14:val="none"/>
+        </w:rPr>
+        <w:t> Risks, assumptions, and implementation/pilot plan</w:t>
+      </w:r>
+    </w:p>
+    <w:p>
+      <w:pPr>
+        <w:numPr>
+          <w:ilvl w:val="0"/>
+          <w:numId w:val="23"/>
+        </w:numPr>
+        <w:pBdr>
+          <w:top w:val="single" w:sz="2" w:space="0" w:color="E5E7EB"/>
+          <w:left w:val="single" w:sz="2" w:space="0" w:color="E5E7EB"/>
+          <w:bottom w:val="single" w:sz="2" w:space="0" w:color="E5E7EB"/>
+          <w:right w:val="single" w:sz="2" w:space="0" w:color="E5E7EB"/>
+        </w:pBdr>
+        <w:shd w:val="clear" w:color="auto" w:fill="FFFFFF"/>
+        <w:spacing w:before="120" w:after="0" w:line="240" w:lineRule="auto"/>
+        <w:rPr>
+          <w:rFonts w:ascii="Arial" w:eastAsia="Times New Roman" w:hAnsi="Arial" w:cs="Arial"/>
+          <w:color w:val="010101"/>
+          <w:kern w:val="0"/>
+          <w:sz w:val="24"/>
+          <w:szCs w:val="24"/>
+          <w:lang w:val="en-KE" w:eastAsia="en-KE"/>
+          <w14:ligatures w14:val="none"/>
+        </w:rPr>
+      </w:pPr>
+      <w:r>
+        <w:rPr>
+          <w:rFonts w:ascii="Arial" w:eastAsia="Times New Roman" w:hAnsi="Arial" w:cs="Arial"/>
+          <w:color w:val="010101"/>
+          <w:kern w:val="0"/>
+          <w:sz w:val="24"/>
+          <w:szCs w:val="24"/>
+          <w:lang w:val="en-KE" w:eastAsia="en-KE"/>
+          <w14:ligatures w14:val="none"/>
+        </w:rPr>
+        <w:t> Final recommendation and specific ask</w:t>
+      </w:r>
+    </w:p>
+    <w:p>
+      <w:pPr>
+        <w:numPr>
+          <w:ilvl w:val="0"/>
+          <w:numId w:val="23"/>
+        </w:numPr>
+        <w:pBdr>
+          <w:top w:val="single" w:sz="2" w:space="0" w:color="E5E7EB"/>
+          <w:left w:val="single" w:sz="2" w:space="0" w:color="E5E7EB"/>
+          <w:bottom w:val="single" w:sz="2" w:space="0" w:color="E5E7EB"/>
+          <w:right w:val="single" w:sz="2" w:space="0" w:color="E5E7EB"/>
+        </w:pBdr>
+        <w:shd w:val="clear" w:color="auto" w:fill="FFFFFF"/>
+        <w:spacing w:before="120" w:after="0" w:line="240" w:lineRule="auto"/>
+        <w:rPr>
+          <w:rFonts w:ascii="Arial" w:eastAsia="Times New Roman" w:hAnsi="Arial" w:cs="Arial"/>
+          <w:color w:val="010101"/>
+          <w:kern w:val="0"/>
+          <w:sz w:val="24"/>
+          <w:szCs w:val="24"/>
+          <w:lang w:val="en-KE" w:eastAsia="en-KE"/>
+          <w14:ligatures w14:val="none"/>
+        </w:rPr>
+      </w:pPr>
+      <w:r>
+        <w:rPr>
+          <w:rFonts w:ascii="Arial" w:eastAsia="Times New Roman" w:hAnsi="Arial" w:cs="Arial"/>
+          <w:color w:val="010101"/>
+          <w:kern w:val="0"/>
+          <w:sz w:val="24"/>
+          <w:szCs w:val="24"/>
+          <w:lang w:val="en-KE" w:eastAsia="en-KE"/>
+          <w14:ligatures w14:val="none"/>
+        </w:rPr>
+        <w:t> Resources / citations slide</w:t>
+      </w:r>
+    </w:p>
+    <w:p>
+      <w:pPr>
+        <w:pBdr>
+          <w:top w:val="single" w:sz="2" w:space="0" w:color="E5E7EB"/>
+          <w:left w:val="single" w:sz="2" w:space="0" w:color="E5E7EB"/>
+          <w:bottom w:val="single" w:sz="2" w:space="0" w:color="E5E7EB"/>
+          <w:right w:val="single" w:sz="2" w:space="0" w:color="E5E7EB"/>
+        </w:pBdr>
+        <w:shd w:val="clear" w:color="auto" w:fill="FFFFFF"/>
+        <w:spacing w:after="150" w:line="240" w:lineRule="auto"/>
+        <w:outlineLvl w:val="2"/>
+        <w:rPr>
+          <w:rFonts w:ascii="Times New Roman" w:eastAsia="Times New Roman" w:hAnsi="Times New Roman" w:cs="Times New Roman"/>
+          <w:color w:val="010101"/>
+          <w:kern w:val="0"/>
+          <w:sz w:val="27"/>
+          <w:szCs w:val="27"/>
+          <w:lang w:val="en-KE" w:eastAsia="en-KE"/>
+          <w14:ligatures w14:val="none"/>
+        </w:rPr>
+      </w:pPr>
+      <w:r>
+        <w:rPr>
+          <w:rFonts w:ascii="Times New Roman" w:eastAsia="Times New Roman" w:hAnsi="Times New Roman" w:cs="Times New Roman"/>
+          <w:color w:val="010101"/>
+          <w:kern w:val="0"/>
+          <w:sz w:val="27"/>
+          <w:szCs w:val="27"/>
+          <w:lang w:val="en-KE" w:eastAsia="en-KE"/>
+          <w14:ligatures w14:val="none"/>
+        </w:rPr>
+        <w:t>J. Academic integrity and sources</w:t>
+      </w:r>
+    </w:p>
+    <w:p>
+      <w:pPr>
+        <w:numPr>
+          <w:ilvl w:val="0"/>
+          <w:numId w:val="24"/>
+        </w:numPr>
+        <w:pBdr>
+          <w:top w:val="single" w:sz="2" w:space="0" w:color="E5E7EB"/>
+          <w:left w:val="single" w:sz="2" w:space="0" w:color="E5E7EB"/>
+          <w:bottom w:val="single" w:sz="2" w:space="0" w:color="E5E7EB"/>
+          <w:right w:val="single" w:sz="2" w:space="0" w:color="E5E7EB"/>
+        </w:pBdr>
+        <w:shd w:val="clear" w:color="auto" w:fill="FFFFFF"/>
+        <w:spacing w:before="100" w:beforeAutospacing="1" w:after="100" w:afterAutospacing="1" w:line="240" w:lineRule="auto"/>
+        <w:rPr>
+          <w:rFonts w:ascii="Arial" w:eastAsia="Times New Roman" w:hAnsi="Arial" w:cs="Arial"/>
+          <w:color w:val="010101"/>
+          <w:kern w:val="0"/>
+          <w:sz w:val="24"/>
+          <w:szCs w:val="24"/>
+          <w:lang w:val="en-KE" w:eastAsia="en-KE"/>
+          <w14:ligatures w14:val="none"/>
+        </w:rPr>
+      </w:pPr>
+      <w:r>
+        <w:rPr>
+          <w:rFonts w:ascii="Arial" w:eastAsia="Times New Roman" w:hAnsi="Arial" w:cs="Arial"/>
+          <w:color w:val="010101"/>
+          <w:kern w:val="0"/>
+          <w:sz w:val="24"/>
+          <w:szCs w:val="24"/>
+          <w:lang w:val="en-KE" w:eastAsia="en-KE"/>
+          <w14:ligatures w14:val="none"/>
+        </w:rPr>
+        <w:t> All analysis, claims, wording, and recommendations reflect my/team’s own work.</w:t>
+      </w:r>
+    </w:p>
+    <w:p>
+      <w:pPr>
+        <w:numPr>
+          <w:ilvl w:val="0"/>
+          <w:numId w:val="24"/>
+        </w:numPr>
+        <w:pBdr>
+          <w:top w:val="single" w:sz="2" w:space="0" w:color="E5E7EB"/>
+          <w:left w:val="single" w:sz="2" w:space="0" w:color="E5E7EB"/>
+          <w:bottom w:val="single" w:sz="2" w:space="0" w:color="E5E7EB"/>
+          <w:right w:val="single" w:sz="2" w:space="0" w:color="E5E7EB"/>
+        </w:pBdr>
+        <w:shd w:val="clear" w:color="auto" w:fill="FFFFFF"/>
+        <w:spacing w:before="120" w:after="0" w:line="240" w:lineRule="auto"/>
+        <w:rPr>
+          <w:rFonts w:ascii="Arial" w:eastAsia="Times New Roman" w:hAnsi="Arial" w:cs="Arial"/>
+          <w:color w:val="010101"/>
+          <w:kern w:val="0"/>
+          <w:sz w:val="24"/>
+          <w:szCs w:val="24"/>
+          <w:lang w:val="en-KE" w:eastAsia="en-KE"/>
+          <w14:ligatures w14:val="none"/>
+        </w:rPr>
+      </w:pPr>
+      <w:r>
+        <w:rPr>
+          <w:rFonts w:ascii="Arial" w:eastAsia="Times New Roman" w:hAnsi="Arial" w:cs="Arial"/>
+          <w:color w:val="010101"/>
+          <w:kern w:val="0"/>
+          <w:sz w:val="24"/>
+          <w:szCs w:val="24"/>
+          <w:lang w:val="en-KE" w:eastAsia="en-KE"/>
+          <w14:ligatures w14:val="none"/>
+        </w:rPr>
+        <w:t> I have accurately cited external sources, data, images, and research.</w:t>
+      </w:r>
+    </w:p>
+    <w:p>
+      <w:pPr>
+        <w:numPr>
+          <w:ilvl w:val="0"/>
+          <w:numId w:val="24"/>
+        </w:numPr>
+        <w:pBdr>
+          <w:top w:val="single" w:sz="2" w:space="0" w:color="E5E7EB"/>
+          <w:left w:val="single" w:sz="2" w:space="0" w:color="E5E7EB"/>
+          <w:bottom w:val="single" w:sz="2" w:space="0" w:color="E5E7EB"/>
+          <w:right w:val="single" w:sz="2" w:space="0" w:color="E5E7EB"/>
+        </w:pBdr>
+        <w:shd w:val="clear" w:color="auto" w:fill="FFFFFF"/>
+        <w:spacing w:before="120" w:after="0" w:line="240" w:lineRule="auto"/>
+        <w:rPr>
+          <w:rFonts w:ascii="Arial" w:eastAsia="Times New Roman" w:hAnsi="Arial" w:cs="Arial"/>
+          <w:color w:val="010101"/>
+          <w:kern w:val="0"/>
+          <w:sz w:val="24"/>
+          <w:szCs w:val="24"/>
+          <w:lang w:val="en-KE" w:eastAsia="en-KE"/>
+          <w14:ligatures w14:val="none"/>
+        </w:rPr>
+      </w:pPr>
+      <w:r>
+        <w:rPr>
+          <w:rFonts w:ascii="Arial" w:eastAsia="Times New Roman" w:hAnsi="Arial" w:cs="Arial"/>
+          <w:color w:val="010101"/>
+          <w:kern w:val="0"/>
+          <w:sz w:val="24"/>
+          <w:szCs w:val="24"/>
+          <w:lang w:val="en-KE" w:eastAsia="en-KE"/>
+          <w14:ligatures w14:val="none"/>
+        </w:rPr>
+        <w:t> I have followed the required citation style and included a final resources slide.</w:t>
+      </w:r>
+    </w:p>
+    <w:p>
+      <w:pPr>
+        <w:numPr>
+          <w:ilvl w:val="0"/>
+          <w:numId w:val="24"/>
+        </w:numPr>
+        <w:pBdr>
+          <w:top w:val="single" w:sz="2" w:space="0" w:color="E5E7EB"/>
+          <w:left w:val="single" w:sz="2" w:space="0" w:color="E5E7EB"/>
+          <w:bottom w:val="single" w:sz="2" w:space="0" w:color="E5E7EB"/>
+          <w:right w:val="single" w:sz="2" w:space="0" w:color="E5E7EB"/>
+        </w:pBdr>
+        <w:shd w:val="clear" w:color="auto" w:fill="FFFFFF"/>
+        <w:spacing w:before="120" w:after="0" w:line="240" w:lineRule="auto"/>
+        <w:rPr>
+          <w:rFonts w:ascii="Arial" w:eastAsia="Times New Roman" w:hAnsi="Arial" w:cs="Arial"/>
+          <w:color w:val="010101"/>
+          <w:kern w:val="0"/>
+          <w:sz w:val="24"/>
+          <w:szCs w:val="24"/>
+          <w:lang w:val="en-KE" w:eastAsia="en-KE"/>
+          <w14:ligatures w14:val="none"/>
+        </w:rPr>
+      </w:pPr>
+      <w:r>
+        <w:rPr>
+          <w:rFonts w:ascii="Arial" w:eastAsia="Times New Roman" w:hAnsi="Arial" w:cs="Arial"/>
+          <w:color w:val="010101"/>
+          <w:kern w:val="0"/>
+          <w:sz w:val="24"/>
+          <w:szCs w:val="24"/>
+          <w:lang w:val="en-KE" w:eastAsia="en-KE"/>
+          <w14:ligatures w14:val="none"/>
+        </w:rPr>
+        <w:t> I have not used prohibited AI-generated content in the graded presentation.</w:t>
+      </w:r>
+    </w:p>
+    <w:p>
+      <w:pPr>
+        <w:pBdr>
+          <w:top w:val="single" w:sz="2" w:space="0" w:color="E5E7EB"/>
+          <w:left w:val="single" w:sz="2" w:space="0" w:color="E5E7EB"/>
+          <w:bottom w:val="single" w:sz="2" w:space="0" w:color="E5E7EB"/>
+          <w:right w:val="single" w:sz="2" w:space="0" w:color="E5E7EB"/>
+        </w:pBdr>
+        <w:shd w:val="clear" w:color="auto" w:fill="FFFFFF"/>
+        <w:spacing w:before="120" w:after="0" w:line="240" w:lineRule="auto"/>
+        <w:ind w:left="360"/>
+      </w:pPr>
     </w:p>
     <w:sectPr>
       <w:pgSz w:w="11906" w:h="16838"/>
@@ -6789,6 +9956,304 @@
     </w:lvl>
   </w:abstractNum>
   <w:abstractNum w:abstractNumId="1" w15:restartNumberingAfterBreak="0">
+    <w:nsid w:val="0EBE3646"/>
+    <w:multiLevelType w:val="multilevel"/>
+    <w:tmpl w:val="BCF6B80E"/>
+    <w:lvl w:ilvl="0">
+      <w:start w:val="1"/>
+      <w:numFmt w:val="bullet"/>
+      <w:lvlText w:val=""/>
+      <w:lvlJc w:val="left"/>
+      <w:pPr>
+        <w:tabs>
+          <w:tab w:val="num" w:pos="720"/>
+        </w:tabs>
+        <w:ind w:left="720" w:hanging="360"/>
+      </w:pPr>
+      <w:rPr>
+        <w:rFonts w:ascii="Symbol" w:hAnsi="Symbol" w:hint="default"/>
+        <w:sz w:val="20"/>
+      </w:rPr>
+    </w:lvl>
+    <w:lvl w:ilvl="1" w:tentative="1">
+      <w:start w:val="1"/>
+      <w:numFmt w:val="bullet"/>
+      <w:lvlText w:val=""/>
+      <w:lvlJc w:val="left"/>
+      <w:pPr>
+        <w:tabs>
+          <w:tab w:val="num" w:pos="1440"/>
+        </w:tabs>
+        <w:ind w:left="1440" w:hanging="360"/>
+      </w:pPr>
+      <w:rPr>
+        <w:rFonts w:ascii="Symbol" w:hAnsi="Symbol" w:hint="default"/>
+        <w:sz w:val="20"/>
+      </w:rPr>
+    </w:lvl>
+    <w:lvl w:ilvl="2" w:tentative="1">
+      <w:start w:val="1"/>
+      <w:numFmt w:val="bullet"/>
+      <w:lvlText w:val=""/>
+      <w:lvlJc w:val="left"/>
+      <w:pPr>
+        <w:tabs>
+          <w:tab w:val="num" w:pos="2160"/>
+        </w:tabs>
+        <w:ind w:left="2160" w:hanging="360"/>
+      </w:pPr>
+      <w:rPr>
+        <w:rFonts w:ascii="Symbol" w:hAnsi="Symbol" w:hint="default"/>
+        <w:sz w:val="20"/>
+      </w:rPr>
+    </w:lvl>
+    <w:lvl w:ilvl="3" w:tentative="1">
+      <w:start w:val="1"/>
+      <w:numFmt w:val="bullet"/>
+      <w:lvlText w:val=""/>
+      <w:lvlJc w:val="left"/>
+      <w:pPr>
+        <w:tabs>
+          <w:tab w:val="num" w:pos="2880"/>
+        </w:tabs>
+        <w:ind w:left="2880" w:hanging="360"/>
+      </w:pPr>
+      <w:rPr>
+        <w:rFonts w:ascii="Symbol" w:hAnsi="Symbol" w:hint="default"/>
+        <w:sz w:val="20"/>
+      </w:rPr>
+    </w:lvl>
+    <w:lvl w:ilvl="4" w:tentative="1">
+      <w:start w:val="1"/>
+      <w:numFmt w:val="bullet"/>
+      <w:lvlText w:val=""/>
+      <w:lvlJc w:val="left"/>
+      <w:pPr>
+        <w:tabs>
+          <w:tab w:val="num" w:pos="3600"/>
+        </w:tabs>
+        <w:ind w:left="3600" w:hanging="360"/>
+      </w:pPr>
+      <w:rPr>
+        <w:rFonts w:ascii="Symbol" w:hAnsi="Symbol" w:hint="default"/>
+        <w:sz w:val="20"/>
+      </w:rPr>
+    </w:lvl>
+    <w:lvl w:ilvl="5" w:tentative="1">
+      <w:start w:val="1"/>
+      <w:numFmt w:val="bullet"/>
+      <w:lvlText w:val=""/>
+      <w:lvlJc w:val="left"/>
+      <w:pPr>
+        <w:tabs>
+          <w:tab w:val="num" w:pos="4320"/>
+        </w:tabs>
+        <w:ind w:left="4320" w:hanging="360"/>
+      </w:pPr>
+      <w:rPr>
+        <w:rFonts w:ascii="Symbol" w:hAnsi="Symbol" w:hint="default"/>
+        <w:sz w:val="20"/>
+      </w:rPr>
+    </w:lvl>
+    <w:lvl w:ilvl="6" w:tentative="1">
+      <w:start w:val="1"/>
+      <w:numFmt w:val="bullet"/>
+      <w:lvlText w:val=""/>
+      <w:lvlJc w:val="left"/>
+      <w:pPr>
+        <w:tabs>
+          <w:tab w:val="num" w:pos="5040"/>
+        </w:tabs>
+        <w:ind w:left="5040" w:hanging="360"/>
+      </w:pPr>
+      <w:rPr>
+        <w:rFonts w:ascii="Symbol" w:hAnsi="Symbol" w:hint="default"/>
+        <w:sz w:val="20"/>
+      </w:rPr>
+    </w:lvl>
+    <w:lvl w:ilvl="7" w:tentative="1">
+      <w:start w:val="1"/>
+      <w:numFmt w:val="bullet"/>
+      <w:lvlText w:val=""/>
+      <w:lvlJc w:val="left"/>
+      <w:pPr>
+        <w:tabs>
+          <w:tab w:val="num" w:pos="5760"/>
+        </w:tabs>
+        <w:ind w:left="5760" w:hanging="360"/>
+      </w:pPr>
+      <w:rPr>
+        <w:rFonts w:ascii="Symbol" w:hAnsi="Symbol" w:hint="default"/>
+        <w:sz w:val="20"/>
+      </w:rPr>
+    </w:lvl>
+    <w:lvl w:ilvl="8" w:tentative="1">
+      <w:start w:val="1"/>
+      <w:numFmt w:val="bullet"/>
+      <w:lvlText w:val=""/>
+      <w:lvlJc w:val="left"/>
+      <w:pPr>
+        <w:tabs>
+          <w:tab w:val="num" w:pos="6480"/>
+        </w:tabs>
+        <w:ind w:left="6480" w:hanging="360"/>
+      </w:pPr>
+      <w:rPr>
+        <w:rFonts w:ascii="Symbol" w:hAnsi="Symbol" w:hint="default"/>
+        <w:sz w:val="20"/>
+      </w:rPr>
+    </w:lvl>
+  </w:abstractNum>
+  <w:abstractNum w:abstractNumId="2" w15:restartNumberingAfterBreak="0">
+    <w:nsid w:val="0F363697"/>
+    <w:multiLevelType w:val="multilevel"/>
+    <w:tmpl w:val="14F45100"/>
+    <w:lvl w:ilvl="0">
+      <w:start w:val="1"/>
+      <w:numFmt w:val="bullet"/>
+      <w:lvlText w:val=""/>
+      <w:lvlJc w:val="left"/>
+      <w:pPr>
+        <w:tabs>
+          <w:tab w:val="num" w:pos="720"/>
+        </w:tabs>
+        <w:ind w:left="720" w:hanging="360"/>
+      </w:pPr>
+      <w:rPr>
+        <w:rFonts w:ascii="Symbol" w:hAnsi="Symbol" w:hint="default"/>
+        <w:sz w:val="20"/>
+      </w:rPr>
+    </w:lvl>
+    <w:lvl w:ilvl="1" w:tentative="1">
+      <w:start w:val="1"/>
+      <w:numFmt w:val="bullet"/>
+      <w:lvlText w:val=""/>
+      <w:lvlJc w:val="left"/>
+      <w:pPr>
+        <w:tabs>
+          <w:tab w:val="num" w:pos="1440"/>
+        </w:tabs>
+        <w:ind w:left="1440" w:hanging="360"/>
+      </w:pPr>
+      <w:rPr>
+        <w:rFonts w:ascii="Symbol" w:hAnsi="Symbol" w:hint="default"/>
+        <w:sz w:val="20"/>
+      </w:rPr>
+    </w:lvl>
+    <w:lvl w:ilvl="2" w:tentative="1">
+      <w:start w:val="1"/>
+      <w:numFmt w:val="bullet"/>
+      <w:lvlText w:val=""/>
+      <w:lvlJc w:val="left"/>
+      <w:pPr>
+        <w:tabs>
+          <w:tab w:val="num" w:pos="2160"/>
+        </w:tabs>
+        <w:ind w:left="2160" w:hanging="360"/>
+      </w:pPr>
+      <w:rPr>
+        <w:rFonts w:ascii="Symbol" w:hAnsi="Symbol" w:hint="default"/>
+        <w:sz w:val="20"/>
+      </w:rPr>
+    </w:lvl>
+    <w:lvl w:ilvl="3" w:tentative="1">
+      <w:start w:val="1"/>
+      <w:numFmt w:val="bullet"/>
+      <w:lvlText w:val=""/>
+      <w:lvlJc w:val="left"/>
+      <w:pPr>
+        <w:tabs>
+          <w:tab w:val="num" w:pos="2880"/>
+        </w:tabs>
+        <w:ind w:left="2880" w:hanging="360"/>
+      </w:pPr>
+      <w:rPr>
+        <w:rFonts w:ascii="Symbol" w:hAnsi="Symbol" w:hint="default"/>
+        <w:sz w:val="20"/>
+      </w:rPr>
+    </w:lvl>
+    <w:lvl w:ilvl="4" w:tentative="1">
+      <w:start w:val="1"/>
+      <w:numFmt w:val="bullet"/>
+      <w:lvlText w:val=""/>
+      <w:lvlJc w:val="left"/>
+      <w:pPr>
+        <w:tabs>
+          <w:tab w:val="num" w:pos="3600"/>
+        </w:tabs>
+        <w:ind w:left="3600" w:hanging="360"/>
+      </w:pPr>
+      <w:rPr>
+        <w:rFonts w:ascii="Symbol" w:hAnsi="Symbol" w:hint="default"/>
+        <w:sz w:val="20"/>
+      </w:rPr>
+    </w:lvl>
+    <w:lvl w:ilvl="5" w:tentative="1">
+      <w:start w:val="1"/>
+      <w:numFmt w:val="bullet"/>
+      <w:lvlText w:val=""/>
+      <w:lvlJc w:val="left"/>
+      <w:pPr>
+        <w:tabs>
+          <w:tab w:val="num" w:pos="4320"/>
+        </w:tabs>
+        <w:ind w:left="4320" w:hanging="360"/>
+      </w:pPr>
+      <w:rPr>
+        <w:rFonts w:ascii="Symbol" w:hAnsi="Symbol" w:hint="default"/>
+        <w:sz w:val="20"/>
+      </w:rPr>
+    </w:lvl>
+    <w:lvl w:ilvl="6" w:tentative="1">
+      <w:start w:val="1"/>
+      <w:numFmt w:val="bullet"/>
+      <w:lvlText w:val=""/>
+      <w:lvlJc w:val="left"/>
+      <w:pPr>
+        <w:tabs>
+          <w:tab w:val="num" w:pos="5040"/>
+        </w:tabs>
+        <w:ind w:left="5040" w:hanging="360"/>
+      </w:pPr>
+      <w:rPr>
+        <w:rFonts w:ascii="Symbol" w:hAnsi="Symbol" w:hint="default"/>
+        <w:sz w:val="20"/>
+      </w:rPr>
+    </w:lvl>
+    <w:lvl w:ilvl="7" w:tentative="1">
+      <w:start w:val="1"/>
+      <w:numFmt w:val="bullet"/>
+      <w:lvlText w:val=""/>
+      <w:lvlJc w:val="left"/>
+      <w:pPr>
+        <w:tabs>
+          <w:tab w:val="num" w:pos="5760"/>
+        </w:tabs>
+        <w:ind w:left="5760" w:hanging="360"/>
+      </w:pPr>
+      <w:rPr>
+        <w:rFonts w:ascii="Symbol" w:hAnsi="Symbol" w:hint="default"/>
+        <w:sz w:val="20"/>
+      </w:rPr>
+    </w:lvl>
+    <w:lvl w:ilvl="8" w:tentative="1">
+      <w:start w:val="1"/>
+      <w:numFmt w:val="bullet"/>
+      <w:lvlText w:val=""/>
+      <w:lvlJc w:val="left"/>
+      <w:pPr>
+        <w:tabs>
+          <w:tab w:val="num" w:pos="6480"/>
+        </w:tabs>
+        <w:ind w:left="6480" w:hanging="360"/>
+      </w:pPr>
+      <w:rPr>
+        <w:rFonts w:ascii="Symbol" w:hAnsi="Symbol" w:hint="default"/>
+        <w:sz w:val="20"/>
+      </w:rPr>
+    </w:lvl>
+  </w:abstractNum>
+  <w:abstractNum w:abstractNumId="3" w15:restartNumberingAfterBreak="0">
     <w:nsid w:val="13F55CF7"/>
     <w:multiLevelType w:val="multilevel"/>
     <w:tmpl w:val="66E86EA4"/>
@@ -6937,7 +10402,156 @@
       </w:rPr>
     </w:lvl>
   </w:abstractNum>
-  <w:abstractNum w:abstractNumId="2" w15:restartNumberingAfterBreak="0">
+  <w:abstractNum w:abstractNumId="4" w15:restartNumberingAfterBreak="0">
+    <w:nsid w:val="14512D2C"/>
+    <w:multiLevelType w:val="multilevel"/>
+    <w:tmpl w:val="52CE41BA"/>
+    <w:lvl w:ilvl="0">
+      <w:start w:val="1"/>
+      <w:numFmt w:val="bullet"/>
+      <w:lvlText w:val=""/>
+      <w:lvlJc w:val="left"/>
+      <w:pPr>
+        <w:tabs>
+          <w:tab w:val="num" w:pos="720"/>
+        </w:tabs>
+        <w:ind w:left="720" w:hanging="360"/>
+      </w:pPr>
+      <w:rPr>
+        <w:rFonts w:ascii="Symbol" w:hAnsi="Symbol" w:hint="default"/>
+        <w:sz w:val="20"/>
+      </w:rPr>
+    </w:lvl>
+    <w:lvl w:ilvl="1" w:tentative="1">
+      <w:start w:val="1"/>
+      <w:numFmt w:val="bullet"/>
+      <w:lvlText w:val=""/>
+      <w:lvlJc w:val="left"/>
+      <w:pPr>
+        <w:tabs>
+          <w:tab w:val="num" w:pos="1440"/>
+        </w:tabs>
+        <w:ind w:left="1440" w:hanging="360"/>
+      </w:pPr>
+      <w:rPr>
+        <w:rFonts w:ascii="Symbol" w:hAnsi="Symbol" w:hint="default"/>
+        <w:sz w:val="20"/>
+      </w:rPr>
+    </w:lvl>
+    <w:lvl w:ilvl="2" w:tentative="1">
+      <w:start w:val="1"/>
+      <w:numFmt w:val="bullet"/>
+      <w:lvlText w:val=""/>
+      <w:lvlJc w:val="left"/>
+      <w:pPr>
+        <w:tabs>
+          <w:tab w:val="num" w:pos="2160"/>
+        </w:tabs>
+        <w:ind w:left="2160" w:hanging="360"/>
+      </w:pPr>
+      <w:rPr>
+        <w:rFonts w:ascii="Symbol" w:hAnsi="Symbol" w:hint="default"/>
+        <w:sz w:val="20"/>
+      </w:rPr>
+    </w:lvl>
+    <w:lvl w:ilvl="3" w:tentative="1">
+      <w:start w:val="1"/>
+      <w:numFmt w:val="bullet"/>
+      <w:lvlText w:val=""/>
+      <w:lvlJc w:val="left"/>
+      <w:pPr>
+        <w:tabs>
+          <w:tab w:val="num" w:pos="2880"/>
+        </w:tabs>
+        <w:ind w:left="2880" w:hanging="360"/>
+      </w:pPr>
+      <w:rPr>
+        <w:rFonts w:ascii="Symbol" w:hAnsi="Symbol" w:hint="default"/>
+        <w:sz w:val="20"/>
+      </w:rPr>
+    </w:lvl>
+    <w:lvl w:ilvl="4" w:tentative="1">
+      <w:start w:val="1"/>
+      <w:numFmt w:val="bullet"/>
+      <w:lvlText w:val=""/>
+      <w:lvlJc w:val="left"/>
+      <w:pPr>
+        <w:tabs>
+          <w:tab w:val="num" w:pos="3600"/>
+        </w:tabs>
+        <w:ind w:left="3600" w:hanging="360"/>
+      </w:pPr>
+      <w:rPr>
+        <w:rFonts w:ascii="Symbol" w:hAnsi="Symbol" w:hint="default"/>
+        <w:sz w:val="20"/>
+      </w:rPr>
+    </w:lvl>
+    <w:lvl w:ilvl="5" w:tentative="1">
+      <w:start w:val="1"/>
+      <w:numFmt w:val="bullet"/>
+      <w:lvlText w:val=""/>
+      <w:lvlJc w:val="left"/>
+      <w:pPr>
+        <w:tabs>
+          <w:tab w:val="num" w:pos="4320"/>
+        </w:tabs>
+        <w:ind w:left="4320" w:hanging="360"/>
+      </w:pPr>
+      <w:rPr>
+        <w:rFonts w:ascii="Symbol" w:hAnsi="Symbol" w:hint="default"/>
+        <w:sz w:val="20"/>
+      </w:rPr>
+    </w:lvl>
+    <w:lvl w:ilvl="6" w:tentative="1">
+      <w:start w:val="1"/>
+      <w:numFmt w:val="bullet"/>
+      <w:lvlText w:val=""/>
+      <w:lvlJc w:val="left"/>
+      <w:pPr>
+        <w:tabs>
+          <w:tab w:val="num" w:pos="5040"/>
+        </w:tabs>
+        <w:ind w:left="5040" w:hanging="360"/>
+      </w:pPr>
+      <w:rPr>
+        <w:rFonts w:ascii="Symbol" w:hAnsi="Symbol" w:hint="default"/>
+        <w:sz w:val="20"/>
+      </w:rPr>
+    </w:lvl>
+    <w:lvl w:ilvl="7" w:tentative="1">
+      <w:start w:val="1"/>
+      <w:numFmt w:val="bullet"/>
+      <w:lvlText w:val=""/>
+      <w:lvlJc w:val="left"/>
+      <w:pPr>
+        <w:tabs>
+          <w:tab w:val="num" w:pos="5760"/>
+        </w:tabs>
+        <w:ind w:left="5760" w:hanging="360"/>
+      </w:pPr>
+      <w:rPr>
+        <w:rFonts w:ascii="Symbol" w:hAnsi="Symbol" w:hint="default"/>
+        <w:sz w:val="20"/>
+      </w:rPr>
+    </w:lvl>
+    <w:lvl w:ilvl="8" w:tentative="1">
+      <w:start w:val="1"/>
+      <w:numFmt w:val="bullet"/>
+      <w:lvlText w:val=""/>
+      <w:lvlJc w:val="left"/>
+      <w:pPr>
+        <w:tabs>
+          <w:tab w:val="num" w:pos="6480"/>
+        </w:tabs>
+        <w:ind w:left="6480" w:hanging="360"/>
+      </w:pPr>
+      <w:rPr>
+        <w:rFonts w:ascii="Symbol" w:hAnsi="Symbol" w:hint="default"/>
+        <w:sz w:val="20"/>
+      </w:rPr>
+    </w:lvl>
+  </w:abstractNum>
+  <w:abstractNum w:abstractNumId="5" w15:restartNumberingAfterBreak="0">
     <w:nsid w:val="20842F9F"/>
     <w:multiLevelType w:val="multilevel"/>
     <w:tmpl w:val="5172E238"/>
@@ -7086,7 +10700,156 @@
       </w:rPr>
     </w:lvl>
   </w:abstractNum>
-  <w:abstractNum w:abstractNumId="3" w15:restartNumberingAfterBreak="0">
+  <w:abstractNum w:abstractNumId="6" w15:restartNumberingAfterBreak="0">
+    <w:nsid w:val="22030AA9"/>
+    <w:multiLevelType w:val="multilevel"/>
+    <w:tmpl w:val="6B78758A"/>
+    <w:lvl w:ilvl="0">
+      <w:start w:val="1"/>
+      <w:numFmt w:val="bullet"/>
+      <w:lvlText w:val=""/>
+      <w:lvlJc w:val="left"/>
+      <w:pPr>
+        <w:tabs>
+          <w:tab w:val="num" w:pos="720"/>
+        </w:tabs>
+        <w:ind w:left="720" w:hanging="360"/>
+      </w:pPr>
+      <w:rPr>
+        <w:rFonts w:ascii="Symbol" w:hAnsi="Symbol" w:hint="default"/>
+        <w:sz w:val="20"/>
+      </w:rPr>
+    </w:lvl>
+    <w:lvl w:ilvl="1" w:tentative="1">
+      <w:start w:val="1"/>
+      <w:numFmt w:val="bullet"/>
+      <w:lvlText w:val=""/>
+      <w:lvlJc w:val="left"/>
+      <w:pPr>
+        <w:tabs>
+          <w:tab w:val="num" w:pos="1440"/>
+        </w:tabs>
+        <w:ind w:left="1440" w:hanging="360"/>
+      </w:pPr>
+      <w:rPr>
+        <w:rFonts w:ascii="Symbol" w:hAnsi="Symbol" w:hint="default"/>
+        <w:sz w:val="20"/>
+      </w:rPr>
+    </w:lvl>
+    <w:lvl w:ilvl="2" w:tentative="1">
+      <w:start w:val="1"/>
+      <w:numFmt w:val="bullet"/>
+      <w:lvlText w:val=""/>
+      <w:lvlJc w:val="left"/>
+      <w:pPr>
+        <w:tabs>
+          <w:tab w:val="num" w:pos="2160"/>
+        </w:tabs>
+        <w:ind w:left="2160" w:hanging="360"/>
+      </w:pPr>
+      <w:rPr>
+        <w:rFonts w:ascii="Symbol" w:hAnsi="Symbol" w:hint="default"/>
+        <w:sz w:val="20"/>
+      </w:rPr>
+    </w:lvl>
+    <w:lvl w:ilvl="3" w:tentative="1">
+      <w:start w:val="1"/>
+      <w:numFmt w:val="bullet"/>
+      <w:lvlText w:val=""/>
+      <w:lvlJc w:val="left"/>
+      <w:pPr>
+        <w:tabs>
+          <w:tab w:val="num" w:pos="2880"/>
+        </w:tabs>
+        <w:ind w:left="2880" w:hanging="360"/>
+      </w:pPr>
+      <w:rPr>
+        <w:rFonts w:ascii="Symbol" w:hAnsi="Symbol" w:hint="default"/>
+        <w:sz w:val="20"/>
+      </w:rPr>
+    </w:lvl>
+    <w:lvl w:ilvl="4" w:tentative="1">
+      <w:start w:val="1"/>
+      <w:numFmt w:val="bullet"/>
+      <w:lvlText w:val=""/>
+      <w:lvlJc w:val="left"/>
+      <w:pPr>
+        <w:tabs>
+          <w:tab w:val="num" w:pos="3600"/>
+        </w:tabs>
+        <w:ind w:left="3600" w:hanging="360"/>
+      </w:pPr>
+      <w:rPr>
+        <w:rFonts w:ascii="Symbol" w:hAnsi="Symbol" w:hint="default"/>
+        <w:sz w:val="20"/>
+      </w:rPr>
+    </w:lvl>
+    <w:lvl w:ilvl="5" w:tentative="1">
+      <w:start w:val="1"/>
+      <w:numFmt w:val="bullet"/>
+      <w:lvlText w:val=""/>
+      <w:lvlJc w:val="left"/>
+      <w:pPr>
+        <w:tabs>
+          <w:tab w:val="num" w:pos="4320"/>
+        </w:tabs>
+        <w:ind w:left="4320" w:hanging="360"/>
+      </w:pPr>
+      <w:rPr>
+        <w:rFonts w:ascii="Symbol" w:hAnsi="Symbol" w:hint="default"/>
+        <w:sz w:val="20"/>
+      </w:rPr>
+    </w:lvl>
+    <w:lvl w:ilvl="6" w:tentative="1">
+      <w:start w:val="1"/>
+      <w:numFmt w:val="bullet"/>
+      <w:lvlText w:val=""/>
+      <w:lvlJc w:val="left"/>
+      <w:pPr>
+        <w:tabs>
+          <w:tab w:val="num" w:pos="5040"/>
+        </w:tabs>
+        <w:ind w:left="5040" w:hanging="360"/>
+      </w:pPr>
+      <w:rPr>
+        <w:rFonts w:ascii="Symbol" w:hAnsi="Symbol" w:hint="default"/>
+        <w:sz w:val="20"/>
+      </w:rPr>
+    </w:lvl>
+    <w:lvl w:ilvl="7" w:tentative="1">
+      <w:start w:val="1"/>
+      <w:numFmt w:val="bullet"/>
+      <w:lvlText w:val=""/>
+      <w:lvlJc w:val="left"/>
+      <w:pPr>
+        <w:tabs>
+          <w:tab w:val="num" w:pos="5760"/>
+        </w:tabs>
+        <w:ind w:left="5760" w:hanging="360"/>
+      </w:pPr>
+      <w:rPr>
+        <w:rFonts w:ascii="Symbol" w:hAnsi="Symbol" w:hint="default"/>
+        <w:sz w:val="20"/>
+      </w:rPr>
+    </w:lvl>
+    <w:lvl w:ilvl="8" w:tentative="1">
+      <w:start w:val="1"/>
+      <w:numFmt w:val="bullet"/>
+      <w:lvlText w:val=""/>
+      <w:lvlJc w:val="left"/>
+      <w:pPr>
+        <w:tabs>
+          <w:tab w:val="num" w:pos="6480"/>
+        </w:tabs>
+        <w:ind w:left="6480" w:hanging="360"/>
+      </w:pPr>
+      <w:rPr>
+        <w:rFonts w:ascii="Symbol" w:hAnsi="Symbol" w:hint="default"/>
+        <w:sz w:val="20"/>
+      </w:rPr>
+    </w:lvl>
+  </w:abstractNum>
+  <w:abstractNum w:abstractNumId="7" w15:restartNumberingAfterBreak="0">
     <w:nsid w:val="26E558FD"/>
     <w:multiLevelType w:val="multilevel"/>
     <w:tmpl w:val="44AE5362"/>
@@ -7235,7 +10998,156 @@
       </w:rPr>
     </w:lvl>
   </w:abstractNum>
-  <w:abstractNum w:abstractNumId="4" w15:restartNumberingAfterBreak="0">
+  <w:abstractNum w:abstractNumId="8" w15:restartNumberingAfterBreak="0">
+    <w:nsid w:val="2E540DF6"/>
+    <w:multiLevelType w:val="multilevel"/>
+    <w:tmpl w:val="96D02D32"/>
+    <w:lvl w:ilvl="0">
+      <w:start w:val="1"/>
+      <w:numFmt w:val="bullet"/>
+      <w:lvlText w:val=""/>
+      <w:lvlJc w:val="left"/>
+      <w:pPr>
+        <w:tabs>
+          <w:tab w:val="num" w:pos="720"/>
+        </w:tabs>
+        <w:ind w:left="720" w:hanging="360"/>
+      </w:pPr>
+      <w:rPr>
+        <w:rFonts w:ascii="Symbol" w:hAnsi="Symbol" w:hint="default"/>
+        <w:sz w:val="20"/>
+      </w:rPr>
+    </w:lvl>
+    <w:lvl w:ilvl="1" w:tentative="1">
+      <w:start w:val="1"/>
+      <w:numFmt w:val="bullet"/>
+      <w:lvlText w:val=""/>
+      <w:lvlJc w:val="left"/>
+      <w:pPr>
+        <w:tabs>
+          <w:tab w:val="num" w:pos="1440"/>
+        </w:tabs>
+        <w:ind w:left="1440" w:hanging="360"/>
+      </w:pPr>
+      <w:rPr>
+        <w:rFonts w:ascii="Symbol" w:hAnsi="Symbol" w:hint="default"/>
+        <w:sz w:val="20"/>
+      </w:rPr>
+    </w:lvl>
+    <w:lvl w:ilvl="2" w:tentative="1">
+      <w:start w:val="1"/>
+      <w:numFmt w:val="bullet"/>
+      <w:lvlText w:val=""/>
+      <w:lvlJc w:val="left"/>
+      <w:pPr>
+        <w:tabs>
+          <w:tab w:val="num" w:pos="2160"/>
+        </w:tabs>
+        <w:ind w:left="2160" w:hanging="360"/>
+      </w:pPr>
+      <w:rPr>
+        <w:rFonts w:ascii="Symbol" w:hAnsi="Symbol" w:hint="default"/>
+        <w:sz w:val="20"/>
+      </w:rPr>
+    </w:lvl>
+    <w:lvl w:ilvl="3" w:tentative="1">
+      <w:start w:val="1"/>
+      <w:numFmt w:val="bullet"/>
+      <w:lvlText w:val=""/>
+      <w:lvlJc w:val="left"/>
+      <w:pPr>
+        <w:tabs>
+          <w:tab w:val="num" w:pos="2880"/>
+        </w:tabs>
+        <w:ind w:left="2880" w:hanging="360"/>
+      </w:pPr>
+      <w:rPr>
+        <w:rFonts w:ascii="Symbol" w:hAnsi="Symbol" w:hint="default"/>
+        <w:sz w:val="20"/>
+      </w:rPr>
+    </w:lvl>
+    <w:lvl w:ilvl="4" w:tentative="1">
+      <w:start w:val="1"/>
+      <w:numFmt w:val="bullet"/>
+      <w:lvlText w:val=""/>
+      <w:lvlJc w:val="left"/>
+      <w:pPr>
+        <w:tabs>
+          <w:tab w:val="num" w:pos="3600"/>
+        </w:tabs>
+        <w:ind w:left="3600" w:hanging="360"/>
+      </w:pPr>
+      <w:rPr>
+        <w:rFonts w:ascii="Symbol" w:hAnsi="Symbol" w:hint="default"/>
+        <w:sz w:val="20"/>
+      </w:rPr>
+    </w:lvl>
+    <w:lvl w:ilvl="5" w:tentative="1">
+      <w:start w:val="1"/>
+      <w:numFmt w:val="bullet"/>
+      <w:lvlText w:val=""/>
+      <w:lvlJc w:val="left"/>
+      <w:pPr>
+        <w:tabs>
+          <w:tab w:val="num" w:pos="4320"/>
+        </w:tabs>
+        <w:ind w:left="4320" w:hanging="360"/>
+      </w:pPr>
+      <w:rPr>
+        <w:rFonts w:ascii="Symbol" w:hAnsi="Symbol" w:hint="default"/>
+        <w:sz w:val="20"/>
+      </w:rPr>
+    </w:lvl>
+    <w:lvl w:ilvl="6" w:tentative="1">
+      <w:start w:val="1"/>
+      <w:numFmt w:val="bullet"/>
+      <w:lvlText w:val=""/>
+      <w:lvlJc w:val="left"/>
+      <w:pPr>
+        <w:tabs>
+          <w:tab w:val="num" w:pos="5040"/>
+        </w:tabs>
+        <w:ind w:left="5040" w:hanging="360"/>
+      </w:pPr>
+      <w:rPr>
+        <w:rFonts w:ascii="Symbol" w:hAnsi="Symbol" w:hint="default"/>
+        <w:sz w:val="20"/>
+      </w:rPr>
+    </w:lvl>
+    <w:lvl w:ilvl="7" w:tentative="1">
+      <w:start w:val="1"/>
+      <w:numFmt w:val="bullet"/>
+      <w:lvlText w:val=""/>
+      <w:lvlJc w:val="left"/>
+      <w:pPr>
+        <w:tabs>
+          <w:tab w:val="num" w:pos="5760"/>
+        </w:tabs>
+        <w:ind w:left="5760" w:hanging="360"/>
+      </w:pPr>
+      <w:rPr>
+        <w:rFonts w:ascii="Symbol" w:hAnsi="Symbol" w:hint="default"/>
+        <w:sz w:val="20"/>
+      </w:rPr>
+    </w:lvl>
+    <w:lvl w:ilvl="8" w:tentative="1">
+      <w:start w:val="1"/>
+      <w:numFmt w:val="bullet"/>
+      <w:lvlText w:val=""/>
+      <w:lvlJc w:val="left"/>
+      <w:pPr>
+        <w:tabs>
+          <w:tab w:val="num" w:pos="6480"/>
+        </w:tabs>
+        <w:ind w:left="6480" w:hanging="360"/>
+      </w:pPr>
+      <w:rPr>
+        <w:rFonts w:ascii="Symbol" w:hAnsi="Symbol" w:hint="default"/>
+        <w:sz w:val="20"/>
+      </w:rPr>
+    </w:lvl>
+  </w:abstractNum>
+  <w:abstractNum w:abstractNumId="9" w15:restartNumberingAfterBreak="0">
     <w:nsid w:val="34850E0D"/>
     <w:multiLevelType w:val="multilevel"/>
     <w:tmpl w:val="7C92845A"/>
@@ -7384,7 +11296,7 @@
       </w:rPr>
     </w:lvl>
   </w:abstractNum>
-  <w:abstractNum w:abstractNumId="5" w15:restartNumberingAfterBreak="0">
+  <w:abstractNum w:abstractNumId="10" w15:restartNumberingAfterBreak="0">
     <w:nsid w:val="357625DB"/>
     <w:multiLevelType w:val="multilevel"/>
     <w:tmpl w:val="0BAC159E"/>
@@ -7533,7 +11445,156 @@
       </w:rPr>
     </w:lvl>
   </w:abstractNum>
-  <w:abstractNum w:abstractNumId="6" w15:restartNumberingAfterBreak="0">
+  <w:abstractNum w:abstractNumId="11" w15:restartNumberingAfterBreak="0">
+    <w:nsid w:val="43974AC6"/>
+    <w:multiLevelType w:val="multilevel"/>
+    <w:tmpl w:val="9C526F66"/>
+    <w:lvl w:ilvl="0">
+      <w:start w:val="1"/>
+      <w:numFmt w:val="bullet"/>
+      <w:lvlText w:val=""/>
+      <w:lvlJc w:val="left"/>
+      <w:pPr>
+        <w:tabs>
+          <w:tab w:val="num" w:pos="720"/>
+        </w:tabs>
+        <w:ind w:left="720" w:hanging="360"/>
+      </w:pPr>
+      <w:rPr>
+        <w:rFonts w:ascii="Symbol" w:hAnsi="Symbol" w:hint="default"/>
+        <w:sz w:val="20"/>
+      </w:rPr>
+    </w:lvl>
+    <w:lvl w:ilvl="1" w:tentative="1">
+      <w:start w:val="1"/>
+      <w:numFmt w:val="bullet"/>
+      <w:lvlText w:val=""/>
+      <w:lvlJc w:val="left"/>
+      <w:pPr>
+        <w:tabs>
+          <w:tab w:val="num" w:pos="1440"/>
+        </w:tabs>
+        <w:ind w:left="1440" w:hanging="360"/>
+      </w:pPr>
+      <w:rPr>
+        <w:rFonts w:ascii="Symbol" w:hAnsi="Symbol" w:hint="default"/>
+        <w:sz w:val="20"/>
+      </w:rPr>
+    </w:lvl>
+    <w:lvl w:ilvl="2" w:tentative="1">
+      <w:start w:val="1"/>
+      <w:numFmt w:val="bullet"/>
+      <w:lvlText w:val=""/>
+      <w:lvlJc w:val="left"/>
+      <w:pPr>
+        <w:tabs>
+          <w:tab w:val="num" w:pos="2160"/>
+        </w:tabs>
+        <w:ind w:left="2160" w:hanging="360"/>
+      </w:pPr>
+      <w:rPr>
+        <w:rFonts w:ascii="Symbol" w:hAnsi="Symbol" w:hint="default"/>
+        <w:sz w:val="20"/>
+      </w:rPr>
+    </w:lvl>
+    <w:lvl w:ilvl="3" w:tentative="1">
+      <w:start w:val="1"/>
+      <w:numFmt w:val="bullet"/>
+      <w:lvlText w:val=""/>
+      <w:lvlJc w:val="left"/>
+      <w:pPr>
+        <w:tabs>
+          <w:tab w:val="num" w:pos="2880"/>
+        </w:tabs>
+        <w:ind w:left="2880" w:hanging="360"/>
+      </w:pPr>
+      <w:rPr>
+        <w:rFonts w:ascii="Symbol" w:hAnsi="Symbol" w:hint="default"/>
+        <w:sz w:val="20"/>
+      </w:rPr>
+    </w:lvl>
+    <w:lvl w:ilvl="4" w:tentative="1">
+      <w:start w:val="1"/>
+      <w:numFmt w:val="bullet"/>
+      <w:lvlText w:val=""/>
+      <w:lvlJc w:val="left"/>
+      <w:pPr>
+        <w:tabs>
+          <w:tab w:val="num" w:pos="3600"/>
+        </w:tabs>
+        <w:ind w:left="3600" w:hanging="360"/>
+      </w:pPr>
+      <w:rPr>
+        <w:rFonts w:ascii="Symbol" w:hAnsi="Symbol" w:hint="default"/>
+        <w:sz w:val="20"/>
+      </w:rPr>
+    </w:lvl>
+    <w:lvl w:ilvl="5" w:tentative="1">
+      <w:start w:val="1"/>
+      <w:numFmt w:val="bullet"/>
+      <w:lvlText w:val=""/>
+      <w:lvlJc w:val="left"/>
+      <w:pPr>
+        <w:tabs>
+          <w:tab w:val="num" w:pos="4320"/>
+        </w:tabs>
+        <w:ind w:left="4320" w:hanging="360"/>
+      </w:pPr>
+      <w:rPr>
+        <w:rFonts w:ascii="Symbol" w:hAnsi="Symbol" w:hint="default"/>
+        <w:sz w:val="20"/>
+      </w:rPr>
+    </w:lvl>
+    <w:lvl w:ilvl="6" w:tentative="1">
+      <w:start w:val="1"/>
+      <w:numFmt w:val="bullet"/>
+      <w:lvlText w:val=""/>
+      <w:lvlJc w:val="left"/>
+      <w:pPr>
+        <w:tabs>
+          <w:tab w:val="num" w:pos="5040"/>
+        </w:tabs>
+        <w:ind w:left="5040" w:hanging="360"/>
+      </w:pPr>
+      <w:rPr>
+        <w:rFonts w:ascii="Symbol" w:hAnsi="Symbol" w:hint="default"/>
+        <w:sz w:val="20"/>
+      </w:rPr>
+    </w:lvl>
+    <w:lvl w:ilvl="7" w:tentative="1">
+      <w:start w:val="1"/>
+      <w:numFmt w:val="bullet"/>
+      <w:lvlText w:val=""/>
+      <w:lvlJc w:val="left"/>
+      <w:pPr>
+        <w:tabs>
+          <w:tab w:val="num" w:pos="5760"/>
+        </w:tabs>
+        <w:ind w:left="5760" w:hanging="360"/>
+      </w:pPr>
+      <w:rPr>
+        <w:rFonts w:ascii="Symbol" w:hAnsi="Symbol" w:hint="default"/>
+        <w:sz w:val="20"/>
+      </w:rPr>
+    </w:lvl>
+    <w:lvl w:ilvl="8" w:tentative="1">
+      <w:start w:val="1"/>
+      <w:numFmt w:val="bullet"/>
+      <w:lvlText w:val=""/>
+      <w:lvlJc w:val="left"/>
+      <w:pPr>
+        <w:tabs>
+          <w:tab w:val="num" w:pos="6480"/>
+        </w:tabs>
+        <w:ind w:left="6480" w:hanging="360"/>
+      </w:pPr>
+      <w:rPr>
+        <w:rFonts w:ascii="Symbol" w:hAnsi="Symbol" w:hint="default"/>
+        <w:sz w:val="20"/>
+      </w:rPr>
+    </w:lvl>
+  </w:abstractNum>
+  <w:abstractNum w:abstractNumId="12" w15:restartNumberingAfterBreak="0">
     <w:nsid w:val="43DC004C"/>
     <w:multiLevelType w:val="multilevel"/>
     <w:tmpl w:val="29809A96"/>
@@ -7682,7 +11743,7 @@
       </w:rPr>
     </w:lvl>
   </w:abstractNum>
-  <w:abstractNum w:abstractNumId="7" w15:restartNumberingAfterBreak="0">
+  <w:abstractNum w:abstractNumId="13" w15:restartNumberingAfterBreak="0">
     <w:nsid w:val="453F4E47"/>
     <w:multiLevelType w:val="multilevel"/>
     <w:tmpl w:val="717E5AA0"/>
@@ -7831,7 +11892,7 @@
       </w:rPr>
     </w:lvl>
   </w:abstractNum>
-  <w:abstractNum w:abstractNumId="8" w15:restartNumberingAfterBreak="0">
+  <w:abstractNum w:abstractNumId="14" w15:restartNumberingAfterBreak="0">
     <w:nsid w:val="455170BA"/>
     <w:multiLevelType w:val="multilevel"/>
     <w:tmpl w:val="B2107DBC"/>
@@ -7980,7 +12041,156 @@
       </w:rPr>
     </w:lvl>
   </w:abstractNum>
-  <w:abstractNum w:abstractNumId="9" w15:restartNumberingAfterBreak="0">
+  <w:abstractNum w:abstractNumId="15" w15:restartNumberingAfterBreak="0">
+    <w:nsid w:val="4C21552E"/>
+    <w:multiLevelType w:val="multilevel"/>
+    <w:tmpl w:val="0982392E"/>
+    <w:lvl w:ilvl="0">
+      <w:start w:val="1"/>
+      <w:numFmt w:val="bullet"/>
+      <w:lvlText w:val=""/>
+      <w:lvlJc w:val="left"/>
+      <w:pPr>
+        <w:tabs>
+          <w:tab w:val="num" w:pos="720"/>
+        </w:tabs>
+        <w:ind w:left="720" w:hanging="360"/>
+      </w:pPr>
+      <w:rPr>
+        <w:rFonts w:ascii="Symbol" w:hAnsi="Symbol" w:hint="default"/>
+        <w:sz w:val="20"/>
+      </w:rPr>
+    </w:lvl>
+    <w:lvl w:ilvl="1" w:tentative="1">
+      <w:start w:val="1"/>
+      <w:numFmt w:val="bullet"/>
+      <w:lvlText w:val=""/>
+      <w:lvlJc w:val="left"/>
+      <w:pPr>
+        <w:tabs>
+          <w:tab w:val="num" w:pos="1440"/>
+        </w:tabs>
+        <w:ind w:left="1440" w:hanging="360"/>
+      </w:pPr>
+      <w:rPr>
+        <w:rFonts w:ascii="Symbol" w:hAnsi="Symbol" w:hint="default"/>
+        <w:sz w:val="20"/>
+      </w:rPr>
+    </w:lvl>
+    <w:lvl w:ilvl="2" w:tentative="1">
+      <w:start w:val="1"/>
+      <w:numFmt w:val="bullet"/>
+      <w:lvlText w:val=""/>
+      <w:lvlJc w:val="left"/>
+      <w:pPr>
+        <w:tabs>
+          <w:tab w:val="num" w:pos="2160"/>
+        </w:tabs>
+        <w:ind w:left="2160" w:hanging="360"/>
+      </w:pPr>
+      <w:rPr>
+        <w:rFonts w:ascii="Symbol" w:hAnsi="Symbol" w:hint="default"/>
+        <w:sz w:val="20"/>
+      </w:rPr>
+    </w:lvl>
+    <w:lvl w:ilvl="3" w:tentative="1">
+      <w:start w:val="1"/>
+      <w:numFmt w:val="bullet"/>
+      <w:lvlText w:val=""/>
+      <w:lvlJc w:val="left"/>
+      <w:pPr>
+        <w:tabs>
+          <w:tab w:val="num" w:pos="2880"/>
+        </w:tabs>
+        <w:ind w:left="2880" w:hanging="360"/>
+      </w:pPr>
+      <w:rPr>
+        <w:rFonts w:ascii="Symbol" w:hAnsi="Symbol" w:hint="default"/>
+        <w:sz w:val="20"/>
+      </w:rPr>
+    </w:lvl>
+    <w:lvl w:ilvl="4" w:tentative="1">
+      <w:start w:val="1"/>
+      <w:numFmt w:val="bullet"/>
+      <w:lvlText w:val=""/>
+      <w:lvlJc w:val="left"/>
+      <w:pPr>
+        <w:tabs>
+          <w:tab w:val="num" w:pos="3600"/>
+        </w:tabs>
+        <w:ind w:left="3600" w:hanging="360"/>
+      </w:pPr>
+      <w:rPr>
+        <w:rFonts w:ascii="Symbol" w:hAnsi="Symbol" w:hint="default"/>
+        <w:sz w:val="20"/>
+      </w:rPr>
+    </w:lvl>
+    <w:lvl w:ilvl="5" w:tentative="1">
+      <w:start w:val="1"/>
+      <w:numFmt w:val="bullet"/>
+      <w:lvlText w:val=""/>
+      <w:lvlJc w:val="left"/>
+      <w:pPr>
+        <w:tabs>
+          <w:tab w:val="num" w:pos="4320"/>
+        </w:tabs>
+        <w:ind w:left="4320" w:hanging="360"/>
+      </w:pPr>
+      <w:rPr>
+        <w:rFonts w:ascii="Symbol" w:hAnsi="Symbol" w:hint="default"/>
+        <w:sz w:val="20"/>
+      </w:rPr>
+    </w:lvl>
+    <w:lvl w:ilvl="6" w:tentative="1">
+      <w:start w:val="1"/>
+      <w:numFmt w:val="bullet"/>
+      <w:lvlText w:val=""/>
+      <w:lvlJc w:val="left"/>
+      <w:pPr>
+        <w:tabs>
+          <w:tab w:val="num" w:pos="5040"/>
+        </w:tabs>
+        <w:ind w:left="5040" w:hanging="360"/>
+      </w:pPr>
+      <w:rPr>
+        <w:rFonts w:ascii="Symbol" w:hAnsi="Symbol" w:hint="default"/>
+        <w:sz w:val="20"/>
+      </w:rPr>
+    </w:lvl>
+    <w:lvl w:ilvl="7" w:tentative="1">
+      <w:start w:val="1"/>
+      <w:numFmt w:val="bullet"/>
+      <w:lvlText w:val=""/>
+      <w:lvlJc w:val="left"/>
+      <w:pPr>
+        <w:tabs>
+          <w:tab w:val="num" w:pos="5760"/>
+        </w:tabs>
+        <w:ind w:left="5760" w:hanging="360"/>
+      </w:pPr>
+      <w:rPr>
+        <w:rFonts w:ascii="Symbol" w:hAnsi="Symbol" w:hint="default"/>
+        <w:sz w:val="20"/>
+      </w:rPr>
+    </w:lvl>
+    <w:lvl w:ilvl="8" w:tentative="1">
+      <w:start w:val="1"/>
+      <w:numFmt w:val="bullet"/>
+      <w:lvlText w:val=""/>
+      <w:lvlJc w:val="left"/>
+      <w:pPr>
+        <w:tabs>
+          <w:tab w:val="num" w:pos="6480"/>
+        </w:tabs>
+        <w:ind w:left="6480" w:hanging="360"/>
+      </w:pPr>
+      <w:rPr>
+        <w:rFonts w:ascii="Symbol" w:hAnsi="Symbol" w:hint="default"/>
+        <w:sz w:val="20"/>
+      </w:rPr>
+    </w:lvl>
+  </w:abstractNum>
+  <w:abstractNum w:abstractNumId="16" w15:restartNumberingAfterBreak="0">
     <w:nsid w:val="4E9A2A91"/>
     <w:multiLevelType w:val="multilevel"/>
     <w:tmpl w:val="90348F64"/>
@@ -8129,7 +12339,156 @@
       </w:rPr>
     </w:lvl>
   </w:abstractNum>
-  <w:abstractNum w:abstractNumId="10" w15:restartNumberingAfterBreak="0">
+  <w:abstractNum w:abstractNumId="17" w15:restartNumberingAfterBreak="0">
+    <w:nsid w:val="5B73078A"/>
+    <w:multiLevelType w:val="multilevel"/>
+    <w:tmpl w:val="CAEAEBEE"/>
+    <w:lvl w:ilvl="0">
+      <w:start w:val="1"/>
+      <w:numFmt w:val="bullet"/>
+      <w:lvlText w:val=""/>
+      <w:lvlJc w:val="left"/>
+      <w:pPr>
+        <w:tabs>
+          <w:tab w:val="num" w:pos="720"/>
+        </w:tabs>
+        <w:ind w:left="720" w:hanging="360"/>
+      </w:pPr>
+      <w:rPr>
+        <w:rFonts w:ascii="Symbol" w:hAnsi="Symbol" w:hint="default"/>
+        <w:sz w:val="20"/>
+      </w:rPr>
+    </w:lvl>
+    <w:lvl w:ilvl="1" w:tentative="1">
+      <w:start w:val="1"/>
+      <w:numFmt w:val="bullet"/>
+      <w:lvlText w:val=""/>
+      <w:lvlJc w:val="left"/>
+      <w:pPr>
+        <w:tabs>
+          <w:tab w:val="num" w:pos="1440"/>
+        </w:tabs>
+        <w:ind w:left="1440" w:hanging="360"/>
+      </w:pPr>
+      <w:rPr>
+        <w:rFonts w:ascii="Symbol" w:hAnsi="Symbol" w:hint="default"/>
+        <w:sz w:val="20"/>
+      </w:rPr>
+    </w:lvl>
+    <w:lvl w:ilvl="2" w:tentative="1">
+      <w:start w:val="1"/>
+      <w:numFmt w:val="bullet"/>
+      <w:lvlText w:val=""/>
+      <w:lvlJc w:val="left"/>
+      <w:pPr>
+        <w:tabs>
+          <w:tab w:val="num" w:pos="2160"/>
+        </w:tabs>
+        <w:ind w:left="2160" w:hanging="360"/>
+      </w:pPr>
+      <w:rPr>
+        <w:rFonts w:ascii="Symbol" w:hAnsi="Symbol" w:hint="default"/>
+        <w:sz w:val="20"/>
+      </w:rPr>
+    </w:lvl>
+    <w:lvl w:ilvl="3" w:tentative="1">
+      <w:start w:val="1"/>
+      <w:numFmt w:val="bullet"/>
+      <w:lvlText w:val=""/>
+      <w:lvlJc w:val="left"/>
+      <w:pPr>
+        <w:tabs>
+          <w:tab w:val="num" w:pos="2880"/>
+        </w:tabs>
+        <w:ind w:left="2880" w:hanging="360"/>
+      </w:pPr>
+      <w:rPr>
+        <w:rFonts w:ascii="Symbol" w:hAnsi="Symbol" w:hint="default"/>
+        <w:sz w:val="20"/>
+      </w:rPr>
+    </w:lvl>
+    <w:lvl w:ilvl="4" w:tentative="1">
+      <w:start w:val="1"/>
+      <w:numFmt w:val="bullet"/>
+      <w:lvlText w:val=""/>
+      <w:lvlJc w:val="left"/>
+      <w:pPr>
+        <w:tabs>
+          <w:tab w:val="num" w:pos="3600"/>
+        </w:tabs>
+        <w:ind w:left="3600" w:hanging="360"/>
+      </w:pPr>
+      <w:rPr>
+        <w:rFonts w:ascii="Symbol" w:hAnsi="Symbol" w:hint="default"/>
+        <w:sz w:val="20"/>
+      </w:rPr>
+    </w:lvl>
+    <w:lvl w:ilvl="5" w:tentative="1">
+      <w:start w:val="1"/>
+      <w:numFmt w:val="bullet"/>
+      <w:lvlText w:val=""/>
+      <w:lvlJc w:val="left"/>
+      <w:pPr>
+        <w:tabs>
+          <w:tab w:val="num" w:pos="4320"/>
+        </w:tabs>
+        <w:ind w:left="4320" w:hanging="360"/>
+      </w:pPr>
+      <w:rPr>
+        <w:rFonts w:ascii="Symbol" w:hAnsi="Symbol" w:hint="default"/>
+        <w:sz w:val="20"/>
+      </w:rPr>
+    </w:lvl>
+    <w:lvl w:ilvl="6" w:tentative="1">
+      <w:start w:val="1"/>
+      <w:numFmt w:val="bullet"/>
+      <w:lvlText w:val=""/>
+      <w:lvlJc w:val="left"/>
+      <w:pPr>
+        <w:tabs>
+          <w:tab w:val="num" w:pos="5040"/>
+        </w:tabs>
+        <w:ind w:left="5040" w:hanging="360"/>
+      </w:pPr>
+      <w:rPr>
+        <w:rFonts w:ascii="Symbol" w:hAnsi="Symbol" w:hint="default"/>
+        <w:sz w:val="20"/>
+      </w:rPr>
+    </w:lvl>
+    <w:lvl w:ilvl="7" w:tentative="1">
+      <w:start w:val="1"/>
+      <w:numFmt w:val="bullet"/>
+      <w:lvlText w:val=""/>
+      <w:lvlJc w:val="left"/>
+      <w:pPr>
+        <w:tabs>
+          <w:tab w:val="num" w:pos="5760"/>
+        </w:tabs>
+        <w:ind w:left="5760" w:hanging="360"/>
+      </w:pPr>
+      <w:rPr>
+        <w:rFonts w:ascii="Symbol" w:hAnsi="Symbol" w:hint="default"/>
+        <w:sz w:val="20"/>
+      </w:rPr>
+    </w:lvl>
+    <w:lvl w:ilvl="8" w:tentative="1">
+      <w:start w:val="1"/>
+      <w:numFmt w:val="bullet"/>
+      <w:lvlText w:val=""/>
+      <w:lvlJc w:val="left"/>
+      <w:pPr>
+        <w:tabs>
+          <w:tab w:val="num" w:pos="6480"/>
+        </w:tabs>
+        <w:ind w:left="6480" w:hanging="360"/>
+      </w:pPr>
+      <w:rPr>
+        <w:rFonts w:ascii="Symbol" w:hAnsi="Symbol" w:hint="default"/>
+        <w:sz w:val="20"/>
+      </w:rPr>
+    </w:lvl>
+  </w:abstractNum>
+  <w:abstractNum w:abstractNumId="18" w15:restartNumberingAfterBreak="0">
     <w:nsid w:val="5F8C523C"/>
     <w:multiLevelType w:val="multilevel"/>
     <w:tmpl w:val="26FC0FFE"/>
@@ -8278,7 +12637,305 @@
       </w:rPr>
     </w:lvl>
   </w:abstractNum>
-  <w:abstractNum w:abstractNumId="11" w15:restartNumberingAfterBreak="0">
+  <w:abstractNum w:abstractNumId="19" w15:restartNumberingAfterBreak="0">
+    <w:nsid w:val="60EF0692"/>
+    <w:multiLevelType w:val="multilevel"/>
+    <w:tmpl w:val="76A4ED40"/>
+    <w:lvl w:ilvl="0">
+      <w:start w:val="1"/>
+      <w:numFmt w:val="bullet"/>
+      <w:lvlText w:val=""/>
+      <w:lvlJc w:val="left"/>
+      <w:pPr>
+        <w:tabs>
+          <w:tab w:val="num" w:pos="720"/>
+        </w:tabs>
+        <w:ind w:left="720" w:hanging="360"/>
+      </w:pPr>
+      <w:rPr>
+        <w:rFonts w:ascii="Symbol" w:hAnsi="Symbol" w:hint="default"/>
+        <w:sz w:val="20"/>
+      </w:rPr>
+    </w:lvl>
+    <w:lvl w:ilvl="1" w:tentative="1">
+      <w:start w:val="1"/>
+      <w:numFmt w:val="bullet"/>
+      <w:lvlText w:val=""/>
+      <w:lvlJc w:val="left"/>
+      <w:pPr>
+        <w:tabs>
+          <w:tab w:val="num" w:pos="1440"/>
+        </w:tabs>
+        <w:ind w:left="1440" w:hanging="360"/>
+      </w:pPr>
+      <w:rPr>
+        <w:rFonts w:ascii="Symbol" w:hAnsi="Symbol" w:hint="default"/>
+        <w:sz w:val="20"/>
+      </w:rPr>
+    </w:lvl>
+    <w:lvl w:ilvl="2" w:tentative="1">
+      <w:start w:val="1"/>
+      <w:numFmt w:val="bullet"/>
+      <w:lvlText w:val=""/>
+      <w:lvlJc w:val="left"/>
+      <w:pPr>
+        <w:tabs>
+          <w:tab w:val="num" w:pos="2160"/>
+        </w:tabs>
+        <w:ind w:left="2160" w:hanging="360"/>
+      </w:pPr>
+      <w:rPr>
+        <w:rFonts w:ascii="Symbol" w:hAnsi="Symbol" w:hint="default"/>
+        <w:sz w:val="20"/>
+      </w:rPr>
+    </w:lvl>
+    <w:lvl w:ilvl="3" w:tentative="1">
+      <w:start w:val="1"/>
+      <w:numFmt w:val="bullet"/>
+      <w:lvlText w:val=""/>
+      <w:lvlJc w:val="left"/>
+      <w:pPr>
+        <w:tabs>
+          <w:tab w:val="num" w:pos="2880"/>
+        </w:tabs>
+        <w:ind w:left="2880" w:hanging="360"/>
+      </w:pPr>
+      <w:rPr>
+        <w:rFonts w:ascii="Symbol" w:hAnsi="Symbol" w:hint="default"/>
+        <w:sz w:val="20"/>
+      </w:rPr>
+    </w:lvl>
+    <w:lvl w:ilvl="4" w:tentative="1">
+      <w:start w:val="1"/>
+      <w:numFmt w:val="bullet"/>
+      <w:lvlText w:val=""/>
+      <w:lvlJc w:val="left"/>
+      <w:pPr>
+        <w:tabs>
+          <w:tab w:val="num" w:pos="3600"/>
+        </w:tabs>
+        <w:ind w:left="3600" w:hanging="360"/>
+      </w:pPr>
+      <w:rPr>
+        <w:rFonts w:ascii="Symbol" w:hAnsi="Symbol" w:hint="default"/>
+        <w:sz w:val="20"/>
+      </w:rPr>
+    </w:lvl>
+    <w:lvl w:ilvl="5" w:tentative="1">
+      <w:start w:val="1"/>
+      <w:numFmt w:val="bullet"/>
+      <w:lvlText w:val=""/>
+      <w:lvlJc w:val="left"/>
+      <w:pPr>
+        <w:tabs>
+          <w:tab w:val="num" w:pos="4320"/>
+        </w:tabs>
+        <w:ind w:left="4320" w:hanging="360"/>
+      </w:pPr>
+      <w:rPr>
+        <w:rFonts w:ascii="Symbol" w:hAnsi="Symbol" w:hint="default"/>
+        <w:sz w:val="20"/>
+      </w:rPr>
+    </w:lvl>
+    <w:lvl w:ilvl="6" w:tentative="1">
+      <w:start w:val="1"/>
+      <w:numFmt w:val="bullet"/>
+      <w:lvlText w:val=""/>
+      <w:lvlJc w:val="left"/>
+      <w:pPr>
+        <w:tabs>
+          <w:tab w:val="num" w:pos="5040"/>
+        </w:tabs>
+        <w:ind w:left="5040" w:hanging="360"/>
+      </w:pPr>
+      <w:rPr>
+        <w:rFonts w:ascii="Symbol" w:hAnsi="Symbol" w:hint="default"/>
+        <w:sz w:val="20"/>
+      </w:rPr>
+    </w:lvl>
+    <w:lvl w:ilvl="7" w:tentative="1">
+      <w:start w:val="1"/>
+      <w:numFmt w:val="bullet"/>
+      <w:lvlText w:val=""/>
+      <w:lvlJc w:val="left"/>
+      <w:pPr>
+        <w:tabs>
+          <w:tab w:val="num" w:pos="5760"/>
+        </w:tabs>
+        <w:ind w:left="5760" w:hanging="360"/>
+      </w:pPr>
+      <w:rPr>
+        <w:rFonts w:ascii="Symbol" w:hAnsi="Symbol" w:hint="default"/>
+        <w:sz w:val="20"/>
+      </w:rPr>
+    </w:lvl>
+    <w:lvl w:ilvl="8" w:tentative="1">
+      <w:start w:val="1"/>
+      <w:numFmt w:val="bullet"/>
+      <w:lvlText w:val=""/>
+      <w:lvlJc w:val="left"/>
+      <w:pPr>
+        <w:tabs>
+          <w:tab w:val="num" w:pos="6480"/>
+        </w:tabs>
+        <w:ind w:left="6480" w:hanging="360"/>
+      </w:pPr>
+      <w:rPr>
+        <w:rFonts w:ascii="Symbol" w:hAnsi="Symbol" w:hint="default"/>
+        <w:sz w:val="20"/>
+      </w:rPr>
+    </w:lvl>
+  </w:abstractNum>
+  <w:abstractNum w:abstractNumId="20" w15:restartNumberingAfterBreak="0">
+    <w:nsid w:val="62DD7A1C"/>
+    <w:multiLevelType w:val="multilevel"/>
+    <w:tmpl w:val="CF520924"/>
+    <w:lvl w:ilvl="0">
+      <w:start w:val="1"/>
+      <w:numFmt w:val="bullet"/>
+      <w:lvlText w:val=""/>
+      <w:lvlJc w:val="left"/>
+      <w:pPr>
+        <w:tabs>
+          <w:tab w:val="num" w:pos="720"/>
+        </w:tabs>
+        <w:ind w:left="720" w:hanging="360"/>
+      </w:pPr>
+      <w:rPr>
+        <w:rFonts w:ascii="Symbol" w:hAnsi="Symbol" w:hint="default"/>
+        <w:sz w:val="20"/>
+      </w:rPr>
+    </w:lvl>
+    <w:lvl w:ilvl="1" w:tentative="1">
+      <w:start w:val="1"/>
+      <w:numFmt w:val="bullet"/>
+      <w:lvlText w:val=""/>
+      <w:lvlJc w:val="left"/>
+      <w:pPr>
+        <w:tabs>
+          <w:tab w:val="num" w:pos="1440"/>
+        </w:tabs>
+        <w:ind w:left="1440" w:hanging="360"/>
+      </w:pPr>
+      <w:rPr>
+        <w:rFonts w:ascii="Symbol" w:hAnsi="Symbol" w:hint="default"/>
+        <w:sz w:val="20"/>
+      </w:rPr>
+    </w:lvl>
+    <w:lvl w:ilvl="2" w:tentative="1">
+      <w:start w:val="1"/>
+      <w:numFmt w:val="bullet"/>
+      <w:lvlText w:val=""/>
+      <w:lvlJc w:val="left"/>
+      <w:pPr>
+        <w:tabs>
+          <w:tab w:val="num" w:pos="2160"/>
+        </w:tabs>
+        <w:ind w:left="2160" w:hanging="360"/>
+      </w:pPr>
+      <w:rPr>
+        <w:rFonts w:ascii="Symbol" w:hAnsi="Symbol" w:hint="default"/>
+        <w:sz w:val="20"/>
+      </w:rPr>
+    </w:lvl>
+    <w:lvl w:ilvl="3" w:tentative="1">
+      <w:start w:val="1"/>
+      <w:numFmt w:val="bullet"/>
+      <w:lvlText w:val=""/>
+      <w:lvlJc w:val="left"/>
+      <w:pPr>
+        <w:tabs>
+          <w:tab w:val="num" w:pos="2880"/>
+        </w:tabs>
+        <w:ind w:left="2880" w:hanging="360"/>
+      </w:pPr>
+      <w:rPr>
+        <w:rFonts w:ascii="Symbol" w:hAnsi="Symbol" w:hint="default"/>
+        <w:sz w:val="20"/>
+      </w:rPr>
+    </w:lvl>
+    <w:lvl w:ilvl="4" w:tentative="1">
+      <w:start w:val="1"/>
+      <w:numFmt w:val="bullet"/>
+      <w:lvlText w:val=""/>
+      <w:lvlJc w:val="left"/>
+      <w:pPr>
+        <w:tabs>
+          <w:tab w:val="num" w:pos="3600"/>
+        </w:tabs>
+        <w:ind w:left="3600" w:hanging="360"/>
+      </w:pPr>
+      <w:rPr>
+        <w:rFonts w:ascii="Symbol" w:hAnsi="Symbol" w:hint="default"/>
+        <w:sz w:val="20"/>
+      </w:rPr>
+    </w:lvl>
+    <w:lvl w:ilvl="5" w:tentative="1">
+      <w:start w:val="1"/>
+      <w:numFmt w:val="bullet"/>
+      <w:lvlText w:val=""/>
+      <w:lvlJc w:val="left"/>
+      <w:pPr>
+        <w:tabs>
+          <w:tab w:val="num" w:pos="4320"/>
+        </w:tabs>
+        <w:ind w:left="4320" w:hanging="360"/>
+      </w:pPr>
+      <w:rPr>
+        <w:rFonts w:ascii="Symbol" w:hAnsi="Symbol" w:hint="default"/>
+        <w:sz w:val="20"/>
+      </w:rPr>
+    </w:lvl>
+    <w:lvl w:ilvl="6" w:tentative="1">
+      <w:start w:val="1"/>
+      <w:numFmt w:val="bullet"/>
+      <w:lvlText w:val=""/>
+      <w:lvlJc w:val="left"/>
+      <w:pPr>
+        <w:tabs>
+          <w:tab w:val="num" w:pos="5040"/>
+        </w:tabs>
+        <w:ind w:left="5040" w:hanging="360"/>
+      </w:pPr>
+      <w:rPr>
+        <w:rFonts w:ascii="Symbol" w:hAnsi="Symbol" w:hint="default"/>
+        <w:sz w:val="20"/>
+      </w:rPr>
+    </w:lvl>
+    <w:lvl w:ilvl="7" w:tentative="1">
+      <w:start w:val="1"/>
+      <w:numFmt w:val="bullet"/>
+      <w:lvlText w:val=""/>
+      <w:lvlJc w:val="left"/>
+      <w:pPr>
+        <w:tabs>
+          <w:tab w:val="num" w:pos="5760"/>
+        </w:tabs>
+        <w:ind w:left="5760" w:hanging="360"/>
+      </w:pPr>
+      <w:rPr>
+        <w:rFonts w:ascii="Symbol" w:hAnsi="Symbol" w:hint="default"/>
+        <w:sz w:val="20"/>
+      </w:rPr>
+    </w:lvl>
+    <w:lvl w:ilvl="8" w:tentative="1">
+      <w:start w:val="1"/>
+      <w:numFmt w:val="bullet"/>
+      <w:lvlText w:val=""/>
+      <w:lvlJc w:val="left"/>
+      <w:pPr>
+        <w:tabs>
+          <w:tab w:val="num" w:pos="6480"/>
+        </w:tabs>
+        <w:ind w:left="6480" w:hanging="360"/>
+      </w:pPr>
+      <w:rPr>
+        <w:rFonts w:ascii="Symbol" w:hAnsi="Symbol" w:hint="default"/>
+        <w:sz w:val="20"/>
+      </w:rPr>
+    </w:lvl>
+  </w:abstractNum>
+  <w:abstractNum w:abstractNumId="21" w15:restartNumberingAfterBreak="0">
     <w:nsid w:val="64B82549"/>
     <w:multiLevelType w:val="multilevel"/>
     <w:tmpl w:val="1A965014"/>
@@ -8427,7 +13084,7 @@
       </w:rPr>
     </w:lvl>
   </w:abstractNum>
-  <w:abstractNum w:abstractNumId="12" w15:restartNumberingAfterBreak="0">
+  <w:abstractNum w:abstractNumId="22" w15:restartNumberingAfterBreak="0">
     <w:nsid w:val="683161E4"/>
     <w:multiLevelType w:val="multilevel"/>
     <w:tmpl w:val="558AE95A"/>
@@ -8540,7 +13197,7 @@
       </w:pPr>
     </w:lvl>
   </w:abstractNum>
-  <w:abstractNum w:abstractNumId="13" w15:restartNumberingAfterBreak="0">
+  <w:abstractNum w:abstractNumId="23" w15:restartNumberingAfterBreak="0">
     <w:nsid w:val="78D13A51"/>
     <w:multiLevelType w:val="multilevel"/>
     <w:tmpl w:val="DD269418"/>
@@ -8690,46 +13347,76 @@
     </w:lvl>
   </w:abstractNum>
   <w:num w:numId="1" w16cid:durableId="125439383">
-    <w:abstractNumId w:val="6"/>
+    <w:abstractNumId w:val="12"/>
   </w:num>
   <w:num w:numId="2" w16cid:durableId="103503342">
-    <w:abstractNumId w:val="1"/>
+    <w:abstractNumId w:val="3"/>
   </w:num>
   <w:num w:numId="3" w16cid:durableId="1902013606">
-    <w:abstractNumId w:val="12"/>
+    <w:abstractNumId w:val="22"/>
   </w:num>
   <w:num w:numId="4" w16cid:durableId="1742100191">
-    <w:abstractNumId w:val="10"/>
+    <w:abstractNumId w:val="18"/>
   </w:num>
   <w:num w:numId="5" w16cid:durableId="130562182">
     <w:abstractNumId w:val="0"/>
   </w:num>
   <w:num w:numId="6" w16cid:durableId="1338339310">
+    <w:abstractNumId w:val="10"/>
+  </w:num>
+  <w:num w:numId="7" w16cid:durableId="494027735">
+    <w:abstractNumId w:val="13"/>
+  </w:num>
+  <w:num w:numId="8" w16cid:durableId="1027099625">
+    <w:abstractNumId w:val="16"/>
+  </w:num>
+  <w:num w:numId="9" w16cid:durableId="889924100">
+    <w:abstractNumId w:val="21"/>
+  </w:num>
+  <w:num w:numId="10" w16cid:durableId="590748297">
+    <w:abstractNumId w:val="7"/>
+  </w:num>
+  <w:num w:numId="11" w16cid:durableId="1609772600">
+    <w:abstractNumId w:val="23"/>
+  </w:num>
+  <w:num w:numId="12" w16cid:durableId="78139040">
+    <w:abstractNumId w:val="14"/>
+  </w:num>
+  <w:num w:numId="13" w16cid:durableId="434642906">
     <w:abstractNumId w:val="5"/>
   </w:num>
-  <w:num w:numId="7" w16cid:durableId="494027735">
-    <w:abstractNumId w:val="7"/>
-  </w:num>
-  <w:num w:numId="8" w16cid:durableId="1027099625">
+  <w:num w:numId="14" w16cid:durableId="2023894721">
     <w:abstractNumId w:val="9"/>
   </w:num>
-  <w:num w:numId="9" w16cid:durableId="889924100">
+  <w:num w:numId="15" w16cid:durableId="1342972593">
+    <w:abstractNumId w:val="17"/>
+  </w:num>
+  <w:num w:numId="16" w16cid:durableId="2096389980">
+    <w:abstractNumId w:val="2"/>
+  </w:num>
+  <w:num w:numId="17" w16cid:durableId="1889874972">
+    <w:abstractNumId w:val="4"/>
+  </w:num>
+  <w:num w:numId="18" w16cid:durableId="465395348">
     <w:abstractNumId w:val="11"/>
   </w:num>
-  <w:num w:numId="10" w16cid:durableId="590748297">
-    <w:abstractNumId w:val="3"/>
-  </w:num>
-  <w:num w:numId="11" w16cid:durableId="1609772600">
-    <w:abstractNumId w:val="13"/>
-  </w:num>
-  <w:num w:numId="12" w16cid:durableId="78139040">
+  <w:num w:numId="19" w16cid:durableId="318460354">
     <w:abstractNumId w:val="8"/>
   </w:num>
-  <w:num w:numId="13" w16cid:durableId="434642906">
-    <w:abstractNumId w:val="2"/>
+  <w:num w:numId="20" w16cid:durableId="2089500012">
+    <w:abstractNumId w:val="15"/>
   </w:num>
-  <w:num w:numId="14" w16cid:durableId="2023894721">
-    <w:abstractNumId w:val="4"/>
+  <w:num w:numId="21" w16cid:durableId="1086803875">
+    <w:abstractNumId w:val="1"/>
+  </w:num>
+  <w:num w:numId="22" w16cid:durableId="867530096">
+    <w:abstractNumId w:val="19"/>
+  </w:num>
+  <w:num w:numId="23" w16cid:durableId="1246917351">
+    <w:abstractNumId w:val="6"/>
+  </w:num>
+  <w:num w:numId="24" w16cid:durableId="16929463">
+    <w:abstractNumId w:val="20"/>
   </w:num>
 </w:numbering>
 </file>
@@ -9153,7 +13840,7 @@
       <w:kern w:val="0"/>
       <w:sz w:val="36"/>
       <w:szCs w:val="36"/>
-      <w:lang w:val="en-KE" w:eastAsia="en-KE"/>
+      <w:lang w:eastAsia="en-KE"/>
       <w14:ligatures w14:val="none"/>
     </w:rPr>
   </w:style>
@@ -9175,7 +13862,7 @@
       <w:kern w:val="0"/>
       <w:sz w:val="27"/>
       <w:szCs w:val="27"/>
-      <w:lang w:val="en-KE" w:eastAsia="en-KE"/>
+      <w:lang w:eastAsia="en-KE"/>
       <w14:ligatures w14:val="none"/>
     </w:rPr>
   </w:style>
@@ -9252,7 +13939,7 @@
       <w:kern w:val="0"/>
       <w:sz w:val="24"/>
       <w:szCs w:val="24"/>
-      <w:lang w:val="en-KE" w:eastAsia="en-KE"/>
+      <w:lang w:eastAsia="en-KE"/>
       <w14:ligatures w14:val="none"/>
     </w:rPr>
   </w:style>
@@ -9291,7 +13978,7 @@
       <w:kern w:val="0"/>
       <w:sz w:val="24"/>
       <w:szCs w:val="24"/>
-      <w:lang w:val="en-KE" w:eastAsia="en-KE"/>
+      <w:lang w:eastAsia="en-KE"/>
       <w14:ligatures w14:val="none"/>
     </w:rPr>
   </w:style>
